--- a/manuscript/manuscript.docx
+++ b/manuscript/manuscript.docx
@@ -224,6 +224,15 @@
         <w:t xml:space="preserve">(Miles et al., 2015)</w:t>
       </w:r>
       <w:r>
+        <w:t xml:space="preserve">. In fact, pre-breeders can make up more than half the population size, and their disappearance can have strong impacts on population health</w:t>
+      </w:r>
+      <w:r>
+        <w:t xml:space="preserve"> </w:t>
+      </w:r>
+      <w:r>
+        <w:t xml:space="preserve">(Taylor &amp; Gnam, 2026)</w:t>
+      </w:r>
+      <w:r>
         <w:t xml:space="preserve">.</w:t>
       </w:r>
     </w:p>
@@ -239,7 +248,7 @@
           <w:i/>
           <w:iCs/>
         </w:rPr>
-        <w:t xml:space="preserve">Fratecula arctica</w:t>
+        <w:t xml:space="preserve">Fratercula arctica</w:t>
       </w:r>
       <w:r>
         <w:t xml:space="preserve">; hereafter</w:t>
@@ -606,6 +615,23 @@
     <w:p>
       <w:pPr>
         <w:pStyle w:val="FirstParagraph"/>
+      </w:pPr>
+      <w:r>
+        <w:t xml:space="preserve">Ethics statement: all birds were legally harvested</w:t>
+      </w:r>
+      <w:r>
+        <w:t xml:space="preserve"> </w:t>
+      </w:r>
+      <w:r>
+        <w:t xml:space="preserve">(Løgtingslóg Um Fuglaveiðu, Sum Seinast Broytt Við Løgtingslóg Nr. 70 Frá 22. Mai 2023, 1984)</w:t>
+      </w:r>
+      <w:r>
+        <w:t xml:space="preserve">, and none of the birds were killed on request specially for this study.</w:t>
+      </w:r>
+    </w:p>
+    <w:p>
+      <w:pPr>
+        <w:pStyle w:val="BodyText"/>
       </w:pPr>
       <w:r>
         <w:t xml:space="preserve">Between 1989 and 2008, J-KJ inspected 5472 randomly selected puffins harvested on the islands of Nólsoy from 1989 to 2006, and on Mykines from 2007 and 2008 (</w:t>
@@ -993,6 +1019,14 @@
         <w:t xml:space="preserve">As a robustness check, we tested whether brood patch detectability drifted over time within confirmed breeding-age females, with a second GLM with brood patch presence as response variable and year as covariate, including only breeding-age females (n = 469). We used the same priors as for the full model, excluding the interaction term. As a second robustness check to confirm that the low sample size (n = 5) in 2007 did not have an undue effect on the overall outcome, we refit the full model excluding 2007.</w:t>
       </w:r>
     </w:p>
+    <w:p>
+      <w:pPr>
+        <w:pStyle w:val="BodyText"/>
+      </w:pPr>
+      <w:r>
+        <w:t xml:space="preserve">All data and R code is available on github:</w:t>
+      </w:r>
+    </w:p>
     <w:bookmarkEnd w:id="11"/>
     <w:bookmarkStart w:id="12" w:name="results"/>
     <w:p>
@@ -1386,17 +1420,75 @@
       </w:r>
     </w:p>
     <w:bookmarkEnd w:id="14"/>
-    <w:bookmarkStart w:id="96" w:name="references"/>
+    <w:bookmarkStart w:id="15" w:name="author-contributions"/>
     <w:p>
       <w:pPr>
         <w:pStyle w:val="Heading1"/>
       </w:pPr>
       <w:r>
+        <w:t xml:space="preserve">Author contributions</w:t>
+      </w:r>
+    </w:p>
+    <w:p>
+      <w:pPr>
+        <w:pStyle w:val="FirstParagraph"/>
+      </w:pPr>
+      <w:r>
+        <w:t xml:space="preserve">AA: conceptualisation; data curation; formal analysis; methodology; validation; visualisation; writing - original draft</w:t>
+      </w:r>
+    </w:p>
+    <w:p>
+      <w:pPr>
+        <w:pStyle w:val="BodyText"/>
+      </w:pPr>
+      <w:r>
+        <w:t xml:space="preserve">JKJ: conceptualisation; data curation; investigation; methodology; resources; writing - review and editing</w:t>
+      </w:r>
+    </w:p>
+    <w:bookmarkEnd w:id="15"/>
+    <w:bookmarkStart w:id="17" w:name="data-and-code-availability"/>
+    <w:p>
+      <w:pPr>
+        <w:pStyle w:val="Heading1"/>
+      </w:pPr>
+      <w:r>
+        <w:t xml:space="preserve">Data and code availability</w:t>
+      </w:r>
+    </w:p>
+    <w:p>
+      <w:pPr>
+        <w:pStyle w:val="FirstParagraph"/>
+      </w:pPr>
+      <w:r>
+        <w:t xml:space="preserve">Data and code for all analyses are available at</w:t>
+      </w:r>
+      <w:r>
+        <w:t xml:space="preserve"> </w:t>
+      </w:r>
+      <w:hyperlink r:id="rId16">
+        <w:r>
+          <w:rPr>
+            <w:rStyle w:val="Hyperlink"/>
+          </w:rPr>
+          <w:t xml:space="preserve">https://github.com/AnneAus/puffin_female_harvest</w:t>
+        </w:r>
+      </w:hyperlink>
+      <w:r>
+        <w:t xml:space="preserve">, archived at Zenodo: [DOI TBD].</w:t>
+      </w:r>
+    </w:p>
+    <w:bookmarkEnd w:id="17"/>
+    <w:bookmarkStart w:id="101" w:name="references"/>
+    <w:p>
+      <w:pPr>
+        <w:pStyle w:val="Heading1"/>
+      </w:pPr>
+      <w:r>
         <w:t xml:space="preserve">REFERENCES</w:t>
       </w:r>
     </w:p>
-    <w:bookmarkStart w:id="73" w:name="refs"/>
-    <w:bookmarkStart w:id="16" w:name="ref-ashcroftSurvivalRatesBreeding1979"/>
+    <w:bookmarkStart w:id="78" w:name="refs"/>
+    <w:bookmarkStart w:id="19" w:name="ref-ashcroftSurvivalRatesBreeding1979"/>
     <w:p>
       <w:pPr>
         <w:pStyle w:val="Bibliography"/>
@@ -1487,7 +1579,7 @@
       <w:r>
         <w:t xml:space="preserve"> </w:t>
       </w:r>
-      <w:hyperlink r:id="rId15">
+      <w:hyperlink r:id="rId18">
         <w:r>
           <w:rPr>
             <w:rStyle w:val="Hyperlink"/>
@@ -1496,8 +1588,8 @@
         </w:r>
       </w:hyperlink>
     </w:p>
-    <w:bookmarkEnd w:id="16"/>
-    <w:bookmarkStart w:id="18" w:name="ref-ausemsVariationFoodAvailability2026"/>
+    <w:bookmarkEnd w:id="19"/>
+    <w:bookmarkStart w:id="21" w:name="ref-ausemsVariationFoodAvailability2026"/>
     <w:p>
       <w:pPr>
         <w:pStyle w:val="Bibliography"/>
@@ -1572,7 +1664,7 @@
       <w:r>
         <w:t xml:space="preserve"> </w:t>
       </w:r>
-      <w:hyperlink r:id="rId17">
+      <w:hyperlink r:id="rId20">
         <w:r>
           <w:rPr>
             <w:rStyle w:val="Hyperlink"/>
@@ -1581,8 +1673,8 @@
         </w:r>
       </w:hyperlink>
     </w:p>
-    <w:bookmarkEnd w:id="18"/>
-    <w:bookmarkStart w:id="20" w:name="ref-baileyIncubationPatchPasserine1952"/>
+    <w:bookmarkEnd w:id="21"/>
+    <w:bookmarkStart w:id="23" w:name="ref-baileyIncubationPatchPasserine1952"/>
     <w:p>
       <w:pPr>
         <w:pStyle w:val="Bibliography"/>
@@ -1640,7 +1732,7 @@
       <w:r>
         <w:t xml:space="preserve"> </w:t>
       </w:r>
-      <w:hyperlink r:id="rId19">
+      <w:hyperlink r:id="rId22">
         <w:r>
           <w:rPr>
             <w:rStyle w:val="Hyperlink"/>
@@ -1649,8 +1741,8 @@
         </w:r>
       </w:hyperlink>
     </w:p>
-    <w:bookmarkEnd w:id="20"/>
-    <w:bookmarkStart w:id="22" w:name="X6fe9fda70bed21ba65d61585bcf1d825af477bf"/>
+    <w:bookmarkEnd w:id="23"/>
+    <w:bookmarkStart w:id="25" w:name="X6fe9fda70bed21ba65d61585bcf1d825af477bf"/>
     <w:p>
       <w:pPr>
         <w:pStyle w:val="Bibliography"/>
@@ -1718,7 +1810,7 @@
       <w:r>
         <w:t xml:space="preserve"> </w:t>
       </w:r>
-      <w:hyperlink r:id="rId21">
+      <w:hyperlink r:id="rId24">
         <w:r>
           <w:rPr>
             <w:rStyle w:val="Hyperlink"/>
@@ -1727,8 +1819,8 @@
         </w:r>
       </w:hyperlink>
     </w:p>
-    <w:bookmarkEnd w:id="22"/>
-    <w:bookmarkStart w:id="24" w:name="X2251d75557b56d22c3e2c47990efce73593f512"/>
+    <w:bookmarkEnd w:id="25"/>
+    <w:bookmarkStart w:id="27" w:name="X2251d75557b56d22c3e2c47990efce73593f512"/>
     <w:p>
       <w:pPr>
         <w:pStyle w:val="Bibliography"/>
@@ -1786,7 +1878,7 @@
       <w:r>
         <w:t xml:space="preserve"> </w:t>
       </w:r>
-      <w:hyperlink r:id="rId23">
+      <w:hyperlink r:id="rId26">
         <w:r>
           <w:rPr>
             <w:rStyle w:val="Hyperlink"/>
@@ -1795,8 +1887,8 @@
         </w:r>
       </w:hyperlink>
     </w:p>
-    <w:bookmarkEnd w:id="24"/>
-    <w:bookmarkStart w:id="26" w:name="ref-burknerBrmsPackageBayesian2017"/>
+    <w:bookmarkEnd w:id="27"/>
+    <w:bookmarkStart w:id="29" w:name="ref-burknerBrmsPackageBayesian2017"/>
     <w:p>
       <w:pPr>
         <w:pStyle w:val="Bibliography"/>
@@ -1875,7 +1967,7 @@
       <w:r>
         <w:t xml:space="preserve"> </w:t>
       </w:r>
-      <w:hyperlink r:id="rId25">
+      <w:hyperlink r:id="rId28">
         <w:r>
           <w:rPr>
             <w:rStyle w:val="Hyperlink"/>
@@ -1884,8 +1976,8 @@
         </w:r>
       </w:hyperlink>
     </w:p>
-    <w:bookmarkEnd w:id="26"/>
-    <w:bookmarkStart w:id="28" w:name="ref-burrLaterHigherLatitudes2016"/>
+    <w:bookmarkEnd w:id="29"/>
+    <w:bookmarkStart w:id="31" w:name="ref-burrLaterHigherLatitudes2016"/>
     <w:p>
       <w:pPr>
         <w:pStyle w:val="Bibliography"/>
@@ -1922,7 +2014,7 @@
       <w:r>
         <w:t xml:space="preserve"> </w:t>
       </w:r>
-      <w:hyperlink r:id="rId27">
+      <w:hyperlink r:id="rId30">
         <w:r>
           <w:rPr>
             <w:rStyle w:val="Hyperlink"/>
@@ -1931,8 +2023,8 @@
         </w:r>
       </w:hyperlink>
     </w:p>
-    <w:bookmarkEnd w:id="28"/>
-    <w:bookmarkStart w:id="30" w:name="ref-clairbauxNorthAtlanticWinter2021"/>
+    <w:bookmarkEnd w:id="31"/>
+    <w:bookmarkStart w:id="33" w:name="ref-clairbauxNorthAtlanticWinter2021"/>
     <w:p>
       <w:pPr>
         <w:pStyle w:val="Bibliography"/>
@@ -1981,7 +2073,7 @@
       <w:r>
         <w:t xml:space="preserve"> </w:t>
       </w:r>
-      <w:hyperlink r:id="rId29">
+      <w:hyperlink r:id="rId32">
         <w:r>
           <w:rPr>
             <w:rStyle w:val="Hyperlink"/>
@@ -1990,8 +2082,8 @@
         </w:r>
       </w:hyperlink>
     </w:p>
-    <w:bookmarkEnd w:id="30"/>
-    <w:bookmarkStart w:id="32" w:name="ref-diasThreatsSeabirdsGlobal2019"/>
+    <w:bookmarkEnd w:id="33"/>
+    <w:bookmarkStart w:id="35" w:name="ref-diasThreatsSeabirdsGlobal2019"/>
     <w:p>
       <w:pPr>
         <w:pStyle w:val="Bibliography"/>
@@ -2040,7 +2132,7 @@
       <w:r>
         <w:t xml:space="preserve"> </w:t>
       </w:r>
-      <w:hyperlink r:id="rId31">
+      <w:hyperlink r:id="rId34">
         <w:r>
           <w:rPr>
             <w:rStyle w:val="Hyperlink"/>
@@ -2049,8 +2141,8 @@
         </w:r>
       </w:hyperlink>
     </w:p>
-    <w:bookmarkEnd w:id="32"/>
-    <w:bookmarkStart w:id="34" w:name="ref-dohertyTestingLifeHistory2004"/>
+    <w:bookmarkEnd w:id="35"/>
+    <w:bookmarkStart w:id="37" w:name="ref-dohertyTestingLifeHistory2004"/>
     <w:p>
       <w:pPr>
         <w:pStyle w:val="Bibliography"/>
@@ -2087,7 +2179,7 @@
       <w:r>
         <w:t xml:space="preserve"> </w:t>
       </w:r>
-      <w:hyperlink r:id="rId33">
+      <w:hyperlink r:id="rId36">
         <w:r>
           <w:rPr>
             <w:rStyle w:val="Hyperlink"/>
@@ -2096,8 +2188,8 @@
         </w:r>
       </w:hyperlink>
     </w:p>
-    <w:bookmarkEnd w:id="34"/>
-    <w:bookmarkStart w:id="36" w:name="ref-durantRegimeShiftsBreeding2004"/>
+    <w:bookmarkEnd w:id="37"/>
+    <w:bookmarkStart w:id="39" w:name="ref-durantRegimeShiftsBreeding2004"/>
     <w:p>
       <w:pPr>
         <w:pStyle w:val="Bibliography"/>
@@ -2146,7 +2238,7 @@
       <w:r>
         <w:t xml:space="preserve"> </w:t>
       </w:r>
-      <w:hyperlink r:id="rId35">
+      <w:hyperlink r:id="rId38">
         <w:r>
           <w:rPr>
             <w:rStyle w:val="Hyperlink"/>
@@ -2155,8 +2247,8 @@
         </w:r>
       </w:hyperlink>
     </w:p>
-    <w:bookmarkEnd w:id="36"/>
-    <w:bookmarkStart w:id="37" w:name="ref-fayetLocalPreyShortages2021"/>
+    <w:bookmarkEnd w:id="39"/>
+    <w:bookmarkStart w:id="40" w:name="ref-fayetLocalPreyShortages2021"/>
     <w:p>
       <w:pPr>
         <w:pStyle w:val="Bibliography"/>
@@ -2203,8 +2295,8 @@
         <w:t xml:space="preserve">, 1152–1164.</w:t>
       </w:r>
     </w:p>
-    <w:bookmarkEnd w:id="37"/>
-    <w:bookmarkStart w:id="39" w:name="X402cb5e1a4e69ff49497d0188bad825f79b15d6"/>
+    <w:bookmarkEnd w:id="40"/>
+    <w:bookmarkStart w:id="42" w:name="X402cb5e1a4e69ff49497d0188bad825f79b15d6"/>
     <w:p>
       <w:pPr>
         <w:pStyle w:val="Bibliography"/>
@@ -2250,7 +2342,7 @@
       <w:r>
         <w:t xml:space="preserve"> </w:t>
       </w:r>
-      <w:hyperlink r:id="rId38">
+      <w:hyperlink r:id="rId41">
         <w:r>
           <w:rPr>
             <w:rStyle w:val="Hyperlink"/>
@@ -2259,8 +2351,8 @@
         </w:r>
       </w:hyperlink>
     </w:p>
-    <w:bookmarkEnd w:id="39"/>
-    <w:bookmarkStart w:id="41" w:name="X33c5e51ec6e1feb638e31c81b30fec3bad61a46"/>
+    <w:bookmarkEnd w:id="42"/>
+    <w:bookmarkStart w:id="44" w:name="X33c5e51ec6e1feb638e31c81b30fec3bad61a46"/>
     <w:p>
       <w:pPr>
         <w:pStyle w:val="Bibliography"/>
@@ -2297,7 +2389,7 @@
       <w:r>
         <w:t xml:space="preserve"> </w:t>
       </w:r>
-      <w:hyperlink r:id="rId40">
+      <w:hyperlink r:id="rId43">
         <w:r>
           <w:rPr>
             <w:rStyle w:val="Hyperlink"/>
@@ -2306,8 +2398,8 @@
         </w:r>
       </w:hyperlink>
     </w:p>
-    <w:bookmarkEnd w:id="41"/>
-    <w:bookmarkStart w:id="42" w:name="Xd2c1001e50c6a03f5980b48bf021065e127b4b3"/>
+    <w:bookmarkEnd w:id="44"/>
+    <w:bookmarkStart w:id="45" w:name="Xd2c1001e50c6a03f5980b48bf021065e127b4b3"/>
     <w:p>
       <w:pPr>
         <w:pStyle w:val="Bibliography"/>
@@ -2388,8 +2480,8 @@
         <w:t xml:space="preserve">(p. 177). Fróðskapur, Faroe University Press.</w:t>
       </w:r>
     </w:p>
-    <w:bookmarkEnd w:id="42"/>
-    <w:bookmarkStart w:id="44" w:name="X686eab3f81361263a84b2098b98864d463c743b"/>
+    <w:bookmarkEnd w:id="45"/>
+    <w:bookmarkStart w:id="47" w:name="X686eab3f81361263a84b2098b98864d463c743b"/>
     <w:p>
       <w:pPr>
         <w:pStyle w:val="Bibliography"/>
@@ -2426,7 +2518,7 @@
       <w:r>
         <w:t xml:space="preserve"> </w:t>
       </w:r>
-      <w:hyperlink r:id="rId43">
+      <w:hyperlink r:id="rId46">
         <w:r>
           <w:rPr>
             <w:rStyle w:val="Hyperlink"/>
@@ -2435,8 +2527,8 @@
         </w:r>
       </w:hyperlink>
     </w:p>
-    <w:bookmarkEnd w:id="44"/>
-    <w:bookmarkStart w:id="45" w:name="ref-jensenPuffinFowlingaFowling2010"/>
+    <w:bookmarkEnd w:id="47"/>
+    <w:bookmarkStart w:id="48" w:name="ref-jensenPuffinFowlingaFowling2010"/>
     <w:p>
       <w:pPr>
         <w:pStyle w:val="Bibliography"/>
@@ -2493,8 +2585,8 @@
         <w:t xml:space="preserve">. Føroya Skúlabókagrunnur.</w:t>
       </w:r>
     </w:p>
-    <w:bookmarkEnd w:id="45"/>
-    <w:bookmarkStart w:id="46" w:name="ref-jensenListBirdsSeen2005"/>
+    <w:bookmarkEnd w:id="48"/>
+    <w:bookmarkStart w:id="49" w:name="ref-jensenListBirdsSeen2005"/>
     <w:p>
       <w:pPr>
         <w:pStyle w:val="Bibliography"/>
@@ -2553,8 +2645,8 @@
         <w:t xml:space="preserve">. Føroya Náttúrugripasavn, Tórshavn, Faroe Islands.</w:t>
       </w:r>
     </w:p>
-    <w:bookmarkEnd w:id="46"/>
-    <w:bookmarkStart w:id="47" w:name="ref-jensenTraditionsPuffinFowling2020"/>
+    <w:bookmarkEnd w:id="49"/>
+    <w:bookmarkStart w:id="50" w:name="ref-jensenTraditionsPuffinFowling2020"/>
     <w:p>
       <w:pPr>
         <w:pStyle w:val="Bibliography"/>
@@ -2601,8 +2693,8 @@
         <w:t xml:space="preserve">, 3–17.</w:t>
       </w:r>
     </w:p>
-    <w:bookmarkEnd w:id="47"/>
-    <w:bookmarkStart w:id="49" w:name="X289cc0e6e2d6f2de639c6553ec3bb635a7ae663"/>
+    <w:bookmarkEnd w:id="50"/>
+    <w:bookmarkStart w:id="52" w:name="X289cc0e6e2d6f2de639c6553ec3bb635a7ae663"/>
     <w:p>
       <w:pPr>
         <w:pStyle w:val="Bibliography"/>
@@ -2651,7 +2743,7 @@
       <w:r>
         <w:t xml:space="preserve"> </w:t>
       </w:r>
-      <w:hyperlink r:id="rId48">
+      <w:hyperlink r:id="rId51">
         <w:r>
           <w:rPr>
             <w:rStyle w:val="Hyperlink"/>
@@ -2660,8 +2752,8 @@
         </w:r>
       </w:hyperlink>
     </w:p>
-    <w:bookmarkEnd w:id="49"/>
-    <w:bookmarkStart w:id="51" w:name="ref-johnson2024icelandic"/>
+    <w:bookmarkEnd w:id="52"/>
+    <w:bookmarkStart w:id="54" w:name="ref-johnson2024icelandic"/>
     <w:p>
       <w:pPr>
         <w:pStyle w:val="Bibliography"/>
@@ -2685,7 +2777,7 @@
       <w:r>
         <w:t xml:space="preserve"> </w:t>
       </w:r>
-      <w:hyperlink r:id="rId50">
+      <w:hyperlink r:id="rId53">
         <w:r>
           <w:rPr>
             <w:rStyle w:val="Hyperlink"/>
@@ -2694,8 +2786,8 @@
         </w:r>
       </w:hyperlink>
     </w:p>
-    <w:bookmarkEnd w:id="51"/>
-    <w:bookmarkStart w:id="53" w:name="ref-jonesIncubationPatchBirds1971"/>
+    <w:bookmarkEnd w:id="54"/>
+    <w:bookmarkStart w:id="56" w:name="ref-jonesIncubationPatchBirds1971"/>
     <w:p>
       <w:pPr>
         <w:pStyle w:val="Bibliography"/>
@@ -2753,7 +2845,7 @@
       <w:r>
         <w:t xml:space="preserve"> </w:t>
       </w:r>
-      <w:hyperlink r:id="rId52">
+      <w:hyperlink r:id="rId55">
         <w:r>
           <w:rPr>
             <w:rStyle w:val="Hyperlink"/>
@@ -2762,8 +2854,8 @@
         </w:r>
       </w:hyperlink>
     </w:p>
-    <w:bookmarkEnd w:id="53"/>
-    <w:bookmarkStart w:id="54" w:name="Xe19625febeb906ccdb6e58cd53cb47af33dcf28"/>
+    <w:bookmarkEnd w:id="56"/>
+    <w:bookmarkStart w:id="57" w:name="Xe19625febeb906ccdb6e58cd53cb47af33dcf28"/>
     <w:p>
       <w:pPr>
         <w:pStyle w:val="Bibliography"/>
@@ -2772,8 +2864,8 @@
         <w:t xml:space="preserve">Løgtingslóg Um Fuglaveiðu, Sum Seinast Broytt Við Løgtingslóg Nr. 70 Frá 22. Mai 2023 (1984).</w:t>
       </w:r>
     </w:p>
-    <w:bookmarkEnd w:id="54"/>
-    <w:bookmarkStart w:id="56" w:name="ref-lowtherAtlanticPuffinFratercula2020"/>
+    <w:bookmarkEnd w:id="57"/>
+    <w:bookmarkStart w:id="59" w:name="ref-lowtherAtlanticPuffinFratercula2020"/>
     <w:p>
       <w:pPr>
         <w:pStyle w:val="Bibliography"/>
@@ -2806,7 +2898,7 @@
       <w:r>
         <w:t xml:space="preserve"> </w:t>
       </w:r>
-      <w:hyperlink r:id="rId55">
+      <w:hyperlink r:id="rId58">
         <w:r>
           <w:rPr>
             <w:rStyle w:val="Hyperlink"/>
@@ -2815,8 +2907,8 @@
         </w:r>
       </w:hyperlink>
     </w:p>
-    <w:bookmarkEnd w:id="56"/>
-    <w:bookmarkStart w:id="58" w:name="X207bec76f29f8d8311150c8279e9cc679159524"/>
+    <w:bookmarkEnd w:id="59"/>
+    <w:bookmarkStart w:id="61" w:name="X207bec76f29f8d8311150c8279e9cc679159524"/>
     <w:p>
       <w:pPr>
         <w:pStyle w:val="Bibliography"/>
@@ -2916,7 +3008,7 @@
       <w:r>
         <w:t xml:space="preserve"> </w:t>
       </w:r>
-      <w:hyperlink r:id="rId57">
+      <w:hyperlink r:id="rId60">
         <w:r>
           <w:rPr>
             <w:rStyle w:val="Hyperlink"/>
@@ -2925,8 +3017,8 @@
         </w:r>
       </w:hyperlink>
     </w:p>
-    <w:bookmarkEnd w:id="58"/>
-    <w:bookmarkStart w:id="60" w:name="X958f21470482a6a06ce614515743210bd9f3c46"/>
+    <w:bookmarkEnd w:id="61"/>
+    <w:bookmarkStart w:id="63" w:name="X958f21470482a6a06ce614515743210bd9f3c46"/>
     <w:p>
       <w:pPr>
         <w:pStyle w:val="Bibliography"/>
@@ -3029,7 +3121,7 @@
       <w:r>
         <w:t xml:space="preserve"> </w:t>
       </w:r>
-      <w:hyperlink r:id="rId59">
+      <w:hyperlink r:id="rId62">
         <w:r>
           <w:rPr>
             <w:rStyle w:val="Hyperlink"/>
@@ -3038,8 +3130,8 @@
         </w:r>
       </w:hyperlink>
     </w:p>
-    <w:bookmarkEnd w:id="60"/>
-    <w:bookmarkStart w:id="62" w:name="ref-milesDeclineAtlanticPuffin2015"/>
+    <w:bookmarkEnd w:id="63"/>
+    <w:bookmarkStart w:id="65" w:name="ref-milesDeclineAtlanticPuffin2015"/>
     <w:p>
       <w:pPr>
         <w:pStyle w:val="Bibliography"/>
@@ -3118,7 +3210,7 @@
       <w:r>
         <w:t xml:space="preserve"> </w:t>
       </w:r>
-      <w:hyperlink r:id="rId61">
+      <w:hyperlink r:id="rId64">
         <w:r>
           <w:rPr>
             <w:rStyle w:val="Hyperlink"/>
@@ -3127,8 +3219,8 @@
         </w:r>
       </w:hyperlink>
     </w:p>
-    <w:bookmarkEnd w:id="62"/>
-    <w:bookmarkStart w:id="64" w:name="ref-rcoreteamRLanguageEnvironment2026"/>
+    <w:bookmarkEnd w:id="65"/>
+    <w:bookmarkStart w:id="67" w:name="ref-rcoreteamRLanguageEnvironment2026"/>
     <w:p>
       <w:pPr>
         <w:pStyle w:val="Bibliography"/>
@@ -3222,7 +3314,7 @@
       <w:r>
         <w:t xml:space="preserve"> </w:t>
       </w:r>
-      <w:hyperlink r:id="rId63">
+      <w:hyperlink r:id="rId66">
         <w:r>
           <w:rPr>
             <w:rStyle w:val="Hyperlink"/>
@@ -3231,8 +3323,8 @@
         </w:r>
       </w:hyperlink>
     </w:p>
-    <w:bookmarkEnd w:id="64"/>
-    <w:bookmarkStart w:id="65" w:name="ref-sandvikHighSurvivalImmatures2008"/>
+    <w:bookmarkEnd w:id="67"/>
+    <w:bookmarkStart w:id="68" w:name="ref-sandvikHighSurvivalImmatures2008"/>
     <w:p>
       <w:pPr>
         <w:pStyle w:val="Bibliography"/>
@@ -3288,13 +3380,60 @@
         <w:t xml:space="preserve">, 723–730.</w:t>
       </w:r>
     </w:p>
-    <w:bookmarkEnd w:id="65"/>
-    <w:bookmarkStart w:id="67" w:name="ref-vanfraneker2004"/>
+    <w:bookmarkEnd w:id="68"/>
+    <w:bookmarkStart w:id="70" w:name="X3ede5c96a343fbec70bed9a420846eae3dca84b"/>
     <w:p>
       <w:pPr>
         <w:pStyle w:val="Bibliography"/>
       </w:pPr>
       <w:r>
+        <w:t xml:space="preserve">Taylor, L. U., &amp; Gnam, E. (2026). Prebreeding populations and the importance of life history for conserving imperiled seabirds.</w:t>
+      </w:r>
+      <w:r>
+        <w:t xml:space="preserve"> </w:t>
+      </w:r>
+      <w:r>
+        <w:rPr>
+          <w:i/>
+          <w:iCs/>
+        </w:rPr>
+        <w:t xml:space="preserve">Frontiers in Ecology and the Environment</w:t>
+      </w:r>
+      <w:r>
+        <w:t xml:space="preserve">,</w:t>
+      </w:r>
+      <w:r>
+        <w:t xml:space="preserve"> </w:t>
+      </w:r>
+      <w:r>
+        <w:rPr>
+          <w:i/>
+          <w:iCs/>
+        </w:rPr>
+        <w:t xml:space="preserve">24</w:t>
+      </w:r>
+      <w:r>
+        <w:t xml:space="preserve">(6), e70049.</w:t>
+      </w:r>
+      <w:r>
+        <w:t xml:space="preserve"> </w:t>
+      </w:r>
+      <w:hyperlink r:id="rId69">
+        <w:r>
+          <w:rPr>
+            <w:rStyle w:val="Hyperlink"/>
+          </w:rPr>
+          <w:t xml:space="preserve">https://doi.org/10.1002/fee.70049</w:t>
+        </w:r>
+      </w:hyperlink>
+    </w:p>
+    <w:bookmarkEnd w:id="70"/>
+    <w:bookmarkStart w:id="72" w:name="ref-vanfraneker2004"/>
+    <w:p>
+      <w:pPr>
+        <w:pStyle w:val="Bibliography"/>
+      </w:pPr>
+      <w:r>
         <w:t xml:space="preserve">Van Franeker, J. A. (2004).</w:t>
       </w:r>
       <w:r>
@@ -3344,7 +3483,7 @@
       <w:r>
         <w:t xml:space="preserve"> </w:t>
       </w:r>
-      <w:hyperlink r:id="rId66">
+      <w:hyperlink r:id="rId71">
         <w:r>
           <w:rPr>
             <w:rStyle w:val="Hyperlink"/>
@@ -3353,8 +3492,8 @@
         </w:r>
       </w:hyperlink>
     </w:p>
-    <w:bookmarkEnd w:id="67"/>
-    <w:bookmarkStart w:id="69" w:name="ref-vehtariPracticalBayesianModel2017"/>
+    <w:bookmarkEnd w:id="72"/>
+    <w:bookmarkStart w:id="74" w:name="ref-vehtariPracticalBayesianModel2017"/>
     <w:p>
       <w:pPr>
         <w:pStyle w:val="Bibliography"/>
@@ -3412,7 +3551,7 @@
       <w:r>
         <w:t xml:space="preserve"> </w:t>
       </w:r>
-      <w:hyperlink r:id="rId68">
+      <w:hyperlink r:id="rId73">
         <w:r>
           <w:rPr>
             <w:rStyle w:val="Hyperlink"/>
@@ -3421,8 +3560,8 @@
         </w:r>
       </w:hyperlink>
     </w:p>
-    <w:bookmarkEnd w:id="69"/>
-    <w:bookmarkStart w:id="71" w:name="Xb381b5d8d6d3401bbb0133a1c086c6f6782b533"/>
+    <w:bookmarkEnd w:id="74"/>
+    <w:bookmarkStart w:id="76" w:name="Xb381b5d8d6d3401bbb0133a1c086c6f6782b533"/>
     <w:p>
       <w:pPr>
         <w:pStyle w:val="Bibliography"/>
@@ -3528,7 +3667,7 @@
       <w:r>
         <w:t xml:space="preserve"> </w:t>
       </w:r>
-      <w:hyperlink r:id="rId70">
+      <w:hyperlink r:id="rId75">
         <w:r>
           <w:rPr>
             <w:rStyle w:val="Hyperlink"/>
@@ -3537,8 +3676,8 @@
         </w:r>
       </w:hyperlink>
     </w:p>
-    <w:bookmarkEnd w:id="71"/>
-    <w:bookmarkStart w:id="72" w:name="ref-vehtariParetoSmoothedImportance2024"/>
+    <w:bookmarkEnd w:id="76"/>
+    <w:bookmarkStart w:id="77" w:name="ref-vehtariParetoSmoothedImportance2024"/>
     <w:p>
       <w:pPr>
         <w:pStyle w:val="Bibliography"/>
@@ -3573,8 +3712,8 @@
         <w:t xml:space="preserve">(72), 1–58.</w:t>
       </w:r>
     </w:p>
-    <w:bookmarkEnd w:id="72"/>
-    <w:bookmarkEnd w:id="73"/>
+    <w:bookmarkEnd w:id="77"/>
+    <w:bookmarkEnd w:id="78"/>
     <w:p>
       <w:r>
         <w:br w:type="page"/>
@@ -3660,117 +3799,24 @@
       <w:tr>
         <w:tc>
           <w:tcPr/>
-          <w:bookmarkStart w:id="78" w:name="fig-map"/>
+          <w:bookmarkStart w:id="83" w:name="fig-map"/>
           <w:p>
             <w:pPr>
               <w:pStyle w:val="Compact"/>
               <w:jc w:val="center"/>
             </w:pPr>
-            <w:bookmarkStart w:id="77" w:name="fig-map"/>
+            <w:bookmarkStart w:id="82" w:name="fig-map"/>
             <w:r>
               <w:drawing>
                 <wp:inline>
                   <wp:extent cx="5943600" cy="6028508"/>
-                  <wp:effectExtent b="0" l="0" r="0" t="0"/>
-                  <wp:docPr descr="" title="" id="75" name="Picture"/>
-                  <a:graphic>
-                    <a:graphicData uri="http://schemas.openxmlformats.org/drawingml/2006/picture">
-                      <pic:pic>
-                        <pic:nvPicPr>
-                          <pic:cNvPr descr="manuscript_files/figure-docx/fig-map-1.png" id="76" name="Picture"/>
-                          <pic:cNvPicPr>
-                            <a:picLocks noChangeArrowheads="1" noChangeAspect="1"/>
-                          </pic:cNvPicPr>
-                        </pic:nvPicPr>
-                        <pic:blipFill>
-                          <a:blip r:embed="rId74"/>
-                          <a:stretch>
-                            <a:fillRect/>
-                          </a:stretch>
-                        </pic:blipFill>
-                        <pic:spPr bwMode="auto">
-                          <a:xfrm>
-                            <a:off x="0" y="0"/>
-                            <a:ext cx="5943600" cy="6028508"/>
-                          </a:xfrm>
-                          <a:prstGeom prst="rect">
-                            <a:avLst/>
-                          </a:prstGeom>
-                          <a:noFill/>
-                          <a:ln w="9525">
-                            <a:noFill/>
-                            <a:headEnd/>
-                            <a:tailEnd/>
-                          </a:ln>
-                        </pic:spPr>
-                      </pic:pic>
-                    </a:graphicData>
-                  </a:graphic>
-                </wp:inline>
-              </w:drawing>
-            </w:r>
-            <w:bookmarkEnd w:id="77"/>
-          </w:p>
-          <w:p>
-            <w:pPr>
-              <w:jc w:val="center"/>
-            </w:pPr>
-            <w:pPr>
-              <w:jc w:val="left"/>
-              <w:spacing w:before="200"/>
-              <w:pStyle w:val="ImageCaption"/>
-            </w:pPr>
-            <w:r>
-              <w:rPr>
-                <w:b/>
-                <w:bCs/>
-              </w:rPr>
-              <w:t xml:space="preserve">Fig.</w:t>
-            </w:r>
-            <w:r>
-              <w:t xml:space="preserve"> 1</w:t>
-            </w:r>
-          </w:p>
-          <w:bookmarkEnd w:id="78"/>
-        </w:tc>
-      </w:tr>
-    </w:tbl>
-    <w:p>
-      <w:r>
-        <w:br w:type="page"/>
-      </w:r>
-    </w:p>
-    <w:tbl>
-      <w:tblPr>
-        <w:tblStyle w:val="Table"/>
-        <w:tblW w:type="pct" w:w="5000"/>
-        <w:tblLayout w:type="fixed"/>
-        <w:tblLook w:firstRow="0" w:lastRow="0" w:firstColumn="0" w:lastColumn="0" w:noHBand="0" w:noVBand="0" w:val="0000"/>
-      </w:tblPr>
-      <w:tblGrid>
-        <w:gridCol w:w="7920"/>
-      </w:tblGrid>
-      <w:tr>
-        <w:tc>
-          <w:tcPr/>
-          <w:bookmarkStart w:id="83" w:name="fig-marg-bar"/>
-          <w:p>
-            <w:pPr>
-              <w:pStyle w:val="Compact"/>
-              <w:jc w:val="center"/>
-            </w:pPr>
-            <w:bookmarkStart w:id="82" w:name="fig-marg-bar"/>
-            <w:r>
-              <w:drawing>
-                <wp:inline>
-                  <wp:extent cx="5943600" cy="4245428"/>
                   <wp:effectExtent b="0" l="0" r="0" t="0"/>
                   <wp:docPr descr="" title="" id="80" name="Picture"/>
                   <a:graphic>
                     <a:graphicData uri="http://schemas.openxmlformats.org/drawingml/2006/picture">
                       <pic:pic>
                         <pic:nvPicPr>
-                          <pic:cNvPr descr="manuscript_files/figure-docx/fig-marg-bar-1.png" id="81" name="Picture"/>
+                          <pic:cNvPr descr="manuscript_files/figure-docx/fig-map-1.png" id="81" name="Picture"/>
                           <pic:cNvPicPr>
                             <a:picLocks noChangeArrowheads="1" noChangeAspect="1"/>
                           </pic:cNvPicPr>
@@ -3784,7 +3830,7 @@
                         <pic:spPr bwMode="auto">
                           <a:xfrm>
                             <a:off x="0" y="0"/>
-                            <a:ext cx="5943600" cy="4245428"/>
+                            <a:ext cx="5943600" cy="6028508"/>
                           </a:xfrm>
                           <a:prstGeom prst="rect">
                             <a:avLst/>
@@ -3821,7 +3867,7 @@
               <w:t xml:space="preserve">Fig.</w:t>
             </w:r>
             <w:r>
-              <w:t xml:space="preserve"> 2</w:t>
+              <w:t xml:space="preserve"> 1</w:t>
             </w:r>
           </w:p>
           <w:bookmarkEnd w:id="83"/>
@@ -3846,13 +3892,13 @@
       <w:tr>
         <w:tc>
           <w:tcPr/>
-          <w:bookmarkStart w:id="88" w:name="fig-pred1"/>
+          <w:bookmarkStart w:id="88" w:name="fig-marg-bar"/>
           <w:p>
             <w:pPr>
               <w:pStyle w:val="Compact"/>
               <w:jc w:val="center"/>
             </w:pPr>
-            <w:bookmarkStart w:id="87" w:name="fig-pred1"/>
+            <w:bookmarkStart w:id="87" w:name="fig-marg-bar"/>
             <w:r>
               <w:drawing>
                 <wp:inline>
@@ -3863,7 +3909,7 @@
                     <a:graphicData uri="http://schemas.openxmlformats.org/drawingml/2006/picture">
                       <pic:pic>
                         <pic:nvPicPr>
-                          <pic:cNvPr descr="manuscript_files/figure-docx/fig-pred1-1.png" id="86" name="Picture"/>
+                          <pic:cNvPr descr="manuscript_files/figure-docx/fig-marg-bar-1.png" id="86" name="Picture"/>
                           <pic:cNvPicPr>
                             <a:picLocks noChangeArrowheads="1" noChangeAspect="1"/>
                           </pic:cNvPicPr>
@@ -3914,7 +3960,7 @@
               <w:t xml:space="preserve">Fig.</w:t>
             </w:r>
             <w:r>
-              <w:t xml:space="preserve"> 3</w:t>
+              <w:t xml:space="preserve"> 2</w:t>
             </w:r>
           </w:p>
           <w:bookmarkEnd w:id="88"/>
@@ -3939,13 +3985,13 @@
       <w:tr>
         <w:tc>
           <w:tcPr/>
-          <w:bookmarkStart w:id="93" w:name="fig-pred2"/>
+          <w:bookmarkStart w:id="93" w:name="fig-pred1"/>
           <w:p>
             <w:pPr>
               <w:pStyle w:val="Compact"/>
               <w:jc w:val="center"/>
             </w:pPr>
-            <w:bookmarkStart w:id="92" w:name="fig-pred2"/>
+            <w:bookmarkStart w:id="92" w:name="fig-pred1"/>
             <w:r>
               <w:drawing>
                 <wp:inline>
@@ -3956,7 +4002,7 @@
                     <a:graphicData uri="http://schemas.openxmlformats.org/drawingml/2006/picture">
                       <pic:pic>
                         <pic:nvPicPr>
-                          <pic:cNvPr descr="manuscript_files/figure-docx/fig-pred2-1.png" id="91" name="Picture"/>
+                          <pic:cNvPr descr="manuscript_files/figure-docx/fig-pred1-1.png" id="91" name="Picture"/>
                           <pic:cNvPicPr>
                             <a:picLocks noChangeArrowheads="1" noChangeAspect="1"/>
                           </pic:cNvPicPr>
@@ -4007,7 +4053,7 @@
               <w:t xml:space="preserve">Fig.</w:t>
             </w:r>
             <w:r>
-              <w:t xml:space="preserve"> 4</w:t>
+              <w:t xml:space="preserve"> 3</w:t>
             </w:r>
           </w:p>
           <w:bookmarkEnd w:id="93"/>
@@ -4032,7 +4078,100 @@
       <w:tr>
         <w:tc>
           <w:tcPr/>
-          <w:bookmarkStart w:id="94" w:name="tbl-harvest"/>
+          <w:bookmarkStart w:id="98" w:name="fig-pred2"/>
+          <w:p>
+            <w:pPr>
+              <w:pStyle w:val="Compact"/>
+              <w:jc w:val="center"/>
+            </w:pPr>
+            <w:bookmarkStart w:id="97" w:name="fig-pred2"/>
+            <w:r>
+              <w:drawing>
+                <wp:inline>
+                  <wp:extent cx="5943600" cy="4245428"/>
+                  <wp:effectExtent b="0" l="0" r="0" t="0"/>
+                  <wp:docPr descr="" title="" id="95" name="Picture"/>
+                  <a:graphic>
+                    <a:graphicData uri="http://schemas.openxmlformats.org/drawingml/2006/picture">
+                      <pic:pic>
+                        <pic:nvPicPr>
+                          <pic:cNvPr descr="manuscript_files/figure-docx/fig-pred2-1.png" id="96" name="Picture"/>
+                          <pic:cNvPicPr>
+                            <a:picLocks noChangeArrowheads="1" noChangeAspect="1"/>
+                          </pic:cNvPicPr>
+                        </pic:nvPicPr>
+                        <pic:blipFill>
+                          <a:blip r:embed="rId94"/>
+                          <a:stretch>
+                            <a:fillRect/>
+                          </a:stretch>
+                        </pic:blipFill>
+                        <pic:spPr bwMode="auto">
+                          <a:xfrm>
+                            <a:off x="0" y="0"/>
+                            <a:ext cx="5943600" cy="4245428"/>
+                          </a:xfrm>
+                          <a:prstGeom prst="rect">
+                            <a:avLst/>
+                          </a:prstGeom>
+                          <a:noFill/>
+                          <a:ln w="9525">
+                            <a:noFill/>
+                            <a:headEnd/>
+                            <a:tailEnd/>
+                          </a:ln>
+                        </pic:spPr>
+                      </pic:pic>
+                    </a:graphicData>
+                  </a:graphic>
+                </wp:inline>
+              </w:drawing>
+            </w:r>
+            <w:bookmarkEnd w:id="97"/>
+          </w:p>
+          <w:p>
+            <w:pPr>
+              <w:jc w:val="center"/>
+            </w:pPr>
+            <w:pPr>
+              <w:jc w:val="left"/>
+              <w:spacing w:before="200"/>
+              <w:pStyle w:val="ImageCaption"/>
+            </w:pPr>
+            <w:r>
+              <w:rPr>
+                <w:b/>
+                <w:bCs/>
+              </w:rPr>
+              <w:t xml:space="preserve">Fig.</w:t>
+            </w:r>
+            <w:r>
+              <w:t xml:space="preserve"> 4</w:t>
+            </w:r>
+          </w:p>
+          <w:bookmarkEnd w:id="98"/>
+        </w:tc>
+      </w:tr>
+    </w:tbl>
+    <w:p>
+      <w:r>
+        <w:br w:type="page"/>
+      </w:r>
+    </w:p>
+    <w:tbl>
+      <w:tblPr>
+        <w:tblStyle w:val="Table"/>
+        <w:tblW w:type="pct" w:w="5000"/>
+        <w:tblLayout w:type="fixed"/>
+        <w:tblLook w:firstRow="0" w:lastRow="0" w:firstColumn="0" w:lastColumn="0" w:noHBand="0" w:noVBand="0" w:val="0000"/>
+      </w:tblPr>
+      <w:tblGrid>
+        <w:gridCol w:w="7920"/>
+      </w:tblGrid>
+      <w:tr>
+        <w:tc>
+          <w:tcPr/>
+          <w:bookmarkStart w:id="99" w:name="tbl-harvest"/>
           <w:p>
             <w:pPr>
               <w:jc w:val="center"/>
@@ -5470,7 +5609,7 @@
               </w:tc>
             </w:tr>
           </w:tbl>
-          <w:bookmarkEnd w:id="94"/>
+          <w:bookmarkEnd w:id="99"/>
           <w:p/>
         </w:tc>
       </w:tr>
@@ -5493,7 +5632,7 @@
       <w:tr>
         <w:tc>
           <w:tcPr/>
-          <w:bookmarkStart w:id="95" w:name="tbl-odds1"/>
+          <w:bookmarkStart w:id="100" w:name="tbl-odds1"/>
           <w:p>
             <w:pPr>
               <w:jc w:val="center"/>
@@ -5798,12 +5937,12 @@
               </w:tc>
             </w:tr>
           </w:tbl>
-          <w:bookmarkEnd w:id="95"/>
+          <w:bookmarkEnd w:id="100"/>
           <w:p/>
         </w:tc>
       </w:tr>
     </w:tbl>
-    <w:bookmarkEnd w:id="96"/>
+    <w:bookmarkEnd w:id="101"/>
     <w:sectPr>
       <w:type w:val="continuous"/>
       <w:pgSz w:h="15840" w:w="12240"/>

--- a/manuscript/manuscript.docx
+++ b/manuscript/manuscript.docx
@@ -1019,14 +1019,6 @@
         <w:t xml:space="preserve">As a robustness check, we tested whether brood patch detectability drifted over time within confirmed breeding-age females, with a second GLM with brood patch presence as response variable and year as covariate, including only breeding-age females (n = 469). We used the same priors as for the full model, excluding the interaction term. As a second robustness check to confirm that the low sample size (n = 5) in 2007 did not have an undue effect on the overall outcome, we refit the full model excluding 2007.</w:t>
       </w:r>
     </w:p>
-    <w:p>
-      <w:pPr>
-        <w:pStyle w:val="BodyText"/>
-      </w:pPr>
-      <w:r>
-        <w:t xml:space="preserve">All data and R code is available on github:</w:t>
-      </w:r>
-    </w:p>
     <w:bookmarkEnd w:id="11"/>
     <w:bookmarkStart w:id="12" w:name="results"/>
     <w:p>
@@ -1446,7 +1438,7 @@
       </w:r>
     </w:p>
     <w:bookmarkEnd w:id="15"/>
-    <w:bookmarkStart w:id="17" w:name="data-and-code-availability"/>
+    <w:bookmarkStart w:id="18" w:name="data-and-code-availability"/>
     <w:p>
       <w:pPr>
         <w:pStyle w:val="Heading1"/>
@@ -1474,11 +1466,25 @@
         </w:r>
       </w:hyperlink>
       <w:r>
-        <w:t xml:space="preserve">, archived at Zenodo: [DOI TBD].</w:t>
-      </w:r>
-    </w:p>
-    <w:bookmarkEnd w:id="17"/>
-    <w:bookmarkStart w:id="101" w:name="references"/>
+        <w:t xml:space="preserve">, archived at Zenodo:</w:t>
+      </w:r>
+      <w:r>
+        <w:t xml:space="preserve"> </w:t>
+      </w:r>
+      <w:hyperlink r:id="rId17">
+        <w:r>
+          <w:rPr>
+            <w:rStyle w:val="Hyperlink"/>
+          </w:rPr>
+          <w:t xml:space="preserve">https://doi.org/10.5281/zenodo.21780561</w:t>
+        </w:r>
+      </w:hyperlink>
+      <w:r>
+        <w:t xml:space="preserve">.</w:t>
+      </w:r>
+    </w:p>
+    <w:bookmarkEnd w:id="18"/>
+    <w:bookmarkStart w:id="102" w:name="references"/>
     <w:p>
       <w:pPr>
         <w:pStyle w:val="Heading1"/>
@@ -1487,8 +1493,8 @@
         <w:t xml:space="preserve">REFERENCES</w:t>
       </w:r>
     </w:p>
-    <w:bookmarkStart w:id="78" w:name="refs"/>
-    <w:bookmarkStart w:id="19" w:name="ref-ashcroftSurvivalRatesBreeding1979"/>
+    <w:bookmarkStart w:id="79" w:name="refs"/>
+    <w:bookmarkStart w:id="20" w:name="ref-ashcroftSurvivalRatesBreeding1979"/>
     <w:p>
       <w:pPr>
         <w:pStyle w:val="Bibliography"/>
@@ -1579,7 +1585,7 @@
       <w:r>
         <w:t xml:space="preserve"> </w:t>
       </w:r>
-      <w:hyperlink r:id="rId18">
+      <w:hyperlink r:id="rId19">
         <w:r>
           <w:rPr>
             <w:rStyle w:val="Hyperlink"/>
@@ -1588,8 +1594,8 @@
         </w:r>
       </w:hyperlink>
     </w:p>
-    <w:bookmarkEnd w:id="19"/>
-    <w:bookmarkStart w:id="21" w:name="ref-ausemsVariationFoodAvailability2026"/>
+    <w:bookmarkEnd w:id="20"/>
+    <w:bookmarkStart w:id="22" w:name="ref-ausemsVariationFoodAvailability2026"/>
     <w:p>
       <w:pPr>
         <w:pStyle w:val="Bibliography"/>
@@ -1664,7 +1670,7 @@
       <w:r>
         <w:t xml:space="preserve"> </w:t>
       </w:r>
-      <w:hyperlink r:id="rId20">
+      <w:hyperlink r:id="rId21">
         <w:r>
           <w:rPr>
             <w:rStyle w:val="Hyperlink"/>
@@ -1673,8 +1679,8 @@
         </w:r>
       </w:hyperlink>
     </w:p>
-    <w:bookmarkEnd w:id="21"/>
-    <w:bookmarkStart w:id="23" w:name="ref-baileyIncubationPatchPasserine1952"/>
+    <w:bookmarkEnd w:id="22"/>
+    <w:bookmarkStart w:id="24" w:name="ref-baileyIncubationPatchPasserine1952"/>
     <w:p>
       <w:pPr>
         <w:pStyle w:val="Bibliography"/>
@@ -1732,7 +1738,7 @@
       <w:r>
         <w:t xml:space="preserve"> </w:t>
       </w:r>
-      <w:hyperlink r:id="rId22">
+      <w:hyperlink r:id="rId23">
         <w:r>
           <w:rPr>
             <w:rStyle w:val="Hyperlink"/>
@@ -1741,8 +1747,8 @@
         </w:r>
       </w:hyperlink>
     </w:p>
-    <w:bookmarkEnd w:id="23"/>
-    <w:bookmarkStart w:id="25" w:name="X6fe9fda70bed21ba65d61585bcf1d825af477bf"/>
+    <w:bookmarkEnd w:id="24"/>
+    <w:bookmarkStart w:id="26" w:name="X6fe9fda70bed21ba65d61585bcf1d825af477bf"/>
     <w:p>
       <w:pPr>
         <w:pStyle w:val="Bibliography"/>
@@ -1810,7 +1816,7 @@
       <w:r>
         <w:t xml:space="preserve"> </w:t>
       </w:r>
-      <w:hyperlink r:id="rId24">
+      <w:hyperlink r:id="rId25">
         <w:r>
           <w:rPr>
             <w:rStyle w:val="Hyperlink"/>
@@ -1819,8 +1825,8 @@
         </w:r>
       </w:hyperlink>
     </w:p>
-    <w:bookmarkEnd w:id="25"/>
-    <w:bookmarkStart w:id="27" w:name="X2251d75557b56d22c3e2c47990efce73593f512"/>
+    <w:bookmarkEnd w:id="26"/>
+    <w:bookmarkStart w:id="28" w:name="X2251d75557b56d22c3e2c47990efce73593f512"/>
     <w:p>
       <w:pPr>
         <w:pStyle w:val="Bibliography"/>
@@ -1878,7 +1884,7 @@
       <w:r>
         <w:t xml:space="preserve"> </w:t>
       </w:r>
-      <w:hyperlink r:id="rId26">
+      <w:hyperlink r:id="rId27">
         <w:r>
           <w:rPr>
             <w:rStyle w:val="Hyperlink"/>
@@ -1887,8 +1893,8 @@
         </w:r>
       </w:hyperlink>
     </w:p>
-    <w:bookmarkEnd w:id="27"/>
-    <w:bookmarkStart w:id="29" w:name="ref-burknerBrmsPackageBayesian2017"/>
+    <w:bookmarkEnd w:id="28"/>
+    <w:bookmarkStart w:id="30" w:name="ref-burknerBrmsPackageBayesian2017"/>
     <w:p>
       <w:pPr>
         <w:pStyle w:val="Bibliography"/>
@@ -1967,7 +1973,7 @@
       <w:r>
         <w:t xml:space="preserve"> </w:t>
       </w:r>
-      <w:hyperlink r:id="rId28">
+      <w:hyperlink r:id="rId29">
         <w:r>
           <w:rPr>
             <w:rStyle w:val="Hyperlink"/>
@@ -1976,8 +1982,8 @@
         </w:r>
       </w:hyperlink>
     </w:p>
-    <w:bookmarkEnd w:id="29"/>
-    <w:bookmarkStart w:id="31" w:name="ref-burrLaterHigherLatitudes2016"/>
+    <w:bookmarkEnd w:id="30"/>
+    <w:bookmarkStart w:id="32" w:name="ref-burrLaterHigherLatitudes2016"/>
     <w:p>
       <w:pPr>
         <w:pStyle w:val="Bibliography"/>
@@ -2014,7 +2020,7 @@
       <w:r>
         <w:t xml:space="preserve"> </w:t>
       </w:r>
-      <w:hyperlink r:id="rId30">
+      <w:hyperlink r:id="rId31">
         <w:r>
           <w:rPr>
             <w:rStyle w:val="Hyperlink"/>
@@ -2023,8 +2029,8 @@
         </w:r>
       </w:hyperlink>
     </w:p>
-    <w:bookmarkEnd w:id="31"/>
-    <w:bookmarkStart w:id="33" w:name="ref-clairbauxNorthAtlanticWinter2021"/>
+    <w:bookmarkEnd w:id="32"/>
+    <w:bookmarkStart w:id="34" w:name="ref-clairbauxNorthAtlanticWinter2021"/>
     <w:p>
       <w:pPr>
         <w:pStyle w:val="Bibliography"/>
@@ -2073,7 +2079,7 @@
       <w:r>
         <w:t xml:space="preserve"> </w:t>
       </w:r>
-      <w:hyperlink r:id="rId32">
+      <w:hyperlink r:id="rId33">
         <w:r>
           <w:rPr>
             <w:rStyle w:val="Hyperlink"/>
@@ -2082,8 +2088,8 @@
         </w:r>
       </w:hyperlink>
     </w:p>
-    <w:bookmarkEnd w:id="33"/>
-    <w:bookmarkStart w:id="35" w:name="ref-diasThreatsSeabirdsGlobal2019"/>
+    <w:bookmarkEnd w:id="34"/>
+    <w:bookmarkStart w:id="36" w:name="ref-diasThreatsSeabirdsGlobal2019"/>
     <w:p>
       <w:pPr>
         <w:pStyle w:val="Bibliography"/>
@@ -2132,7 +2138,7 @@
       <w:r>
         <w:t xml:space="preserve"> </w:t>
       </w:r>
-      <w:hyperlink r:id="rId34">
+      <w:hyperlink r:id="rId35">
         <w:r>
           <w:rPr>
             <w:rStyle w:val="Hyperlink"/>
@@ -2141,8 +2147,8 @@
         </w:r>
       </w:hyperlink>
     </w:p>
-    <w:bookmarkEnd w:id="35"/>
-    <w:bookmarkStart w:id="37" w:name="ref-dohertyTestingLifeHistory2004"/>
+    <w:bookmarkEnd w:id="36"/>
+    <w:bookmarkStart w:id="38" w:name="ref-dohertyTestingLifeHistory2004"/>
     <w:p>
       <w:pPr>
         <w:pStyle w:val="Bibliography"/>
@@ -2179,7 +2185,7 @@
       <w:r>
         <w:t xml:space="preserve"> </w:t>
       </w:r>
-      <w:hyperlink r:id="rId36">
+      <w:hyperlink r:id="rId37">
         <w:r>
           <w:rPr>
             <w:rStyle w:val="Hyperlink"/>
@@ -2188,8 +2194,8 @@
         </w:r>
       </w:hyperlink>
     </w:p>
-    <w:bookmarkEnd w:id="37"/>
-    <w:bookmarkStart w:id="39" w:name="ref-durantRegimeShiftsBreeding2004"/>
+    <w:bookmarkEnd w:id="38"/>
+    <w:bookmarkStart w:id="40" w:name="ref-durantRegimeShiftsBreeding2004"/>
     <w:p>
       <w:pPr>
         <w:pStyle w:val="Bibliography"/>
@@ -2238,7 +2244,7 @@
       <w:r>
         <w:t xml:space="preserve"> </w:t>
       </w:r>
-      <w:hyperlink r:id="rId38">
+      <w:hyperlink r:id="rId39">
         <w:r>
           <w:rPr>
             <w:rStyle w:val="Hyperlink"/>
@@ -2247,8 +2253,8 @@
         </w:r>
       </w:hyperlink>
     </w:p>
-    <w:bookmarkEnd w:id="39"/>
-    <w:bookmarkStart w:id="40" w:name="ref-fayetLocalPreyShortages2021"/>
+    <w:bookmarkEnd w:id="40"/>
+    <w:bookmarkStart w:id="41" w:name="ref-fayetLocalPreyShortages2021"/>
     <w:p>
       <w:pPr>
         <w:pStyle w:val="Bibliography"/>
@@ -2295,8 +2301,8 @@
         <w:t xml:space="preserve">, 1152–1164.</w:t>
       </w:r>
     </w:p>
-    <w:bookmarkEnd w:id="40"/>
-    <w:bookmarkStart w:id="42" w:name="X402cb5e1a4e69ff49497d0188bad825f79b15d6"/>
+    <w:bookmarkEnd w:id="41"/>
+    <w:bookmarkStart w:id="43" w:name="X402cb5e1a4e69ff49497d0188bad825f79b15d6"/>
     <w:p>
       <w:pPr>
         <w:pStyle w:val="Bibliography"/>
@@ -2342,7 +2348,7 @@
       <w:r>
         <w:t xml:space="preserve"> </w:t>
       </w:r>
-      <w:hyperlink r:id="rId41">
+      <w:hyperlink r:id="rId42">
         <w:r>
           <w:rPr>
             <w:rStyle w:val="Hyperlink"/>
@@ -2351,8 +2357,8 @@
         </w:r>
       </w:hyperlink>
     </w:p>
-    <w:bookmarkEnd w:id="42"/>
-    <w:bookmarkStart w:id="44" w:name="X33c5e51ec6e1feb638e31c81b30fec3bad61a46"/>
+    <w:bookmarkEnd w:id="43"/>
+    <w:bookmarkStart w:id="45" w:name="X33c5e51ec6e1feb638e31c81b30fec3bad61a46"/>
     <w:p>
       <w:pPr>
         <w:pStyle w:val="Bibliography"/>
@@ -2389,7 +2395,7 @@
       <w:r>
         <w:t xml:space="preserve"> </w:t>
       </w:r>
-      <w:hyperlink r:id="rId43">
+      <w:hyperlink r:id="rId44">
         <w:r>
           <w:rPr>
             <w:rStyle w:val="Hyperlink"/>
@@ -2398,8 +2404,8 @@
         </w:r>
       </w:hyperlink>
     </w:p>
-    <w:bookmarkEnd w:id="44"/>
-    <w:bookmarkStart w:id="45" w:name="Xd2c1001e50c6a03f5980b48bf021065e127b4b3"/>
+    <w:bookmarkEnd w:id="45"/>
+    <w:bookmarkStart w:id="46" w:name="Xd2c1001e50c6a03f5980b48bf021065e127b4b3"/>
     <w:p>
       <w:pPr>
         <w:pStyle w:val="Bibliography"/>
@@ -2480,8 +2486,8 @@
         <w:t xml:space="preserve">(p. 177). Fróðskapur, Faroe University Press.</w:t>
       </w:r>
     </w:p>
-    <w:bookmarkEnd w:id="45"/>
-    <w:bookmarkStart w:id="47" w:name="X686eab3f81361263a84b2098b98864d463c743b"/>
+    <w:bookmarkEnd w:id="46"/>
+    <w:bookmarkStart w:id="48" w:name="X686eab3f81361263a84b2098b98864d463c743b"/>
     <w:p>
       <w:pPr>
         <w:pStyle w:val="Bibliography"/>
@@ -2518,7 +2524,7 @@
       <w:r>
         <w:t xml:space="preserve"> </w:t>
       </w:r>
-      <w:hyperlink r:id="rId46">
+      <w:hyperlink r:id="rId47">
         <w:r>
           <w:rPr>
             <w:rStyle w:val="Hyperlink"/>
@@ -2527,8 +2533,8 @@
         </w:r>
       </w:hyperlink>
     </w:p>
-    <w:bookmarkEnd w:id="47"/>
-    <w:bookmarkStart w:id="48" w:name="ref-jensenPuffinFowlingaFowling2010"/>
+    <w:bookmarkEnd w:id="48"/>
+    <w:bookmarkStart w:id="49" w:name="ref-jensenPuffinFowlingaFowling2010"/>
     <w:p>
       <w:pPr>
         <w:pStyle w:val="Bibliography"/>
@@ -2585,8 +2591,8 @@
         <w:t xml:space="preserve">. Føroya Skúlabókagrunnur.</w:t>
       </w:r>
     </w:p>
-    <w:bookmarkEnd w:id="48"/>
-    <w:bookmarkStart w:id="49" w:name="ref-jensenListBirdsSeen2005"/>
+    <w:bookmarkEnd w:id="49"/>
+    <w:bookmarkStart w:id="50" w:name="ref-jensenListBirdsSeen2005"/>
     <w:p>
       <w:pPr>
         <w:pStyle w:val="Bibliography"/>
@@ -2645,8 +2651,8 @@
         <w:t xml:space="preserve">. Føroya Náttúrugripasavn, Tórshavn, Faroe Islands.</w:t>
       </w:r>
     </w:p>
-    <w:bookmarkEnd w:id="49"/>
-    <w:bookmarkStart w:id="50" w:name="ref-jensenTraditionsPuffinFowling2020"/>
+    <w:bookmarkEnd w:id="50"/>
+    <w:bookmarkStart w:id="51" w:name="ref-jensenTraditionsPuffinFowling2020"/>
     <w:p>
       <w:pPr>
         <w:pStyle w:val="Bibliography"/>
@@ -2693,8 +2699,8 @@
         <w:t xml:space="preserve">, 3–17.</w:t>
       </w:r>
     </w:p>
-    <w:bookmarkEnd w:id="50"/>
-    <w:bookmarkStart w:id="52" w:name="X289cc0e6e2d6f2de639c6553ec3bb635a7ae663"/>
+    <w:bookmarkEnd w:id="51"/>
+    <w:bookmarkStart w:id="53" w:name="X289cc0e6e2d6f2de639c6553ec3bb635a7ae663"/>
     <w:p>
       <w:pPr>
         <w:pStyle w:val="Bibliography"/>
@@ -2743,7 +2749,7 @@
       <w:r>
         <w:t xml:space="preserve"> </w:t>
       </w:r>
-      <w:hyperlink r:id="rId51">
+      <w:hyperlink r:id="rId52">
         <w:r>
           <w:rPr>
             <w:rStyle w:val="Hyperlink"/>
@@ -2752,8 +2758,8 @@
         </w:r>
       </w:hyperlink>
     </w:p>
-    <w:bookmarkEnd w:id="52"/>
-    <w:bookmarkStart w:id="54" w:name="ref-johnson2024icelandic"/>
+    <w:bookmarkEnd w:id="53"/>
+    <w:bookmarkStart w:id="55" w:name="ref-johnson2024icelandic"/>
     <w:p>
       <w:pPr>
         <w:pStyle w:val="Bibliography"/>
@@ -2777,7 +2783,7 @@
       <w:r>
         <w:t xml:space="preserve"> </w:t>
       </w:r>
-      <w:hyperlink r:id="rId53">
+      <w:hyperlink r:id="rId54">
         <w:r>
           <w:rPr>
             <w:rStyle w:val="Hyperlink"/>
@@ -2786,8 +2792,8 @@
         </w:r>
       </w:hyperlink>
     </w:p>
-    <w:bookmarkEnd w:id="54"/>
-    <w:bookmarkStart w:id="56" w:name="ref-jonesIncubationPatchBirds1971"/>
+    <w:bookmarkEnd w:id="55"/>
+    <w:bookmarkStart w:id="57" w:name="ref-jonesIncubationPatchBirds1971"/>
     <w:p>
       <w:pPr>
         <w:pStyle w:val="Bibliography"/>
@@ -2845,7 +2851,7 @@
       <w:r>
         <w:t xml:space="preserve"> </w:t>
       </w:r>
-      <w:hyperlink r:id="rId55">
+      <w:hyperlink r:id="rId56">
         <w:r>
           <w:rPr>
             <w:rStyle w:val="Hyperlink"/>
@@ -2854,8 +2860,8 @@
         </w:r>
       </w:hyperlink>
     </w:p>
-    <w:bookmarkEnd w:id="56"/>
-    <w:bookmarkStart w:id="57" w:name="Xe19625febeb906ccdb6e58cd53cb47af33dcf28"/>
+    <w:bookmarkEnd w:id="57"/>
+    <w:bookmarkStart w:id="58" w:name="Xe19625febeb906ccdb6e58cd53cb47af33dcf28"/>
     <w:p>
       <w:pPr>
         <w:pStyle w:val="Bibliography"/>
@@ -2864,8 +2870,8 @@
         <w:t xml:space="preserve">Løgtingslóg Um Fuglaveiðu, Sum Seinast Broytt Við Løgtingslóg Nr. 70 Frá 22. Mai 2023 (1984).</w:t>
       </w:r>
     </w:p>
-    <w:bookmarkEnd w:id="57"/>
-    <w:bookmarkStart w:id="59" w:name="ref-lowtherAtlanticPuffinFratercula2020"/>
+    <w:bookmarkEnd w:id="58"/>
+    <w:bookmarkStart w:id="60" w:name="ref-lowtherAtlanticPuffinFratercula2020"/>
     <w:p>
       <w:pPr>
         <w:pStyle w:val="Bibliography"/>
@@ -2898,7 +2904,7 @@
       <w:r>
         <w:t xml:space="preserve"> </w:t>
       </w:r>
-      <w:hyperlink r:id="rId58">
+      <w:hyperlink r:id="rId59">
         <w:r>
           <w:rPr>
             <w:rStyle w:val="Hyperlink"/>
@@ -2907,8 +2913,8 @@
         </w:r>
       </w:hyperlink>
     </w:p>
-    <w:bookmarkEnd w:id="59"/>
-    <w:bookmarkStart w:id="61" w:name="X207bec76f29f8d8311150c8279e9cc679159524"/>
+    <w:bookmarkEnd w:id="60"/>
+    <w:bookmarkStart w:id="62" w:name="X207bec76f29f8d8311150c8279e9cc679159524"/>
     <w:p>
       <w:pPr>
         <w:pStyle w:val="Bibliography"/>
@@ -3008,7 +3014,7 @@
       <w:r>
         <w:t xml:space="preserve"> </w:t>
       </w:r>
-      <w:hyperlink r:id="rId60">
+      <w:hyperlink r:id="rId61">
         <w:r>
           <w:rPr>
             <w:rStyle w:val="Hyperlink"/>
@@ -3017,8 +3023,8 @@
         </w:r>
       </w:hyperlink>
     </w:p>
-    <w:bookmarkEnd w:id="61"/>
-    <w:bookmarkStart w:id="63" w:name="X958f21470482a6a06ce614515743210bd9f3c46"/>
+    <w:bookmarkEnd w:id="62"/>
+    <w:bookmarkStart w:id="64" w:name="X958f21470482a6a06ce614515743210bd9f3c46"/>
     <w:p>
       <w:pPr>
         <w:pStyle w:val="Bibliography"/>
@@ -3121,7 +3127,7 @@
       <w:r>
         <w:t xml:space="preserve"> </w:t>
       </w:r>
-      <w:hyperlink r:id="rId62">
+      <w:hyperlink r:id="rId63">
         <w:r>
           <w:rPr>
             <w:rStyle w:val="Hyperlink"/>
@@ -3130,8 +3136,8 @@
         </w:r>
       </w:hyperlink>
     </w:p>
-    <w:bookmarkEnd w:id="63"/>
-    <w:bookmarkStart w:id="65" w:name="ref-milesDeclineAtlanticPuffin2015"/>
+    <w:bookmarkEnd w:id="64"/>
+    <w:bookmarkStart w:id="66" w:name="ref-milesDeclineAtlanticPuffin2015"/>
     <w:p>
       <w:pPr>
         <w:pStyle w:val="Bibliography"/>
@@ -3210,7 +3216,7 @@
       <w:r>
         <w:t xml:space="preserve"> </w:t>
       </w:r>
-      <w:hyperlink r:id="rId64">
+      <w:hyperlink r:id="rId65">
         <w:r>
           <w:rPr>
             <w:rStyle w:val="Hyperlink"/>
@@ -3219,8 +3225,8 @@
         </w:r>
       </w:hyperlink>
     </w:p>
-    <w:bookmarkEnd w:id="65"/>
-    <w:bookmarkStart w:id="67" w:name="ref-rcoreteamRLanguageEnvironment2026"/>
+    <w:bookmarkEnd w:id="66"/>
+    <w:bookmarkStart w:id="68" w:name="ref-rcoreteamRLanguageEnvironment2026"/>
     <w:p>
       <w:pPr>
         <w:pStyle w:val="Bibliography"/>
@@ -3314,7 +3320,7 @@
       <w:r>
         <w:t xml:space="preserve"> </w:t>
       </w:r>
-      <w:hyperlink r:id="rId66">
+      <w:hyperlink r:id="rId67">
         <w:r>
           <w:rPr>
             <w:rStyle w:val="Hyperlink"/>
@@ -3323,8 +3329,8 @@
         </w:r>
       </w:hyperlink>
     </w:p>
-    <w:bookmarkEnd w:id="67"/>
-    <w:bookmarkStart w:id="68" w:name="ref-sandvikHighSurvivalImmatures2008"/>
+    <w:bookmarkEnd w:id="68"/>
+    <w:bookmarkStart w:id="69" w:name="ref-sandvikHighSurvivalImmatures2008"/>
     <w:p>
       <w:pPr>
         <w:pStyle w:val="Bibliography"/>
@@ -3380,8 +3386,8 @@
         <w:t xml:space="preserve">, 723–730.</w:t>
       </w:r>
     </w:p>
-    <w:bookmarkEnd w:id="68"/>
-    <w:bookmarkStart w:id="70" w:name="X3ede5c96a343fbec70bed9a420846eae3dca84b"/>
+    <w:bookmarkEnd w:id="69"/>
+    <w:bookmarkStart w:id="71" w:name="X3ede5c96a343fbec70bed9a420846eae3dca84b"/>
     <w:p>
       <w:pPr>
         <w:pStyle w:val="Bibliography"/>
@@ -3418,7 +3424,7 @@
       <w:r>
         <w:t xml:space="preserve"> </w:t>
       </w:r>
-      <w:hyperlink r:id="rId69">
+      <w:hyperlink r:id="rId70">
         <w:r>
           <w:rPr>
             <w:rStyle w:val="Hyperlink"/>
@@ -3427,8 +3433,8 @@
         </w:r>
       </w:hyperlink>
     </w:p>
-    <w:bookmarkEnd w:id="70"/>
-    <w:bookmarkStart w:id="72" w:name="ref-vanfraneker2004"/>
+    <w:bookmarkEnd w:id="71"/>
+    <w:bookmarkStart w:id="73" w:name="ref-vanfraneker2004"/>
     <w:p>
       <w:pPr>
         <w:pStyle w:val="Bibliography"/>
@@ -3483,7 +3489,7 @@
       <w:r>
         <w:t xml:space="preserve"> </w:t>
       </w:r>
-      <w:hyperlink r:id="rId71">
+      <w:hyperlink r:id="rId72">
         <w:r>
           <w:rPr>
             <w:rStyle w:val="Hyperlink"/>
@@ -3492,8 +3498,8 @@
         </w:r>
       </w:hyperlink>
     </w:p>
-    <w:bookmarkEnd w:id="72"/>
-    <w:bookmarkStart w:id="74" w:name="ref-vehtariPracticalBayesianModel2017"/>
+    <w:bookmarkEnd w:id="73"/>
+    <w:bookmarkStart w:id="75" w:name="ref-vehtariPracticalBayesianModel2017"/>
     <w:p>
       <w:pPr>
         <w:pStyle w:val="Bibliography"/>
@@ -3551,7 +3557,7 @@
       <w:r>
         <w:t xml:space="preserve"> </w:t>
       </w:r>
-      <w:hyperlink r:id="rId73">
+      <w:hyperlink r:id="rId74">
         <w:r>
           <w:rPr>
             <w:rStyle w:val="Hyperlink"/>
@@ -3560,8 +3566,8 @@
         </w:r>
       </w:hyperlink>
     </w:p>
-    <w:bookmarkEnd w:id="74"/>
-    <w:bookmarkStart w:id="76" w:name="Xb381b5d8d6d3401bbb0133a1c086c6f6782b533"/>
+    <w:bookmarkEnd w:id="75"/>
+    <w:bookmarkStart w:id="77" w:name="Xb381b5d8d6d3401bbb0133a1c086c6f6782b533"/>
     <w:p>
       <w:pPr>
         <w:pStyle w:val="Bibliography"/>
@@ -3667,7 +3673,7 @@
       <w:r>
         <w:t xml:space="preserve"> </w:t>
       </w:r>
-      <w:hyperlink r:id="rId75">
+      <w:hyperlink r:id="rId76">
         <w:r>
           <w:rPr>
             <w:rStyle w:val="Hyperlink"/>
@@ -3676,8 +3682,8 @@
         </w:r>
       </w:hyperlink>
     </w:p>
-    <w:bookmarkEnd w:id="76"/>
-    <w:bookmarkStart w:id="77" w:name="ref-vehtariParetoSmoothedImportance2024"/>
+    <w:bookmarkEnd w:id="77"/>
+    <w:bookmarkStart w:id="78" w:name="ref-vehtariParetoSmoothedImportance2024"/>
     <w:p>
       <w:pPr>
         <w:pStyle w:val="Bibliography"/>
@@ -3712,8 +3718,8 @@
         <w:t xml:space="preserve">(72), 1–58.</w:t>
       </w:r>
     </w:p>
-    <w:bookmarkEnd w:id="77"/>
     <w:bookmarkEnd w:id="78"/>
+    <w:bookmarkEnd w:id="79"/>
     <w:p>
       <w:r>
         <w:br w:type="page"/>
@@ -3799,30 +3805,30 @@
       <w:tr>
         <w:tc>
           <w:tcPr/>
-          <w:bookmarkStart w:id="83" w:name="fig-map"/>
+          <w:bookmarkStart w:id="84" w:name="fig-map"/>
           <w:p>
             <w:pPr>
               <w:pStyle w:val="Compact"/>
               <w:jc w:val="center"/>
             </w:pPr>
-            <w:bookmarkStart w:id="82" w:name="fig-map"/>
+            <w:bookmarkStart w:id="83" w:name="fig-map"/>
             <w:r>
               <w:drawing>
                 <wp:inline>
                   <wp:extent cx="5943600" cy="6028508"/>
                   <wp:effectExtent b="0" l="0" r="0" t="0"/>
-                  <wp:docPr descr="" title="" id="80" name="Picture"/>
+                  <wp:docPr descr="" title="" id="81" name="Picture"/>
                   <a:graphic>
                     <a:graphicData uri="http://schemas.openxmlformats.org/drawingml/2006/picture">
                       <pic:pic>
                         <pic:nvPicPr>
-                          <pic:cNvPr descr="manuscript_files/figure-docx/fig-map-1.png" id="81" name="Picture"/>
+                          <pic:cNvPr descr="manuscript_files/figure-docx/fig-map-1.png" id="82" name="Picture"/>
                           <pic:cNvPicPr>
                             <a:picLocks noChangeArrowheads="1" noChangeAspect="1"/>
                           </pic:cNvPicPr>
                         </pic:nvPicPr>
                         <pic:blipFill>
-                          <a:blip r:embed="rId79"/>
+                          <a:blip r:embed="rId80"/>
                           <a:stretch>
                             <a:fillRect/>
                           </a:stretch>
@@ -3848,7 +3854,7 @@
                 </wp:inline>
               </w:drawing>
             </w:r>
-            <w:bookmarkEnd w:id="82"/>
+            <w:bookmarkEnd w:id="83"/>
           </w:p>
           <w:p>
             <w:pPr>
@@ -3870,7 +3876,7 @@
               <w:t xml:space="preserve"> 1</w:t>
             </w:r>
           </w:p>
-          <w:bookmarkEnd w:id="83"/>
+          <w:bookmarkEnd w:id="84"/>
         </w:tc>
       </w:tr>
     </w:tbl>
@@ -3892,30 +3898,30 @@
       <w:tr>
         <w:tc>
           <w:tcPr/>
-          <w:bookmarkStart w:id="88" w:name="fig-marg-bar"/>
+          <w:bookmarkStart w:id="89" w:name="fig-marg-bar"/>
           <w:p>
             <w:pPr>
               <w:pStyle w:val="Compact"/>
               <w:jc w:val="center"/>
             </w:pPr>
-            <w:bookmarkStart w:id="87" w:name="fig-marg-bar"/>
+            <w:bookmarkStart w:id="88" w:name="fig-marg-bar"/>
             <w:r>
               <w:drawing>
                 <wp:inline>
                   <wp:extent cx="5943600" cy="4245428"/>
                   <wp:effectExtent b="0" l="0" r="0" t="0"/>
-                  <wp:docPr descr="" title="" id="85" name="Picture"/>
+                  <wp:docPr descr="" title="" id="86" name="Picture"/>
                   <a:graphic>
                     <a:graphicData uri="http://schemas.openxmlformats.org/drawingml/2006/picture">
                       <pic:pic>
                         <pic:nvPicPr>
-                          <pic:cNvPr descr="manuscript_files/figure-docx/fig-marg-bar-1.png" id="86" name="Picture"/>
+                          <pic:cNvPr descr="manuscript_files/figure-docx/fig-marg-bar-1.png" id="87" name="Picture"/>
                           <pic:cNvPicPr>
                             <a:picLocks noChangeArrowheads="1" noChangeAspect="1"/>
                           </pic:cNvPicPr>
                         </pic:nvPicPr>
                         <pic:blipFill>
-                          <a:blip r:embed="rId84"/>
+                          <a:blip r:embed="rId85"/>
                           <a:stretch>
                             <a:fillRect/>
                           </a:stretch>
@@ -3941,7 +3947,7 @@
                 </wp:inline>
               </w:drawing>
             </w:r>
-            <w:bookmarkEnd w:id="87"/>
+            <w:bookmarkEnd w:id="88"/>
           </w:p>
           <w:p>
             <w:pPr>
@@ -3963,7 +3969,7 @@
               <w:t xml:space="preserve"> 2</w:t>
             </w:r>
           </w:p>
-          <w:bookmarkEnd w:id="88"/>
+          <w:bookmarkEnd w:id="89"/>
         </w:tc>
       </w:tr>
     </w:tbl>
@@ -3985,30 +3991,30 @@
       <w:tr>
         <w:tc>
           <w:tcPr/>
-          <w:bookmarkStart w:id="93" w:name="fig-pred1"/>
+          <w:bookmarkStart w:id="94" w:name="fig-pred1"/>
           <w:p>
             <w:pPr>
               <w:pStyle w:val="Compact"/>
               <w:jc w:val="center"/>
             </w:pPr>
-            <w:bookmarkStart w:id="92" w:name="fig-pred1"/>
+            <w:bookmarkStart w:id="93" w:name="fig-pred1"/>
             <w:r>
               <w:drawing>
                 <wp:inline>
                   <wp:extent cx="5943600" cy="4245428"/>
                   <wp:effectExtent b="0" l="0" r="0" t="0"/>
-                  <wp:docPr descr="" title="" id="90" name="Picture"/>
+                  <wp:docPr descr="" title="" id="91" name="Picture"/>
                   <a:graphic>
                     <a:graphicData uri="http://schemas.openxmlformats.org/drawingml/2006/picture">
                       <pic:pic>
                         <pic:nvPicPr>
-                          <pic:cNvPr descr="manuscript_files/figure-docx/fig-pred1-1.png" id="91" name="Picture"/>
+                          <pic:cNvPr descr="manuscript_files/figure-docx/fig-pred1-1.png" id="92" name="Picture"/>
                           <pic:cNvPicPr>
                             <a:picLocks noChangeArrowheads="1" noChangeAspect="1"/>
                           </pic:cNvPicPr>
                         </pic:nvPicPr>
                         <pic:blipFill>
-                          <a:blip r:embed="rId89"/>
+                          <a:blip r:embed="rId90"/>
                           <a:stretch>
                             <a:fillRect/>
                           </a:stretch>
@@ -4034,7 +4040,7 @@
                 </wp:inline>
               </w:drawing>
             </w:r>
-            <w:bookmarkEnd w:id="92"/>
+            <w:bookmarkEnd w:id="93"/>
           </w:p>
           <w:p>
             <w:pPr>
@@ -4056,7 +4062,7 @@
               <w:t xml:space="preserve"> 3</w:t>
             </w:r>
           </w:p>
-          <w:bookmarkEnd w:id="93"/>
+          <w:bookmarkEnd w:id="94"/>
         </w:tc>
       </w:tr>
     </w:tbl>
@@ -4078,30 +4084,30 @@
       <w:tr>
         <w:tc>
           <w:tcPr/>
-          <w:bookmarkStart w:id="98" w:name="fig-pred2"/>
+          <w:bookmarkStart w:id="99" w:name="fig-pred2"/>
           <w:p>
             <w:pPr>
               <w:pStyle w:val="Compact"/>
               <w:jc w:val="center"/>
             </w:pPr>
-            <w:bookmarkStart w:id="97" w:name="fig-pred2"/>
+            <w:bookmarkStart w:id="98" w:name="fig-pred2"/>
             <w:r>
               <w:drawing>
                 <wp:inline>
                   <wp:extent cx="5943600" cy="4245428"/>
                   <wp:effectExtent b="0" l="0" r="0" t="0"/>
-                  <wp:docPr descr="" title="" id="95" name="Picture"/>
+                  <wp:docPr descr="" title="" id="96" name="Picture"/>
                   <a:graphic>
                     <a:graphicData uri="http://schemas.openxmlformats.org/drawingml/2006/picture">
                       <pic:pic>
                         <pic:nvPicPr>
-                          <pic:cNvPr descr="manuscript_files/figure-docx/fig-pred2-1.png" id="96" name="Picture"/>
+                          <pic:cNvPr descr="manuscript_files/figure-docx/fig-pred2-1.png" id="97" name="Picture"/>
                           <pic:cNvPicPr>
                             <a:picLocks noChangeArrowheads="1" noChangeAspect="1"/>
                           </pic:cNvPicPr>
                         </pic:nvPicPr>
                         <pic:blipFill>
-                          <a:blip r:embed="rId94"/>
+                          <a:blip r:embed="rId95"/>
                           <a:stretch>
                             <a:fillRect/>
                           </a:stretch>
@@ -4127,7 +4133,7 @@
                 </wp:inline>
               </w:drawing>
             </w:r>
-            <w:bookmarkEnd w:id="97"/>
+            <w:bookmarkEnd w:id="98"/>
           </w:p>
           <w:p>
             <w:pPr>
@@ -4149,7 +4155,7 @@
               <w:t xml:space="preserve"> 4</w:t>
             </w:r>
           </w:p>
-          <w:bookmarkEnd w:id="98"/>
+          <w:bookmarkEnd w:id="99"/>
         </w:tc>
       </w:tr>
     </w:tbl>
@@ -4171,7 +4177,7 @@
       <w:tr>
         <w:tc>
           <w:tcPr/>
-          <w:bookmarkStart w:id="99" w:name="tbl-harvest"/>
+          <w:bookmarkStart w:id="100" w:name="tbl-harvest"/>
           <w:p>
             <w:pPr>
               <w:jc w:val="center"/>
@@ -5609,7 +5615,7 @@
               </w:tc>
             </w:tr>
           </w:tbl>
-          <w:bookmarkEnd w:id="99"/>
+          <w:bookmarkEnd w:id="100"/>
           <w:p/>
         </w:tc>
       </w:tr>
@@ -5632,7 +5638,7 @@
       <w:tr>
         <w:tc>
           <w:tcPr/>
-          <w:bookmarkStart w:id="100" w:name="tbl-odds1"/>
+          <w:bookmarkStart w:id="101" w:name="tbl-odds1"/>
           <w:p>
             <w:pPr>
               <w:jc w:val="center"/>
@@ -5937,12 +5943,12 @@
               </w:tc>
             </w:tr>
           </w:tbl>
-          <w:bookmarkEnd w:id="100"/>
+          <w:bookmarkEnd w:id="101"/>
           <w:p/>
         </w:tc>
       </w:tr>
     </w:tbl>
-    <w:bookmarkEnd w:id="101"/>
+    <w:bookmarkEnd w:id="102"/>
     <w:sectPr>
       <w:type w:val="continuous"/>
       <w:pgSz w:h="15840" w:w="12240"/>

--- a/manuscript/manuscript.docx
+++ b/manuscript/manuscript.docx
@@ -786,7 +786,17 @@
         <w:t xml:space="preserve"> </w:t>
       </w:r>
       <w:r>
-        <w:t xml:space="preserve">R Core Team (2026)</w:t>
+        <w:t xml:space="preserve">(</w:t>
+      </w:r>
+      <w:r>
+        <w:rPr>
+          <w:b/>
+          <w:bCs/>
+        </w:rPr>
+        <w:t xml:space="preserve">rcoreteamRLanguageEnvironment2026?</w:t>
+      </w:r>
+      <w:r>
+        <w:t xml:space="preserve">)</w:t>
       </w:r>
       <w:r>
         <w:t xml:space="preserve">] with breeding status (0 = never bred; 1 = has bred) as response variable. We included study year and brood patch presence (0 = absent; 1 = present) with an interaction as covariates. We used weakly informative priors: a normal (0, 1.5) prior on the brood patch presence and year × brood patch presence interaction, a more skeptical normal (0, 1) prior on the year trend, and the default Student-t (3, 0, 2.5) prior on the intercept. We centered year around the mean, and scaled it in decades, so the year prior constrains the plausible per-decade change in breeding probability. We confirmed that these priors implied plausible values using prior predictive checks [</w:t>
@@ -1480,6 +1490,12 @@
         </w:r>
       </w:hyperlink>
       <w:r>
+        <w:t xml:space="preserve"> </w:t>
+      </w:r>
+      <w:r>
+        <w:t xml:space="preserve">(Ausems &amp; Jensen, 2026)</w:t>
+      </w:r>
+      <w:r>
         <w:t xml:space="preserve">.</w:t>
       </w:r>
     </w:p>
@@ -1680,12 +1696,119 @@
       </w:hyperlink>
     </w:p>
     <w:bookmarkEnd w:id="22"/>
-    <w:bookmarkStart w:id="24" w:name="ref-baileyIncubationPatchPasserine1952"/>
+    <w:bookmarkStart w:id="24" w:name="X5001aa68545cec2af7068c5799e4bc0a6cad2bc"/>
     <w:p>
       <w:pPr>
         <w:pStyle w:val="Bibliography"/>
       </w:pPr>
       <w:r>
+        <w:t xml:space="preserve">Ausems, A. N. M. A., &amp; Jensen, J.-K. (2026).</w:t>
+      </w:r>
+      <w:r>
+        <w:t xml:space="preserve"> </w:t>
+      </w:r>
+      <w:r>
+        <w:rPr>
+          <w:i/>
+          <w:iCs/>
+        </w:rPr>
+        <w:t xml:space="preserve">Puffin_female_harvest: Code and data for ’</w:t>
+      </w:r>
+      <w:r>
+        <w:rPr>
+          <w:i/>
+          <w:iCs/>
+        </w:rPr>
+        <w:t xml:space="preserve">Pre-breeding Atlantic</w:t>
+      </w:r>
+      <w:r>
+        <w:rPr>
+          <w:i/>
+          <w:iCs/>
+        </w:rPr>
+        <w:t xml:space="preserve"> </w:t>
+      </w:r>
+      <w:r>
+        <w:rPr>
+          <w:i/>
+          <w:iCs/>
+        </w:rPr>
+        <w:t xml:space="preserve">puffins (</w:t>
+      </w:r>
+      <w:r>
+        <w:rPr>
+          <w:i/>
+          <w:iCs/>
+        </w:rPr>
+        <w:t xml:space="preserve">Fratercula</w:t>
+      </w:r>
+      <w:r>
+        <w:rPr>
+          <w:i/>
+          <w:iCs/>
+        </w:rPr>
+        <w:t xml:space="preserve"> </w:t>
+      </w:r>
+      <w:r>
+        <w:rPr>
+          <w:i/>
+          <w:iCs/>
+        </w:rPr>
+        <w:t xml:space="preserve">arctica) are disappearing from</w:t>
+      </w:r>
+      <w:r>
+        <w:rPr>
+          <w:i/>
+          <w:iCs/>
+        </w:rPr>
+        <w:t xml:space="preserve"> </w:t>
+      </w:r>
+      <w:r>
+        <w:rPr>
+          <w:i/>
+          <w:iCs/>
+        </w:rPr>
+        <w:t xml:space="preserve">Faroese</w:t>
+      </w:r>
+      <w:r>
+        <w:rPr>
+          <w:i/>
+          <w:iCs/>
+        </w:rPr>
+        <w:t xml:space="preserve"> </w:t>
+      </w:r>
+      <w:r>
+        <w:rPr>
+          <w:i/>
+          <w:iCs/>
+        </w:rPr>
+        <w:t xml:space="preserve">colonies’</w:t>
+      </w:r>
+      <w:r>
+        <w:t xml:space="preserve"> </w:t>
+      </w:r>
+      <w:r>
+        <w:t xml:space="preserve">(Version v1.0.0) [Computer software]. Zenodo.</w:t>
+      </w:r>
+      <w:r>
+        <w:t xml:space="preserve"> </w:t>
+      </w:r>
+      <w:hyperlink r:id="rId23">
+        <w:r>
+          <w:rPr>
+            <w:rStyle w:val="Hyperlink"/>
+          </w:rPr>
+          <w:t xml:space="preserve">https://doi.org/10.5281/ZENODO.21780561</w:t>
+        </w:r>
+      </w:hyperlink>
+    </w:p>
+    <w:bookmarkEnd w:id="24"/>
+    <w:bookmarkStart w:id="26" w:name="ref-baileyIncubationPatchPasserine1952"/>
+    <w:p>
+      <w:pPr>
+        <w:pStyle w:val="Bibliography"/>
+      </w:pPr>
+      <w:r>
         <w:t xml:space="preserve">Bailey, R. E. (1952). The</w:t>
       </w:r>
       <w:r>
@@ -1738,7 +1861,7 @@
       <w:r>
         <w:t xml:space="preserve"> </w:t>
       </w:r>
-      <w:hyperlink r:id="rId23">
+      <w:hyperlink r:id="rId25">
         <w:r>
           <w:rPr>
             <w:rStyle w:val="Hyperlink"/>
@@ -1747,8 +1870,8 @@
         </w:r>
       </w:hyperlink>
     </w:p>
-    <w:bookmarkEnd w:id="24"/>
-    <w:bookmarkStart w:id="26" w:name="X6fe9fda70bed21ba65d61585bcf1d825af477bf"/>
+    <w:bookmarkEnd w:id="26"/>
+    <w:bookmarkStart w:id="28" w:name="X6fe9fda70bed21ba65d61585bcf1d825af477bf"/>
     <w:p>
       <w:pPr>
         <w:pStyle w:val="Bibliography"/>
@@ -1816,7 +1939,7 @@
       <w:r>
         <w:t xml:space="preserve"> </w:t>
       </w:r>
-      <w:hyperlink r:id="rId25">
+      <w:hyperlink r:id="rId27">
         <w:r>
           <w:rPr>
             <w:rStyle w:val="Hyperlink"/>
@@ -1825,8 +1948,8 @@
         </w:r>
       </w:hyperlink>
     </w:p>
-    <w:bookmarkEnd w:id="26"/>
-    <w:bookmarkStart w:id="28" w:name="X2251d75557b56d22c3e2c47990efce73593f512"/>
+    <w:bookmarkEnd w:id="28"/>
+    <w:bookmarkStart w:id="30" w:name="X2251d75557b56d22c3e2c47990efce73593f512"/>
     <w:p>
       <w:pPr>
         <w:pStyle w:val="Bibliography"/>
@@ -1884,7 +2007,7 @@
       <w:r>
         <w:t xml:space="preserve"> </w:t>
       </w:r>
-      <w:hyperlink r:id="rId27">
+      <w:hyperlink r:id="rId29">
         <w:r>
           <w:rPr>
             <w:rStyle w:val="Hyperlink"/>
@@ -1893,8 +2016,8 @@
         </w:r>
       </w:hyperlink>
     </w:p>
-    <w:bookmarkEnd w:id="28"/>
-    <w:bookmarkStart w:id="30" w:name="ref-burknerBrmsPackageBayesian2017"/>
+    <w:bookmarkEnd w:id="30"/>
+    <w:bookmarkStart w:id="32" w:name="ref-burknerBrmsPackageBayesian2017"/>
     <w:p>
       <w:pPr>
         <w:pStyle w:val="Bibliography"/>
@@ -1973,7 +2096,7 @@
       <w:r>
         <w:t xml:space="preserve"> </w:t>
       </w:r>
-      <w:hyperlink r:id="rId29">
+      <w:hyperlink r:id="rId31">
         <w:r>
           <w:rPr>
             <w:rStyle w:val="Hyperlink"/>
@@ -1982,8 +2105,8 @@
         </w:r>
       </w:hyperlink>
     </w:p>
-    <w:bookmarkEnd w:id="30"/>
-    <w:bookmarkStart w:id="32" w:name="ref-burrLaterHigherLatitudes2016"/>
+    <w:bookmarkEnd w:id="32"/>
+    <w:bookmarkStart w:id="34" w:name="ref-burrLaterHigherLatitudes2016"/>
     <w:p>
       <w:pPr>
         <w:pStyle w:val="Bibliography"/>
@@ -2020,7 +2143,7 @@
       <w:r>
         <w:t xml:space="preserve"> </w:t>
       </w:r>
-      <w:hyperlink r:id="rId31">
+      <w:hyperlink r:id="rId33">
         <w:r>
           <w:rPr>
             <w:rStyle w:val="Hyperlink"/>
@@ -2029,8 +2152,8 @@
         </w:r>
       </w:hyperlink>
     </w:p>
-    <w:bookmarkEnd w:id="32"/>
-    <w:bookmarkStart w:id="34" w:name="ref-clairbauxNorthAtlanticWinter2021"/>
+    <w:bookmarkEnd w:id="34"/>
+    <w:bookmarkStart w:id="36" w:name="ref-clairbauxNorthAtlanticWinter2021"/>
     <w:p>
       <w:pPr>
         <w:pStyle w:val="Bibliography"/>
@@ -2079,7 +2202,7 @@
       <w:r>
         <w:t xml:space="preserve"> </w:t>
       </w:r>
-      <w:hyperlink r:id="rId33">
+      <w:hyperlink r:id="rId35">
         <w:r>
           <w:rPr>
             <w:rStyle w:val="Hyperlink"/>
@@ -2088,8 +2211,8 @@
         </w:r>
       </w:hyperlink>
     </w:p>
-    <w:bookmarkEnd w:id="34"/>
-    <w:bookmarkStart w:id="36" w:name="ref-diasThreatsSeabirdsGlobal2019"/>
+    <w:bookmarkEnd w:id="36"/>
+    <w:bookmarkStart w:id="38" w:name="ref-diasThreatsSeabirdsGlobal2019"/>
     <w:p>
       <w:pPr>
         <w:pStyle w:val="Bibliography"/>
@@ -2138,7 +2261,7 @@
       <w:r>
         <w:t xml:space="preserve"> </w:t>
       </w:r>
-      <w:hyperlink r:id="rId35">
+      <w:hyperlink r:id="rId37">
         <w:r>
           <w:rPr>
             <w:rStyle w:val="Hyperlink"/>
@@ -2147,8 +2270,8 @@
         </w:r>
       </w:hyperlink>
     </w:p>
-    <w:bookmarkEnd w:id="36"/>
-    <w:bookmarkStart w:id="38" w:name="ref-dohertyTestingLifeHistory2004"/>
+    <w:bookmarkEnd w:id="38"/>
+    <w:bookmarkStart w:id="40" w:name="ref-dohertyTestingLifeHistory2004"/>
     <w:p>
       <w:pPr>
         <w:pStyle w:val="Bibliography"/>
@@ -2185,7 +2308,7 @@
       <w:r>
         <w:t xml:space="preserve"> </w:t>
       </w:r>
-      <w:hyperlink r:id="rId37">
+      <w:hyperlink r:id="rId39">
         <w:r>
           <w:rPr>
             <w:rStyle w:val="Hyperlink"/>
@@ -2194,8 +2317,8 @@
         </w:r>
       </w:hyperlink>
     </w:p>
-    <w:bookmarkEnd w:id="38"/>
-    <w:bookmarkStart w:id="40" w:name="ref-durantRegimeShiftsBreeding2004"/>
+    <w:bookmarkEnd w:id="40"/>
+    <w:bookmarkStart w:id="42" w:name="ref-durantRegimeShiftsBreeding2004"/>
     <w:p>
       <w:pPr>
         <w:pStyle w:val="Bibliography"/>
@@ -2244,7 +2367,7 @@
       <w:r>
         <w:t xml:space="preserve"> </w:t>
       </w:r>
-      <w:hyperlink r:id="rId39">
+      <w:hyperlink r:id="rId41">
         <w:r>
           <w:rPr>
             <w:rStyle w:val="Hyperlink"/>
@@ -2253,8 +2376,8 @@
         </w:r>
       </w:hyperlink>
     </w:p>
-    <w:bookmarkEnd w:id="40"/>
-    <w:bookmarkStart w:id="41" w:name="ref-fayetLocalPreyShortages2021"/>
+    <w:bookmarkEnd w:id="42"/>
+    <w:bookmarkStart w:id="43" w:name="ref-fayetLocalPreyShortages2021"/>
     <w:p>
       <w:pPr>
         <w:pStyle w:val="Bibliography"/>
@@ -2301,8 +2424,8 @@
         <w:t xml:space="preserve">, 1152–1164.</w:t>
       </w:r>
     </w:p>
-    <w:bookmarkEnd w:id="41"/>
-    <w:bookmarkStart w:id="43" w:name="X402cb5e1a4e69ff49497d0188bad825f79b15d6"/>
+    <w:bookmarkEnd w:id="43"/>
+    <w:bookmarkStart w:id="45" w:name="X402cb5e1a4e69ff49497d0188bad825f79b15d6"/>
     <w:p>
       <w:pPr>
         <w:pStyle w:val="Bibliography"/>
@@ -2348,7 +2471,7 @@
       <w:r>
         <w:t xml:space="preserve"> </w:t>
       </w:r>
-      <w:hyperlink r:id="rId42">
+      <w:hyperlink r:id="rId44">
         <w:r>
           <w:rPr>
             <w:rStyle w:val="Hyperlink"/>
@@ -2357,8 +2480,8 @@
         </w:r>
       </w:hyperlink>
     </w:p>
-    <w:bookmarkEnd w:id="43"/>
-    <w:bookmarkStart w:id="45" w:name="X33c5e51ec6e1feb638e31c81b30fec3bad61a46"/>
+    <w:bookmarkEnd w:id="45"/>
+    <w:bookmarkStart w:id="47" w:name="X33c5e51ec6e1feb638e31c81b30fec3bad61a46"/>
     <w:p>
       <w:pPr>
         <w:pStyle w:val="Bibliography"/>
@@ -2395,7 +2518,7 @@
       <w:r>
         <w:t xml:space="preserve"> </w:t>
       </w:r>
-      <w:hyperlink r:id="rId44">
+      <w:hyperlink r:id="rId46">
         <w:r>
           <w:rPr>
             <w:rStyle w:val="Hyperlink"/>
@@ -2404,8 +2527,8 @@
         </w:r>
       </w:hyperlink>
     </w:p>
-    <w:bookmarkEnd w:id="45"/>
-    <w:bookmarkStart w:id="46" w:name="Xd2c1001e50c6a03f5980b48bf021065e127b4b3"/>
+    <w:bookmarkEnd w:id="47"/>
+    <w:bookmarkStart w:id="48" w:name="Xd2c1001e50c6a03f5980b48bf021065e127b4b3"/>
     <w:p>
       <w:pPr>
         <w:pStyle w:val="Bibliography"/>
@@ -2486,8 +2609,8 @@
         <w:t xml:space="preserve">(p. 177). Fróðskapur, Faroe University Press.</w:t>
       </w:r>
     </w:p>
-    <w:bookmarkEnd w:id="46"/>
-    <w:bookmarkStart w:id="48" w:name="X686eab3f81361263a84b2098b98864d463c743b"/>
+    <w:bookmarkEnd w:id="48"/>
+    <w:bookmarkStart w:id="50" w:name="X686eab3f81361263a84b2098b98864d463c743b"/>
     <w:p>
       <w:pPr>
         <w:pStyle w:val="Bibliography"/>
@@ -2524,7 +2647,7 @@
       <w:r>
         <w:t xml:space="preserve"> </w:t>
       </w:r>
-      <w:hyperlink r:id="rId47">
+      <w:hyperlink r:id="rId49">
         <w:r>
           <w:rPr>
             <w:rStyle w:val="Hyperlink"/>
@@ -2533,8 +2656,8 @@
         </w:r>
       </w:hyperlink>
     </w:p>
-    <w:bookmarkEnd w:id="48"/>
-    <w:bookmarkStart w:id="49" w:name="ref-jensenPuffinFowlingaFowling2010"/>
+    <w:bookmarkEnd w:id="50"/>
+    <w:bookmarkStart w:id="51" w:name="ref-jensenPuffinFowlingaFowling2010"/>
     <w:p>
       <w:pPr>
         <w:pStyle w:val="Bibliography"/>
@@ -2591,8 +2714,8 @@
         <w:t xml:space="preserve">. Føroya Skúlabókagrunnur.</w:t>
       </w:r>
     </w:p>
-    <w:bookmarkEnd w:id="49"/>
-    <w:bookmarkStart w:id="50" w:name="ref-jensenListBirdsSeen2005"/>
+    <w:bookmarkEnd w:id="51"/>
+    <w:bookmarkStart w:id="52" w:name="ref-jensenListBirdsSeen2005"/>
     <w:p>
       <w:pPr>
         <w:pStyle w:val="Bibliography"/>
@@ -2651,8 +2774,8 @@
         <w:t xml:space="preserve">. Føroya Náttúrugripasavn, Tórshavn, Faroe Islands.</w:t>
       </w:r>
     </w:p>
-    <w:bookmarkEnd w:id="50"/>
-    <w:bookmarkStart w:id="51" w:name="ref-jensenTraditionsPuffinFowling2020"/>
+    <w:bookmarkEnd w:id="52"/>
+    <w:bookmarkStart w:id="53" w:name="ref-jensenTraditionsPuffinFowling2020"/>
     <w:p>
       <w:pPr>
         <w:pStyle w:val="Bibliography"/>
@@ -2699,8 +2822,8 @@
         <w:t xml:space="preserve">, 3–17.</w:t>
       </w:r>
     </w:p>
-    <w:bookmarkEnd w:id="51"/>
-    <w:bookmarkStart w:id="53" w:name="X289cc0e6e2d6f2de639c6553ec3bb635a7ae663"/>
+    <w:bookmarkEnd w:id="53"/>
+    <w:bookmarkStart w:id="55" w:name="X289cc0e6e2d6f2de639c6553ec3bb635a7ae663"/>
     <w:p>
       <w:pPr>
         <w:pStyle w:val="Bibliography"/>
@@ -2749,7 +2872,7 @@
       <w:r>
         <w:t xml:space="preserve"> </w:t>
       </w:r>
-      <w:hyperlink r:id="rId52">
+      <w:hyperlink r:id="rId54">
         <w:r>
           <w:rPr>
             <w:rStyle w:val="Hyperlink"/>
@@ -2758,8 +2881,8 @@
         </w:r>
       </w:hyperlink>
     </w:p>
-    <w:bookmarkEnd w:id="53"/>
-    <w:bookmarkStart w:id="55" w:name="ref-johnson2024icelandic"/>
+    <w:bookmarkEnd w:id="55"/>
+    <w:bookmarkStart w:id="57" w:name="ref-johnson2024icelandic"/>
     <w:p>
       <w:pPr>
         <w:pStyle w:val="Bibliography"/>
@@ -2783,7 +2906,7 @@
       <w:r>
         <w:t xml:space="preserve"> </w:t>
       </w:r>
-      <w:hyperlink r:id="rId54">
+      <w:hyperlink r:id="rId56">
         <w:r>
           <w:rPr>
             <w:rStyle w:val="Hyperlink"/>
@@ -2792,8 +2915,8 @@
         </w:r>
       </w:hyperlink>
     </w:p>
-    <w:bookmarkEnd w:id="55"/>
-    <w:bookmarkStart w:id="57" w:name="ref-jonesIncubationPatchBirds1971"/>
+    <w:bookmarkEnd w:id="57"/>
+    <w:bookmarkStart w:id="59" w:name="ref-jonesIncubationPatchBirds1971"/>
     <w:p>
       <w:pPr>
         <w:pStyle w:val="Bibliography"/>
@@ -2851,7 +2974,7 @@
       <w:r>
         <w:t xml:space="preserve"> </w:t>
       </w:r>
-      <w:hyperlink r:id="rId56">
+      <w:hyperlink r:id="rId58">
         <w:r>
           <w:rPr>
             <w:rStyle w:val="Hyperlink"/>
@@ -2860,8 +2983,8 @@
         </w:r>
       </w:hyperlink>
     </w:p>
-    <w:bookmarkEnd w:id="57"/>
-    <w:bookmarkStart w:id="58" w:name="Xe19625febeb906ccdb6e58cd53cb47af33dcf28"/>
+    <w:bookmarkEnd w:id="59"/>
+    <w:bookmarkStart w:id="60" w:name="Xe19625febeb906ccdb6e58cd53cb47af33dcf28"/>
     <w:p>
       <w:pPr>
         <w:pStyle w:val="Bibliography"/>
@@ -2870,8 +2993,8 @@
         <w:t xml:space="preserve">Løgtingslóg Um Fuglaveiðu, Sum Seinast Broytt Við Løgtingslóg Nr. 70 Frá 22. Mai 2023 (1984).</w:t>
       </w:r>
     </w:p>
-    <w:bookmarkEnd w:id="58"/>
-    <w:bookmarkStart w:id="60" w:name="ref-lowtherAtlanticPuffinFratercula2020"/>
+    <w:bookmarkEnd w:id="60"/>
+    <w:bookmarkStart w:id="62" w:name="ref-lowtherAtlanticPuffinFratercula2020"/>
     <w:p>
       <w:pPr>
         <w:pStyle w:val="Bibliography"/>
@@ -2904,7 +3027,7 @@
       <w:r>
         <w:t xml:space="preserve"> </w:t>
       </w:r>
-      <w:hyperlink r:id="rId59">
+      <w:hyperlink r:id="rId61">
         <w:r>
           <w:rPr>
             <w:rStyle w:val="Hyperlink"/>
@@ -2913,8 +3036,8 @@
         </w:r>
       </w:hyperlink>
     </w:p>
-    <w:bookmarkEnd w:id="60"/>
-    <w:bookmarkStart w:id="62" w:name="X207bec76f29f8d8311150c8279e9cc679159524"/>
+    <w:bookmarkEnd w:id="62"/>
+    <w:bookmarkStart w:id="64" w:name="X207bec76f29f8d8311150c8279e9cc679159524"/>
     <w:p>
       <w:pPr>
         <w:pStyle w:val="Bibliography"/>
@@ -3014,7 +3137,7 @@
       <w:r>
         <w:t xml:space="preserve"> </w:t>
       </w:r>
-      <w:hyperlink r:id="rId61">
+      <w:hyperlink r:id="rId63">
         <w:r>
           <w:rPr>
             <w:rStyle w:val="Hyperlink"/>
@@ -3023,8 +3146,8 @@
         </w:r>
       </w:hyperlink>
     </w:p>
-    <w:bookmarkEnd w:id="62"/>
-    <w:bookmarkStart w:id="64" w:name="X958f21470482a6a06ce614515743210bd9f3c46"/>
+    <w:bookmarkEnd w:id="64"/>
+    <w:bookmarkStart w:id="66" w:name="X958f21470482a6a06ce614515743210bd9f3c46"/>
     <w:p>
       <w:pPr>
         <w:pStyle w:val="Bibliography"/>
@@ -3127,7 +3250,7 @@
       <w:r>
         <w:t xml:space="preserve"> </w:t>
       </w:r>
-      <w:hyperlink r:id="rId63">
+      <w:hyperlink r:id="rId65">
         <w:r>
           <w:rPr>
             <w:rStyle w:val="Hyperlink"/>
@@ -3136,8 +3259,8 @@
         </w:r>
       </w:hyperlink>
     </w:p>
-    <w:bookmarkEnd w:id="64"/>
-    <w:bookmarkStart w:id="66" w:name="ref-milesDeclineAtlanticPuffin2015"/>
+    <w:bookmarkEnd w:id="66"/>
+    <w:bookmarkStart w:id="68" w:name="ref-milesDeclineAtlanticPuffin2015"/>
     <w:p>
       <w:pPr>
         <w:pStyle w:val="Bibliography"/>
@@ -3216,116 +3339,12 @@
       <w:r>
         <w:t xml:space="preserve"> </w:t>
       </w:r>
-      <w:hyperlink r:id="rId65">
+      <w:hyperlink r:id="rId67">
         <w:r>
           <w:rPr>
             <w:rStyle w:val="Hyperlink"/>
           </w:rPr>
           <w:t xml:space="preserve">https://doi.org/10.1371/journal.pone.0131527</w:t>
-        </w:r>
-      </w:hyperlink>
-    </w:p>
-    <w:bookmarkEnd w:id="66"/>
-    <w:bookmarkStart w:id="68" w:name="ref-rcoreteamRLanguageEnvironment2026"/>
-    <w:p>
-      <w:pPr>
-        <w:pStyle w:val="Bibliography"/>
-      </w:pPr>
-      <w:r>
-        <w:t xml:space="preserve">R Core Team. (2026).</w:t>
-      </w:r>
-      <w:r>
-        <w:t xml:space="preserve"> </w:t>
-      </w:r>
-      <w:r>
-        <w:rPr>
-          <w:i/>
-          <w:iCs/>
-        </w:rPr>
-        <w:t xml:space="preserve">R:</w:t>
-      </w:r>
-      <w:r>
-        <w:rPr>
-          <w:i/>
-          <w:iCs/>
-        </w:rPr>
-        <w:t xml:space="preserve"> </w:t>
-      </w:r>
-      <w:r>
-        <w:rPr>
-          <w:i/>
-          <w:iCs/>
-        </w:rPr>
-        <w:t xml:space="preserve">A Language</w:t>
-      </w:r>
-      <w:r>
-        <w:rPr>
-          <w:i/>
-          <w:iCs/>
-        </w:rPr>
-        <w:t xml:space="preserve"> </w:t>
-      </w:r>
-      <w:r>
-        <w:rPr>
-          <w:i/>
-          <w:iCs/>
-        </w:rPr>
-        <w:t xml:space="preserve">and</w:t>
-      </w:r>
-      <w:r>
-        <w:rPr>
-          <w:i/>
-          <w:iCs/>
-        </w:rPr>
-        <w:t xml:space="preserve"> </w:t>
-      </w:r>
-      <w:r>
-        <w:rPr>
-          <w:i/>
-          <w:iCs/>
-        </w:rPr>
-        <w:t xml:space="preserve">Environment</w:t>
-      </w:r>
-      <w:r>
-        <w:rPr>
-          <w:i/>
-          <w:iCs/>
-        </w:rPr>
-        <w:t xml:space="preserve"> </w:t>
-      </w:r>
-      <w:r>
-        <w:rPr>
-          <w:i/>
-          <w:iCs/>
-        </w:rPr>
-        <w:t xml:space="preserve">for</w:t>
-      </w:r>
-      <w:r>
-        <w:rPr>
-          <w:i/>
-          <w:iCs/>
-        </w:rPr>
-        <w:t xml:space="preserve"> </w:t>
-      </w:r>
-      <w:r>
-        <w:rPr>
-          <w:i/>
-          <w:iCs/>
-        </w:rPr>
-        <w:t xml:space="preserve">Statistical Computing</w:t>
-      </w:r>
-      <w:r>
-        <w:t xml:space="preserve">. R Foundation for Statistical Computing.</w:t>
-      </w:r>
-      <w:r>
-        <w:t xml:space="preserve"> </w:t>
-      </w:r>
-      <w:hyperlink r:id="rId67">
-        <w:r>
-          <w:rPr>
-            <w:rStyle w:val="Hyperlink"/>
-          </w:rPr>
-          <w:t xml:space="preserve">https://doi.org/10.32614/R.manuals</w:t>
         </w:r>
       </w:hyperlink>
     </w:p>

--- a/manuscript/manuscript.docx
+++ b/manuscript/manuscript.docx
@@ -134,7 +134,35 @@
         <w:t xml:space="preserve">Føroyar</w:t>
       </w:r>
       <w:r>
-        <w:t xml:space="preserve">, even reduced harvesting is likely unsustainable under currect conditions.</w:t>
+        <w:t xml:space="preserve">, even reduced harvesting is likely unsustainable under current conditions.</w:t>
+      </w:r>
+    </w:p>
+    <w:bookmarkEnd w:id="9"/>
+    <w:bookmarkStart w:id="10" w:name="samandráttur"/>
+    <w:p>
+      <w:pPr>
+        <w:pStyle w:val="Heading1"/>
+      </w:pPr>
+      <w:r>
+        <w:t xml:space="preserve">SAMANDRÁTTUR</w:t>
+      </w:r>
+    </w:p>
+    <w:p>
+      <w:pPr>
+        <w:pStyle w:val="FirstParagraph"/>
+      </w:pPr>
+      <w:r>
+        <w:t xml:space="preserve">Áhaldandi veðurlagsbroytingar og øktar umhvørvisbroytingar av menniskjaávum hava við sær týðiligar broytingar í talinum á sjófugli. Eitt av ávirkaðu fuglasløgunum er lundin (</w:t>
+      </w:r>
+      <w:r>
+        <w:rPr>
+          <w:i/>
+          <w:iCs/>
+        </w:rPr>
+        <w:t xml:space="preserve">Fratercula arctica</w:t>
+      </w:r>
+      <w:r>
+        <w:t xml:space="preserve">), sum er í minking í Norðuratlantshavi. Samstundis sum ein stórur partur av minkingini kemur av óbeinleiðis ávirkan, til dømis tí at minni føði hevur við sær, at stórur partur av ynglingini fer fyri skeytið, kunnu beinleiðis hóttanir, herundir lundaveiða, geva teimum longu hóttu lundastovnunum banahøggið. Fleygaðir lundar geva okkum eitt einastandandi høvi at kanna ein sunnan part av lundastovninum bæði inn- og útvortis. Her hava vit kannað 13 ára dátur (1995-2008) um lundabøgur, sum vórðu fleygaðar í Føroyum, við tí fyri eyga at vita, um lutfallið av váttaðum ynglifugl (t.e. tær lundabøgurnar, sum hava úttambaðar eggjaleiðarar, sum vísa, at tær hava vorpið í minsta lagi eina ferð) í kannaðu sýnunum øktist yvir tíð. Vit taldu eisini upp bølingarblettir sum tekin um yngling í kanningarárinum, av tí at sýnini vórðu tikin, eftir at eggini vóru klakt, og tá eiga hormonellir bølingarblettir (uttan virkna yngliroynd) at vera horvnir. Vit komu fram til, at lutfallið av váttaðum ynglifugli øktist frá umleið 15 % í byrjanini av kannaða tíðarskeiðinum til 78 % í 2008, og at lutfallið av váttaðum ynglifugli eisini øktist millum teir fuglarnar, sum ikki høvdu bølingarblett. Yvirhøvur kundu vit vísa á, at ungfuglar, sum ikki høvdu ynglað enn, hvurvu úr sýnunum, og hetta bendir á stórar trupulleikar hjá stovninum at seta nýggjan ynglifugl við. Tað er neyvan veiðan, sum er høvuðsorsøkin til, at stovnurin minkar í Føroyum, men sjálvt avmarkað veiða er óburðardygg undir núverandi umstøðum.</w:t>
       </w:r>
     </w:p>
     <w:p>
@@ -155,8 +183,8 @@
         <w:t xml:space="preserve">demographics, seabirds, traditional harvest, recruitment, brood patch, seabird conservation</w:t>
       </w:r>
     </w:p>
-    <w:bookmarkEnd w:id="9"/>
-    <w:bookmarkStart w:id="10" w:name="introduction"/>
+    <w:bookmarkEnd w:id="10"/>
+    <w:bookmarkStart w:id="11" w:name="introduction"/>
     <w:p>
       <w:pPr>
         <w:pStyle w:val="Heading1"/>
@@ -602,8 +630,8 @@
         <w:t xml:space="preserve">, we assumed that, at the time of the puffin hunt, prospecting and failed breeders would have refeathered their brood patch while actively incubating birds still retained theirs. We predicted that birds of breeding age would be less likely to have a brood patch later in the study period, indicating increased breeding failures or an increase in birds foregoing breeding.</w:t>
       </w:r>
     </w:p>
-    <w:bookmarkEnd w:id="10"/>
-    <w:bookmarkStart w:id="11" w:name="methods"/>
+    <w:bookmarkEnd w:id="11"/>
+    <w:bookmarkStart w:id="12" w:name="methods"/>
     <w:p>
       <w:pPr>
         <w:pStyle w:val="Heading1"/>
@@ -786,17 +814,7 @@
         <w:t xml:space="preserve"> </w:t>
       </w:r>
       <w:r>
-        <w:t xml:space="preserve">(</w:t>
-      </w:r>
-      <w:r>
-        <w:rPr>
-          <w:b/>
-          <w:bCs/>
-        </w:rPr>
-        <w:t xml:space="preserve">rcoreteamRLanguageEnvironment2026?</w:t>
-      </w:r>
-      <w:r>
-        <w:t xml:space="preserve">)</w:t>
+        <w:t xml:space="preserve">R Core Team (2026)</w:t>
       </w:r>
       <w:r>
         <w:t xml:space="preserve">] with breeding status (0 = never bred; 1 = has bred) as response variable. We included study year and brood patch presence (0 = absent; 1 = present) with an interaction as covariates. We used weakly informative priors: a normal (0, 1.5) prior on the brood patch presence and year × brood patch presence interaction, a more skeptical normal (0, 1) prior on the year trend, and the default Student-t (3, 0, 2.5) prior on the intercept. We centered year around the mean, and scaled it in decades, so the year prior constrains the plausible per-decade change in breeding probability. We confirmed that these priors implied plausible values using prior predictive checks [</w:t>
@@ -1029,8 +1047,8 @@
         <w:t xml:space="preserve">As a robustness check, we tested whether brood patch detectability drifted over time within confirmed breeding-age females, with a second GLM with brood patch presence as response variable and year as covariate, including only breeding-age females (n = 469). We used the same priors as for the full model, excluding the interaction term. As a second robustness check to confirm that the low sample size (n = 5) in 2007 did not have an undue effect on the overall outcome, we refit the full model excluding 2007.</w:t>
       </w:r>
     </w:p>
-    <w:bookmarkEnd w:id="11"/>
-    <w:bookmarkStart w:id="12" w:name="results"/>
+    <w:bookmarkEnd w:id="12"/>
+    <w:bookmarkStart w:id="13" w:name="results"/>
     <w:p>
       <w:pPr>
         <w:pStyle w:val="Heading1"/>
@@ -1159,8 +1177,8 @@
         <w:t xml:space="preserve">). Removing 2007 did not change the model predictions (Δ odds ratio, full model minus 2007-excluded refit: intercept +0.00, year +0.00, brood patch presence -0.06, interaction +0.00).</w:t>
       </w:r>
     </w:p>
-    <w:bookmarkEnd w:id="12"/>
-    <w:bookmarkStart w:id="13" w:name="discussion"/>
+    <w:bookmarkEnd w:id="13"/>
+    <w:bookmarkStart w:id="14" w:name="discussion"/>
     <w:p>
       <w:pPr>
         <w:pStyle w:val="Heading1"/>
@@ -1400,11 +1418,49 @@
         <w:t xml:space="preserve">(Johnson et al., 2024)</w:t>
       </w:r>
       <w:r>
+        <w:t xml:space="preserve">. In Scotland, the traditional</w:t>
+      </w:r>
+      <w:r>
+        <w:t xml:space="preserve"> </w:t>
+      </w:r>
+      <w:r>
+        <w:rPr>
+          <w:i/>
+          <w:iCs/>
+        </w:rPr>
+        <w:t xml:space="preserve">guga</w:t>
+      </w:r>
+      <w:r>
+        <w:t xml:space="preserve"> </w:t>
+      </w:r>
+      <w:r>
+        <w:t xml:space="preserve">(juvenile Northern Gannet</w:t>
+      </w:r>
+      <w:r>
+        <w:t xml:space="preserve"> </w:t>
+      </w:r>
+      <w:r>
+        <w:rPr>
+          <w:i/>
+          <w:iCs/>
+        </w:rPr>
+        <w:t xml:space="preserve">Morus bassanus</w:t>
+      </w:r>
+      <w:r>
+        <w:t xml:space="preserve">) hunting licence was rejected this year as the requested harvest was deemed likely to negatively affect the population</w:t>
+      </w:r>
+      <w:r>
+        <w:t xml:space="preserve"> </w:t>
+      </w:r>
+      <w:r>
+        <w:t xml:space="preserve">(NatureScot, 2026)</w:t>
+      </w:r>
+      <w:r>
         <w:t xml:space="preserve">.</w:t>
       </w:r>
     </w:p>
-    <w:bookmarkEnd w:id="13"/>
-    <w:bookmarkStart w:id="14" w:name="acknowledgements"/>
+    <w:bookmarkEnd w:id="14"/>
+    <w:bookmarkStart w:id="15" w:name="acknowledgements"/>
     <w:p>
       <w:pPr>
         <w:pStyle w:val="Heading1"/>
@@ -1418,11 +1474,11 @@
         <w:pStyle w:val="FirstParagraph"/>
       </w:pPr>
       <w:r>
-        <w:t xml:space="preserve">We would like to thank René Hansen for collecting and sharing the harvest numbers and Trevor MacLaurin for double checking our statistical methods. Most importantly, we would like to thank the hunters who shared puffins for use in this study. Puffins were obtained using private funds and a small contribution from Havstovan - Faroe Marine Research Institute.</w:t>
-      </w:r>
-    </w:p>
-    <w:bookmarkEnd w:id="14"/>
-    <w:bookmarkStart w:id="15" w:name="author-contributions"/>
+        <w:t xml:space="preserve">We would like to thank René Hansen for collecting and sharing the harvest numbers and Trevor MacLaurin for double checking our statistical methods. We would also like to thank Kristina Petersen and Marita Gulklett for their help translating the abstract to Faroese. Most importantly, we would like to thank the hunters who shared puffins for use in this study. Puffins were obtained using private funds and a small contribution from Havstovan - Faroe Marine Research Institute.</w:t>
+      </w:r>
+    </w:p>
+    <w:bookmarkEnd w:id="15"/>
+    <w:bookmarkStart w:id="16" w:name="author-contributions"/>
     <w:p>
       <w:pPr>
         <w:pStyle w:val="Heading1"/>
@@ -1436,19 +1492,11 @@
         <w:pStyle w:val="FirstParagraph"/>
       </w:pPr>
       <w:r>
-        <w:t xml:space="preserve">AA: conceptualisation; data curation; formal analysis; methodology; validation; visualisation; writing - original draft</w:t>
-      </w:r>
-    </w:p>
-    <w:p>
-      <w:pPr>
-        <w:pStyle w:val="BodyText"/>
-      </w:pPr>
-      <w:r>
-        <w:t xml:space="preserve">JKJ: conceptualisation; data curation; investigation; methodology; resources; writing - review and editing</w:t>
-      </w:r>
-    </w:p>
-    <w:bookmarkEnd w:id="15"/>
-    <w:bookmarkStart w:id="18" w:name="data-and-code-availability"/>
+        <w:t xml:space="preserve">Conceptualization: AA, JKJ. Data curation: AA, JKJ. Formal analysis: AA. Investigation: JKJ. Methodology: AA, JKJ. Resources: JKJ. Validation: AA. Visualization: AA. Writing—original draft: AA. Writing—review &amp; editing: JKJ.</w:t>
+      </w:r>
+    </w:p>
+    <w:bookmarkEnd w:id="16"/>
+    <w:bookmarkStart w:id="19" w:name="data-and-code-availability"/>
     <w:p>
       <w:pPr>
         <w:pStyle w:val="Heading1"/>
@@ -1467,7 +1515,7 @@
       <w:r>
         <w:t xml:space="preserve"> </w:t>
       </w:r>
-      <w:hyperlink r:id="rId16">
+      <w:hyperlink r:id="rId17">
         <w:r>
           <w:rPr>
             <w:rStyle w:val="Hyperlink"/>
@@ -1481,7 +1529,7 @@
       <w:r>
         <w:t xml:space="preserve"> </w:t>
       </w:r>
-      <w:hyperlink r:id="rId17">
+      <w:hyperlink r:id="rId18">
         <w:r>
           <w:rPr>
             <w:rStyle w:val="Hyperlink"/>
@@ -1499,8 +1547,8 @@
         <w:t xml:space="preserve">.</w:t>
       </w:r>
     </w:p>
-    <w:bookmarkEnd w:id="18"/>
-    <w:bookmarkStart w:id="102" w:name="references"/>
+    <w:bookmarkEnd w:id="19"/>
+    <w:bookmarkStart w:id="107" w:name="references"/>
     <w:p>
       <w:pPr>
         <w:pStyle w:val="Heading1"/>
@@ -1509,8 +1557,8 @@
         <w:t xml:space="preserve">REFERENCES</w:t>
       </w:r>
     </w:p>
-    <w:bookmarkStart w:id="79" w:name="refs"/>
-    <w:bookmarkStart w:id="20" w:name="ref-ashcroftSurvivalRatesBreeding1979"/>
+    <w:bookmarkStart w:id="84" w:name="refs"/>
+    <w:bookmarkStart w:id="21" w:name="ref-ashcroftSurvivalRatesBreeding1979"/>
     <w:p>
       <w:pPr>
         <w:pStyle w:val="Bibliography"/>
@@ -1601,7 +1649,7 @@
       <w:r>
         <w:t xml:space="preserve"> </w:t>
       </w:r>
-      <w:hyperlink r:id="rId19">
+      <w:hyperlink r:id="rId20">
         <w:r>
           <w:rPr>
             <w:rStyle w:val="Hyperlink"/>
@@ -1610,8 +1658,8 @@
         </w:r>
       </w:hyperlink>
     </w:p>
-    <w:bookmarkEnd w:id="20"/>
-    <w:bookmarkStart w:id="22" w:name="ref-ausemsVariationFoodAvailability2026"/>
+    <w:bookmarkEnd w:id="21"/>
+    <w:bookmarkStart w:id="23" w:name="ref-ausemsVariationFoodAvailability2026"/>
     <w:p>
       <w:pPr>
         <w:pStyle w:val="Bibliography"/>
@@ -1686,7 +1734,7 @@
       <w:r>
         <w:t xml:space="preserve"> </w:t>
       </w:r>
-      <w:hyperlink r:id="rId21">
+      <w:hyperlink r:id="rId22">
         <w:r>
           <w:rPr>
             <w:rStyle w:val="Hyperlink"/>
@@ -1695,8 +1743,8 @@
         </w:r>
       </w:hyperlink>
     </w:p>
-    <w:bookmarkEnd w:id="22"/>
-    <w:bookmarkStart w:id="24" w:name="X5001aa68545cec2af7068c5799e4bc0a6cad2bc"/>
+    <w:bookmarkEnd w:id="23"/>
+    <w:bookmarkStart w:id="25" w:name="X5001aa68545cec2af7068c5799e4bc0a6cad2bc"/>
     <w:p>
       <w:pPr>
         <w:pStyle w:val="Bibliography"/>
@@ -1788,12 +1836,12 @@
         <w:t xml:space="preserve"> </w:t>
       </w:r>
       <w:r>
-        <w:t xml:space="preserve">(Version v1.0.0) [Computer software]. Zenodo.</w:t>
-      </w:r>
-      <w:r>
-        <w:t xml:space="preserve"> </w:t>
-      </w:r>
-      <w:hyperlink r:id="rId23">
+        <w:t xml:space="preserve">(Version v1.0.0) [Dataset]. Zenodo.</w:t>
+      </w:r>
+      <w:r>
+        <w:t xml:space="preserve"> </w:t>
+      </w:r>
+      <w:hyperlink r:id="rId24">
         <w:r>
           <w:rPr>
             <w:rStyle w:val="Hyperlink"/>
@@ -1802,8 +1850,8 @@
         </w:r>
       </w:hyperlink>
     </w:p>
-    <w:bookmarkEnd w:id="24"/>
-    <w:bookmarkStart w:id="26" w:name="ref-baileyIncubationPatchPasserine1952"/>
+    <w:bookmarkEnd w:id="25"/>
+    <w:bookmarkStart w:id="27" w:name="ref-baileyIncubationPatchPasserine1952"/>
     <w:p>
       <w:pPr>
         <w:pStyle w:val="Bibliography"/>
@@ -1861,7 +1909,7 @@
       <w:r>
         <w:t xml:space="preserve"> </w:t>
       </w:r>
-      <w:hyperlink r:id="rId25">
+      <w:hyperlink r:id="rId26">
         <w:r>
           <w:rPr>
             <w:rStyle w:val="Hyperlink"/>
@@ -1870,8 +1918,8 @@
         </w:r>
       </w:hyperlink>
     </w:p>
-    <w:bookmarkEnd w:id="26"/>
-    <w:bookmarkStart w:id="28" w:name="X6fe9fda70bed21ba65d61585bcf1d825af477bf"/>
+    <w:bookmarkEnd w:id="27"/>
+    <w:bookmarkStart w:id="29" w:name="X6fe9fda70bed21ba65d61585bcf1d825af477bf"/>
     <w:p>
       <w:pPr>
         <w:pStyle w:val="Bibliography"/>
@@ -1939,7 +1987,7 @@
       <w:r>
         <w:t xml:space="preserve"> </w:t>
       </w:r>
-      <w:hyperlink r:id="rId27">
+      <w:hyperlink r:id="rId28">
         <w:r>
           <w:rPr>
             <w:rStyle w:val="Hyperlink"/>
@@ -1948,8 +1996,8 @@
         </w:r>
       </w:hyperlink>
     </w:p>
-    <w:bookmarkEnd w:id="28"/>
-    <w:bookmarkStart w:id="30" w:name="X2251d75557b56d22c3e2c47990efce73593f512"/>
+    <w:bookmarkEnd w:id="29"/>
+    <w:bookmarkStart w:id="31" w:name="X2251d75557b56d22c3e2c47990efce73593f512"/>
     <w:p>
       <w:pPr>
         <w:pStyle w:val="Bibliography"/>
@@ -2007,7 +2055,7 @@
       <w:r>
         <w:t xml:space="preserve"> </w:t>
       </w:r>
-      <w:hyperlink r:id="rId29">
+      <w:hyperlink r:id="rId30">
         <w:r>
           <w:rPr>
             <w:rStyle w:val="Hyperlink"/>
@@ -2016,8 +2064,8 @@
         </w:r>
       </w:hyperlink>
     </w:p>
-    <w:bookmarkEnd w:id="30"/>
-    <w:bookmarkStart w:id="32" w:name="ref-burknerBrmsPackageBayesian2017"/>
+    <w:bookmarkEnd w:id="31"/>
+    <w:bookmarkStart w:id="33" w:name="ref-burknerBrmsPackageBayesian2017"/>
     <w:p>
       <w:pPr>
         <w:pStyle w:val="Bibliography"/>
@@ -2096,7 +2144,7 @@
       <w:r>
         <w:t xml:space="preserve"> </w:t>
       </w:r>
-      <w:hyperlink r:id="rId31">
+      <w:hyperlink r:id="rId32">
         <w:r>
           <w:rPr>
             <w:rStyle w:val="Hyperlink"/>
@@ -2105,8 +2153,8 @@
         </w:r>
       </w:hyperlink>
     </w:p>
-    <w:bookmarkEnd w:id="32"/>
-    <w:bookmarkStart w:id="34" w:name="ref-burrLaterHigherLatitudes2016"/>
+    <w:bookmarkEnd w:id="33"/>
+    <w:bookmarkStart w:id="35" w:name="ref-burrLaterHigherLatitudes2016"/>
     <w:p>
       <w:pPr>
         <w:pStyle w:val="Bibliography"/>
@@ -2143,7 +2191,7 @@
       <w:r>
         <w:t xml:space="preserve"> </w:t>
       </w:r>
-      <w:hyperlink r:id="rId33">
+      <w:hyperlink r:id="rId34">
         <w:r>
           <w:rPr>
             <w:rStyle w:val="Hyperlink"/>
@@ -2152,8 +2200,8 @@
         </w:r>
       </w:hyperlink>
     </w:p>
-    <w:bookmarkEnd w:id="34"/>
-    <w:bookmarkStart w:id="36" w:name="ref-clairbauxNorthAtlanticWinter2021"/>
+    <w:bookmarkEnd w:id="35"/>
+    <w:bookmarkStart w:id="37" w:name="ref-clairbauxNorthAtlanticWinter2021"/>
     <w:p>
       <w:pPr>
         <w:pStyle w:val="Bibliography"/>
@@ -2202,7 +2250,7 @@
       <w:r>
         <w:t xml:space="preserve"> </w:t>
       </w:r>
-      <w:hyperlink r:id="rId35">
+      <w:hyperlink r:id="rId36">
         <w:r>
           <w:rPr>
             <w:rStyle w:val="Hyperlink"/>
@@ -2211,8 +2259,8 @@
         </w:r>
       </w:hyperlink>
     </w:p>
-    <w:bookmarkEnd w:id="36"/>
-    <w:bookmarkStart w:id="38" w:name="ref-diasThreatsSeabirdsGlobal2019"/>
+    <w:bookmarkEnd w:id="37"/>
+    <w:bookmarkStart w:id="39" w:name="ref-diasThreatsSeabirdsGlobal2019"/>
     <w:p>
       <w:pPr>
         <w:pStyle w:val="Bibliography"/>
@@ -2261,7 +2309,7 @@
       <w:r>
         <w:t xml:space="preserve"> </w:t>
       </w:r>
-      <w:hyperlink r:id="rId37">
+      <w:hyperlink r:id="rId38">
         <w:r>
           <w:rPr>
             <w:rStyle w:val="Hyperlink"/>
@@ -2270,8 +2318,8 @@
         </w:r>
       </w:hyperlink>
     </w:p>
-    <w:bookmarkEnd w:id="38"/>
-    <w:bookmarkStart w:id="40" w:name="ref-dohertyTestingLifeHistory2004"/>
+    <w:bookmarkEnd w:id="39"/>
+    <w:bookmarkStart w:id="41" w:name="ref-dohertyTestingLifeHistory2004"/>
     <w:p>
       <w:pPr>
         <w:pStyle w:val="Bibliography"/>
@@ -2308,7 +2356,7 @@
       <w:r>
         <w:t xml:space="preserve"> </w:t>
       </w:r>
-      <w:hyperlink r:id="rId39">
+      <w:hyperlink r:id="rId40">
         <w:r>
           <w:rPr>
             <w:rStyle w:val="Hyperlink"/>
@@ -2317,8 +2365,8 @@
         </w:r>
       </w:hyperlink>
     </w:p>
-    <w:bookmarkEnd w:id="40"/>
-    <w:bookmarkStart w:id="42" w:name="ref-durantRegimeShiftsBreeding2004"/>
+    <w:bookmarkEnd w:id="41"/>
+    <w:bookmarkStart w:id="43" w:name="ref-durantRegimeShiftsBreeding2004"/>
     <w:p>
       <w:pPr>
         <w:pStyle w:val="Bibliography"/>
@@ -2367,7 +2415,7 @@
       <w:r>
         <w:t xml:space="preserve"> </w:t>
       </w:r>
-      <w:hyperlink r:id="rId41">
+      <w:hyperlink r:id="rId42">
         <w:r>
           <w:rPr>
             <w:rStyle w:val="Hyperlink"/>
@@ -2376,8 +2424,8 @@
         </w:r>
       </w:hyperlink>
     </w:p>
-    <w:bookmarkEnd w:id="42"/>
-    <w:bookmarkStart w:id="43" w:name="ref-fayetLocalPreyShortages2021"/>
+    <w:bookmarkEnd w:id="43"/>
+    <w:bookmarkStart w:id="44" w:name="ref-fayetLocalPreyShortages2021"/>
     <w:p>
       <w:pPr>
         <w:pStyle w:val="Bibliography"/>
@@ -2424,8 +2472,8 @@
         <w:t xml:space="preserve">, 1152–1164.</w:t>
       </w:r>
     </w:p>
-    <w:bookmarkEnd w:id="43"/>
-    <w:bookmarkStart w:id="45" w:name="X402cb5e1a4e69ff49497d0188bad825f79b15d6"/>
+    <w:bookmarkEnd w:id="44"/>
+    <w:bookmarkStart w:id="46" w:name="X402cb5e1a4e69ff49497d0188bad825f79b15d6"/>
     <w:p>
       <w:pPr>
         <w:pStyle w:val="Bibliography"/>
@@ -2471,7 +2519,7 @@
       <w:r>
         <w:t xml:space="preserve"> </w:t>
       </w:r>
-      <w:hyperlink r:id="rId44">
+      <w:hyperlink r:id="rId45">
         <w:r>
           <w:rPr>
             <w:rStyle w:val="Hyperlink"/>
@@ -2480,8 +2528,8 @@
         </w:r>
       </w:hyperlink>
     </w:p>
-    <w:bookmarkEnd w:id="45"/>
-    <w:bookmarkStart w:id="47" w:name="X33c5e51ec6e1feb638e31c81b30fec3bad61a46"/>
+    <w:bookmarkEnd w:id="46"/>
+    <w:bookmarkStart w:id="48" w:name="X33c5e51ec6e1feb638e31c81b30fec3bad61a46"/>
     <w:p>
       <w:pPr>
         <w:pStyle w:val="Bibliography"/>
@@ -2518,7 +2566,7 @@
       <w:r>
         <w:t xml:space="preserve"> </w:t>
       </w:r>
-      <w:hyperlink r:id="rId46">
+      <w:hyperlink r:id="rId47">
         <w:r>
           <w:rPr>
             <w:rStyle w:val="Hyperlink"/>
@@ -2527,8 +2575,8 @@
         </w:r>
       </w:hyperlink>
     </w:p>
-    <w:bookmarkEnd w:id="47"/>
-    <w:bookmarkStart w:id="48" w:name="Xd2c1001e50c6a03f5980b48bf021065e127b4b3"/>
+    <w:bookmarkEnd w:id="48"/>
+    <w:bookmarkStart w:id="49" w:name="Xd2c1001e50c6a03f5980b48bf021065e127b4b3"/>
     <w:p>
       <w:pPr>
         <w:pStyle w:val="Bibliography"/>
@@ -2609,8 +2657,8 @@
         <w:t xml:space="preserve">(p. 177). Fróðskapur, Faroe University Press.</w:t>
       </w:r>
     </w:p>
-    <w:bookmarkEnd w:id="48"/>
-    <w:bookmarkStart w:id="50" w:name="X686eab3f81361263a84b2098b98864d463c743b"/>
+    <w:bookmarkEnd w:id="49"/>
+    <w:bookmarkStart w:id="51" w:name="X686eab3f81361263a84b2098b98864d463c743b"/>
     <w:p>
       <w:pPr>
         <w:pStyle w:val="Bibliography"/>
@@ -2647,7 +2695,7 @@
       <w:r>
         <w:t xml:space="preserve"> </w:t>
       </w:r>
-      <w:hyperlink r:id="rId49">
+      <w:hyperlink r:id="rId50">
         <w:r>
           <w:rPr>
             <w:rStyle w:val="Hyperlink"/>
@@ -2656,8 +2704,8 @@
         </w:r>
       </w:hyperlink>
     </w:p>
-    <w:bookmarkEnd w:id="50"/>
-    <w:bookmarkStart w:id="51" w:name="ref-jensenPuffinFowlingaFowling2010"/>
+    <w:bookmarkEnd w:id="51"/>
+    <w:bookmarkStart w:id="52" w:name="ref-jensenPuffinFowlingaFowling2010"/>
     <w:p>
       <w:pPr>
         <w:pStyle w:val="Bibliography"/>
@@ -2714,8 +2762,8 @@
         <w:t xml:space="preserve">. Føroya Skúlabókagrunnur.</w:t>
       </w:r>
     </w:p>
-    <w:bookmarkEnd w:id="51"/>
-    <w:bookmarkStart w:id="52" w:name="ref-jensenListBirdsSeen2005"/>
+    <w:bookmarkEnd w:id="52"/>
+    <w:bookmarkStart w:id="53" w:name="ref-jensenListBirdsSeen2005"/>
     <w:p>
       <w:pPr>
         <w:pStyle w:val="Bibliography"/>
@@ -2774,8 +2822,8 @@
         <w:t xml:space="preserve">. Føroya Náttúrugripasavn, Tórshavn, Faroe Islands.</w:t>
       </w:r>
     </w:p>
-    <w:bookmarkEnd w:id="52"/>
-    <w:bookmarkStart w:id="53" w:name="ref-jensenTraditionsPuffinFowling2020"/>
+    <w:bookmarkEnd w:id="53"/>
+    <w:bookmarkStart w:id="54" w:name="ref-jensenTraditionsPuffinFowling2020"/>
     <w:p>
       <w:pPr>
         <w:pStyle w:val="Bibliography"/>
@@ -2822,8 +2870,8 @@
         <w:t xml:space="preserve">, 3–17.</w:t>
       </w:r>
     </w:p>
-    <w:bookmarkEnd w:id="53"/>
-    <w:bookmarkStart w:id="55" w:name="X289cc0e6e2d6f2de639c6553ec3bb635a7ae663"/>
+    <w:bookmarkEnd w:id="54"/>
+    <w:bookmarkStart w:id="56" w:name="X289cc0e6e2d6f2de639c6553ec3bb635a7ae663"/>
     <w:p>
       <w:pPr>
         <w:pStyle w:val="Bibliography"/>
@@ -2872,7 +2920,7 @@
       <w:r>
         <w:t xml:space="preserve"> </w:t>
       </w:r>
-      <w:hyperlink r:id="rId54">
+      <w:hyperlink r:id="rId55">
         <w:r>
           <w:rPr>
             <w:rStyle w:val="Hyperlink"/>
@@ -2881,8 +2929,8 @@
         </w:r>
       </w:hyperlink>
     </w:p>
-    <w:bookmarkEnd w:id="55"/>
-    <w:bookmarkStart w:id="57" w:name="ref-johnson2024icelandic"/>
+    <w:bookmarkEnd w:id="56"/>
+    <w:bookmarkStart w:id="58" w:name="ref-johnson2024icelandic"/>
     <w:p>
       <w:pPr>
         <w:pStyle w:val="Bibliography"/>
@@ -2906,7 +2954,7 @@
       <w:r>
         <w:t xml:space="preserve"> </w:t>
       </w:r>
-      <w:hyperlink r:id="rId56">
+      <w:hyperlink r:id="rId57">
         <w:r>
           <w:rPr>
             <w:rStyle w:val="Hyperlink"/>
@@ -2915,8 +2963,8 @@
         </w:r>
       </w:hyperlink>
     </w:p>
-    <w:bookmarkEnd w:id="57"/>
-    <w:bookmarkStart w:id="59" w:name="ref-jonesIncubationPatchBirds1971"/>
+    <w:bookmarkEnd w:id="58"/>
+    <w:bookmarkStart w:id="60" w:name="ref-jonesIncubationPatchBirds1971"/>
     <w:p>
       <w:pPr>
         <w:pStyle w:val="Bibliography"/>
@@ -2974,7 +3022,7 @@
       <w:r>
         <w:t xml:space="preserve"> </w:t>
       </w:r>
-      <w:hyperlink r:id="rId58">
+      <w:hyperlink r:id="rId59">
         <w:r>
           <w:rPr>
             <w:rStyle w:val="Hyperlink"/>
@@ -2983,8 +3031,8 @@
         </w:r>
       </w:hyperlink>
     </w:p>
-    <w:bookmarkEnd w:id="59"/>
-    <w:bookmarkStart w:id="60" w:name="Xe19625febeb906ccdb6e58cd53cb47af33dcf28"/>
+    <w:bookmarkEnd w:id="60"/>
+    <w:bookmarkStart w:id="61" w:name="Xe19625febeb906ccdb6e58cd53cb47af33dcf28"/>
     <w:p>
       <w:pPr>
         <w:pStyle w:val="Bibliography"/>
@@ -2993,8 +3041,8 @@
         <w:t xml:space="preserve">Løgtingslóg Um Fuglaveiðu, Sum Seinast Broytt Við Løgtingslóg Nr. 70 Frá 22. Mai 2023 (1984).</w:t>
       </w:r>
     </w:p>
-    <w:bookmarkEnd w:id="60"/>
-    <w:bookmarkStart w:id="62" w:name="ref-lowtherAtlanticPuffinFratercula2020"/>
+    <w:bookmarkEnd w:id="61"/>
+    <w:bookmarkStart w:id="63" w:name="ref-lowtherAtlanticPuffinFratercula2020"/>
     <w:p>
       <w:pPr>
         <w:pStyle w:val="Bibliography"/>
@@ -3027,7 +3075,7 @@
       <w:r>
         <w:t xml:space="preserve"> </w:t>
       </w:r>
-      <w:hyperlink r:id="rId61">
+      <w:hyperlink r:id="rId62">
         <w:r>
           <w:rPr>
             <w:rStyle w:val="Hyperlink"/>
@@ -3036,8 +3084,8 @@
         </w:r>
       </w:hyperlink>
     </w:p>
-    <w:bookmarkEnd w:id="62"/>
-    <w:bookmarkStart w:id="64" w:name="X207bec76f29f8d8311150c8279e9cc679159524"/>
+    <w:bookmarkEnd w:id="63"/>
+    <w:bookmarkStart w:id="65" w:name="X207bec76f29f8d8311150c8279e9cc679159524"/>
     <w:p>
       <w:pPr>
         <w:pStyle w:val="Bibliography"/>
@@ -3137,7 +3185,7 @@
       <w:r>
         <w:t xml:space="preserve"> </w:t>
       </w:r>
-      <w:hyperlink r:id="rId63">
+      <w:hyperlink r:id="rId64">
         <w:r>
           <w:rPr>
             <w:rStyle w:val="Hyperlink"/>
@@ -3146,8 +3194,8 @@
         </w:r>
       </w:hyperlink>
     </w:p>
-    <w:bookmarkEnd w:id="64"/>
-    <w:bookmarkStart w:id="66" w:name="X958f21470482a6a06ce614515743210bd9f3c46"/>
+    <w:bookmarkEnd w:id="65"/>
+    <w:bookmarkStart w:id="67" w:name="X958f21470482a6a06ce614515743210bd9f3c46"/>
     <w:p>
       <w:pPr>
         <w:pStyle w:val="Bibliography"/>
@@ -3250,7 +3298,7 @@
       <w:r>
         <w:t xml:space="preserve"> </w:t>
       </w:r>
-      <w:hyperlink r:id="rId65">
+      <w:hyperlink r:id="rId66">
         <w:r>
           <w:rPr>
             <w:rStyle w:val="Hyperlink"/>
@@ -3259,8 +3307,8 @@
         </w:r>
       </w:hyperlink>
     </w:p>
-    <w:bookmarkEnd w:id="66"/>
-    <w:bookmarkStart w:id="68" w:name="ref-milesDeclineAtlanticPuffin2015"/>
+    <w:bookmarkEnd w:id="67"/>
+    <w:bookmarkStart w:id="69" w:name="ref-milesDeclineAtlanticPuffin2015"/>
     <w:p>
       <w:pPr>
         <w:pStyle w:val="Bibliography"/>
@@ -3339,7 +3387,7 @@
       <w:r>
         <w:t xml:space="preserve"> </w:t>
       </w:r>
-      <w:hyperlink r:id="rId67">
+      <w:hyperlink r:id="rId68">
         <w:r>
           <w:rPr>
             <w:rStyle w:val="Hyperlink"/>
@@ -3348,13 +3396,84 @@
         </w:r>
       </w:hyperlink>
     </w:p>
-    <w:bookmarkEnd w:id="68"/>
-    <w:bookmarkStart w:id="69" w:name="ref-sandvikHighSurvivalImmatures2008"/>
+    <w:bookmarkEnd w:id="69"/>
+    <w:bookmarkStart w:id="71" w:name="ref-naturescot2026guga"/>
     <w:p>
       <w:pPr>
         <w:pStyle w:val="Bibliography"/>
       </w:pPr>
       <w:r>
+        <w:t xml:space="preserve">NatureScot. (2026).</w:t>
+      </w:r>
+      <w:r>
+        <w:t xml:space="preserve"> </w:t>
+      </w:r>
+      <w:r>
+        <w:rPr>
+          <w:i/>
+          <w:iCs/>
+        </w:rPr>
+        <w:t xml:space="preserve">Latest guga hunt statement</w:t>
+      </w:r>
+      <w:r>
+        <w:t xml:space="preserve">. Retrieved August 4, 2026, from</w:t>
+      </w:r>
+      <w:r>
+        <w:t xml:space="preserve"> </w:t>
+      </w:r>
+      <w:hyperlink r:id="rId70">
+        <w:r>
+          <w:rPr>
+            <w:rStyle w:val="Hyperlink"/>
+          </w:rPr>
+          <w:t xml:space="preserve">https://www.nature.scot/latest-guga-hunt-statement</w:t>
+        </w:r>
+      </w:hyperlink>
+    </w:p>
+    <w:bookmarkEnd w:id="71"/>
+    <w:bookmarkStart w:id="73" w:name="X03b217116af5a405b2e157107e6b8a2cfe31837"/>
+    <w:p>
+      <w:pPr>
+        <w:pStyle w:val="Bibliography"/>
+      </w:pPr>
+      <w:r>
+        <w:t xml:space="preserve">R Core Team. (2026).</w:t>
+      </w:r>
+      <w:r>
+        <w:t xml:space="preserve"> </w:t>
+      </w:r>
+      <w:r>
+        <w:rPr>
+          <w:i/>
+          <w:iCs/>
+        </w:rPr>
+        <w:t xml:space="preserve">R: A language and environment for statistical computing</w:t>
+      </w:r>
+      <w:r>
+        <w:t xml:space="preserve"> </w:t>
+      </w:r>
+      <w:r>
+        <w:t xml:space="preserve">[Manual]. R Foundation for Statistical Computing.</w:t>
+      </w:r>
+      <w:r>
+        <w:t xml:space="preserve"> </w:t>
+      </w:r>
+      <w:hyperlink r:id="rId72">
+        <w:r>
+          <w:rPr>
+            <w:rStyle w:val="Hyperlink"/>
+          </w:rPr>
+          <w:t xml:space="preserve">https://doi.org/10.32614/R.manuals</w:t>
+        </w:r>
+      </w:hyperlink>
+    </w:p>
+    <w:bookmarkEnd w:id="73"/>
+    <w:bookmarkStart w:id="74" w:name="ref-sandvikHighSurvivalImmatures2008"/>
+    <w:p>
+      <w:pPr>
+        <w:pStyle w:val="Bibliography"/>
+      </w:pPr>
+      <w:r>
         <w:t xml:space="preserve">Sandvik, H., Erikstad, K. E., Fauchald, P., &amp; Tveraa, T. (2008). High survival of immatures in a long-lived seabird: Insights from a long-term study of the</w:t>
       </w:r>
       <w:r>
@@ -3405,8 +3524,8 @@
         <w:t xml:space="preserve">, 723–730.</w:t>
       </w:r>
     </w:p>
-    <w:bookmarkEnd w:id="69"/>
-    <w:bookmarkStart w:id="71" w:name="X3ede5c96a343fbec70bed9a420846eae3dca84b"/>
+    <w:bookmarkEnd w:id="74"/>
+    <w:bookmarkStart w:id="76" w:name="X3ede5c96a343fbec70bed9a420846eae3dca84b"/>
     <w:p>
       <w:pPr>
         <w:pStyle w:val="Bibliography"/>
@@ -3443,7 +3562,7 @@
       <w:r>
         <w:t xml:space="preserve"> </w:t>
       </w:r>
-      <w:hyperlink r:id="rId70">
+      <w:hyperlink r:id="rId75">
         <w:r>
           <w:rPr>
             <w:rStyle w:val="Hyperlink"/>
@@ -3452,8 +3571,8 @@
         </w:r>
       </w:hyperlink>
     </w:p>
-    <w:bookmarkEnd w:id="71"/>
-    <w:bookmarkStart w:id="73" w:name="ref-vanfraneker2004"/>
+    <w:bookmarkEnd w:id="76"/>
+    <w:bookmarkStart w:id="78" w:name="ref-vanfraneker2004"/>
     <w:p>
       <w:pPr>
         <w:pStyle w:val="Bibliography"/>
@@ -3508,7 +3627,7 @@
       <w:r>
         <w:t xml:space="preserve"> </w:t>
       </w:r>
-      <w:hyperlink r:id="rId72">
+      <w:hyperlink r:id="rId77">
         <w:r>
           <w:rPr>
             <w:rStyle w:val="Hyperlink"/>
@@ -3517,8 +3636,8 @@
         </w:r>
       </w:hyperlink>
     </w:p>
-    <w:bookmarkEnd w:id="73"/>
-    <w:bookmarkStart w:id="75" w:name="ref-vehtariPracticalBayesianModel2017"/>
+    <w:bookmarkEnd w:id="78"/>
+    <w:bookmarkStart w:id="80" w:name="ref-vehtariPracticalBayesianModel2017"/>
     <w:p>
       <w:pPr>
         <w:pStyle w:val="Bibliography"/>
@@ -3576,7 +3695,7 @@
       <w:r>
         <w:t xml:space="preserve"> </w:t>
       </w:r>
-      <w:hyperlink r:id="rId74">
+      <w:hyperlink r:id="rId79">
         <w:r>
           <w:rPr>
             <w:rStyle w:val="Hyperlink"/>
@@ -3585,8 +3704,8 @@
         </w:r>
       </w:hyperlink>
     </w:p>
-    <w:bookmarkEnd w:id="75"/>
-    <w:bookmarkStart w:id="77" w:name="Xb381b5d8d6d3401bbb0133a1c086c6f6782b533"/>
+    <w:bookmarkEnd w:id="80"/>
+    <w:bookmarkStart w:id="82" w:name="Xb381b5d8d6d3401bbb0133a1c086c6f6782b533"/>
     <w:p>
       <w:pPr>
         <w:pStyle w:val="Bibliography"/>
@@ -3692,7 +3811,7 @@
       <w:r>
         <w:t xml:space="preserve"> </w:t>
       </w:r>
-      <w:hyperlink r:id="rId76">
+      <w:hyperlink r:id="rId81">
         <w:r>
           <w:rPr>
             <w:rStyle w:val="Hyperlink"/>
@@ -3701,8 +3820,8 @@
         </w:r>
       </w:hyperlink>
     </w:p>
-    <w:bookmarkEnd w:id="77"/>
-    <w:bookmarkStart w:id="78" w:name="ref-vehtariParetoSmoothedImportance2024"/>
+    <w:bookmarkEnd w:id="82"/>
+    <w:bookmarkStart w:id="83" w:name="ref-vehtariParetoSmoothedImportance2024"/>
     <w:p>
       <w:pPr>
         <w:pStyle w:val="Bibliography"/>
@@ -3737,8 +3856,8 @@
         <w:t xml:space="preserve">(72), 1–58.</w:t>
       </w:r>
     </w:p>
-    <w:bookmarkEnd w:id="78"/>
-    <w:bookmarkEnd w:id="79"/>
+    <w:bookmarkEnd w:id="83"/>
+    <w:bookmarkEnd w:id="84"/>
     <w:p>
       <w:r>
         <w:br w:type="page"/>
@@ -3824,117 +3943,24 @@
       <w:tr>
         <w:tc>
           <w:tcPr/>
-          <w:bookmarkStart w:id="84" w:name="fig-map"/>
+          <w:bookmarkStart w:id="89" w:name="fig-map"/>
           <w:p>
             <w:pPr>
               <w:pStyle w:val="Compact"/>
               <w:jc w:val="center"/>
             </w:pPr>
-            <w:bookmarkStart w:id="83" w:name="fig-map"/>
+            <w:bookmarkStart w:id="88" w:name="fig-map"/>
             <w:r>
               <w:drawing>
                 <wp:inline>
                   <wp:extent cx="5943600" cy="6028508"/>
-                  <wp:effectExtent b="0" l="0" r="0" t="0"/>
-                  <wp:docPr descr="" title="" id="81" name="Picture"/>
-                  <a:graphic>
-                    <a:graphicData uri="http://schemas.openxmlformats.org/drawingml/2006/picture">
-                      <pic:pic>
-                        <pic:nvPicPr>
-                          <pic:cNvPr descr="manuscript_files/figure-docx/fig-map-1.png" id="82" name="Picture"/>
-                          <pic:cNvPicPr>
-                            <a:picLocks noChangeArrowheads="1" noChangeAspect="1"/>
-                          </pic:cNvPicPr>
-                        </pic:nvPicPr>
-                        <pic:blipFill>
-                          <a:blip r:embed="rId80"/>
-                          <a:stretch>
-                            <a:fillRect/>
-                          </a:stretch>
-                        </pic:blipFill>
-                        <pic:spPr bwMode="auto">
-                          <a:xfrm>
-                            <a:off x="0" y="0"/>
-                            <a:ext cx="5943600" cy="6028508"/>
-                          </a:xfrm>
-                          <a:prstGeom prst="rect">
-                            <a:avLst/>
-                          </a:prstGeom>
-                          <a:noFill/>
-                          <a:ln w="9525">
-                            <a:noFill/>
-                            <a:headEnd/>
-                            <a:tailEnd/>
-                          </a:ln>
-                        </pic:spPr>
-                      </pic:pic>
-                    </a:graphicData>
-                  </a:graphic>
-                </wp:inline>
-              </w:drawing>
-            </w:r>
-            <w:bookmarkEnd w:id="83"/>
-          </w:p>
-          <w:p>
-            <w:pPr>
-              <w:jc w:val="center"/>
-            </w:pPr>
-            <w:pPr>
-              <w:jc w:val="left"/>
-              <w:spacing w:before="200"/>
-              <w:pStyle w:val="ImageCaption"/>
-            </w:pPr>
-            <w:r>
-              <w:rPr>
-                <w:b/>
-                <w:bCs/>
-              </w:rPr>
-              <w:t xml:space="preserve">Fig.</w:t>
-            </w:r>
-            <w:r>
-              <w:t xml:space="preserve"> 1</w:t>
-            </w:r>
-          </w:p>
-          <w:bookmarkEnd w:id="84"/>
-        </w:tc>
-      </w:tr>
-    </w:tbl>
-    <w:p>
-      <w:r>
-        <w:br w:type="page"/>
-      </w:r>
-    </w:p>
-    <w:tbl>
-      <w:tblPr>
-        <w:tblStyle w:val="Table"/>
-        <w:tblW w:type="pct" w:w="5000"/>
-        <w:tblLayout w:type="fixed"/>
-        <w:tblLook w:firstRow="0" w:lastRow="0" w:firstColumn="0" w:lastColumn="0" w:noHBand="0" w:noVBand="0" w:val="0000"/>
-      </w:tblPr>
-      <w:tblGrid>
-        <w:gridCol w:w="7920"/>
-      </w:tblGrid>
-      <w:tr>
-        <w:tc>
-          <w:tcPr/>
-          <w:bookmarkStart w:id="89" w:name="fig-marg-bar"/>
-          <w:p>
-            <w:pPr>
-              <w:pStyle w:val="Compact"/>
-              <w:jc w:val="center"/>
-            </w:pPr>
-            <w:bookmarkStart w:id="88" w:name="fig-marg-bar"/>
-            <w:r>
-              <w:drawing>
-                <wp:inline>
-                  <wp:extent cx="5943600" cy="4245428"/>
                   <wp:effectExtent b="0" l="0" r="0" t="0"/>
                   <wp:docPr descr="" title="" id="86" name="Picture"/>
                   <a:graphic>
                     <a:graphicData uri="http://schemas.openxmlformats.org/drawingml/2006/picture">
                       <pic:pic>
                         <pic:nvPicPr>
-                          <pic:cNvPr descr="manuscript_files/figure-docx/fig-marg-bar-1.png" id="87" name="Picture"/>
+                          <pic:cNvPr descr="manuscript_files/figure-docx/fig-map-1.png" id="87" name="Picture"/>
                           <pic:cNvPicPr>
                             <a:picLocks noChangeArrowheads="1" noChangeAspect="1"/>
                           </pic:cNvPicPr>
@@ -3948,7 +3974,7 @@
                         <pic:spPr bwMode="auto">
                           <a:xfrm>
                             <a:off x="0" y="0"/>
-                            <a:ext cx="5943600" cy="4245428"/>
+                            <a:ext cx="5943600" cy="6028508"/>
                           </a:xfrm>
                           <a:prstGeom prst="rect">
                             <a:avLst/>
@@ -3985,7 +4011,7 @@
               <w:t xml:space="preserve">Fig.</w:t>
             </w:r>
             <w:r>
-              <w:t xml:space="preserve"> 2</w:t>
+              <w:t xml:space="preserve"> 1</w:t>
             </w:r>
           </w:p>
           <w:bookmarkEnd w:id="89"/>
@@ -4010,13 +4036,13 @@
       <w:tr>
         <w:tc>
           <w:tcPr/>
-          <w:bookmarkStart w:id="94" w:name="fig-pred1"/>
+          <w:bookmarkStart w:id="94" w:name="fig-marg-bar"/>
           <w:p>
             <w:pPr>
               <w:pStyle w:val="Compact"/>
               <w:jc w:val="center"/>
             </w:pPr>
-            <w:bookmarkStart w:id="93" w:name="fig-pred1"/>
+            <w:bookmarkStart w:id="93" w:name="fig-marg-bar"/>
             <w:r>
               <w:drawing>
                 <wp:inline>
@@ -4027,7 +4053,7 @@
                     <a:graphicData uri="http://schemas.openxmlformats.org/drawingml/2006/picture">
                       <pic:pic>
                         <pic:nvPicPr>
-                          <pic:cNvPr descr="manuscript_files/figure-docx/fig-pred1-1.png" id="92" name="Picture"/>
+                          <pic:cNvPr descr="manuscript_files/figure-docx/fig-marg-bar-1.png" id="92" name="Picture"/>
                           <pic:cNvPicPr>
                             <a:picLocks noChangeArrowheads="1" noChangeAspect="1"/>
                           </pic:cNvPicPr>
@@ -4078,7 +4104,7 @@
               <w:t xml:space="preserve">Fig.</w:t>
             </w:r>
             <w:r>
-              <w:t xml:space="preserve"> 3</w:t>
+              <w:t xml:space="preserve"> 2</w:t>
             </w:r>
           </w:p>
           <w:bookmarkEnd w:id="94"/>
@@ -4103,13 +4129,13 @@
       <w:tr>
         <w:tc>
           <w:tcPr/>
-          <w:bookmarkStart w:id="99" w:name="fig-pred2"/>
+          <w:bookmarkStart w:id="99" w:name="fig-pred1"/>
           <w:p>
             <w:pPr>
               <w:pStyle w:val="Compact"/>
               <w:jc w:val="center"/>
             </w:pPr>
-            <w:bookmarkStart w:id="98" w:name="fig-pred2"/>
+            <w:bookmarkStart w:id="98" w:name="fig-pred1"/>
             <w:r>
               <w:drawing>
                 <wp:inline>
@@ -4120,7 +4146,7 @@
                     <a:graphicData uri="http://schemas.openxmlformats.org/drawingml/2006/picture">
                       <pic:pic>
                         <pic:nvPicPr>
-                          <pic:cNvPr descr="manuscript_files/figure-docx/fig-pred2-1.png" id="97" name="Picture"/>
+                          <pic:cNvPr descr="manuscript_files/figure-docx/fig-pred1-1.png" id="97" name="Picture"/>
                           <pic:cNvPicPr>
                             <a:picLocks noChangeArrowheads="1" noChangeAspect="1"/>
                           </pic:cNvPicPr>
@@ -4171,7 +4197,7 @@
               <w:t xml:space="preserve">Fig.</w:t>
             </w:r>
             <w:r>
-              <w:t xml:space="preserve"> 4</w:t>
+              <w:t xml:space="preserve"> 3</w:t>
             </w:r>
           </w:p>
           <w:bookmarkEnd w:id="99"/>
@@ -4196,7 +4222,100 @@
       <w:tr>
         <w:tc>
           <w:tcPr/>
-          <w:bookmarkStart w:id="100" w:name="tbl-harvest"/>
+          <w:bookmarkStart w:id="104" w:name="fig-pred2"/>
+          <w:p>
+            <w:pPr>
+              <w:pStyle w:val="Compact"/>
+              <w:jc w:val="center"/>
+            </w:pPr>
+            <w:bookmarkStart w:id="103" w:name="fig-pred2"/>
+            <w:r>
+              <w:drawing>
+                <wp:inline>
+                  <wp:extent cx="5943600" cy="4245428"/>
+                  <wp:effectExtent b="0" l="0" r="0" t="0"/>
+                  <wp:docPr descr="" title="" id="101" name="Picture"/>
+                  <a:graphic>
+                    <a:graphicData uri="http://schemas.openxmlformats.org/drawingml/2006/picture">
+                      <pic:pic>
+                        <pic:nvPicPr>
+                          <pic:cNvPr descr="manuscript_files/figure-docx/fig-pred2-1.png" id="102" name="Picture"/>
+                          <pic:cNvPicPr>
+                            <a:picLocks noChangeArrowheads="1" noChangeAspect="1"/>
+                          </pic:cNvPicPr>
+                        </pic:nvPicPr>
+                        <pic:blipFill>
+                          <a:blip r:embed="rId100"/>
+                          <a:stretch>
+                            <a:fillRect/>
+                          </a:stretch>
+                        </pic:blipFill>
+                        <pic:spPr bwMode="auto">
+                          <a:xfrm>
+                            <a:off x="0" y="0"/>
+                            <a:ext cx="5943600" cy="4245428"/>
+                          </a:xfrm>
+                          <a:prstGeom prst="rect">
+                            <a:avLst/>
+                          </a:prstGeom>
+                          <a:noFill/>
+                          <a:ln w="9525">
+                            <a:noFill/>
+                            <a:headEnd/>
+                            <a:tailEnd/>
+                          </a:ln>
+                        </pic:spPr>
+                      </pic:pic>
+                    </a:graphicData>
+                  </a:graphic>
+                </wp:inline>
+              </w:drawing>
+            </w:r>
+            <w:bookmarkEnd w:id="103"/>
+          </w:p>
+          <w:p>
+            <w:pPr>
+              <w:jc w:val="center"/>
+            </w:pPr>
+            <w:pPr>
+              <w:jc w:val="left"/>
+              <w:spacing w:before="200"/>
+              <w:pStyle w:val="ImageCaption"/>
+            </w:pPr>
+            <w:r>
+              <w:rPr>
+                <w:b/>
+                <w:bCs/>
+              </w:rPr>
+              <w:t xml:space="preserve">Fig.</w:t>
+            </w:r>
+            <w:r>
+              <w:t xml:space="preserve"> 4</w:t>
+            </w:r>
+          </w:p>
+          <w:bookmarkEnd w:id="104"/>
+        </w:tc>
+      </w:tr>
+    </w:tbl>
+    <w:p>
+      <w:r>
+        <w:br w:type="page"/>
+      </w:r>
+    </w:p>
+    <w:tbl>
+      <w:tblPr>
+        <w:tblStyle w:val="Table"/>
+        <w:tblW w:type="pct" w:w="5000"/>
+        <w:tblLayout w:type="fixed"/>
+        <w:tblLook w:firstRow="0" w:lastRow="0" w:firstColumn="0" w:lastColumn="0" w:noHBand="0" w:noVBand="0" w:val="0000"/>
+      </w:tblPr>
+      <w:tblGrid>
+        <w:gridCol w:w="7920"/>
+      </w:tblGrid>
+      <w:tr>
+        <w:tc>
+          <w:tcPr/>
+          <w:bookmarkStart w:id="105" w:name="tbl-harvest"/>
           <w:p>
             <w:pPr>
               <w:jc w:val="center"/>
@@ -5634,7 +5753,7 @@
               </w:tc>
             </w:tr>
           </w:tbl>
-          <w:bookmarkEnd w:id="100"/>
+          <w:bookmarkEnd w:id="105"/>
           <w:p/>
         </w:tc>
       </w:tr>
@@ -5657,7 +5776,7 @@
       <w:tr>
         <w:tc>
           <w:tcPr/>
-          <w:bookmarkStart w:id="101" w:name="tbl-odds1"/>
+          <w:bookmarkStart w:id="106" w:name="tbl-odds1"/>
           <w:p>
             <w:pPr>
               <w:jc w:val="center"/>
@@ -5962,12 +6081,12 @@
               </w:tc>
             </w:tr>
           </w:tbl>
-          <w:bookmarkEnd w:id="101"/>
+          <w:bookmarkEnd w:id="106"/>
           <w:p/>
         </w:tc>
       </w:tr>
     </w:tbl>
-    <w:bookmarkEnd w:id="102"/>
+    <w:bookmarkEnd w:id="107"/>
     <w:sectPr>
       <w:type w:val="continuous"/>
       <w:pgSz w:h="15840" w:w="12240"/>

--- a/manuscript/manuscript.docx
+++ b/manuscript/manuscript.docx
@@ -7,7 +7,10 @@
         <w:pStyle w:val="Title"/>
       </w:pPr>
       <w:r>
-        <w:t xml:space="preserve">Pre-breeding Atlantic puffins (</w:t>
+        <w:t xml:space="preserve">Pre-breeding Atlantic Puffins</w:t>
+      </w:r>
+      <w:r>
+        <w:t xml:space="preserve"> </w:t>
       </w:r>
       <w:r>
         <w:rPr>
@@ -17,7 +20,10 @@
         <w:t xml:space="preserve">Fratercula arctica</w:t>
       </w:r>
       <w:r>
-        <w:t xml:space="preserve">) are disappearing from Faroese colonies</w:t>
+        <w:t xml:space="preserve"> </w:t>
+      </w:r>
+      <w:r>
+        <w:t xml:space="preserve">are disappearing from Faroese colonies</w:t>
       </w:r>
     </w:p>
     <w:p>
@@ -34,7 +40,7 @@
         <w:t xml:space="preserve">1</w:t>
       </w:r>
       <w:r>
-        <w:t xml:space="preserve">, JENS-KJELD JENSEN</w:t>
+        <w:t xml:space="preserve">, &amp; JENS-KJELD JENSEN</w:t>
       </w:r>
       <w:r>
         <w:rPr>
@@ -69,6 +75,14 @@
         <w:t xml:space="preserve">Nólsoy, Faroe Islands</w:t>
       </w:r>
     </w:p>
+    <w:p>
+      <w:pPr>
+        <w:pStyle w:val="Received"/>
+      </w:pPr>
+      <w:r>
+        <w:t xml:space="preserve">Received 05 August 2026, accepted xxxx</w:t>
+      </w:r>
+    </w:p>
     <w:bookmarkStart w:id="9" w:name="abstract"/>
     <w:p>
       <w:pPr>
@@ -83,7 +97,10 @@
         <w:pStyle w:val="FirstParagraph"/>
       </w:pPr>
       <w:r>
-        <w:t xml:space="preserve">Ongoing climate change and increasing human-induced environmental change are causing substantial declines in seabirds. The Atlantic puffin (</w:t>
+        <w:t xml:space="preserve">Ausems, A. N. M. A., &amp; Jensen, J.-K. (2026). Pre-breeding Atlantic Puffins</w:t>
+      </w:r>
+      <w:r>
+        <w:t xml:space="preserve"> </w:t>
       </w:r>
       <w:r>
         <w:rPr>
@@ -93,7 +110,47 @@
         <w:t xml:space="preserve">Fratercula arctica</w:t>
       </w:r>
       <w:r>
-        <w:t xml:space="preserve">; hereafter puffin) is one such species, experiencing declines across it’s north Atlantic range. While much of the declines in puffins are indirect, for example due to reduced food availability causing large-scale breeding failure, direct threats such as hunting may push already struggling populations over the edge. At the same time, samples from harvested puffins provide a unique opportunity to dissect and analyse a healthy segment of the population. Here, we analysed 13 years (1995-2008) of data on female puffins harvested in</w:t>
+        <w:t xml:space="preserve"> </w:t>
+      </w:r>
+      <w:r>
+        <w:t xml:space="preserve">are disappearing from Faroese colonies.</w:t>
+      </w:r>
+      <w:r>
+        <w:t xml:space="preserve"> </w:t>
+      </w:r>
+      <w:r>
+        <w:rPr>
+          <w:i/>
+          <w:iCs/>
+        </w:rPr>
+        <w:t xml:space="preserve">Marine Ornithology</w:t>
+      </w:r>
+      <w:r>
+        <w:t xml:space="preserve">, 54(x), xxx–xxx. http://doi.org/10.5038/2074-1235.54.x.xxxx</w:t>
+      </w:r>
+    </w:p>
+    <w:p>
+      <w:pPr>
+        <w:pStyle w:val="BodyText"/>
+      </w:pPr>
+      <w:r>
+        <w:t xml:space="preserve">Ongoing climate change and increasing human-induced environmental change are causing substantial declines in seabirds. The Atlantic Puffin</w:t>
+      </w:r>
+      <w:r>
+        <w:t xml:space="preserve"> </w:t>
+      </w:r>
+      <w:r>
+        <w:rPr>
+          <w:i/>
+          <w:iCs/>
+        </w:rPr>
+        <w:t xml:space="preserve">Fratercula arctica</w:t>
+      </w:r>
+      <w:r>
+        <w:t xml:space="preserve"> </w:t>
+      </w:r>
+      <w:r>
+        <w:t xml:space="preserve">(hereafter puffin) is one such species, experiencing declines across its North Atlantic range. While much of the declines in puffins are indirect, for example due to reduced food availability causing large-scale breeding failure, direct threats such as hunting may push already struggling populations over the edge. At the same time, samples from harvested puffins provide a unique opportunity to dissect and analyse a healthy segment of the population. Here, we analysed 13 yr (1995-2008) of data on female puffins harvested in</w:t>
       </w:r>
       <w:r>
         <w:t xml:space="preserve"> </w:t>
@@ -109,7 +166,7 @@
         <w:t xml:space="preserve"> </w:t>
       </w:r>
       <w:r>
-        <w:t xml:space="preserve">(Eng. the Faroe Islands) to determine whether the ratio of confirmed breeders (i.e., those females with</w:t>
+        <w:t xml:space="preserve">(Eng. the Faroe Islands) to determine whether the proportion of confirmed breeders (i.e., those females with</w:t>
       </w:r>
       <w:r>
         <w:t xml:space="preserve"> </w:t>
@@ -121,7 +178,7 @@
         <w:t xml:space="preserve"> </w:t>
       </w:r>
       <w:r>
-        <w:t xml:space="preserve">oviducts, indicating that had laid an egg at least once in their lifetime) in the harvested sample increased over time. We also scored brood patch as a proxy for ongoing breeding in the sample year, as the harvest was carried out well into the chick rearing period and hormonal brood patches (without active breeding attempt) should have disappeared. We found that the ratio of confirmed breeders increased from approximately 15% in the earlier study years to 78% in 2008, and that within birds without a brood patch, the ratio of confirmed breeders increased as well. Together, we showed that young, pre-breeding birds disappeared from the sample, suggesting a severe lack of recruitment. While the hunt is unlikely to be the main driver of the population decline in</w:t>
+        <w:t xml:space="preserve">oviducts, indicating that they had laid an egg at least once in their lifetime) in the harvested sample increased over time. We also scored brood patch as a proxy for ongoing breeding in the sample year, as the harvest was carried out well into the chick rearing period and hormonal brood patches (without active breeding attempt) should have disappeared. We found that the observed proportion of confirmed breeders increased from approximately 15% in the earlier study years to 78% in 2008, and that within birds without a brood patch, the proportion of confirmed breeders increased as well. Together, we showed that the representation of young, pre-breeding female birds declined in the sample, suggesting a substantial decline in recruitment. While the hunt is unlikely to be the main driver of the population decline in</w:t>
       </w:r>
       <w:r>
         <w:t xml:space="preserve"> </w:t>
@@ -134,7 +191,7 @@
         <w:t xml:space="preserve">Føroyar</w:t>
       </w:r>
       <w:r>
-        <w:t xml:space="preserve">, even reduced harvesting is likely unsustainable under current conditions.</w:t>
+        <w:t xml:space="preserve">, even reduced harvesting is likely unsustainable under current, global conditions.</w:t>
       </w:r>
     </w:p>
     <w:bookmarkEnd w:id="9"/>
@@ -152,7 +209,10 @@
         <w:pStyle w:val="FirstParagraph"/>
       </w:pPr>
       <w:r>
-        <w:t xml:space="preserve">Áhaldandi veðurlagsbroytingar og øktar umhvørvisbroytingar av menniskjaávum hava við sær týðiligar broytingar í talinum á sjófugli. Eitt av ávirkaðu fuglasløgunum er lundin (</w:t>
+        <w:t xml:space="preserve">Áhaldandi veðurlagsbroytingar og øktar umhvørvisbroytingar av menniskjaávum hava við sær týðiligar broytingar í talinum á sjófugli. Eitt av ávirkaðu fuglasløgunum er lundin</w:t>
+      </w:r>
+      <w:r>
+        <w:t xml:space="preserve"> </w:t>
       </w:r>
       <w:r>
         <w:rPr>
@@ -162,7 +222,7 @@
         <w:t xml:space="preserve">Fratercula arctica</w:t>
       </w:r>
       <w:r>
-        <w:t xml:space="preserve">), sum er í minking í Norðuratlantshavi. Samstundis sum ein stórur partur av minkingini kemur av óbeinleiðis ávirkan, til dømis tí at minni føði hevur við sær, at stórur partur av ynglingini fer fyri skeytið, kunnu beinleiðis hóttanir, herundir lundaveiða, geva teimum longu hóttu lundastovnunum banahøggið. Fleygaðir lundar geva okkum eitt einastandandi høvi at kanna ein sunnan part av lundastovninum bæði inn- og útvortis. Her hava vit kannað 13 ára dátur (1995-2008) um lundabøgur, sum vórðu fleygaðar í Føroyum, við tí fyri eyga at vita, um lutfallið av váttaðum ynglifugl (t.e. tær lundabøgurnar, sum hava úttambaðar eggjaleiðarar, sum vísa, at tær hava vorpið í minsta lagi eina ferð) í kannaðu sýnunum øktist yvir tíð. Vit taldu eisini upp bølingarblettir sum tekin um yngling í kanningarárinum, av tí at sýnini vórðu tikin, eftir at eggini vóru klakt, og tá eiga hormonellir bølingarblettir (uttan virkna yngliroynd) at vera horvnir. Vit komu fram til, at lutfallið av váttaðum ynglifugli øktist frá umleið 15 % í byrjanini av kannaða tíðarskeiðinum til 78 % í 2008, og at lutfallið av váttaðum ynglifugli eisini øktist millum teir fuglarnar, sum ikki høvdu bølingarblett. Yvirhøvur kundu vit vísa á, at ungfuglar, sum ikki høvdu ynglað enn, hvurvu úr sýnunum, og hetta bendir á stórar trupulleikar hjá stovninum at seta nýggjan ynglifugl við. Tað er neyvan veiðan, sum er høvuðsorsøkin til, at stovnurin minkar í Føroyum, men sjálvt avmarkað veiða er óburðardygg undir núverandi umstøðum.</w:t>
+        <w:t xml:space="preserve">, sum er í minking í Norðuratlantshavi. Samstundis sum ein stórur partur av minkingini kemur av óbeinleiðis ávirkan, til dømis tí at minni føði hevur við sær, at stórur partur av ynglingini fer fyri skeytið, kunnu beinleiðis hóttanir, herundir lundaveiða, geva teimum longu hóttu lundastovnunum banahøggið. Fleygaðir lundar geva okkum eitt einastandandi høvi at kanna ein sunnan part av lundastovninum bæði inn- og útvortis. Her hava vit kannað 13 ára dátur (1995-2008) um lundabøgur, sum vórðu fleygaðar í Føroyum, við tí fyri eyga at vita, um lutfallið av váttaðum ynglifugl (t.e. tær lundabøgurnar, sum hava úttambaðar eggjaleiðarar, sum vísa, at tær hava vorpið í minsta lagi eina ferð) í kannaðu sýnunum øktist yvir tíð. Vit taldu eisini upp bølingarblettir sum tekin um yngling í kanningarárinum, av tí at sýnini vórðu tikin, eftir at eggini vóru klakt, og tá eiga hormonellir bølingarblettir (uttan virkna yngliroynd) at vera horvnir. Vit komu fram til, at lutfallið av váttaðum ynglifugli øktist frá umleið 15 % í byrjanini av kannaða tíðarskeiðinum til 78 % í 2008, og at lutfallið av váttaðum ynglifugli eisini øktist millum teir fuglarnar, sum ikki høvdu bølingarblett. Yvirhøvur kundu vit vísa á, at ungfuglar, sum ikki høvdu ynglað enn, hvurvu úr sýnunum, og hetta bendir á stórar trupulleikar hjá stovninum at seta nýggjan ynglifugl við. Tað er neyvan veiðan, sum er høvuðsorsøkin til, at stovnurin minkar í Føroyum, men sjálvt avmarkað veiða er óburðardygg undir núverandi umstøðum.</w:t>
       </w:r>
     </w:p>
     <w:p>
@@ -216,7 +276,7 @@
         <w:t xml:space="preserve">(Fayet et al., 2021)</w:t>
       </w:r>
       <w:r>
-        <w:t xml:space="preserve">. On the other hand, others, including climate change through increased storms</w:t>
+        <w:t xml:space="preserve">. On the other hand, other threats directly cause mortality, such as bycatch, hunting and increased storms due to climate change</w:t>
       </w:r>
       <w:r>
         <w:t xml:space="preserve"> </w:t>
@@ -225,7 +285,7 @@
         <w:t xml:space="preserve">(Clairbaux et al., 2021)</w:t>
       </w:r>
       <w:r>
-        <w:t xml:space="preserve">, directly cause mortality, such as bycatch and hunting. In long-lived species such as seabirds, changes in adult survival can have strong effects on population dynamics</w:t>
+        <w:t xml:space="preserve">. In long-lived species such as seabirds, changes in adult survival can have strong effects on population dynamics</w:t>
       </w:r>
       <w:r>
         <w:t xml:space="preserve"> </w:t>
@@ -234,7 +294,7 @@
         <w:t xml:space="preserve">(Doherty et al., 2004; Jenouvrier et al., 2005)</w:t>
       </w:r>
       <w:r>
-        <w:t xml:space="preserve">, so even minor threats directly affecting it can have large impacts, especially on already vulnerable species. In contrast, the elasticity of the population growth rate to breeding success and recruitment rate is relatively low, but they can react strongly to changes in environmental conditions</w:t>
+        <w:t xml:space="preserve">. Even minor threats directly affecting survival can have large impacts, which may have especially detrimental effects in already vulnerable species where small or declining populations can absorb less additional mortality. In contrast, the elasticity of population growth rate to breeding success and recruitment rate is relatively low, but because they can react strongly to changes in environmental conditions</w:t>
       </w:r>
       <w:r>
         <w:t xml:space="preserve"> </w:t>
@@ -243,7 +303,7 @@
         <w:t xml:space="preserve">(Jenouvrier et al., 2005)</w:t>
       </w:r>
       <w:r>
-        <w:t xml:space="preserve">, thus ultimately having the strongest effect on population growth rate overall</w:t>
+        <w:t xml:space="preserve">, these factors may have the strongest effect on population growth rate overall</w:t>
       </w:r>
       <w:r>
         <w:t xml:space="preserve"> </w:t>
@@ -252,7 +312,7 @@
         <w:t xml:space="preserve">(Miles et al., 2015)</w:t>
       </w:r>
       <w:r>
-        <w:t xml:space="preserve">. In fact, pre-breeders can make up more than half the population size, and their disappearance can have strong impacts on population health</w:t>
+        <w:t xml:space="preserve">. In fact, birds of pre-breeding age can make up more than half the population size, and their disappearance can have strong impacts on population health</w:t>
       </w:r>
       <w:r>
         <w:t xml:space="preserve"> </w:t>
@@ -269,7 +329,10 @@
         <w:pStyle w:val="BodyText"/>
       </w:pPr>
       <w:r>
-        <w:t xml:space="preserve">Atlantic puffins (</w:t>
+        <w:t xml:space="preserve">Atlantic Puffins</w:t>
+      </w:r>
+      <w:r>
+        <w:t xml:space="preserve"> </w:t>
       </w:r>
       <w:r>
         <w:rPr>
@@ -279,7 +342,10 @@
         <w:t xml:space="preserve">Fratercula arctica</w:t>
       </w:r>
       <w:r>
-        <w:t xml:space="preserve">; hereafter</w:t>
+        <w:t xml:space="preserve"> </w:t>
+      </w:r>
+      <w:r>
+        <w:t xml:space="preserve">(hereafter</w:t>
       </w:r>
       <w:r>
         <w:t xml:space="preserve"> </w:t>
@@ -327,7 +393,7 @@
         <w:t xml:space="preserve">(Ausems et al., 2026)</w:t>
       </w:r>
       <w:r>
-        <w:t xml:space="preserve">. Generally, puffins start breeding when they are between 4 and 5 years, though occasionally they can start at 3 years old and often the first breeding attempt is at a later age</w:t>
+        <w:t xml:space="preserve">. On average, puffins start breeding when they are between 4 and 5 yr old, occasionally they can start as early as 3 yr old, and often the first breeding attempt is after 5 yr old</w:t>
       </w:r>
       <w:r>
         <w:t xml:space="preserve"> </w:t>
@@ -401,7 +467,7 @@
         </w:r>
       </w:hyperlink>
       <w:r>
-        <w:t xml:space="preserve">), harvesting puffins is a long-stranding, culturally important tradition, where hunters catch flying puffins from set locations on land using a special made net. Puffins are a widespread species in the islands, with an estimated 550,000 breeding pairs in approximately 100 colonies</w:t>
+        <w:t xml:space="preserve">), harvesting puffins is a long-standing, culturally important tradition, where hunters catch flying puffins from set locations on land using a specially made net. Puffins are a widespread species in the islands, with an estimated 550,000 breeding pairs in approximately 100 colonies</w:t>
       </w:r>
       <w:r>
         <w:t xml:space="preserve"> </w:t>
@@ -452,6 +518,15 @@
         <w:t xml:space="preserve">(Ausems et al., 2026)</w:t>
       </w:r>
       <w:r>
+        <w:t xml:space="preserve">. As with the assessment of the decline, this status change was not based on rigorous counts, but rather a general impression of the colony, and may thus be subject to shifting baselines</w:t>
+      </w:r>
+      <w:r>
+        <w:t xml:space="preserve"> </w:t>
+      </w:r>
+      <w:r>
+        <w:t xml:space="preserve">(Papworth et al., 2009; Pauly, 1995; Sáenz-Arroyo et al., 2005)</w:t>
+      </w:r>
+      <w:r>
         <w:t xml:space="preserve">.</w:t>
       </w:r>
     </w:p>
@@ -460,7 +535,7 @@
         <w:pStyle w:val="BodyText"/>
       </w:pPr>
       <w:r>
-        <w:t xml:space="preserve">Puffin hunters, or fowlers, follow a set of rules, intended to ensure only young, prospecting birds are caught and catching breeding adults is avoided</w:t>
+        <w:t xml:space="preserve">Puffin hunters, or fowlers, follow a set of rules intended to ensure only young, prospecting birds are caught and catching breeding adults is avoided</w:t>
       </w:r>
       <w:r>
         <w:t xml:space="preserve"> </w:t>
@@ -487,7 +562,7 @@
         <w:t xml:space="preserve">‘wheeling-flight’</w:t>
       </w:r>
       <w:r>
-        <w:t xml:space="preserve">, where large groups of birds fly in circles or figure-8’s over the colony and surrounding water</w:t>
+        <w:t xml:space="preserve">, where large groups of birds fly in circles or figure-8s over the colony and surrounding water</w:t>
       </w:r>
       <w:r>
         <w:t xml:space="preserve"> </w:t>
@@ -505,7 +580,7 @@
         <w:t xml:space="preserve">(Jensen, 2010)</w:t>
       </w:r>
       <w:r>
-        <w:t xml:space="preserve">. Puffins do not necessarily display this behaviour every day, rather they come to the colony on specific</w:t>
+        <w:t xml:space="preserve">. Puffins do not necessarily display this behaviour every day; rather they come to the colony on specific</w:t>
       </w:r>
       <w:r>
         <w:t xml:space="preserve"> </w:t>
@@ -521,7 +596,16 @@
         <w:t xml:space="preserve"> </w:t>
       </w:r>
       <w:r>
-        <w:t xml:space="preserve">when weather conditions are favourable, which are the preferred hunting days. Hunters only trap birds taking part in the wheeling-flight behaviour. In addition, if a bird with wet bill and cheeks is caught, it is released again, as that is a sign of a bird having just delivered fish to its young.</w:t>
+        <w:t xml:space="preserve">(literally translated</w:t>
+      </w:r>
+      <w:r>
+        <w:t xml:space="preserve"> </w:t>
+      </w:r>
+      <w:r>
+        <w:t xml:space="preserve">“land-coming days”</w:t>
+      </w:r>
+      <w:r>
+        <w:t xml:space="preserve">, i.e., days when a large number of birds attend the colony) when weather conditions are favourable, which are the preferred hunting days. Hunters only trap birds taking part in the wheeling-flight behaviour. In addition, if a bird with wet bill and cheeks is caught, it is released again, as that is a sign of a bird having just delivered fish to its young.</w:t>
       </w:r>
     </w:p>
     <w:p>
@@ -529,7 +613,7 @@
         <w:pStyle w:val="BodyText"/>
       </w:pPr>
       <w:r>
-        <w:t xml:space="preserve">However, ongoing global climate change and anthropogenic impacts have altered puffin breeding phenology and propensity. In northern latitudes, puffins are breeding later</w:t>
+        <w:t xml:space="preserve">Ongoing global climate change and anthropogenic impacts have altered puffin breeding phenology and propensity. In northern latitudes, puffins are breeding later</w:t>
       </w:r>
       <w:r>
         <w:t xml:space="preserve"> </w:t>
@@ -547,7 +631,7 @@
         <w:t xml:space="preserve"> </w:t>
       </w:r>
       <w:r>
-        <w:t xml:space="preserve">(Durant et al., 2004)</w:t>
+        <w:t xml:space="preserve">(Durant et al., 2004; Major et al., 2021)</w:t>
       </w:r>
       <w:r>
         <w:t xml:space="preserve">. Furthermore, birds are forced to forage further offshore to find sufficient food, leading to increases in breeding failures</w:t>
@@ -559,7 +643,7 @@
         <w:t xml:space="preserve">(Fayet et al., 2021)</w:t>
       </w:r>
       <w:r>
-        <w:t xml:space="preserve">. Together, these changes may affect the efficacy of the self-imposed rules; non-incubating partners and failed breeders may take part in the</w:t>
+        <w:t xml:space="preserve">. Together, these changes may affect the efficacy of self-imposed rules; non-incubating partners and failed breeders may take part in the</w:t>
       </w:r>
       <w:r>
         <w:t xml:space="preserve"> </w:t>
@@ -579,7 +663,7 @@
         <w:pStyle w:val="BodyText"/>
       </w:pPr>
       <w:r>
-        <w:t xml:space="preserve">Using a 20-year dataset on legally harvested puffins</w:t>
+        <w:t xml:space="preserve">Using a 20-yr dataset on legally harvested puffins</w:t>
       </w:r>
       <w:r>
         <w:t xml:space="preserve"> </w:t>
@@ -588,7 +672,7 @@
         <w:t xml:space="preserve">(Løgtingslóg Um Fuglaveiðu, Sum Seinast Broytt Við Løgtingslóg Nr. 70 Frá 22. Mai 2023, 1984)</w:t>
       </w:r>
       <w:r>
-        <w:t xml:space="preserve">, we tested whether adults of breeding age were harvested. We hypothesise that, as the overall age of the population is increasing and the proportion of young (i.e., &lt;4 calendar years) is declining</w:t>
+        <w:t xml:space="preserve">, we tested whether females of breeding age were harvested. We hypothesise that, as the overall age of the population is increasing and the proportion of young (i.e., &lt;4 calendar yr) is declining</w:t>
       </w:r>
       <w:r>
         <w:t xml:space="preserve"> </w:t>
@@ -597,7 +681,7 @@
         <w:t xml:space="preserve">(Ausems et al., 2026)</w:t>
       </w:r>
       <w:r>
-        <w:t xml:space="preserve">, the ratio of adults of breeding age in the sample increased over the study period. Secondly, we tested whether breeding propensity changed over time by assessing brood patch presence in the sample. Brood patch formation is induced by hormones before the breeding season</w:t>
+        <w:t xml:space="preserve">, the proportion of females of breeding age in the sample increased over the study period. Secondly, we tested whether breeding propensity changed over time by assessing brood patch presence in the sample. We could not find studies detailing the development and regression of brood patches in puffins or other auks, but in other birds, brood patch formation is induced by hormones before the breeding season</w:t>
       </w:r>
       <w:r>
         <w:t xml:space="preserve"> </w:t>
@@ -609,7 +693,7 @@
         <w:t xml:space="preserve"> </w:t>
       </w:r>
       <w:r>
-        <w:t xml:space="preserve">but it quickly disappears when a bird is not incubating an egg</w:t>
+        <w:t xml:space="preserve">and it quickly disappears when a bird is not incubating an egg</w:t>
       </w:r>
       <w:r>
         <w:t xml:space="preserve"> </w:t>
@@ -627,7 +711,7 @@
         <w:t xml:space="preserve">(McFarlane Tranquilla et al., 2003)</w:t>
       </w:r>
       <w:r>
-        <w:t xml:space="preserve">, we assumed that, at the time of the puffin hunt, prospecting and failed breeders would have refeathered their brood patch while actively incubating birds still retained theirs. We predicted that birds of breeding age would be less likely to have a brood patch later in the study period, indicating increased breeding failures or an increase in birds foregoing breeding.</w:t>
+        <w:t xml:space="preserve">, we assumed that, at the time of the puffin hunt, prospecting and failed breeders would have refeathered their brood patch as their hormone levels went back down, while actively incubating and brooding birds still retained theirs. We predicted that females of breeding age would be less likely to have a brood patch later in the study period, indicating increased breeding failures or an increase in birds foregoing breeding.</w:t>
       </w:r>
     </w:p>
     <w:bookmarkEnd w:id="11"/>
@@ -662,7 +746,7 @@
         <w:pStyle w:val="BodyText"/>
       </w:pPr>
       <w:r>
-        <w:t xml:space="preserve">Between 1989 and 2008, J-KJ inspected 5472 randomly selected puffins harvested on the islands of Nólsoy from 1989 to 2006, and on Mykines from 2007 and 2008 (</w:t>
+        <w:t xml:space="preserve">Between 1989 and 2008, J-KJ inspected 5,472 haphazardly selected puffins harvested on the islands of Nólsoy from 1989 to 2006, and on Mykines in 2007 and 2008 (</w:t>
       </w:r>
       <w:hyperlink w:anchor="tbl-harvest">
         <w:r>
@@ -684,7 +768,23 @@
         </w:r>
       </w:hyperlink>
       <w:r>
-        <w:t xml:space="preserve">). Puffins were harvested from July 2nd, with an official end-date of August 8th, although this was not always adhered to and the latest sample in our dataset was harvested August 15th. J-KJ acquired an arbitrary number of puffins (range: 9, 450; median: 277.5;</w:t>
+        <w:t xml:space="preserve">). The puffin harvest officially opens 02 July, with an end-date of 08 August. However, this was not always adhered to as the earliest sample date was</w:t>
+      </w:r>
+      <w:r>
+        <w:t xml:space="preserve"> </w:t>
+      </w:r>
+      <w:r>
+        <w:rPr>
+          <w:b/>
+          <w:color w:val="FF0000"/>
+        </w:rPr>
+        <w:t xml:space="preserve">08 June</w:t>
+      </w:r>
+      <w:r>
+        <w:t xml:space="preserve"> </w:t>
+      </w:r>
+      <w:r>
+        <w:t xml:space="preserve">(2006) and the latest sample in our dataset was harvested 16 August (1997;</w:t>
       </w:r>
       <w:r>
         <w:t xml:space="preserve"> </w:t>
@@ -698,7 +798,7 @@
         </w:r>
       </w:hyperlink>
       <w:r>
-        <w:t xml:space="preserve">) from the hunters when they returned to the village. Hunters placed the harvested puffins in a big pile on the ground prior to processing. From one pile per hunting day, J-KJ collected a random sample by closing his eyes when selecting birds. The estimated number of harvested puffins between 1996 and 2008 ranged from 207 (2007) to 13,324 (1999;</w:t>
+        <w:t xml:space="preserve">). J-KJ acquired an arbitrary number of puffins (range: 9–450; median: 277.5;</w:t>
       </w:r>
       <w:r>
         <w:t xml:space="preserve"> </w:t>
@@ -712,6 +812,20 @@
         </w:r>
       </w:hyperlink>
       <w:r>
+        <w:t xml:space="preserve">) from hunters when they returned to the village. Hunters placed the harvested puffins in a big pile on the ground prior to processing. From one pile per hunting day, J-KJ collected a haphazard sample by closing his eyes when selecting birds. The estimated number of harvested puffins between 1996 and 2008 ranged from 207 (2007) to 13,324 (1999;</w:t>
+      </w:r>
+      <w:r>
+        <w:t xml:space="preserve"> </w:t>
+      </w:r>
+      <w:hyperlink w:anchor="tbl-harvest">
+        <w:r>
+          <w:rPr>
+            <w:rStyle w:val="Hyperlink"/>
+          </w:rPr>
+          <w:t xml:space="preserve">Table 1</w:t>
+        </w:r>
+      </w:hyperlink>
+      <w:r>
         <w:t xml:space="preserve">) but similar counts do not exist for the period between 1989 and 1995.</w:t>
       </w:r>
     </w:p>
@@ -732,7 +846,7 @@
         <w:t xml:space="preserve"> </w:t>
       </w:r>
       <w:r>
-        <w:t xml:space="preserve">oviduct indicates that a female has laid an egg and therefore is of breeding age</w:t>
+        <w:t xml:space="preserve">oviduct indicates that a female has laid an egg and therefore is of confirmed breeding age</w:t>
       </w:r>
       <w:r>
         <w:t xml:space="preserve"> </w:t>
@@ -741,7 +855,7 @@
         <w:t xml:space="preserve">(Van Franeker, 2004)</w:t>
       </w:r>
       <w:r>
-        <w:t xml:space="preserve">. For males, it is impossible to determine whether they have bred before. Based on bill characteristics, we could only determine their age up to 4 years</w:t>
+        <w:t xml:space="preserve">. For males, it is impossible to determine whether they have bred before. Based on bill characteristics, we could only determine their age up to 4 yr</w:t>
       </w:r>
       <w:r>
         <w:t xml:space="preserve"> </w:t>
@@ -762,7 +876,46 @@
         <w:t xml:space="preserve">(Lowther et al., 2020)</w:t>
       </w:r>
       <w:r>
-        <w:t xml:space="preserve">. Therefore, we only included females for which their breeding status could be determined in our analyses (n = 1995). We removed individuals for which breeding state could not be determined (n = 74) and individuals for which brood patch was not scored (n = 3).</w:t>
+        <w:t xml:space="preserve">. Therefore, we only included females for which their breeding status could be determined in our analyses (</w:t>
+      </w:r>
+      <w:r>
+        <w:rPr>
+          <w:i/>
+          <w:iCs/>
+        </w:rPr>
+        <w:t xml:space="preserve">n</w:t>
+      </w:r>
+      <w:r>
+        <w:t xml:space="preserve"> </w:t>
+      </w:r>
+      <w:r>
+        <w:t xml:space="preserve">= 1,995). We removed individuals for which breeding state could not be determined (</w:t>
+      </w:r>
+      <w:r>
+        <w:rPr>
+          <w:i/>
+          <w:iCs/>
+        </w:rPr>
+        <w:t xml:space="preserve">n</w:t>
+      </w:r>
+      <w:r>
+        <w:t xml:space="preserve"> </w:t>
+      </w:r>
+      <w:r>
+        <w:t xml:space="preserve">= 74) and individuals for which brood patch was not scored (</w:t>
+      </w:r>
+      <w:r>
+        <w:rPr>
+          <w:i/>
+          <w:iCs/>
+        </w:rPr>
+        <w:t xml:space="preserve">n</w:t>
+      </w:r>
+      <w:r>
+        <w:t xml:space="preserve"> </w:t>
+      </w:r>
+      <w:r>
+        <w:t xml:space="preserve">= 3).</w:t>
       </w:r>
     </w:p>
     <w:p>
@@ -770,7 +923,7 @@
         <w:pStyle w:val="BodyText"/>
       </w:pPr>
       <w:r>
-        <w:t xml:space="preserve">We fitted a Bayesian generalised linear model (glm) with logistic regression [logit link, Bernoulli family; function</w:t>
+        <w:t xml:space="preserve">We fitted a Bayesian generalised linear model (GLM) with logistic regression [logit link, Bernoulli family; function</w:t>
       </w:r>
       <w:r>
         <w:t xml:space="preserve"> </w:t>
@@ -817,7 +970,20 @@
         <w:t xml:space="preserve">R Core Team (2026)</w:t>
       </w:r>
       <w:r>
-        <w:t xml:space="preserve">] with breeding status (0 = never bred; 1 = has bred) as response variable. We included study year and brood patch presence (0 = absent; 1 = present) with an interaction as covariates. We used weakly informative priors: a normal (0, 1.5) prior on the brood patch presence and year × brood patch presence interaction, a more skeptical normal (0, 1) prior on the year trend, and the default Student-t (3, 0, 2.5) prior on the intercept. We centered year around the mean, and scaled it in decades, so the year prior constrains the plausible per-decade change in breeding probability. We confirmed that these priors implied plausible values using prior predictive checks [</w:t>
+        <w:t xml:space="preserve">] with breeding status (0 = never bred; 1 = has bred) as response variable. We included study year and brood patch presence (0 = absent; 1 = present) with an interaction as covariates. We used weakly informative priors: a normal (0, 1.5) prior on the brood patch presence and year × brood patch presence interaction, a more sceptical normal (0, 1) prior on the year trend, and the default Student-</w:t>
+      </w:r>
+      <w:r>
+        <w:rPr>
+          <w:i/>
+          <w:iCs/>
+        </w:rPr>
+        <w:t xml:space="preserve">t</w:t>
+      </w:r>
+      <w:r>
+        <w:t xml:space="preserve"> </w:t>
+      </w:r>
+      <w:r>
+        <w:t xml:space="preserve">(3, 0, 2.5) prior on the intercept. We centred year around the mean, and scaled it in decades, so the year prior constrains the plausible per-decade change in breeding probability. We confirmed that these priors implied plausible values using prior predictive checks [</w:t>
       </w:r>
       <w:r>
         <w:rPr>
@@ -896,7 +1062,7 @@
         <w:t xml:space="preserve">Bürkner (2017)</w:t>
       </w:r>
       <w:r>
-        <w:t xml:space="preserve">], before fitting the model to the data. We ran six chains, each with 4000 iterations of which 2000 were discarded as warmup, and without thinning.</w:t>
+        <w:t xml:space="preserve">], before fitting the model to the data. We ran six chains, each with 4,000 iterations of which 2,000 were discarded as warmup, and without thinning. We report all estimates as posterior medians with 95% credible intervals (CI; 2.5th and 97.5th percentiles of the posterior).</w:t>
       </w:r>
     </w:p>
     <w:p>
@@ -1044,7 +1210,33 @@
         <w:pStyle w:val="BodyText"/>
       </w:pPr>
       <w:r>
-        <w:t xml:space="preserve">As a robustness check, we tested whether brood patch detectability drifted over time within confirmed breeding-age females, with a second GLM with brood patch presence as response variable and year as covariate, including only breeding-age females (n = 469). We used the same priors as for the full model, excluding the interaction term. As a second robustness check to confirm that the low sample size (n = 5) in 2007 did not have an undue effect on the overall outcome, we refit the full model excluding 2007.</w:t>
+        <w:t xml:space="preserve">As a robustness check, we tested whether brood patch detectability drifted over time within females of confirmed breeding age with a second GLM with brood patch presence as response variable and year as covariate, including only females of confirmed breeding age (</w:t>
+      </w:r>
+      <w:r>
+        <w:rPr>
+          <w:i/>
+          <w:iCs/>
+        </w:rPr>
+        <w:t xml:space="preserve">n</w:t>
+      </w:r>
+      <w:r>
+        <w:t xml:space="preserve"> </w:t>
+      </w:r>
+      <w:r>
+        <w:t xml:space="preserve">= 469). We used the same priors as for the full model, excluding the interaction term. As a second robustness check to confirm that the low sample size (</w:t>
+      </w:r>
+      <w:r>
+        <w:rPr>
+          <w:i/>
+          <w:iCs/>
+        </w:rPr>
+        <w:t xml:space="preserve">n</w:t>
+      </w:r>
+      <w:r>
+        <w:t xml:space="preserve"> </w:t>
+      </w:r>
+      <w:r>
+        <w:t xml:space="preserve">= 5) in 2007 did not have an undue effect on the overall outcome, we refit the full model excluding 2007. We also tested whether the change in sampling location had an effect by refitting the model excluding individuals collected on Mykines.</w:t>
       </w:r>
     </w:p>
     <w:bookmarkEnd w:id="12"/>
@@ -1062,7 +1254,7 @@
         <w:pStyle w:val="FirstParagraph"/>
       </w:pPr>
       <w:r>
-        <w:t xml:space="preserve">The model passed the validation checks (Appendix 1) with all</w:t>
+        <w:t xml:space="preserve">The model passed the validation checks (Appendix) with all</w:t>
       </w:r>
       <w:r>
         <w:t xml:space="preserve"> </w:t>
@@ -1083,7 +1275,23 @@
         <w:t xml:space="preserve"> </w:t>
       </w:r>
       <w:r>
-        <w:t xml:space="preserve">≤ 1.001 and high ESS (bulk/tail ESS &gt; 8,900 of 12,000 post-warmup draws). All Pareto k estimates were &lt; 0.7 (expected log pointwise predictive density (ELPD) ± standard error (SE) = -856.24 ± 26.99, effective parameters ± SE = 3.69 ± 0.28). The robustness check models also passed all checks (Appendix 1).</w:t>
+        <w:t xml:space="preserve">≤ 1.001 and high ESS (bulk/tail ESS &gt; 8,900 of 12,000 post-warmup draws). All Pareto</w:t>
+      </w:r>
+      <w:r>
+        <w:t xml:space="preserve"> </w:t>
+      </w:r>
+      <w:r>
+        <w:rPr>
+          <w:i/>
+          <w:iCs/>
+        </w:rPr>
+        <w:t xml:space="preserve">k</w:t>
+      </w:r>
+      <w:r>
+        <w:t xml:space="preserve"> </w:t>
+      </w:r>
+      <w:r>
+        <w:t xml:space="preserve">estimates were &lt; 0.7 (expected log pointwise predictive density (ELPD) ± standard error (SE) = -856.24 ± 26.99, effective parameters ± SE = 3.69 ± 0.28). The robustness check models also passed all checks (Appendix).</w:t>
       </w:r>
     </w:p>
     <w:p>
@@ -1091,7 +1299,7 @@
         <w:pStyle w:val="BodyText"/>
       </w:pPr>
       <w:r>
-        <w:t xml:space="preserve">The GLM showed an increase in the ratio of females that had bred over time (</w:t>
+        <w:t xml:space="preserve">The GLM showed an increase in the proportion of females of confirmed breeding age over time (</w:t>
       </w:r>
       <w:hyperlink w:anchor="fig-marg-bar">
         <w:r>
@@ -1102,7 +1310,7 @@
         </w:r>
       </w:hyperlink>
       <w:r>
-        <w:t xml:space="preserve">), with a stronger increase within females without a brood patch than females with a brood patch (</w:t>
+        <w:t xml:space="preserve">), with a strong increase within females without a brood patch, and a less certain increase in females with a brood patch (</w:t>
       </w:r>
       <w:hyperlink w:anchor="fig-pred1">
         <w:r>
@@ -1113,7 +1321,7 @@
         </w:r>
       </w:hyperlink>
       <w:r>
-        <w:t xml:space="preserve">). Averaged across the sample (integrating over the observed proportion of brood patch presence;</w:t>
+        <w:t xml:space="preserve">). In the first study year (1995), 17% (31 of 186) of sampled females were of confirmed breeding age. Given that year’s brood patch composition (9% with brood patch), the model predicted a probability of 0.13 (95% CI: 0.12–0.15). In comparison, in the last year of the study period (2008), 78% (47 of 60) of sampled females were of confirmed breeding age, an increase of 78%. Given that year’s brood patch composition (32% with brood patch), the model predicted a probability of 0.58 (95% CI: 0.52–0.63;</w:t>
       </w:r>
       <w:r>
         <w:t xml:space="preserve"> </w:t>
@@ -1127,7 +1335,7 @@
         </w:r>
       </w:hyperlink>
       <w:r>
-        <w:t xml:space="preserve">), the model-predicted probability of having bred increased from 0.14 (95% CI: 0.12–0.16) in 1995 to 0.47 (95% CI: 0.41–0.53) in 2008, an increase of 0.33 (95% CI: 0.26–0.40) over the study period. Breeding odds increased by a factor of 5.65 (95% CI: 3.88-7.99; posterior probability of an increase = 100.0%) per decade in females without a brood patch (the baseline for the model) and 2.92 (95% CI: 0.98-7.08; posterior probability of an increase = 97.3%) for females with a brood patch (</w:t>
+        <w:t xml:space="preserve">), an increase of 0.44. Standardised to the average brood patch composition across all years (10%), the predicted probability increased from 0.14 (95% CI: 0.12–0.16) in 1995 to 0.47 (95% CI: 0.41–0.53) in 2008, an increase of 0.33 (95% CI: 0.26–0.40) over the study period. Confirmed breeding odds increased by a factor of 5.56 (95% CI: 3.88-7.99; posterior probability of an increase = 100.0%) per decade in females without a brood patch (the baseline for the model) and 2.54 (95% CI: 0.98-7.08; posterior probability of an increase = 97.3%) for females with a brood patch (</w:t>
       </w:r>
       <w:hyperlink w:anchor="tbl-odds1">
         <w:r>
@@ -1160,7 +1368,7 @@
         <w:pStyle w:val="BodyText"/>
       </w:pPr>
       <w:r>
-        <w:t xml:space="preserve">We found no credible trend in brood patch presence within confirmed breeding-age female (odds ratio 0.90/decade; 95% CI [0.56-1.44]; posterior probability = 67.7;</w:t>
+        <w:t xml:space="preserve">We found no credible trend in brood patch presence within females of confirmed breeding age (odds ratio 0.90/decade; 95% CI [0.56-1.44]; posterior probability of a decrease = 67.7%;</w:t>
       </w:r>
       <w:r>
         <w:t xml:space="preserve"> </w:t>
@@ -1174,7 +1382,15 @@
         </w:r>
       </w:hyperlink>
       <w:r>
-        <w:t xml:space="preserve">). Removing 2007 did not change the model predictions (Δ odds ratio, full model minus 2007-excluded refit: intercept +0.00, year +0.00, brood patch presence -0.06, interaction +0.00).</w:t>
+        <w:t xml:space="preserve">).</w:t>
+      </w:r>
+    </w:p>
+    <w:p>
+      <w:pPr>
+        <w:pStyle w:val="BodyText"/>
+      </w:pPr>
+      <w:r>
+        <w:t xml:space="preserve">Removing only 2007 did not change the model predictions (Δ odds ratio, 2007-excluded refit minus full model: intercept 0.00, year -0.01, brood patch presence -0.04, interaction 0.00). Removing Mykines (i.e., 2007 and 2008) did not change the model conclusions, but reduced the effect (Δ odds ratio, Mykines-excluded refit minus full model: intercept 0.00, year -1.71, brood patch presence -0.14, interaction 0.04). Without Mykines, confirmed breeding odds increased by a factor of 3.85 (95% CI: 2.57-5.75; posterior probability of an increase = 100.0%) per decade in females without a brood patch and 1.95 (95% CI: 0.62-5.94; posterior probability of an increase = 88.0%) for females with a brood patch.</w:t>
       </w:r>
     </w:p>
     <w:bookmarkEnd w:id="13"/>
@@ -1203,7 +1419,7 @@
         </w:r>
       </w:hyperlink>
       <w:r>
-        <w:t xml:space="preserve">). However, in the later years leading up to the suspension of the harvest, the number of birds of confirmed breeding age steeply increased to a peak of 78% (</w:t>
+        <w:t xml:space="preserve">). However, in the later years leading up to the suspension of the harvest, the observed proportion of birds of confirmed breeding age steeply increased to a peak of 78% (</w:t>
       </w:r>
       <w:hyperlink w:anchor="tbl-harvest">
         <w:r>
@@ -1214,7 +1430,7 @@
         </w:r>
       </w:hyperlink>
       <w:r>
-        <w:t xml:space="preserve">). Furthermore, by including brood patch presence in the model, we showed that 1) bird of breeding age are not more or less likely to attempt breeding in a given year, and 2) within the group of birds without a brood patch, birds of breeding age are more prevalent (</w:t>
+        <w:t xml:space="preserve">). Our model showed that this increase was not an artefact of changes in brood patch prevalence. Standardised to a constant brood patch composition, the model-predicted probability of confirmed breeding more than tripled over the study period (</w:t>
       </w:r>
       <w:hyperlink w:anchor="fig-marg-bar">
         <w:r>
@@ -1225,7 +1441,40 @@
         </w:r>
       </w:hyperlink>
       <w:r>
-        <w:t xml:space="preserve">). Together, this indicates that the group of non-breeding birds is disappearing from the sample, rather than brood patch detectability changing in birds of breeding age.</w:t>
+        <w:t xml:space="preserve">), and it increased in females without a brood patch and, less certainly, in females with a brood patch (</w:t>
+      </w:r>
+      <w:hyperlink w:anchor="fig-pred1">
+        <w:r>
+          <w:rPr>
+            <w:rStyle w:val="Hyperlink"/>
+          </w:rPr>
+          <w:t xml:space="preserve">Fig. 3</w:t>
+        </w:r>
+      </w:hyperlink>
+      <w:r>
+        <w:t xml:space="preserve">). This pattern held when excluding the Mykines samples, although the estimated increase was smaller (Appendix). Furthermore, we found no trend in brood patch presence among females of confirmed breeding age (</w:t>
+      </w:r>
+      <w:hyperlink w:anchor="fig-pred2">
+        <w:r>
+          <w:rPr>
+            <w:rStyle w:val="Hyperlink"/>
+          </w:rPr>
+          <w:t xml:space="preserve">Fig. 4</w:t>
+        </w:r>
+      </w:hyperlink>
+      <w:r>
+        <w:t xml:space="preserve">), indicating that 1) birds of breeding age were not more or less likely to attempt breeding in a given year, and 2) within the group of birds without a brood patch, birds of breeding age became more prevalent (</w:t>
+      </w:r>
+      <w:hyperlink w:anchor="fig-pred1">
+        <w:r>
+          <w:rPr>
+            <w:rStyle w:val="Hyperlink"/>
+          </w:rPr>
+          <w:t xml:space="preserve">Fig. 3</w:t>
+        </w:r>
+      </w:hyperlink>
+      <w:r>
+        <w:t xml:space="preserve">). Together, this indicates that pre-breeding birds became less represented in the sample, rather than brood patch detectability changing in birds of confirmed breeding age.</w:t>
       </w:r>
     </w:p>
     <w:p>
@@ -1245,7 +1494,7 @@
         <w:t xml:space="preserve"> </w:t>
       </w:r>
       <w:r>
-        <w:t xml:space="preserve">showed a clear disappearance of the younger birds from the sample, we were not able to age individuals past 4 calendar years. Our current study only includes female birds, as we cannot confirm breeding status in males</w:t>
+        <w:t xml:space="preserve">showed a clear disappearance of the younger birds from the sample, we were not able to age individuals past 4 calendar yr. Our current study only includes female birds, as we cannot confirm breeding status in males</w:t>
       </w:r>
       <w:r>
         <w:t xml:space="preserve"> </w:t>
@@ -1254,7 +1503,7 @@
         <w:t xml:space="preserve">(Van Franeker, 2004)</w:t>
       </w:r>
       <w:r>
-        <w:t xml:space="preserve">, but considering the strong pair bond and the fact that males tend to start breeding at a slightly earlier age</w:t>
+        <w:t xml:space="preserve">. Considering the strong pair bond and the fact that males tend to start breeding at a slightly earlier age</w:t>
       </w:r>
       <w:r>
         <w:t xml:space="preserve"> </w:t>
@@ -1292,7 +1541,7 @@
         <w:pStyle w:val="BodyText"/>
       </w:pPr>
       <w:r>
-        <w:t xml:space="preserve">Besides the absence of younger birds, older, breeding-age birds may be more likely to be caught as breeding success declining in much of the north Atlantic range</w:t>
+        <w:t xml:space="preserve">Besides the absence of younger birds, older, breeding-age birds may be increasingly likely to be caught as breeding success decreases in much of the North Atlantic range</w:t>
       </w:r>
       <w:r>
         <w:t xml:space="preserve"> </w:t>
@@ -1369,7 +1618,72 @@
         <w:pStyle w:val="BodyText"/>
       </w:pPr>
       <w:r>
-        <w:t xml:space="preserve">Overall, we believe that the harvested sample, although intentionally biased towards younger birds, represents an ongoing trend in the whole Faroese, and potentially north Atlantic, population of insufficient recruitment in puffins causing an aging effect in the overall population</w:t>
+        <w:t xml:space="preserve">Our study is based on data collected several decades ago, with the latest study year being 2008. As no comprehensive counts are collected in the Nólsoy colony, there is no evidence showing whether the trends are continuing or not. The fact that the colony was deemed stable enough to sustain (limited) harvesting in 2021</w:t>
+      </w:r>
+      <w:r>
+        <w:t xml:space="preserve"> </w:t>
+      </w:r>
+      <w:r>
+        <w:t xml:space="preserve">(Ausems et al., 2026)</w:t>
+      </w:r>
+      <w:r>
+        <w:t xml:space="preserve">, suggests that the colony has substantially grown between 2008 and 2021. However, this status change was not based on counts but rather the impression of the hunters and may thus be subject to shifting baselines</w:t>
+      </w:r>
+      <w:r>
+        <w:t xml:space="preserve"> </w:t>
+      </w:r>
+      <w:r>
+        <w:t xml:space="preserve">(Papworth et al., 2009; Pauly, 1995; Sáenz-Arroyo et al., 2005)</w:t>
+      </w:r>
+      <w:r>
+        <w:t xml:space="preserve">. Furthermore,</w:t>
+      </w:r>
+      <w:r>
+        <w:t xml:space="preserve"> </w:t>
+      </w:r>
+      <w:r>
+        <w:t xml:space="preserve">Stempniewicz &amp; Jensen (2007)</w:t>
+      </w:r>
+      <w:r>
+        <w:t xml:space="preserve"> </w:t>
+      </w:r>
+      <w:r>
+        <w:t xml:space="preserve">note that in the late 1990s,</w:t>
+      </w:r>
+      <w:r>
+        <w:t xml:space="preserve"> </w:t>
+      </w:r>
+      <w:r>
+        <w:t xml:space="preserve">“10,000 individuals were taken annually at the Nólsoy colony”</w:t>
+      </w:r>
+      <w:r>
+        <w:t xml:space="preserve">, which was probably only delayed by the immigration of immature puffins from elsewhere</w:t>
+      </w:r>
+      <w:r>
+        <w:t xml:space="preserve"> </w:t>
+      </w:r>
+      <w:r>
+        <w:t xml:space="preserve">(Stempniewicz &amp; Jensen, 2007)</w:t>
+      </w:r>
+      <w:r>
+        <w:t xml:space="preserve">. Considering the reported global decline of Atlantic Puffins</w:t>
+      </w:r>
+      <w:r>
+        <w:t xml:space="preserve"> </w:t>
+      </w:r>
+      <w:r>
+        <w:t xml:space="preserve">(BirdLife International, 2018)</w:t>
+      </w:r>
+      <w:r>
+        <w:t xml:space="preserve">, we believe it likely that the Faroese population is affected by the same environmental drivers of this decrease.</w:t>
+      </w:r>
+    </w:p>
+    <w:p>
+      <w:pPr>
+        <w:pStyle w:val="BodyText"/>
+      </w:pPr>
+      <w:r>
+        <w:t xml:space="preserve">Overall, we believe that the harvested sample, although intentionally biased towards younger birds, represents an ongoing trend in the whole Faroese, and potentially North Atlantic, population: insufficient recruitment that is causing the overall population to age</w:t>
       </w:r>
       <w:r>
         <w:t xml:space="preserve"> </w:t>
@@ -1447,7 +1761,7 @@
         <w:t xml:space="preserve">Morus bassanus</w:t>
       </w:r>
       <w:r>
-        <w:t xml:space="preserve">) hunting licence was rejected this year as the requested harvest was deemed likely to negatively affect the population</w:t>
+        <w:t xml:space="preserve">) hunting licence was rejected this year (2026) as the requested harvest was deemed likely to negatively affect the population</w:t>
       </w:r>
       <w:r>
         <w:t xml:space="preserve"> </w:t>
@@ -1474,7 +1788,7 @@
         <w:pStyle w:val="FirstParagraph"/>
       </w:pPr>
       <w:r>
-        <w:t xml:space="preserve">We would like to thank René Hansen for collecting and sharing the harvest numbers and Trevor MacLaurin for double checking our statistical methods. We would also like to thank Kristina Petersen and Marita Gulklett for their help translating the abstract to Faroese. Most importantly, we would like to thank the hunters who shared puffins for use in this study. Puffins were obtained using private funds and a small contribution from Havstovan - Faroe Marine Research Institute.</w:t>
+        <w:t xml:space="preserve">We would like to thank René Hansen for collecting and sharing the harvest numbers and Trevor MacLaurin for double checking our statistical methods. We would also like to thank Kristina Petersen and Marita Gulklett for their help translating the abstract to Faroese. Most importantly, we would like to thank the hunters who shared puffins for use in this study. Puffins were obtained using private funds and a small contribution from Havstovan - Faroe Marine Research Institute. We thank Heather L. Major and an anonymous reviewer for providing comments that helped us improve our paper.</w:t>
       </w:r>
     </w:p>
     <w:bookmarkEnd w:id="15"/>
@@ -1492,7 +1806,7 @@
         <w:pStyle w:val="FirstParagraph"/>
       </w:pPr>
       <w:r>
-        <w:t xml:space="preserve">Conceptualization: AA, JKJ. Data curation: AA, JKJ. Formal analysis: AA. Investigation: JKJ. Methodology: AA, JKJ. Resources: JKJ. Validation: AA. Visualization: AA. Writing—original draft: AA. Writing—review &amp; editing: JKJ.</w:t>
+        <w:t xml:space="preserve">Conceptualization: AA, JKJ. Data curation: AA, JKJ. Formal analysis: AA. Investigation: JKJ. Methodology: AA, JKJ. Resources: JKJ. Validation: AA. Visualization: AA. Writing—original draft: AA. Writing—review &amp; editing: all coauthors.</w:t>
       </w:r>
     </w:p>
     <w:bookmarkEnd w:id="16"/>
@@ -1548,7 +1862,7 @@
       </w:r>
     </w:p>
     <w:bookmarkEnd w:id="19"/>
-    <w:bookmarkStart w:id="107" w:name="references"/>
+    <w:bookmarkStart w:id="114" w:name="references"/>
     <w:p>
       <w:pPr>
         <w:pStyle w:val="Heading1"/>
@@ -1557,7 +1871,7 @@
         <w:t xml:space="preserve">REFERENCES</w:t>
       </w:r>
     </w:p>
-    <w:bookmarkStart w:id="84" w:name="refs"/>
+    <w:bookmarkStart w:id="91" w:name="refs"/>
     <w:bookmarkStart w:id="21" w:name="ref-ashcroftSurvivalRatesBreeding1979"/>
     <w:p>
       <w:pPr>
@@ -1767,7 +2081,28 @@
           <w:i/>
           <w:iCs/>
         </w:rPr>
-        <w:t xml:space="preserve">Pre-breeding Atlantic</w:t>
+        <w:t xml:space="preserve">Pre</w:t>
+      </w:r>
+      <w:r>
+        <w:rPr>
+          <w:i/>
+          <w:iCs/>
+        </w:rPr>
+        <w:t xml:space="preserve">-breeding</w:t>
+      </w:r>
+      <w:r>
+        <w:rPr>
+          <w:i/>
+          <w:iCs/>
+        </w:rPr>
+        <w:t xml:space="preserve"> </w:t>
+      </w:r>
+      <w:r>
+        <w:rPr>
+          <w:i/>
+          <w:iCs/>
+        </w:rPr>
+        <w:t xml:space="preserve">Atlantic</w:t>
       </w:r>
       <w:r>
         <w:rPr>
@@ -3431,12 +3766,106 @@
       </w:hyperlink>
     </w:p>
     <w:bookmarkEnd w:id="71"/>
-    <w:bookmarkStart w:id="73" w:name="X03b217116af5a405b2e157107e6b8a2cfe31837"/>
+    <w:bookmarkStart w:id="73" w:name="ref-papworthEvidenceShiftingBaseline2009"/>
     <w:p>
       <w:pPr>
         <w:pStyle w:val="Bibliography"/>
       </w:pPr>
       <w:r>
+        <w:t xml:space="preserve">Papworth, S. K., Rist, J., Coad, L., &amp; Milner‐Gulland, E. J. (2009). Evidence for shifting baseline syndrome in conservation.</w:t>
+      </w:r>
+      <w:r>
+        <w:t xml:space="preserve"> </w:t>
+      </w:r>
+      <w:r>
+        <w:rPr>
+          <w:i/>
+          <w:iCs/>
+        </w:rPr>
+        <w:t xml:space="preserve">Conservation Letters</w:t>
+      </w:r>
+      <w:r>
+        <w:t xml:space="preserve">,</w:t>
+      </w:r>
+      <w:r>
+        <w:t xml:space="preserve"> </w:t>
+      </w:r>
+      <w:r>
+        <w:rPr>
+          <w:i/>
+          <w:iCs/>
+        </w:rPr>
+        <w:t xml:space="preserve">2</w:t>
+      </w:r>
+      <w:r>
+        <w:t xml:space="preserve">(2), 93–100.</w:t>
+      </w:r>
+      <w:r>
+        <w:t xml:space="preserve"> </w:t>
+      </w:r>
+      <w:hyperlink r:id="rId72">
+        <w:r>
+          <w:rPr>
+            <w:rStyle w:val="Hyperlink"/>
+          </w:rPr>
+          <w:t xml:space="preserve">https://doi.org/10.1111/j.1755-263X.2009.00049.x</w:t>
+        </w:r>
+      </w:hyperlink>
+    </w:p>
+    <w:bookmarkEnd w:id="73"/>
+    <w:bookmarkStart w:id="75" w:name="ref-paulyAnecdotesShiftingBaseline1995"/>
+    <w:p>
+      <w:pPr>
+        <w:pStyle w:val="Bibliography"/>
+      </w:pPr>
+      <w:r>
+        <w:t xml:space="preserve">Pauly, D. (1995). Anecdotes and the shifting baseline syndrome of fisheries.</w:t>
+      </w:r>
+      <w:r>
+        <w:t xml:space="preserve"> </w:t>
+      </w:r>
+      <w:r>
+        <w:rPr>
+          <w:i/>
+          <w:iCs/>
+        </w:rPr>
+        <w:t xml:space="preserve">Trends in Ecology &amp; Evolution</w:t>
+      </w:r>
+      <w:r>
+        <w:t xml:space="preserve">,</w:t>
+      </w:r>
+      <w:r>
+        <w:t xml:space="preserve"> </w:t>
+      </w:r>
+      <w:r>
+        <w:rPr>
+          <w:i/>
+          <w:iCs/>
+        </w:rPr>
+        <w:t xml:space="preserve">10</w:t>
+      </w:r>
+      <w:r>
+        <w:t xml:space="preserve">(10), 430.</w:t>
+      </w:r>
+      <w:r>
+        <w:t xml:space="preserve"> </w:t>
+      </w:r>
+      <w:hyperlink r:id="rId74">
+        <w:r>
+          <w:rPr>
+            <w:rStyle w:val="Hyperlink"/>
+          </w:rPr>
+          <w:t xml:space="preserve">https://doi.org/10.1016/S0169-5347(00)89171-5</w:t>
+        </w:r>
+      </w:hyperlink>
+    </w:p>
+    <w:bookmarkEnd w:id="75"/>
+    <w:bookmarkStart w:id="77" w:name="X03b217116af5a405b2e157107e6b8a2cfe31837"/>
+    <w:p>
+      <w:pPr>
+        <w:pStyle w:val="Bibliography"/>
+      </w:pPr>
+      <w:r>
         <w:t xml:space="preserve">R Core Team. (2026).</w:t>
       </w:r>
       <w:r>
@@ -3458,7 +3887,7 @@
       <w:r>
         <w:t xml:space="preserve"> </w:t>
       </w:r>
-      <w:hyperlink r:id="rId72">
+      <w:hyperlink r:id="rId76">
         <w:r>
           <w:rPr>
             <w:rStyle w:val="Hyperlink"/>
@@ -3467,13 +3896,81 @@
         </w:r>
       </w:hyperlink>
     </w:p>
-    <w:bookmarkEnd w:id="73"/>
-    <w:bookmarkStart w:id="74" w:name="ref-sandvikHighSurvivalImmatures2008"/>
+    <w:bookmarkEnd w:id="77"/>
+    <w:bookmarkStart w:id="79" w:name="X15453a87abea435588d2bae03c6c13b76a862f1"/>
     <w:p>
       <w:pPr>
         <w:pStyle w:val="Bibliography"/>
       </w:pPr>
       <w:r>
+        <w:t xml:space="preserve">Sáenz-Arroyo, A., Roberts, C., Torre, J., Cariño-Olvera, M., &amp; Enríquez-Andrade, R. (2005). Rapidly shifting environmental baselines among fishers of the</w:t>
+      </w:r>
+      <w:r>
+        <w:t xml:space="preserve"> </w:t>
+      </w:r>
+      <w:r>
+        <w:t xml:space="preserve">Gulf</w:t>
+      </w:r>
+      <w:r>
+        <w:t xml:space="preserve"> </w:t>
+      </w:r>
+      <w:r>
+        <w:t xml:space="preserve">of</w:t>
+      </w:r>
+      <w:r>
+        <w:t xml:space="preserve"> </w:t>
+      </w:r>
+      <w:r>
+        <w:t xml:space="preserve">California</w:t>
+      </w:r>
+      <w:r>
+        <w:t xml:space="preserve">.</w:t>
+      </w:r>
+      <w:r>
+        <w:t xml:space="preserve"> </w:t>
+      </w:r>
+      <w:r>
+        <w:rPr>
+          <w:i/>
+          <w:iCs/>
+        </w:rPr>
+        <w:t xml:space="preserve">Proceedings of the Royal Society B: Biological Sciences</w:t>
+      </w:r>
+      <w:r>
+        <w:t xml:space="preserve">,</w:t>
+      </w:r>
+      <w:r>
+        <w:t xml:space="preserve"> </w:t>
+      </w:r>
+      <w:r>
+        <w:rPr>
+          <w:i/>
+          <w:iCs/>
+        </w:rPr>
+        <w:t xml:space="preserve">272</w:t>
+      </w:r>
+      <w:r>
+        <w:t xml:space="preserve">(1575), 1957–1962.</w:t>
+      </w:r>
+      <w:r>
+        <w:t xml:space="preserve"> </w:t>
+      </w:r>
+      <w:hyperlink r:id="rId78">
+        <w:r>
+          <w:rPr>
+            <w:rStyle w:val="Hyperlink"/>
+          </w:rPr>
+          <w:t xml:space="preserve">https://doi.org/10.1098/rspb.2005.3175</w:t>
+        </w:r>
+      </w:hyperlink>
+    </w:p>
+    <w:bookmarkEnd w:id="79"/>
+    <w:bookmarkStart w:id="80" w:name="ref-sandvikHighSurvivalImmatures2008"/>
+    <w:p>
+      <w:pPr>
+        <w:pStyle w:val="Bibliography"/>
+      </w:pPr>
+      <w:r>
         <w:t xml:space="preserve">Sandvik, H., Erikstad, K. E., Fauchald, P., &amp; Tveraa, T. (2008). High survival of immatures in a long-lived seabird: Insights from a long-term study of the</w:t>
       </w:r>
       <w:r>
@@ -3524,13 +4021,67 @@
         <w:t xml:space="preserve">, 723–730.</w:t>
       </w:r>
     </w:p>
-    <w:bookmarkEnd w:id="74"/>
-    <w:bookmarkStart w:id="76" w:name="X3ede5c96a343fbec70bed9a420846eae3dca84b"/>
+    <w:bookmarkEnd w:id="80"/>
+    <w:bookmarkStart w:id="81" w:name="X55573da4300cacfc7ebb0f912cf4312ab59c11a"/>
     <w:p>
       <w:pPr>
         <w:pStyle w:val="Bibliography"/>
       </w:pPr>
       <w:r>
+        <w:t xml:space="preserve">Stempniewicz, L., &amp; Jensen, J. K. (2007). Puffin harvesting and survival at</w:t>
+      </w:r>
+      <w:r>
+        <w:t xml:space="preserve"> </w:t>
+      </w:r>
+      <w:r>
+        <w:t xml:space="preserve">Nólsoy</w:t>
+      </w:r>
+      <w:r>
+        <w:t xml:space="preserve">, the</w:t>
+      </w:r>
+      <w:r>
+        <w:t xml:space="preserve"> </w:t>
+      </w:r>
+      <w:r>
+        <w:t xml:space="preserve">Faeroes</w:t>
+      </w:r>
+      <w:r>
+        <w:t xml:space="preserve">.</w:t>
+      </w:r>
+      <w:r>
+        <w:t xml:space="preserve"> </w:t>
+      </w:r>
+      <w:r>
+        <w:rPr>
+          <w:i/>
+          <w:iCs/>
+        </w:rPr>
+        <w:t xml:space="preserve">Ornis Svecica</w:t>
+      </w:r>
+      <w:r>
+        <w:t xml:space="preserve">,</w:t>
+      </w:r>
+      <w:r>
+        <w:t xml:space="preserve"> </w:t>
+      </w:r>
+      <w:r>
+        <w:rPr>
+          <w:i/>
+          <w:iCs/>
+        </w:rPr>
+        <w:t xml:space="preserve">17</w:t>
+      </w:r>
+      <w:r>
+        <w:t xml:space="preserve">(672), 95–99.</w:t>
+      </w:r>
+    </w:p>
+    <w:bookmarkEnd w:id="81"/>
+    <w:bookmarkStart w:id="83" w:name="X3ede5c96a343fbec70bed9a420846eae3dca84b"/>
+    <w:p>
+      <w:pPr>
+        <w:pStyle w:val="Bibliography"/>
+      </w:pPr>
+      <w:r>
         <w:t xml:space="preserve">Taylor, L. U., &amp; Gnam, E. (2026). Prebreeding populations and the importance of life history for conserving imperiled seabirds.</w:t>
       </w:r>
       <w:r>
@@ -3562,7 +4113,7 @@
       <w:r>
         <w:t xml:space="preserve"> </w:t>
       </w:r>
-      <w:hyperlink r:id="rId75">
+      <w:hyperlink r:id="rId82">
         <w:r>
           <w:rPr>
             <w:rStyle w:val="Hyperlink"/>
@@ -3571,8 +4122,8 @@
         </w:r>
       </w:hyperlink>
     </w:p>
-    <w:bookmarkEnd w:id="76"/>
-    <w:bookmarkStart w:id="78" w:name="ref-vanfraneker2004"/>
+    <w:bookmarkEnd w:id="83"/>
+    <w:bookmarkStart w:id="85" w:name="ref-vanfraneker2004"/>
     <w:p>
       <w:pPr>
         <w:pStyle w:val="Bibliography"/>
@@ -3627,7 +4178,7 @@
       <w:r>
         <w:t xml:space="preserve"> </w:t>
       </w:r>
-      <w:hyperlink r:id="rId77">
+      <w:hyperlink r:id="rId84">
         <w:r>
           <w:rPr>
             <w:rStyle w:val="Hyperlink"/>
@@ -3636,8 +4187,8 @@
         </w:r>
       </w:hyperlink>
     </w:p>
-    <w:bookmarkEnd w:id="78"/>
-    <w:bookmarkStart w:id="80" w:name="ref-vehtariPracticalBayesianModel2017"/>
+    <w:bookmarkEnd w:id="85"/>
+    <w:bookmarkStart w:id="87" w:name="ref-vehtariPracticalBayesianModel2017"/>
     <w:p>
       <w:pPr>
         <w:pStyle w:val="Bibliography"/>
@@ -3695,7 +4246,7 @@
       <w:r>
         <w:t xml:space="preserve"> </w:t>
       </w:r>
-      <w:hyperlink r:id="rId79">
+      <w:hyperlink r:id="rId86">
         <w:r>
           <w:rPr>
             <w:rStyle w:val="Hyperlink"/>
@@ -3704,8 +4255,8 @@
         </w:r>
       </w:hyperlink>
     </w:p>
-    <w:bookmarkEnd w:id="80"/>
-    <w:bookmarkStart w:id="82" w:name="Xb381b5d8d6d3401bbb0133a1c086c6f6782b533"/>
+    <w:bookmarkEnd w:id="87"/>
+    <w:bookmarkStart w:id="89" w:name="Xb381b5d8d6d3401bbb0133a1c086c6f6782b533"/>
     <w:p>
       <w:pPr>
         <w:pStyle w:val="Bibliography"/>
@@ -3811,7 +4362,7 @@
       <w:r>
         <w:t xml:space="preserve"> </w:t>
       </w:r>
-      <w:hyperlink r:id="rId81">
+      <w:hyperlink r:id="rId88">
         <w:r>
           <w:rPr>
             <w:rStyle w:val="Hyperlink"/>
@@ -3820,8 +4371,8 @@
         </w:r>
       </w:hyperlink>
     </w:p>
-    <w:bookmarkEnd w:id="82"/>
-    <w:bookmarkStart w:id="83" w:name="ref-vehtariParetoSmoothedImportance2024"/>
+    <w:bookmarkEnd w:id="89"/>
+    <w:bookmarkStart w:id="90" w:name="ref-vehtariParetoSmoothedImportance2024"/>
     <w:p>
       <w:pPr>
         <w:pStyle w:val="Bibliography"/>
@@ -3856,8 +4407,8 @@
         <w:t xml:space="preserve">(72), 1–58.</w:t>
       </w:r>
     </w:p>
-    <w:bookmarkEnd w:id="83"/>
-    <w:bookmarkEnd w:id="84"/>
+    <w:bookmarkEnd w:id="90"/>
+    <w:bookmarkEnd w:id="91"/>
     <w:p>
       <w:r>
         <w:br w:type="page"/>
@@ -3876,7 +4427,10 @@
         <w:pStyle w:val="BodyText"/>
       </w:pPr>
       <w:r>
-        <w:t xml:space="preserve">Fig. 2. Temporal change in the probability of harvesting female Atlantic puffins (</w:t>
+        <w:t xml:space="preserve">Fig. 2. Temporal change in the probability of harvesting female Atlantic Puffins</w:t>
+      </w:r>
+      <w:r>
+        <w:t xml:space="preserve"> </w:t>
       </w:r>
       <w:r>
         <w:rPr>
@@ -3886,7 +4440,10 @@
         <w:t xml:space="preserve">Fratercula arctica</w:t>
       </w:r>
       <w:r>
-        <w:t xml:space="preserve">) of confirmed breeding age in Føroyar. Bars show the observed percentage of breeding females per year. The solid line shows the estimate from a Bayesian generalised linear model and the shaded band shows the 95% credible interval. The estimates are marginalised over each study year’s observed brood patch composition. The vertical bars show the percentage of females of confirmed breeding age in the sample.</w:t>
+        <w:t xml:space="preserve"> </w:t>
+      </w:r>
+      <w:r>
+        <w:t xml:space="preserve">of confirmed breeding age in Føroyar. Bars show the observed percentage of females of confirmed breeding age in each year’s sample. The solid line shows the estimate from a Bayesian generalised linear model and the shaded band shows the 95% credible interval. The line is averaged over each year’s own observed brood patch composition, making it directly comparable to the bars; it therefore differs from the values standardised to the average brood patch composition across all years given in the text.</w:t>
       </w:r>
     </w:p>
     <w:p>
@@ -3894,7 +4451,10 @@
         <w:pStyle w:val="BodyText"/>
       </w:pPr>
       <w:r>
-        <w:t xml:space="preserve">Fig. 3. Temporal change in the probability of harvesting female Atlantic puffins (</w:t>
+        <w:t xml:space="preserve">Fig. 3. Temporal change in the probability of harvesting female Atlantic Puffins</w:t>
+      </w:r>
+      <w:r>
+        <w:t xml:space="preserve"> </w:t>
       </w:r>
       <w:r>
         <w:rPr>
@@ -3904,7 +4464,20 @@
         <w:t xml:space="preserve">Fratercula arctica</w:t>
       </w:r>
       <w:r>
-        <w:t xml:space="preserve">) of confirmed breeding age in Føroyar, with or without brood patches. The solid lines show the estimates from a Bayesian generalised linear model and the shaded band shows the 95% credible intervals.</w:t>
+        <w:t xml:space="preserve"> </w:t>
+      </w:r>
+      <w:r>
+        <w:t xml:space="preserve">of confirmed breeding age in Føroyar, with or without brood patches. Points show the observed proportion of females of confirmed breeding age per year in each brood patch group, with point size scaled to the number of females in that group (</w:t>
+      </w:r>
+      <w:r>
+        <w:rPr>
+          <w:i/>
+          <w:iCs/>
+        </w:rPr>
+        <w:t xml:space="preserve">n</w:t>
+      </w:r>
+      <w:r>
+        <w:t xml:space="preserve">). The solid lines show the estimates from a Bayesian generalised linear model and the shaded band shows the 95% credible intervals.</w:t>
       </w:r>
     </w:p>
     <w:p>
@@ -3912,7 +4485,10 @@
         <w:pStyle w:val="BodyText"/>
       </w:pPr>
       <w:r>
-        <w:t xml:space="preserve">Fig. 4. Temporal change in brood patch presence in female Atlantic puffins (</w:t>
+        <w:t xml:space="preserve">Fig. 4. Temporal change in brood patch presence in female Atlantic Puffins</w:t>
+      </w:r>
+      <w:r>
+        <w:t xml:space="preserve"> </w:t>
       </w:r>
       <w:r>
         <w:rPr>
@@ -3922,7 +4498,20 @@
         <w:t xml:space="preserve">Fratercula arctica</w:t>
       </w:r>
       <w:r>
-        <w:t xml:space="preserve">) of confirmed breeding age harvested in Føroyar. The solid line shows the estimate from a Bayesian generalised linear model and the shaded band shows the 95% credible interval.</w:t>
+        <w:t xml:space="preserve"> </w:t>
+      </w:r>
+      <w:r>
+        <w:t xml:space="preserve">of confirmed breeding age harvested in Føroyar. Points show the observed proportion of females of confirmed breeding age with a brood patch per year, with point size scaled to the number of females of confirmed breeding age sampled that year (</w:t>
+      </w:r>
+      <w:r>
+        <w:rPr>
+          <w:i/>
+          <w:iCs/>
+        </w:rPr>
+        <w:t xml:space="preserve">n</w:t>
+      </w:r>
+      <w:r>
+        <w:t xml:space="preserve">). The solid line shows the estimate from a Bayesian generalised linear model and the shaded band shows the 95% credible interval.</w:t>
       </w:r>
     </w:p>
     <w:p>
@@ -3943,30 +4532,30 @@
       <w:tr>
         <w:tc>
           <w:tcPr/>
-          <w:bookmarkStart w:id="89" w:name="fig-map"/>
+          <w:bookmarkStart w:id="96" w:name="fig-map"/>
           <w:p>
             <w:pPr>
               <w:pStyle w:val="Compact"/>
               <w:jc w:val="center"/>
             </w:pPr>
-            <w:bookmarkStart w:id="88" w:name="fig-map"/>
+            <w:bookmarkStart w:id="95" w:name="fig-map"/>
             <w:r>
               <w:drawing>
                 <wp:inline>
                   <wp:extent cx="5943600" cy="6028508"/>
                   <wp:effectExtent b="0" l="0" r="0" t="0"/>
-                  <wp:docPr descr="" title="" id="86" name="Picture"/>
+                  <wp:docPr descr="" title="" id="93" name="Picture"/>
                   <a:graphic>
                     <a:graphicData uri="http://schemas.openxmlformats.org/drawingml/2006/picture">
                       <pic:pic>
                         <pic:nvPicPr>
-                          <pic:cNvPr descr="manuscript_files/figure-docx/fig-map-1.png" id="87" name="Picture"/>
+                          <pic:cNvPr descr="manuscript_files/figure-docx/fig-map-1.png" id="94" name="Picture"/>
                           <pic:cNvPicPr>
                             <a:picLocks noChangeArrowheads="1" noChangeAspect="1"/>
                           </pic:cNvPicPr>
                         </pic:nvPicPr>
                         <pic:blipFill>
-                          <a:blip r:embed="rId85"/>
+                          <a:blip r:embed="rId92"/>
                           <a:stretch>
                             <a:fillRect/>
                           </a:stretch>
@@ -3992,16 +4581,13 @@
                 </wp:inline>
               </w:drawing>
             </w:r>
-            <w:bookmarkEnd w:id="88"/>
+            <w:bookmarkEnd w:id="95"/>
           </w:p>
           <w:p>
             <w:pPr>
-              <w:jc w:val="center"/>
-            </w:pPr>
-            <w:pPr>
-              <w:jc w:val="left"/>
-              <w:spacing w:before="200"/>
-              <w:pStyle w:val="ImageCaption"/>
+              <w:pStyle xmlns:w="http://schemas.openxmlformats.org/wordprocessingml/2006/main" w:val="ImageCaption"/>
+              <w:spacing xmlns:w="http://schemas.openxmlformats.org/wordprocessingml/2006/main" w:before="200"/>
+              <w:jc xmlns:w="http://schemas.openxmlformats.org/wordprocessingml/2006/main" w:val="center"/>
             </w:pPr>
             <w:r>
               <w:rPr>
@@ -4014,7 +4600,7 @@
               <w:t xml:space="preserve"> 1</w:t>
             </w:r>
           </w:p>
-          <w:bookmarkEnd w:id="89"/>
+          <w:bookmarkEnd w:id="96"/>
         </w:tc>
       </w:tr>
     </w:tbl>
@@ -4036,30 +4622,30 @@
       <w:tr>
         <w:tc>
           <w:tcPr/>
-          <w:bookmarkStart w:id="94" w:name="fig-marg-bar"/>
+          <w:bookmarkStart w:id="101" w:name="fig-marg-bar"/>
           <w:p>
             <w:pPr>
               <w:pStyle w:val="Compact"/>
               <w:jc w:val="center"/>
             </w:pPr>
-            <w:bookmarkStart w:id="93" w:name="fig-marg-bar"/>
+            <w:bookmarkStart w:id="100" w:name="fig-marg-bar"/>
             <w:r>
               <w:drawing>
                 <wp:inline>
                   <wp:extent cx="5943600" cy="4245428"/>
                   <wp:effectExtent b="0" l="0" r="0" t="0"/>
-                  <wp:docPr descr="" title="" id="91" name="Picture"/>
+                  <wp:docPr descr="" title="" id="98" name="Picture"/>
                   <a:graphic>
                     <a:graphicData uri="http://schemas.openxmlformats.org/drawingml/2006/picture">
                       <pic:pic>
                         <pic:nvPicPr>
-                          <pic:cNvPr descr="manuscript_files/figure-docx/fig-marg-bar-1.png" id="92" name="Picture"/>
+                          <pic:cNvPr descr="manuscript_files/figure-docx/fig-marg-bar-1.png" id="99" name="Picture"/>
                           <pic:cNvPicPr>
                             <a:picLocks noChangeArrowheads="1" noChangeAspect="1"/>
                           </pic:cNvPicPr>
                         </pic:nvPicPr>
                         <pic:blipFill>
-                          <a:blip r:embed="rId90"/>
+                          <a:blip r:embed="rId97"/>
                           <a:stretch>
                             <a:fillRect/>
                           </a:stretch>
@@ -4085,16 +4671,13 @@
                 </wp:inline>
               </w:drawing>
             </w:r>
-            <w:bookmarkEnd w:id="93"/>
+            <w:bookmarkEnd w:id="100"/>
           </w:p>
           <w:p>
             <w:pPr>
-              <w:jc w:val="center"/>
-            </w:pPr>
-            <w:pPr>
-              <w:jc w:val="left"/>
-              <w:spacing w:before="200"/>
-              <w:pStyle w:val="ImageCaption"/>
+              <w:pStyle xmlns:w="http://schemas.openxmlformats.org/wordprocessingml/2006/main" w:val="ImageCaption"/>
+              <w:spacing xmlns:w="http://schemas.openxmlformats.org/wordprocessingml/2006/main" w:before="200"/>
+              <w:jc xmlns:w="http://schemas.openxmlformats.org/wordprocessingml/2006/main" w:val="center"/>
             </w:pPr>
             <w:r>
               <w:rPr>
@@ -4107,7 +4690,7 @@
               <w:t xml:space="preserve"> 2</w:t>
             </w:r>
           </w:p>
-          <w:bookmarkEnd w:id="94"/>
+          <w:bookmarkEnd w:id="101"/>
         </w:tc>
       </w:tr>
     </w:tbl>
@@ -4129,30 +4712,30 @@
       <w:tr>
         <w:tc>
           <w:tcPr/>
-          <w:bookmarkStart w:id="99" w:name="fig-pred1"/>
+          <w:bookmarkStart w:id="106" w:name="fig-pred1"/>
           <w:p>
             <w:pPr>
               <w:pStyle w:val="Compact"/>
               <w:jc w:val="center"/>
             </w:pPr>
-            <w:bookmarkStart w:id="98" w:name="fig-pred1"/>
+            <w:bookmarkStart w:id="105" w:name="fig-pred1"/>
             <w:r>
               <w:drawing>
                 <wp:inline>
                   <wp:extent cx="5943600" cy="4245428"/>
                   <wp:effectExtent b="0" l="0" r="0" t="0"/>
-                  <wp:docPr descr="" title="" id="96" name="Picture"/>
+                  <wp:docPr descr="" title="" id="103" name="Picture"/>
                   <a:graphic>
                     <a:graphicData uri="http://schemas.openxmlformats.org/drawingml/2006/picture">
                       <pic:pic>
                         <pic:nvPicPr>
-                          <pic:cNvPr descr="manuscript_files/figure-docx/fig-pred1-1.png" id="97" name="Picture"/>
+                          <pic:cNvPr descr="manuscript_files/figure-docx/fig-pred1-1.png" id="104" name="Picture"/>
                           <pic:cNvPicPr>
                             <a:picLocks noChangeArrowheads="1" noChangeAspect="1"/>
                           </pic:cNvPicPr>
                         </pic:nvPicPr>
                         <pic:blipFill>
-                          <a:blip r:embed="rId95"/>
+                          <a:blip r:embed="rId102"/>
                           <a:stretch>
                             <a:fillRect/>
                           </a:stretch>
@@ -4178,16 +4761,13 @@
                 </wp:inline>
               </w:drawing>
             </w:r>
-            <w:bookmarkEnd w:id="98"/>
+            <w:bookmarkEnd w:id="105"/>
           </w:p>
           <w:p>
             <w:pPr>
-              <w:jc w:val="center"/>
-            </w:pPr>
-            <w:pPr>
-              <w:jc w:val="left"/>
-              <w:spacing w:before="200"/>
-              <w:pStyle w:val="ImageCaption"/>
+              <w:pStyle xmlns:w="http://schemas.openxmlformats.org/wordprocessingml/2006/main" w:val="ImageCaption"/>
+              <w:spacing xmlns:w="http://schemas.openxmlformats.org/wordprocessingml/2006/main" w:before="200"/>
+              <w:jc xmlns:w="http://schemas.openxmlformats.org/wordprocessingml/2006/main" w:val="center"/>
             </w:pPr>
             <w:r>
               <w:rPr>
@@ -4200,7 +4780,7 @@
               <w:t xml:space="preserve"> 3</w:t>
             </w:r>
           </w:p>
-          <w:bookmarkEnd w:id="99"/>
+          <w:bookmarkEnd w:id="106"/>
         </w:tc>
       </w:tr>
     </w:tbl>
@@ -4222,30 +4802,30 @@
       <w:tr>
         <w:tc>
           <w:tcPr/>
-          <w:bookmarkStart w:id="104" w:name="fig-pred2"/>
+          <w:bookmarkStart w:id="111" w:name="fig-pred2"/>
           <w:p>
             <w:pPr>
               <w:pStyle w:val="Compact"/>
               <w:jc w:val="center"/>
             </w:pPr>
-            <w:bookmarkStart w:id="103" w:name="fig-pred2"/>
+            <w:bookmarkStart w:id="110" w:name="fig-pred2"/>
             <w:r>
               <w:drawing>
                 <wp:inline>
                   <wp:extent cx="5943600" cy="4245428"/>
                   <wp:effectExtent b="0" l="0" r="0" t="0"/>
-                  <wp:docPr descr="" title="" id="101" name="Picture"/>
+                  <wp:docPr descr="" title="" id="108" name="Picture"/>
                   <a:graphic>
                     <a:graphicData uri="http://schemas.openxmlformats.org/drawingml/2006/picture">
                       <pic:pic>
                         <pic:nvPicPr>
-                          <pic:cNvPr descr="manuscript_files/figure-docx/fig-pred2-1.png" id="102" name="Picture"/>
+                          <pic:cNvPr descr="manuscript_files/figure-docx/fig-pred2-1.png" id="109" name="Picture"/>
                           <pic:cNvPicPr>
                             <a:picLocks noChangeArrowheads="1" noChangeAspect="1"/>
                           </pic:cNvPicPr>
                         </pic:nvPicPr>
                         <pic:blipFill>
-                          <a:blip r:embed="rId100"/>
+                          <a:blip r:embed="rId107"/>
                           <a:stretch>
                             <a:fillRect/>
                           </a:stretch>
@@ -4271,16 +4851,13 @@
                 </wp:inline>
               </w:drawing>
             </w:r>
-            <w:bookmarkEnd w:id="103"/>
+            <w:bookmarkEnd w:id="110"/>
           </w:p>
           <w:p>
             <w:pPr>
-              <w:jc w:val="center"/>
-            </w:pPr>
-            <w:pPr>
-              <w:jc w:val="left"/>
-              <w:spacing w:before="200"/>
-              <w:pStyle w:val="ImageCaption"/>
+              <w:pStyle xmlns:w="http://schemas.openxmlformats.org/wordprocessingml/2006/main" w:val="ImageCaption"/>
+              <w:spacing xmlns:w="http://schemas.openxmlformats.org/wordprocessingml/2006/main" w:before="200"/>
+              <w:jc xmlns:w="http://schemas.openxmlformats.org/wordprocessingml/2006/main" w:val="center"/>
             </w:pPr>
             <w:r>
               <w:rPr>
@@ -4293,7 +4870,7 @@
               <w:t xml:space="preserve"> 4</w:t>
             </w:r>
           </w:p>
-          <w:bookmarkEnd w:id="104"/>
+          <w:bookmarkEnd w:id="111"/>
         </w:tc>
       </w:tr>
     </w:tbl>
@@ -4315,32 +4892,46 @@
       <w:tr>
         <w:tc>
           <w:tcPr/>
-          <w:bookmarkStart w:id="105" w:name="tbl-harvest"/>
+          <w:bookmarkStart w:id="112" w:name="tbl-harvest"/>
+          <w:p>
+            <w:pPr xmlns:w="http://schemas.openxmlformats.org/wordprocessingml/2006/main">
+              <w:pStyle xmlns:w="http://schemas.openxmlformats.org/wordprocessingml/2006/main" w:val="ImageCaption"/>
+              <w:keepNext xmlns:w="http://schemas.openxmlformats.org/wordprocessingml/2006/main"/>
+              <w:spacing xmlns:w="http://schemas.openxmlformats.org/wordprocessingml/2006/main" w:before="200"/>
+              <w:jc xmlns:w="http://schemas.openxmlformats.org/wordprocessingml/2006/main" w:val="center"/>
+            </w:pPr>
+            <w:r>
+              <w:rPr>
+                <w:b/>
+                <w:bCs/>
+              </w:rPr>
+              <w:t>Table 1</w:t>
+            </w:r>
+          </w:p>
           <w:p>
             <w:pPr>
-              <w:jc w:val="center"/>
-            </w:pPr>
-            <w:pPr>
-              <w:jc w:val="left"/>
-              <w:spacing w:before="200"/>
-              <w:pStyle w:val="ImageCaption"/>
+              <w:pStyle xmlns:w="http://schemas.openxmlformats.org/wordprocessingml/2006/main" w:val="ImageCaption"/>
+              <w:spacing xmlns:w="http://schemas.openxmlformats.org/wordprocessingml/2006/main" w:before="200"/>
+              <w:jc xmlns:w="http://schemas.openxmlformats.org/wordprocessingml/2006/main" w:val="center"/>
             </w:pPr>
             <w:r>
-              <w:t xml:space="preserve">TABLE 1. Estimated annual puffin harvest and sample sizes, Nólsoy (1989–2006) and Mykines (2007–2008), Føroyar. Sample sizes are presented for the total sample size and the number of females in the sample. The percentage of females that had bred is shown as % (n).</w:t>
+              <w:t xml:space="preserve">Sampling dates, estimated annual puffin harvest and sample sizes, Nólsoy (1989–2006) and Mykines (2007–2008), Føroyar</w:t>
             </w:r>
           </w:p>
           <w:tbl>
             <w:tblPr>
               <w:tblStyle w:val="Table"/>
-              <w:tblW w:type="auto" w:w="0"/>
+              <w:tblW w:type="pct" w:w="5000"/>
+              <w:tblLayout w:type="fixed"/>
               <w:tblLook w:firstRow="1" w:lastRow="0" w:firstColumn="0" w:lastColumn="0" w:noHBand="0" w:noVBand="0" w:val="0020"/>
             </w:tblPr>
             <w:tblGrid>
-              <w:gridCol w:w="1584"/>
-              <w:gridCol w:w="1584"/>
-              <w:gridCol w:w="1584"/>
-              <w:gridCol w:w="1584"/>
-              <w:gridCol w:w="1584"/>
+              <w:gridCol w:w="633"/>
+              <w:gridCol w:w="1900"/>
+              <w:gridCol w:w="1267"/>
+              <w:gridCol w:w="1108"/>
+              <w:gridCol w:w="1029"/>
+              <w:gridCol w:w="1980"/>
             </w:tblGrid>
             <w:tr>
               <w:trPr>
@@ -4368,6 +4959,19 @@
                     <w:jc w:val="center"/>
                   </w:pPr>
                   <w:r>
+                    <w:t xml:space="preserve">Sampling dates</w:t>
+                  </w:r>
+                </w:p>
+              </w:tc>
+              <w:tc>
+                <w:tcPr/>
+                <w:p>
+                  <w:pPr>
+                    <w:pStyle w:val="Compact"/>
+                    <w:jc w:val="right"/>
+                    <w:jc w:val="center"/>
+                  </w:pPr>
+                  <w:r>
                     <w:t xml:space="preserve">Estimated harvest</w:t>
                   </w:r>
                 </w:p>
@@ -4383,6 +4987,12 @@
                   <w:r>
                     <w:t xml:space="preserve">Sample size</w:t>
                   </w:r>
+                  <w:r>
+                    <w:rPr>
+                      <w:vertAlign w:val="superscript"/>
+                    </w:rPr>
+                    <w:t xml:space="preserve">a</w:t>
+                  </w:r>
                 </w:p>
               </w:tc>
               <w:tc>
@@ -4396,18 +5006,40 @@
                   <w:r>
                     <w:t xml:space="preserve">Females</w:t>
                   </w:r>
-                </w:p>
-              </w:tc>
-              <w:tc>
-                <w:tcPr/>
-                <w:p>
-                  <w:pPr>
-                    <w:pStyle w:val="Compact"/>
-                    <w:jc w:val="left"/>
-                    <w:jc w:val="center"/>
-                  </w:pPr>
-                  <w:r>
-                    <w:t xml:space="preserve">% Bred (n)</w:t>
+                  <w:r>
+                    <w:rPr>
+                      <w:vertAlign w:val="superscript"/>
+                    </w:rPr>
+                    <w:t xml:space="preserve">a</w:t>
+                  </w:r>
+                </w:p>
+              </w:tc>
+              <w:tc>
+                <w:tcPr/>
+                <w:p>
+                  <w:pPr>
+                    <w:pStyle w:val="Compact"/>
+                    <w:jc w:val="right"/>
+                    <w:jc w:val="center"/>
+                  </w:pPr>
+                  <w:r>
+                    <w:t xml:space="preserve">% Confirmed breeding (</w:t>
+                  </w:r>
+                  <w:r>
+                    <w:rPr>
+                      <w:i/>
+                      <w:iCs/>
+                    </w:rPr>
+                    <w:t xml:space="preserve">n</w:t>
+                  </w:r>
+                  <w:r>
+                    <w:t xml:space="preserve">)</w:t>
+                  </w:r>
+                  <w:r>
+                    <w:rPr>
+                      <w:vertAlign w:val="superscript"/>
+                    </w:rPr>
+                    <w:t xml:space="preserve">b</w:t>
                   </w:r>
                 </w:p>
               </w:tc>
@@ -4435,6 +5067,19 @@
                     <w:jc w:val="center"/>
                   </w:pPr>
                   <w:r>
+                    <w:t xml:space="preserve">05 July–27 July</w:t>
+                  </w:r>
+                </w:p>
+              </w:tc>
+              <w:tc>
+                <w:tcPr/>
+                <w:p>
+                  <w:pPr>
+                    <w:pStyle w:val="Compact"/>
+                    <w:jc w:val="right"/>
+                    <w:jc w:val="center"/>
+                  </w:pPr>
+                  <w:r>
                     <w:t xml:space="preserve">NA</w:t>
                   </w:r>
                 </w:p>
@@ -4470,7 +5115,7 @@
                 <w:p>
                   <w:pPr>
                     <w:pStyle w:val="Compact"/>
-                    <w:jc w:val="left"/>
+                    <w:jc w:val="right"/>
                     <w:jc w:val="center"/>
                   </w:pPr>
                   <w:r>
@@ -4502,6 +5147,19 @@
                     <w:jc w:val="center"/>
                   </w:pPr>
                   <w:r>
+                    <w:t xml:space="preserve">04 July–10 July</w:t>
+                  </w:r>
+                </w:p>
+              </w:tc>
+              <w:tc>
+                <w:tcPr/>
+                <w:p>
+                  <w:pPr>
+                    <w:pStyle w:val="Compact"/>
+                    <w:jc w:val="right"/>
+                    <w:jc w:val="center"/>
+                  </w:pPr>
+                  <w:r>
                     <w:t xml:space="preserve">NA</w:t>
                   </w:r>
                 </w:p>
@@ -4537,7 +5195,7 @@
                 <w:p>
                   <w:pPr>
                     <w:pStyle w:val="Compact"/>
-                    <w:jc w:val="left"/>
+                    <w:jc w:val="right"/>
                     <w:jc w:val="center"/>
                   </w:pPr>
                   <w:r>
@@ -4569,6 +5227,19 @@
                     <w:jc w:val="center"/>
                   </w:pPr>
                   <w:r>
+                    <w:t xml:space="preserve">06 July–09 August</w:t>
+                  </w:r>
+                </w:p>
+              </w:tc>
+              <w:tc>
+                <w:tcPr/>
+                <w:p>
+                  <w:pPr>
+                    <w:pStyle w:val="Compact"/>
+                    <w:jc w:val="right"/>
+                    <w:jc w:val="center"/>
+                  </w:pPr>
+                  <w:r>
                     <w:t xml:space="preserve">NA</w:t>
                   </w:r>
                 </w:p>
@@ -4604,7 +5275,7 @@
                 <w:p>
                   <w:pPr>
                     <w:pStyle w:val="Compact"/>
-                    <w:jc w:val="left"/>
+                    <w:jc w:val="right"/>
                     <w:jc w:val="center"/>
                   </w:pPr>
                   <w:r>
@@ -4636,6 +5307,19 @@
                     <w:jc w:val="center"/>
                   </w:pPr>
                   <w:r>
+                    <w:t xml:space="preserve">02 July–15 August</w:t>
+                  </w:r>
+                </w:p>
+              </w:tc>
+              <w:tc>
+                <w:tcPr/>
+                <w:p>
+                  <w:pPr>
+                    <w:pStyle w:val="Compact"/>
+                    <w:jc w:val="right"/>
+                    <w:jc w:val="center"/>
+                  </w:pPr>
+                  <w:r>
                     <w:t xml:space="preserve">NA</w:t>
                   </w:r>
                 </w:p>
@@ -4671,7 +5355,7 @@
                 <w:p>
                   <w:pPr>
                     <w:pStyle w:val="Compact"/>
-                    <w:jc w:val="left"/>
+                    <w:jc w:val="right"/>
                     <w:jc w:val="center"/>
                   </w:pPr>
                   <w:r>
@@ -4703,6 +5387,19 @@
                     <w:jc w:val="center"/>
                   </w:pPr>
                   <w:r>
+                    <w:t xml:space="preserve">05 July–05 August</w:t>
+                  </w:r>
+                </w:p>
+              </w:tc>
+              <w:tc>
+                <w:tcPr/>
+                <w:p>
+                  <w:pPr>
+                    <w:pStyle w:val="Compact"/>
+                    <w:jc w:val="right"/>
+                    <w:jc w:val="center"/>
+                  </w:pPr>
+                  <w:r>
                     <w:t xml:space="preserve">NA</w:t>
                   </w:r>
                 </w:p>
@@ -4738,7 +5435,7 @@
                 <w:p>
                   <w:pPr>
                     <w:pStyle w:val="Compact"/>
-                    <w:jc w:val="left"/>
+                    <w:jc w:val="right"/>
                     <w:jc w:val="center"/>
                   </w:pPr>
                   <w:r>
@@ -4770,6 +5467,19 @@
                     <w:jc w:val="center"/>
                   </w:pPr>
                   <w:r>
+                    <w:t xml:space="preserve">06 July–29 July</w:t>
+                  </w:r>
+                </w:p>
+              </w:tc>
+              <w:tc>
+                <w:tcPr/>
+                <w:p>
+                  <w:pPr>
+                    <w:pStyle w:val="Compact"/>
+                    <w:jc w:val="right"/>
+                    <w:jc w:val="center"/>
+                  </w:pPr>
+                  <w:r>
                     <w:t xml:space="preserve">NA</w:t>
                   </w:r>
                 </w:p>
@@ -4805,7 +5515,7 @@
                 <w:p>
                   <w:pPr>
                     <w:pStyle w:val="Compact"/>
-                    <w:jc w:val="left"/>
+                    <w:jc w:val="right"/>
                     <w:jc w:val="center"/>
                   </w:pPr>
                   <w:r>
@@ -4837,6 +5547,19 @@
                     <w:jc w:val="center"/>
                   </w:pPr>
                   <w:r>
+                    <w:t xml:space="preserve">04 July–07 August</w:t>
+                  </w:r>
+                </w:p>
+              </w:tc>
+              <w:tc>
+                <w:tcPr/>
+                <w:p>
+                  <w:pPr>
+                    <w:pStyle w:val="Compact"/>
+                    <w:jc w:val="right"/>
+                    <w:jc w:val="center"/>
+                  </w:pPr>
+                  <w:r>
                     <w:t xml:space="preserve">NA</w:t>
                   </w:r>
                 </w:p>
@@ -4872,7 +5595,7 @@
                 <w:p>
                   <w:pPr>
                     <w:pStyle w:val="Compact"/>
-                    <w:jc w:val="left"/>
+                    <w:jc w:val="right"/>
                     <w:jc w:val="center"/>
                   </w:pPr>
                   <w:r>
@@ -4904,7 +5627,20 @@
                     <w:jc w:val="center"/>
                   </w:pPr>
                   <w:r>
-                    <w:t xml:space="preserve">8188</w:t>
+                    <w:t xml:space="preserve">02 July–01 August</w:t>
+                  </w:r>
+                </w:p>
+              </w:tc>
+              <w:tc>
+                <w:tcPr/>
+                <w:p>
+                  <w:pPr>
+                    <w:pStyle w:val="Compact"/>
+                    <w:jc w:val="right"/>
+                    <w:jc w:val="center"/>
+                  </w:pPr>
+                  <w:r>
+                    <w:t xml:space="preserve">8,188</w:t>
                   </w:r>
                 </w:p>
               </w:tc>
@@ -4939,7 +5675,7 @@
                 <w:p>
                   <w:pPr>
                     <w:pStyle w:val="Compact"/>
-                    <w:jc w:val="left"/>
+                    <w:jc w:val="right"/>
                     <w:jc w:val="center"/>
                   </w:pPr>
                   <w:r>
@@ -4971,7 +5707,20 @@
                     <w:jc w:val="center"/>
                   </w:pPr>
                   <w:r>
-                    <w:t xml:space="preserve">6976</w:t>
+                    <w:t xml:space="preserve">02 July–16 August</w:t>
+                  </w:r>
+                </w:p>
+              </w:tc>
+              <w:tc>
+                <w:tcPr/>
+                <w:p>
+                  <w:pPr>
+                    <w:pStyle w:val="Compact"/>
+                    <w:jc w:val="right"/>
+                    <w:jc w:val="center"/>
+                  </w:pPr>
+                  <w:r>
+                    <w:t xml:space="preserve">6,976</w:t>
                   </w:r>
                 </w:p>
               </w:tc>
@@ -5006,7 +5755,7 @@
                 <w:p>
                   <w:pPr>
                     <w:pStyle w:val="Compact"/>
-                    <w:jc w:val="left"/>
+                    <w:jc w:val="right"/>
                     <w:jc w:val="center"/>
                   </w:pPr>
                   <w:r>
@@ -5038,7 +5787,20 @@
                     <w:jc w:val="center"/>
                   </w:pPr>
                   <w:r>
-                    <w:t xml:space="preserve">8277</w:t>
+                    <w:t xml:space="preserve">02 July–11 August</w:t>
+                  </w:r>
+                </w:p>
+              </w:tc>
+              <w:tc>
+                <w:tcPr/>
+                <w:p>
+                  <w:pPr>
+                    <w:pStyle w:val="Compact"/>
+                    <w:jc w:val="right"/>
+                    <w:jc w:val="center"/>
+                  </w:pPr>
+                  <w:r>
+                    <w:t xml:space="preserve">8,277</w:t>
                   </w:r>
                 </w:p>
               </w:tc>
@@ -5073,7 +5835,7 @@
                 <w:p>
                   <w:pPr>
                     <w:pStyle w:val="Compact"/>
-                    <w:jc w:val="left"/>
+                    <w:jc w:val="right"/>
                     <w:jc w:val="center"/>
                   </w:pPr>
                   <w:r>
@@ -5105,7 +5867,20 @@
                     <w:jc w:val="center"/>
                   </w:pPr>
                   <w:r>
-                    <w:t xml:space="preserve">13324</w:t>
+                    <w:t xml:space="preserve">02 July–05 August</w:t>
+                  </w:r>
+                </w:p>
+              </w:tc>
+              <w:tc>
+                <w:tcPr/>
+                <w:p>
+                  <w:pPr>
+                    <w:pStyle w:val="Compact"/>
+                    <w:jc w:val="right"/>
+                    <w:jc w:val="center"/>
+                  </w:pPr>
+                  <w:r>
+                    <w:t xml:space="preserve">13,324</w:t>
                   </w:r>
                 </w:p>
               </w:tc>
@@ -5140,7 +5915,7 @@
                 <w:p>
                   <w:pPr>
                     <w:pStyle w:val="Compact"/>
-                    <w:jc w:val="left"/>
+                    <w:jc w:val="right"/>
                     <w:jc w:val="center"/>
                   </w:pPr>
                   <w:r>
@@ -5172,7 +5947,20 @@
                     <w:jc w:val="center"/>
                   </w:pPr>
                   <w:r>
-                    <w:t xml:space="preserve">12758</w:t>
+                    <w:t xml:space="preserve">03 July–02 August</w:t>
+                  </w:r>
+                </w:p>
+              </w:tc>
+              <w:tc>
+                <w:tcPr/>
+                <w:p>
+                  <w:pPr>
+                    <w:pStyle w:val="Compact"/>
+                    <w:jc w:val="right"/>
+                    <w:jc w:val="center"/>
+                  </w:pPr>
+                  <w:r>
+                    <w:t xml:space="preserve">12,758</w:t>
                   </w:r>
                 </w:p>
               </w:tc>
@@ -5207,7 +5995,7 @@
                 <w:p>
                   <w:pPr>
                     <w:pStyle w:val="Compact"/>
-                    <w:jc w:val="left"/>
+                    <w:jc w:val="right"/>
                     <w:jc w:val="center"/>
                   </w:pPr>
                   <w:r>
@@ -5239,7 +6027,20 @@
                     <w:jc w:val="center"/>
                   </w:pPr>
                   <w:r>
-                    <w:t xml:space="preserve">10992</w:t>
+                    <w:t xml:space="preserve">02 July–03 August</w:t>
+                  </w:r>
+                </w:p>
+              </w:tc>
+              <w:tc>
+                <w:tcPr/>
+                <w:p>
+                  <w:pPr>
+                    <w:pStyle w:val="Compact"/>
+                    <w:jc w:val="right"/>
+                    <w:jc w:val="center"/>
+                  </w:pPr>
+                  <w:r>
+                    <w:t xml:space="preserve">10,992</w:t>
                   </w:r>
                 </w:p>
               </w:tc>
@@ -5274,7 +6075,7 @@
                 <w:p>
                   <w:pPr>
                     <w:pStyle w:val="Compact"/>
-                    <w:jc w:val="left"/>
+                    <w:jc w:val="right"/>
                     <w:jc w:val="center"/>
                   </w:pPr>
                   <w:r>
@@ -5306,7 +6107,20 @@
                     <w:jc w:val="center"/>
                   </w:pPr>
                   <w:r>
-                    <w:t xml:space="preserve">5874</w:t>
+                    <w:t xml:space="preserve">02 July–03 August</w:t>
+                  </w:r>
+                </w:p>
+              </w:tc>
+              <w:tc>
+                <w:tcPr/>
+                <w:p>
+                  <w:pPr>
+                    <w:pStyle w:val="Compact"/>
+                    <w:jc w:val="right"/>
+                    <w:jc w:val="center"/>
+                  </w:pPr>
+                  <w:r>
+                    <w:t xml:space="preserve">5,874</w:t>
                   </w:r>
                 </w:p>
               </w:tc>
@@ -5341,7 +6155,7 @@
                 <w:p>
                   <w:pPr>
                     <w:pStyle w:val="Compact"/>
-                    <w:jc w:val="left"/>
+                    <w:jc w:val="right"/>
                     <w:jc w:val="center"/>
                   </w:pPr>
                   <w:r>
@@ -5373,7 +6187,20 @@
                     <w:jc w:val="center"/>
                   </w:pPr>
                   <w:r>
-                    <w:t xml:space="preserve">1798</w:t>
+                    <w:t xml:space="preserve">02 July–17 July</w:t>
+                  </w:r>
+                </w:p>
+              </w:tc>
+              <w:tc>
+                <w:tcPr/>
+                <w:p>
+                  <w:pPr>
+                    <w:pStyle w:val="Compact"/>
+                    <w:jc w:val="right"/>
+                    <w:jc w:val="center"/>
+                  </w:pPr>
+                  <w:r>
+                    <w:t xml:space="preserve">1,798</w:t>
                   </w:r>
                 </w:p>
               </w:tc>
@@ -5408,7 +6235,7 @@
                 <w:p>
                   <w:pPr>
                     <w:pStyle w:val="Compact"/>
-                    <w:jc w:val="left"/>
+                    <w:jc w:val="right"/>
                     <w:jc w:val="center"/>
                   </w:pPr>
                   <w:r>
@@ -5440,7 +6267,20 @@
                     <w:jc w:val="center"/>
                   </w:pPr>
                   <w:r>
-                    <w:t xml:space="preserve">5050</w:t>
+                    <w:t xml:space="preserve">02 July–26 July</w:t>
+                  </w:r>
+                </w:p>
+              </w:tc>
+              <w:tc>
+                <w:tcPr/>
+                <w:p>
+                  <w:pPr>
+                    <w:pStyle w:val="Compact"/>
+                    <w:jc w:val="right"/>
+                    <w:jc w:val="center"/>
+                  </w:pPr>
+                  <w:r>
+                    <w:t xml:space="preserve">5,050</w:t>
                   </w:r>
                 </w:p>
               </w:tc>
@@ -5475,7 +6315,7 @@
                 <w:p>
                   <w:pPr>
                     <w:pStyle w:val="Compact"/>
-                    <w:jc w:val="left"/>
+                    <w:jc w:val="right"/>
                     <w:jc w:val="center"/>
                   </w:pPr>
                   <w:r>
@@ -5507,7 +6347,20 @@
                     <w:jc w:val="center"/>
                   </w:pPr>
                   <w:r>
-                    <w:t xml:space="preserve">1851</w:t>
+                    <w:t xml:space="preserve">06 July–08 August</w:t>
+                  </w:r>
+                </w:p>
+              </w:tc>
+              <w:tc>
+                <w:tcPr/>
+                <w:p>
+                  <w:pPr>
+                    <w:pStyle w:val="Compact"/>
+                    <w:jc w:val="right"/>
+                    <w:jc w:val="center"/>
+                  </w:pPr>
+                  <w:r>
+                    <w:t xml:space="preserve">1,851</w:t>
                   </w:r>
                 </w:p>
               </w:tc>
@@ -5542,7 +6395,7 @@
                 <w:p>
                   <w:pPr>
                     <w:pStyle w:val="Compact"/>
-                    <w:jc w:val="left"/>
+                    <w:jc w:val="right"/>
                     <w:jc w:val="center"/>
                   </w:pPr>
                   <w:r>
@@ -5574,7 +6427,27 @@
                     <w:jc w:val="center"/>
                   </w:pPr>
                   <w:r>
-                    <w:t xml:space="preserve">1596</w:t>
+                    <w:rPr>
+                      <w:b/>
+                      <w:color w:val="FF0000"/>
+                    </w:rPr>
+                    <w:t xml:space="preserve">08 June</w:t>
+                  </w:r>
+                  <w:r>
+                    <w:t xml:space="preserve">–09 August</w:t>
+                  </w:r>
+                </w:p>
+              </w:tc>
+              <w:tc>
+                <w:tcPr/>
+                <w:p>
+                  <w:pPr>
+                    <w:pStyle w:val="Compact"/>
+                    <w:jc w:val="right"/>
+                    <w:jc w:val="center"/>
+                  </w:pPr>
+                  <w:r>
+                    <w:t xml:space="preserve">1,596</w:t>
                   </w:r>
                 </w:p>
               </w:tc>
@@ -5609,7 +6482,7 @@
                 <w:p>
                   <w:pPr>
                     <w:pStyle w:val="Compact"/>
-                    <w:jc w:val="left"/>
+                    <w:jc w:val="right"/>
                     <w:jc w:val="center"/>
                   </w:pPr>
                   <w:r>
@@ -5641,6 +6514,19 @@
                     <w:jc w:val="center"/>
                   </w:pPr>
                   <w:r>
+                    <w:t xml:space="preserve">12 July</w:t>
+                  </w:r>
+                </w:p>
+              </w:tc>
+              <w:tc>
+                <w:tcPr/>
+                <w:p>
+                  <w:pPr>
+                    <w:pStyle w:val="Compact"/>
+                    <w:jc w:val="right"/>
+                    <w:jc w:val="center"/>
+                  </w:pPr>
+                  <w:r>
                     <w:t xml:space="preserve">207</w:t>
                   </w:r>
                 </w:p>
@@ -5676,7 +6562,7 @@
                 <w:p>
                   <w:pPr>
                     <w:pStyle w:val="Compact"/>
-                    <w:jc w:val="left"/>
+                    <w:jc w:val="right"/>
                     <w:jc w:val="center"/>
                   </w:pPr>
                   <w:r>
@@ -5687,7 +6573,11 @@
             </w:tr>
             <w:tr>
               <w:tc>
-                <w:tcPr/>
+                <w:tcPr>
+                  <w:tcBorders>
+                    <w:bottom w:val="single" w:sz="4" w:space="0" w:color="auto"/>
+                  </w:tcBorders>
+                </w:tcPr>
                 <w:p>
                   <w:pPr>
                     <w:pStyle w:val="Compact"/>
@@ -5700,7 +6590,28 @@
                 </w:p>
               </w:tc>
               <w:tc>
-                <w:tcPr/>
+                <w:tcPr>
+                  <w:tcBorders>
+                    <w:bottom w:val="single" w:sz="4" w:space="0" w:color="auto"/>
+                  </w:tcBorders>
+                </w:tcPr>
+                <w:p>
+                  <w:pPr>
+                    <w:pStyle w:val="Compact"/>
+                    <w:jc w:val="right"/>
+                    <w:jc w:val="center"/>
+                  </w:pPr>
+                  <w:r>
+                    <w:t xml:space="preserve">10 July–26 July</w:t>
+                  </w:r>
+                </w:p>
+              </w:tc>
+              <w:tc>
+                <w:tcPr>
+                  <w:tcBorders>
+                    <w:bottom w:val="single" w:sz="4" w:space="0" w:color="auto"/>
+                  </w:tcBorders>
+                </w:tcPr>
                 <w:p>
                   <w:pPr>
                     <w:pStyle w:val="Compact"/>
@@ -5713,7 +6624,11 @@
                 </w:p>
               </w:tc>
               <w:tc>
-                <w:tcPr/>
+                <w:tcPr>
+                  <w:tcBorders>
+                    <w:bottom w:val="single" w:sz="4" w:space="0" w:color="auto"/>
+                  </w:tcBorders>
+                </w:tcPr>
                 <w:p>
                   <w:pPr>
                     <w:pStyle w:val="Compact"/>
@@ -5726,7 +6641,11 @@
                 </w:p>
               </w:tc>
               <w:tc>
-                <w:tcPr/>
+                <w:tcPr>
+                  <w:tcBorders>
+                    <w:bottom w:val="single" w:sz="4" w:space="0" w:color="auto"/>
+                  </w:tcBorders>
+                </w:tcPr>
                 <w:p>
                   <w:pPr>
                     <w:pStyle w:val="Compact"/>
@@ -5739,11 +6658,15 @@
                 </w:p>
               </w:tc>
               <w:tc>
-                <w:tcPr/>
-                <w:p>
-                  <w:pPr>
-                    <w:pStyle w:val="Compact"/>
-                    <w:jc w:val="left"/>
+                <w:tcPr>
+                  <w:tcBorders>
+                    <w:bottom w:val="single" w:sz="4" w:space="0" w:color="auto"/>
+                  </w:tcBorders>
+                </w:tcPr>
+                <w:p>
+                  <w:pPr>
+                    <w:pStyle w:val="Compact"/>
+                    <w:jc w:val="right"/>
                     <w:jc w:val="center"/>
                   </w:pPr>
                   <w:r>
@@ -5753,11 +6676,53 @@
               </w:tc>
             </w:tr>
           </w:tbl>
-          <w:bookmarkEnd w:id="105"/>
+          <w:bookmarkEnd w:id="112"/>
           <w:p/>
         </w:tc>
       </w:tr>
     </w:tbl>
+    <w:p>
+      <w:pPr>
+        <w:pStyle w:val="FootnoteText"/>
+      </w:pPr>
+      <w:r>
+        <w:rPr>
+          <w:vertAlign w:val="superscript"/>
+        </w:rPr>
+        <w:t xml:space="preserve">a</w:t>
+      </w:r>
+      <w:r>
+        <w:t xml:space="preserve"> </w:t>
+      </w:r>
+      <w:r>
+        <w:t xml:space="preserve">Sample sizes are presented for the total sample size and the number of females in the sample.</w:t>
+      </w:r>
+      <w:r>
+        <w:br/>
+      </w:r>
+      <w:r>
+        <w:rPr>
+          <w:vertAlign w:val="superscript"/>
+        </w:rPr>
+        <w:t xml:space="preserve">b</w:t>
+      </w:r>
+      <w:r>
+        <w:t xml:space="preserve"> </w:t>
+      </w:r>
+      <w:r>
+        <w:t xml:space="preserve">The percentage of femalesof confirmed breeding age is shown as % (</w:t>
+      </w:r>
+      <w:r>
+        <w:rPr>
+          <w:i/>
+          <w:iCs/>
+        </w:rPr>
+        <w:t xml:space="preserve">n</w:t>
+      </w:r>
+      <w:r>
+        <w:t xml:space="preserve">).</w:t>
+      </w:r>
+    </w:p>
     <w:p>
       <w:r>
         <w:br w:type="page"/>
@@ -5776,18 +6741,33 @@
       <w:tr>
         <w:tc>
           <w:tcPr/>
-          <w:bookmarkStart w:id="106" w:name="tbl-odds1"/>
+          <w:bookmarkStart w:id="113" w:name="tbl-odds1"/>
+          <w:p>
+            <w:pPr xmlns:w="http://schemas.openxmlformats.org/wordprocessingml/2006/main">
+              <w:pStyle xmlns:w="http://schemas.openxmlformats.org/wordprocessingml/2006/main" w:val="ImageCaption"/>
+              <w:keepNext xmlns:w="http://schemas.openxmlformats.org/wordprocessingml/2006/main"/>
+              <w:spacing xmlns:w="http://schemas.openxmlformats.org/wordprocessingml/2006/main" w:before="200"/>
+              <w:jc xmlns:w="http://schemas.openxmlformats.org/wordprocessingml/2006/main" w:val="center"/>
+            </w:pPr>
+            <w:r>
+              <w:rPr>
+                <w:b/>
+                <w:bCs/>
+              </w:rPr>
+              <w:t>Table 2</w:t>
+            </w:r>
+          </w:p>
           <w:p>
             <w:pPr>
-              <w:jc w:val="center"/>
-            </w:pPr>
-            <w:pPr>
-              <w:jc w:val="left"/>
-              <w:spacing w:before="200"/>
-              <w:pStyle w:val="ImageCaption"/>
+              <w:pStyle xmlns:w="http://schemas.openxmlformats.org/wordprocessingml/2006/main" w:val="ImageCaption"/>
+              <w:spacing xmlns:w="http://schemas.openxmlformats.org/wordprocessingml/2006/main" w:before="200"/>
+              <w:jc xmlns:w="http://schemas.openxmlformats.org/wordprocessingml/2006/main" w:val="center"/>
             </w:pPr>
             <w:r>
-              <w:t xml:space="preserve">TABLE 2. Odds ratios for all fixed effects of the Bayesian generalised linear model testing temporal changes in the breeding status of Atlantic puffins (</w:t>
+              <w:t xml:space="preserve">Odds ratios for all fixed effects of the Bayesian generalised linear model testing temporal changes in the breeding status of Atlantic Puffins</w:t>
+            </w:r>
+            <w:r>
+              <w:t xml:space="preserve"> </w:t>
             </w:r>
             <w:r>
               <w:rPr>
@@ -5797,7 +6777,16 @@
               <w:t xml:space="preserve">Fratercula arctica</w:t>
             </w:r>
             <w:r>
-              <w:t xml:space="preserve">) harvest in Føroyar (1995-2008). The model included breeding status (0 = never bred, 1 = has bred) as response variable, and year, brood patch (0 = absent, 1 = present), and their interaction as covariates.</w:t>
+              <w:t xml:space="preserve"> </w:t>
+            </w:r>
+            <w:r>
+              <w:t xml:space="preserve">harvest in Føroyar (1995-2008)</w:t>
+            </w:r>
+            <w:r>
+              <w:rPr>
+                <w:vertAlign w:val="superscript"/>
+              </w:rPr>
+              <w:t xml:space="preserve">a</w:t>
             </w:r>
           </w:p>
           <w:tbl>
@@ -5941,7 +6930,7 @@
                     <w:jc w:val="center"/>
                   </w:pPr>
                   <w:r>
-                    <w:t xml:space="preserve">5.55</w:t>
+                    <w:t xml:space="preserve">5.56</w:t>
                   </w:r>
                 </w:p>
               </w:tc>
@@ -5995,7 +6984,7 @@
                     <w:jc w:val="center"/>
                   </w:pPr>
                   <w:r>
-                    <w:t xml:space="preserve">24.85</w:t>
+                    <w:t xml:space="preserve">24.78</w:t>
                   </w:r>
                 </w:p>
               </w:tc>
@@ -6028,7 +7017,11 @@
             </w:tr>
             <w:tr>
               <w:tc>
-                <w:tcPr/>
+                <w:tcPr>
+                  <w:tcBorders>
+                    <w:bottom w:val="single" w:sz="4" w:space="0" w:color="auto"/>
+                  </w:tcBorders>
+                </w:tcPr>
                 <w:p>
                   <w:pPr>
                     <w:pStyle w:val="Compact"/>
@@ -6041,7 +7034,11 @@
                 </w:p>
               </w:tc>
               <w:tc>
-                <w:tcPr/>
+                <w:tcPr>
+                  <w:tcBorders>
+                    <w:bottom w:val="single" w:sz="4" w:space="0" w:color="auto"/>
+                  </w:tcBorders>
+                </w:tcPr>
                 <w:p>
                   <w:pPr>
                     <w:pStyle w:val="Compact"/>
@@ -6054,7 +7051,11 @@
                 </w:p>
               </w:tc>
               <w:tc>
-                <w:tcPr/>
+                <w:tcPr>
+                  <w:tcBorders>
+                    <w:bottom w:val="single" w:sz="4" w:space="0" w:color="auto"/>
+                  </w:tcBorders>
+                </w:tcPr>
                 <w:p>
                   <w:pPr>
                     <w:pStyle w:val="Compact"/>
@@ -6067,7 +7068,11 @@
                 </w:p>
               </w:tc>
               <w:tc>
-                <w:tcPr/>
+                <w:tcPr>
+                  <w:tcBorders>
+                    <w:bottom w:val="single" w:sz="4" w:space="0" w:color="auto"/>
+                  </w:tcBorders>
+                </w:tcPr>
                 <w:p>
                   <w:pPr>
                     <w:pStyle w:val="Compact"/>
@@ -6081,12 +7086,29 @@
               </w:tc>
             </w:tr>
           </w:tbl>
-          <w:bookmarkEnd w:id="106"/>
+          <w:bookmarkEnd w:id="113"/>
           <w:p/>
         </w:tc>
       </w:tr>
     </w:tbl>
-    <w:bookmarkEnd w:id="107"/>
+    <w:p>
+      <w:pPr>
+        <w:pStyle w:val="FootnoteText"/>
+      </w:pPr>
+      <w:r>
+        <w:rPr>
+          <w:vertAlign w:val="superscript"/>
+        </w:rPr>
+        <w:t xml:space="preserve">a</w:t>
+      </w:r>
+      <w:r>
+        <w:t xml:space="preserve"> </w:t>
+      </w:r>
+      <w:r>
+        <w:t xml:space="preserve">The model included breeding status (0 = never bred, 1 = has bred) as response variable, and year, brood patch (0 = absent, 1 = present), and their interaction as covariates.</w:t>
+      </w:r>
+    </w:p>
+    <w:bookmarkEnd w:id="114"/>
     <w:sectPr>
       <w:type w:val="continuous"/>
       <w:pgSz w:h="15840" w:w="12240"/>
@@ -6123,7 +7145,7 @@
 </file>
 
 <file path=word/numbering.xml><?xml version="1.0" encoding="utf-8"?>
-<w:numbering xmlns:aink="http://schemas.microsoft.com/office/drawing/2016/ink" xmlns:am3d="http://schemas.microsoft.com/office/drawing/2017/model3d" xmlns:cx="http://schemas.microsoft.com/office/drawing/2014/chartex" xmlns:cx1="http://schemas.microsoft.com/office/drawing/2015/9/8/chartex" xmlns:cx2="http://schemas.microsoft.com/office/drawing/2015/10/21/chartex" xmlns:cx3="http://schemas.microsoft.com/office/drawing/2016/5/9/chartex" xmlns:cx4="http://schemas.microsoft.com/office/drawing/2016/5/10/chartex" xmlns:cx5="http://schemas.microsoft.com/office/drawing/2016/5/11/chartex" xmlns:cx6="http://schemas.microsoft.com/office/drawing/2016/5/12/chartex" xmlns:cx7="http://schemas.microsoft.com/office/drawing/2016/5/13/chartex" xmlns:cx8="http://schemas.microsoft.com/office/drawing/2016/5/14/chartex" xmlns:m="http://schemas.openxmlformats.org/officeDocument/2006/math" xmlns:mc="http://schemas.openxmlformats.org/markup-compatibility/2006" xmlns:o="urn:schemas-microsoft-com:office:office" xmlns:oel="http://schemas.microsoft.com/office/2019/extlst" xmlns:r="http://schemas.openxmlformats.org/officeDocument/2006/relationships" xmlns:v="urn:schemas-microsoft-com:vml" xmlns:w="http://schemas.openxmlformats.org/wordprocessingml/2006/main" xmlns:w10="urn:schemas-microsoft-com:office:word" xmlns:w14="http://schemas.microsoft.com/office/word/2010/wordml" xmlns:w15="http://schemas.microsoft.com/office/word/2012/wordml" xmlns:w16="http://schemas.microsoft.com/office/word/2018/wordml" xmlns:w16cei="http://schemas.microsoft.com/office/word/2026/wordml/cei" xmlns:w16cex="http://schemas.microsoft.com/office/word/2018/wordml/cex" xmlns:w16cid="http://schemas.microsoft.com/office/word/2016/wordml/cid" xmlns:w16du="http://schemas.microsoft.com/office/word/2023/wordml/word16du" xmlns:w16sdtdh="http://schemas.microsoft.com/office/word/2020/wordml/sdtdatahash" xmlns:w16sdtfl="http://schemas.microsoft.com/office/word/2024/wordml/sdtformatlock" xmlns:w16se="http://schemas.microsoft.com/office/word/2015/wordml/symex" xmlns:wne="http://schemas.microsoft.com/office/word/2006/wordml" xmlns:wp="http://schemas.openxmlformats.org/drawingml/2006/wordprocessingDrawing" xmlns:wp14="http://schemas.microsoft.com/office/word/2010/wordprocessingDrawing" xmlns:wpc="http://schemas.microsoft.com/office/word/2010/wordprocessingCanvas" xmlns:wpg="http://schemas.microsoft.com/office/word/2010/wordprocessingGroup" xmlns:wpi="http://schemas.microsoft.com/office/word/2010/wordprocessingInk" xmlns:wps="http://schemas.microsoft.com/office/word/2010/wordprocessingShape" mc:Ignorable="w14 w15 w16se w16cid w16 w16cex w16sdtdh w16sdtfl w16du wp14">
+<w:numbering xmlns:aink="http://schemas.microsoft.com/office/drawing/2016/ink" xmlns:am3d="http://schemas.microsoft.com/office/drawing/2017/model3d" xmlns:cx="http://schemas.microsoft.com/office/drawing/2014/chartex" xmlns:cx1="http://schemas.microsoft.com/office/drawing/2015/9/8/chartex" xmlns:cx2="http://schemas.microsoft.com/office/drawing/2015/10/21/chartex" xmlns:cx3="http://schemas.microsoft.com/office/drawing/2016/5/9/chartex" xmlns:cx4="http://schemas.microsoft.com/office/drawing/2016/5/10/chartex" xmlns:cx5="http://schemas.microsoft.com/office/drawing/2016/5/11/chartex" xmlns:cx6="http://schemas.microsoft.com/office/drawing/2016/5/12/chartex" xmlns:cx7="http://schemas.microsoft.com/office/drawing/2016/5/13/chartex" xmlns:cx8="http://schemas.microsoft.com/office/drawing/2016/5/14/chartex" xmlns:m="http://schemas.openxmlformats.org/officeDocument/2006/math" xmlns:mc="http://schemas.openxmlformats.org/markup-compatibility/2006" xmlns:o="urn:schemas-microsoft-com:office:office" xmlns:oel="http://schemas.microsoft.com/office/2019/extlst" xmlns:r="http://schemas.openxmlformats.org/officeDocument/2006/relationships" xmlns:v="urn:schemas-microsoft-com:vml" xmlns:w="http://schemas.openxmlformats.org/wordprocessingml/2006/main" xmlns:w10="urn:schemas-microsoft-com:office:word" xmlns:w14="http://schemas.microsoft.com/office/word/2010/wordml" xmlns:w15="http://schemas.microsoft.com/office/word/2012/wordml" xmlns:w16="http://schemas.microsoft.com/office/word/2018/wordml" xmlns:w16cex="http://schemas.microsoft.com/office/word/2018/wordml/cex" xmlns:w16cid="http://schemas.microsoft.com/office/word/2016/wordml/cid" xmlns:w16du="http://schemas.microsoft.com/office/word/2023/wordml/word16du" xmlns:w16sdtdh="http://schemas.microsoft.com/office/word/2020/wordml/sdtdatahash" xmlns:w16sdtfl="http://schemas.microsoft.com/office/word/2024/wordml/sdtformatlock" xmlns:w16se="http://schemas.microsoft.com/office/word/2015/wordml/symex" xmlns:wne="http://schemas.microsoft.com/office/word/2006/wordml" xmlns:wp="http://schemas.openxmlformats.org/drawingml/2006/wordprocessingDrawing" xmlns:wp14="http://schemas.microsoft.com/office/word/2010/wordprocessingDrawing" xmlns:wpc="http://schemas.microsoft.com/office/word/2010/wordprocessingCanvas" xmlns:wpg="http://schemas.microsoft.com/office/word/2010/wordprocessingGroup" xmlns:wpi="http://schemas.microsoft.com/office/word/2010/wordprocessingInk" xmlns:wps="http://schemas.microsoft.com/office/word/2010/wordprocessingShape" mc:Ignorable="w14 w15 w16se w16cid w16 w16cex w16sdtdh w16sdtfl w16du wp14">
   <w:abstractNum w15:restartNumberingAfterBreak="0" w:abstractNumId="0">
     <w:nsid w:val="170CD2DE"/>
     <w:multiLevelType w:val="multilevel"/>
@@ -6327,7 +7349,7 @@
     <w:pPrDefault>
       <w:pPr>
         <w:spacing w:line="480" w:lineRule="auto"/>
-        <w:ind w:firstLine="720"/>
+        <w:ind w:firstLine="0"/>
       </w:pPr>
     </w:pPrDefault>
   </w:docDefaults>
@@ -6588,7 +7610,7 @@
     <w:pPr>
       <w:keepNext/>
       <w:keepLines/>
-      <w:spacing w:after="120" w:before="360" w:line="240" w:lineRule="auto"/>
+      <w:spacing w:after="480" w:before="360" w:line="240" w:lineRule="auto"/>
       <w:ind w:firstLine="0"/>
       <w:outlineLvl w:val="0"/>
     </w:pPr>
@@ -6760,6 +7782,9 @@
     <w:name w:val="Body Text"/>
     <w:basedOn w:val="Normal"/>
     <w:qFormat/>
+    <w:pPr>
+      <w:spacing w:after="480"/>
+    </w:pPr>
   </w:style>
   <w:style w:customStyle="1" w:styleId="FirstParagraph" w:type="paragraph">
     <w:name w:val="First Paragraph"/>
@@ -6847,6 +7872,20 @@
       <w:szCs w:val="22"/>
     </w:rPr>
   </w:style>
+  <w:style w:customStyle="1" w:styleId="Received" w:type="paragraph">
+    <w:name w:val="Received"/>
+    <w:basedOn w:val="Normal"/>
+    <w:next w:val="BodyText"/>
+    <w:qFormat/>
+    <w:pPr>
+      <w:spacing w:before="240" w:line="240" w:lineRule="auto"/>
+      <w:ind w:firstLine="0"/>
+      <w:jc w:val="center"/>
+    </w:pPr>
+    <w:rPr>
+      <w:i/>
+    </w:rPr>
+  </w:style>
   <w:style w:styleId="Date" w:type="paragraph">
     <w:name w:val="Date"/>
     <w:basedOn w:val="Normal"/>
@@ -6892,7 +7931,7 @@
     <w:basedOn w:val="Normal"/>
     <w:qFormat/>
     <w:pPr>
-      <w:ind w:hanging="720" w:left="720"/>
+      <w:ind w:hanging="432" w:left="432"/>
     </w:pPr>
   </w:style>
   <w:style w:styleId="BlockText" w:type="paragraph">
@@ -6936,6 +7975,14 @@
         <w:right w:type="dxa" w:w="108"/>
       </w:tblCellMar>
     </w:tblPr>
+    <w:tblStylePr w:type="firstRow">
+      <w:tcPr>
+        <w:tcBorders>
+          <w:top w:color="auto" w:space="0" w:sz="4" w:val="single"/>
+          <w:bottom w:color="auto" w:space="0" w:sz="4" w:val="single"/>
+        </w:tcBorders>
+      </w:tcPr>
+    </w:tblStylePr>
   </w:style>
   <w:style w:customStyle="1" w:styleId="DefinitionTerm" w:type="paragraph">
     <w:name w:val="Definition Term"/>
@@ -6962,9 +8009,6 @@
       <w:ind w:firstLine="0"/>
       <w:jc w:val="center"/>
     </w:pPr>
-    <w:rPr>
-      <w:i/>
-    </w:rPr>
   </w:style>
   <w:style w:customStyle="1" w:styleId="TableCaption" w:type="paragraph">
     <w:name w:val="Table Caption"/>

--- a/manuscript/manuscript.docx
+++ b/manuscript/manuscript.docx
@@ -150,7 +150,7 @@
         <w:t xml:space="preserve"> </w:t>
       </w:r>
       <w:r>
-        <w:t xml:space="preserve">(hereafter puffin) is one such species, experiencing declines across its North Atlantic range. While much of the declines in puffins are indirect, for example due to reduced food availability causing large-scale breeding failure, direct threats such as hunting may push already struggling populations over the edge. At the same time, samples from harvested puffins provide a unique opportunity to dissect and analyse a healthy segment of the population. Here, we analysed 13 yr (1995-2008) of data on female puffins harvested in</w:t>
+        <w:t xml:space="preserve">(hereafter puffin) is one such species, experiencing declines across its North Atlantic range. While much of the declines in puffins are indirect, for example due to reduced food availability causing large-scale breeding failure, direct threats such as hunting may push already struggling populations over the edge. At the same time, samples from harvested puffins provide a unique opportunity to dissect and analyse a healthy segment of the population. Here, we analysed 13 yr (1995–2008) of data on female puffins harvested in</w:t>
       </w:r>
       <w:r>
         <w:t xml:space="preserve"> </w:t>
@@ -178,7 +178,7 @@
         <w:t xml:space="preserve"> </w:t>
       </w:r>
       <w:r>
-        <w:t xml:space="preserve">oviducts, indicating that they had laid an egg at least once in their lifetime) in the harvested sample increased over time. We also scored brood patch as a proxy for ongoing breeding in the sample year, as the harvest was carried out well into the chick rearing period and hormonal brood patches (without active breeding attempt) should have disappeared. We found that the observed proportion of confirmed breeders increased from approximately 15% in the earlier study years to 78% in 2008, and that within birds without a brood patch, the proportion of confirmed breeders increased as well. Together, we showed that the representation of young, pre-breeding female birds declined in the sample, suggesting a substantial decline in recruitment. While the hunt is unlikely to be the main driver of the population decline in</w:t>
+        <w:t xml:space="preserve">oviducts, indicating that they had laid an egg at least once in their lifetime) in the harvested sample increased over time. We also scored brood patch presence as a proxy for ongoing breeding in the sample year, as the harvest was carried out well into the chick rearing period and hormonal brood patches (without active breeding attempt) should have disappeared. We found that the observed proportion of confirmed breeders increased from approximately 15% in the earlier study years to 78% in 2008, and that within birds without brood patches, the proportion of confirmed breeders increased as well. Together, we showed that the representation of young, pre-breeding female birds declined in the sample, suggesting a substantial decline in recruitment. While the hunt is unlikely to be the main driver of the population decline in</w:t>
       </w:r>
       <w:r>
         <w:t xml:space="preserve"> </w:t>
@@ -191,7 +191,7 @@
         <w:t xml:space="preserve">Føroyar</w:t>
       </w:r>
       <w:r>
-        <w:t xml:space="preserve">, even reduced harvesting is likely unsustainable under current, global conditions.</w:t>
+        <w:t xml:space="preserve">, even reduced harvesting is likely unsustainable under current global conditions.</w:t>
       </w:r>
     </w:p>
     <w:bookmarkEnd w:id="9"/>
@@ -222,7 +222,7 @@
         <w:t xml:space="preserve">Fratercula arctica</w:t>
       </w:r>
       <w:r>
-        <w:t xml:space="preserve">, sum er í minking í Norðuratlantshavi. Samstundis sum ein stórur partur av minkingini kemur av óbeinleiðis ávirkan, til dømis tí at minni føði hevur við sær, at stórur partur av ynglingini fer fyri skeytið, kunnu beinleiðis hóttanir, herundir lundaveiða, geva teimum longu hóttu lundastovnunum banahøggið. Fleygaðir lundar geva okkum eitt einastandandi høvi at kanna ein sunnan part av lundastovninum bæði inn- og útvortis. Her hava vit kannað 13 ára dátur (1995-2008) um lundabøgur, sum vórðu fleygaðar í Føroyum, við tí fyri eyga at vita, um lutfallið av váttaðum ynglifugl (t.e. tær lundabøgurnar, sum hava úttambaðar eggjaleiðarar, sum vísa, at tær hava vorpið í minsta lagi eina ferð) í kannaðu sýnunum øktist yvir tíð. Vit taldu eisini upp bølingarblettir sum tekin um yngling í kanningarárinum, av tí at sýnini vórðu tikin, eftir at eggini vóru klakt, og tá eiga hormonellir bølingarblettir (uttan virkna yngliroynd) at vera horvnir. Vit komu fram til, at lutfallið av váttaðum ynglifugli øktist frá umleið 15 % í byrjanini av kannaða tíðarskeiðinum til 78 % í 2008, og at lutfallið av váttaðum ynglifugli eisini øktist millum teir fuglarnar, sum ikki høvdu bølingarblett. Yvirhøvur kundu vit vísa á, at ungfuglar, sum ikki høvdu ynglað enn, hvurvu úr sýnunum, og hetta bendir á stórar trupulleikar hjá stovninum at seta nýggjan ynglifugl við. Tað er neyvan veiðan, sum er høvuðsorsøkin til, at stovnurin minkar í Føroyum, men sjálvt avmarkað veiða er óburðardygg undir núverandi umstøðum.</w:t>
+        <w:t xml:space="preserve">, sum er í minking í Norðuratlantshavi. Samstundis sum ein stórur partur av minkingini kemur av óbeinleiðis ávirkan, til dømis tí at minni føði hevur við sær, at stórur partur av ynglingini fer fyri skeytið, kunnu beinleiðis hóttanir, herundir lundaveiða, geva teimum longu hóttu lundastovnunum banahøggið. Fleygaðir lundar geva okkum eitt einastandandi høvi at kanna ein sunnan part av lundastovninum bæði inn- og útvortis. Her hava vit kannað 13 ára dátur (1995–2008) um lundabøgur, sum vórðu fleygaðar í Føroyum, við tí fyri eyga at vita, um lutfallið av váttaðum ynglifugl (t.e. tær lundabøgurnar, sum hava úttambaðar eggjaleiðarar, sum vísa, at tær hava vorpið í minsta lagi eina ferð) í kannaðu sýnunum øktist yvir tíð. Vit taldu eisini upp bølingarblettir sum tekin um yngling í kanningarárinum, av tí at sýnini vórðu tikin, eftir at eggini vóru klakt, og tá eiga hormonellir bølingarblettir (uttan virkna yngliroynd) at vera horvnir. Vit komu fram til, at lutfallið av váttaðum ynglifugli øktist frá umleið 15 % í byrjanini av kannaða tíðarskeiðinum til 78 % í 2008, og at lutfallið av váttaðum ynglifugli eisini øktist millum teir fuglarnar, sum ikki høvdu bølingarblett. Yvirhøvur kundu vit í sýnunum vísa á eina lækking av talinum á ungfuglum, sum ikki høvdu ynglað enn, og hetta bendir á stórar trupulleikar hjá stovninum at seta nýggjan ynglifugl við. Tað er neyvan veiðan, sum er høvuðsorsøkin til, at stovnurin minkar í Føroyum, men sjálvt avmarkað veiða er óburðardygg, soleiðis sum støðan er í dag hjá lundanum um allan heim.</w:t>
       </w:r>
     </w:p>
     <w:p>
@@ -473,7 +473,7 @@
         <w:t xml:space="preserve"> </w:t>
       </w:r>
       <w:r>
-        <w:t xml:space="preserve">(Hammer et al., 2014; Jensen et al., 2005)</w:t>
+        <w:t xml:space="preserve">(Hammer et al., 2014; J.-K. Jensen et al., 2005)</w:t>
       </w:r>
       <w:r>
         <w:t xml:space="preserve">. However, as in other areas, their population shows observed, but unquantified, declines in</w:t>
@@ -495,7 +495,7 @@
         <w:t xml:space="preserve"> </w:t>
       </w:r>
       <w:r>
-        <w:t xml:space="preserve">(Jensen &amp; Olsen, 2020)</w:t>
+        <w:t xml:space="preserve">(J.-K. Jensen &amp; Olsen, 2020)</w:t>
       </w:r>
       <w:r>
         <w:t xml:space="preserve">, and, on Nólsoy (</w:t>
@@ -541,7 +541,7 @@
         <w:t xml:space="preserve"> </w:t>
       </w:r>
       <w:r>
-        <w:t xml:space="preserve">(Jensen, 2010)</w:t>
+        <w:t xml:space="preserve">(J.-K. Jensen, 2010)</w:t>
       </w:r>
       <w:r>
         <w:t xml:space="preserve">. Puffin harvesting is restricted to the chick-rearing period as this makes it easier to distinguish breeding adults and prospecting juveniles</w:t>
@@ -550,7 +550,7 @@
         <w:t xml:space="preserve"> </w:t>
       </w:r>
       <w:r>
-        <w:t xml:space="preserve">(Jensen, 2010)</w:t>
+        <w:t xml:space="preserve">(J.-K. Jensen, 2010)</w:t>
       </w:r>
       <w:r>
         <w:t xml:space="preserve">. During the breeding season, puffins take part in</w:t>
@@ -577,7 +577,7 @@
         <w:t xml:space="preserve"> </w:t>
       </w:r>
       <w:r>
-        <w:t xml:space="preserve">(Jensen, 2010)</w:t>
+        <w:t xml:space="preserve">(J.-K. Jensen, 2010)</w:t>
       </w:r>
       <w:r>
         <w:t xml:space="preserve">. Puffins do not necessarily display this behaviour every day; rather they come to the colony on specific</w:t>
@@ -590,7 +590,7 @@
           <w:i/>
           <w:iCs/>
         </w:rPr>
-        <w:t xml:space="preserve">landkomudagur</w:t>
+        <w:t xml:space="preserve">landkomudagar</w:t>
       </w:r>
       <w:r>
         <w:t xml:space="preserve"> </w:t>
@@ -605,7 +605,7 @@
         <w:t xml:space="preserve">“land-coming days”</w:t>
       </w:r>
       <w:r>
-        <w:t xml:space="preserve">, i.e., days when a large number of birds attend the colony) when weather conditions are favourable, which are the preferred hunting days. Hunters only trap birds taking part in the wheeling-flight behaviour. In addition, if a bird with wet bill and cheeks is caught, it is released again, as that is a sign of a bird having just delivered fish to its young.</w:t>
+        <w:t xml:space="preserve">, i.e., days when a large number of birds attend the colony; historically mostly young puffins, but in struggling colonies often adults that skipped breeding or failed breeders, J-KJ, pers. obs.) when weather conditions are favourable, which are the preferred hunting days. Hunters only trap birds taking part in the wheeling-flight behaviour. In addition, if a bird with wet bill and cheeks is caught, it is released again, as that is a sign of a bird having just delivered fish to its young.</w:t>
       </w:r>
     </w:p>
     <w:p>
@@ -669,7 +669,7 @@
         <w:t xml:space="preserve"> </w:t>
       </w:r>
       <w:r>
-        <w:t xml:space="preserve">(Løgtingslóg Um Fuglaveiðu, Sum Seinast Broytt Við Løgtingslóg Nr. 70 Frá 22. Mai 2023, 1984)</w:t>
+        <w:t xml:space="preserve">(Løgtingslóg um fuglaveiðu, sum seinast broytt við løgtingslóg nr. 70 frá 22. mai 2023, 1984)</w:t>
       </w:r>
       <w:r>
         <w:t xml:space="preserve">, we tested whether females of breeding age were harvested. We hypothesise that, as the overall age of the population is increasing and the proportion of young (i.e., &lt;4 calendar yr) is declining</w:t>
@@ -702,7 +702,7 @@
         <w:t xml:space="preserve">(Bailey, 1952)</w:t>
       </w:r>
       <w:r>
-        <w:t xml:space="preserve">. While the presence of a brood patch can be a misleading sign of breeding status</w:t>
+        <w:t xml:space="preserve">. While brood patch presence might be a misleading sign of breeding status</w:t>
       </w:r>
       <w:r>
         <w:t xml:space="preserve"> </w:t>
@@ -711,7 +711,7 @@
         <w:t xml:space="preserve">(McFarlane Tranquilla et al., 2003)</w:t>
       </w:r>
       <w:r>
-        <w:t xml:space="preserve">, we assumed that, at the time of the puffin hunt, prospecting and failed breeders would have refeathered their brood patch as their hormone levels went back down, while actively incubating and brooding birds still retained theirs. We predicted that females of breeding age would be less likely to have a brood patch later in the study period, indicating increased breeding failures or an increase in birds foregoing breeding.</w:t>
+        <w:t xml:space="preserve">, we assumed that, at the time of the puffin hunt, prospecting and failed breeders would have refeathered their brood patches as their hormone levels went back down, while actively incubating and brooding birds still retained theirs. We predicted that females of breeding age would be less likely to have brood patches later in the study period, indicating increased breeding failures or an increase in birds foregoing breeding.</w:t>
       </w:r>
     </w:p>
     <w:bookmarkEnd w:id="11"/>
@@ -735,7 +735,7 @@
         <w:t xml:space="preserve"> </w:t>
       </w:r>
       <w:r>
-        <w:t xml:space="preserve">(Løgtingslóg Um Fuglaveiðu, Sum Seinast Broytt Við Løgtingslóg Nr. 70 Frá 22. Mai 2023, 1984)</w:t>
+        <w:t xml:space="preserve">(Løgtingslóg um fuglaveiðu, sum seinast broytt við løgtingslóg nr. 70 frá 22. mai 2023, 1984)</w:t>
       </w:r>
       <w:r>
         <w:t xml:space="preserve">, and none of the birds were killed on request specially for this study.</w:t>
@@ -768,26 +768,7 @@
         </w:r>
       </w:hyperlink>
       <w:r>
-        <w:t xml:space="preserve">). The puffin harvest officially opens 02 July, with an end-date of 08 August. However, this was not always adhered to as the earliest sample date was</w:t>
-      </w:r>
-      <w:r>
-        <w:t xml:space="preserve"> </w:t>
-      </w:r>
-      <w:r>
-        <w:rPr>
-          <w:b/>
-          <w:color w:val="FF0000"/>
-        </w:rPr>
-        <w:t xml:space="preserve">08 June</w:t>
-      </w:r>
-      <w:r>
-        <w:t xml:space="preserve"> </w:t>
-      </w:r>
-      <w:r>
-        <w:t xml:space="preserve">(2006) and the latest sample in our dataset was harvested 16 August (1997;</w:t>
-      </w:r>
-      <w:r>
-        <w:t xml:space="preserve"> </w:t>
+        <w:t xml:space="preserve">). The puffin harvest officially opens 02 July, with an end-date of 08 August. Sampling never started before 02 July (</w:t>
       </w:r>
       <w:hyperlink w:anchor="tbl-harvest">
         <w:r>
@@ -798,7 +779,7 @@
         </w:r>
       </w:hyperlink>
       <w:r>
-        <w:t xml:space="preserve">). J-KJ acquired an arbitrary number of puffins (range: 9–450; median: 277.5;</w:t>
+        <w:t xml:space="preserve">), but the end date was not always adhered to as the latest sample in our dataset was harvested 16 August (1997;</w:t>
       </w:r>
       <w:r>
         <w:t xml:space="preserve"> </w:t>
@@ -812,7 +793,7 @@
         </w:r>
       </w:hyperlink>
       <w:r>
-        <w:t xml:space="preserve">) from hunters when they returned to the village. Hunters placed the harvested puffins in a big pile on the ground prior to processing. From one pile per hunting day, J-KJ collected a haphazard sample by closing his eyes when selecting birds. The estimated number of harvested puffins between 1996 and 2008 ranged from 207 (2007) to 13,324 (1999;</w:t>
+        <w:t xml:space="preserve">). J-KJ acquired an arbitrary number of puffins (range: 9–450; median: 277.5;</w:t>
       </w:r>
       <w:r>
         <w:t xml:space="preserve"> </w:t>
@@ -826,6 +807,20 @@
         </w:r>
       </w:hyperlink>
       <w:r>
+        <w:t xml:space="preserve">) from hunters when they returned to the village. Hunters placed the harvested puffins in a big pile on the ground prior to processing. From one pile per hunting day, J-KJ collected a haphazard sample by closing his eyes when selecting birds. The estimated number of harvested puffins between 1996 and 2008 ranged from 207 (2007) to 13,324 (1999;</w:t>
+      </w:r>
+      <w:r>
+        <w:t xml:space="preserve"> </w:t>
+      </w:r>
+      <w:hyperlink w:anchor="tbl-harvest">
+        <w:r>
+          <w:rPr>
+            <w:rStyle w:val="Hyperlink"/>
+          </w:rPr>
+          <w:t xml:space="preserve">Table 1</w:t>
+        </w:r>
+      </w:hyperlink>
+      <w:r>
         <w:t xml:space="preserve">) but similar counts do not exist for the period between 1989 and 1995.</w:t>
       </w:r>
     </w:p>
@@ -834,7 +829,7 @@
         <w:pStyle w:val="BodyText"/>
       </w:pPr>
       <w:r>
-        <w:t xml:space="preserve">J-KJ scored the presence or absence of a brood patch before dissecting all individuals to determine their sex starting in 1995. For females, J-KJ determined whether they had ever laid an egg by assessing the oviduct; a straight oviduct indicates that a female never laid an egg, while a</w:t>
+        <w:t xml:space="preserve">J-KJ scored the presence or absence of brood patches before dissecting all individuals to determine their sex starting in 1995. For females, J-KJ determined whether they had ever laid an egg by assessing the oviduct; a straight oviduct indicates that a female never laid an egg, while a</w:t>
       </w:r>
       <w:r>
         <w:t xml:space="preserve"> </w:t>
@@ -902,7 +897,7 @@
         <w:t xml:space="preserve"> </w:t>
       </w:r>
       <w:r>
-        <w:t xml:space="preserve">= 74) and individuals for which brood patch was not scored (</w:t>
+        <w:t xml:space="preserve">= 74) and individuals for which the presence of brood patches was not scored (</w:t>
       </w:r>
       <w:r>
         <w:rPr>
@@ -1070,7 +1065,7 @@
         <w:pStyle w:val="BodyText"/>
       </w:pPr>
       <w:r>
-        <w:t xml:space="preserve">We assessed Markov Chain Monte Carlo (MCMC) convergence by inspecting trace plots for all parameters</w:t>
+        <w:t xml:space="preserve">We assessed Markov chain Monte Carlo (MCMC) convergence by inspecting trace plots for all parameters</w:t>
       </w:r>
       <w:r>
         <w:t xml:space="preserve"> </w:t>
@@ -1291,7 +1286,7 @@
         <w:t xml:space="preserve"> </w:t>
       </w:r>
       <w:r>
-        <w:t xml:space="preserve">estimates were &lt; 0.7 (expected log pointwise predictive density (ELPD) ± standard error (SE) = -856.24 ± 26.99, effective parameters ± SE = 3.69 ± 0.28). The robustness check models also passed all checks (Appendix).</w:t>
+        <w:t xml:space="preserve">estimates were &lt; 0.7 (expected log pointwise predictive density [ELPD] ± standard error [SE] = −856.24 ± 26.99, effective parameters ± SE = 3.69 ± 0.28). The robustness check models also passed all checks (Appendix).</w:t>
       </w:r>
     </w:p>
     <w:p>
@@ -1310,7 +1305,7 @@
         </w:r>
       </w:hyperlink>
       <w:r>
-        <w:t xml:space="preserve">), with a strong increase within females without a brood patch, and a less certain increase in females with a brood patch (</w:t>
+        <w:t xml:space="preserve">), with a strong increase within females without brood patches, and a less certain increase in females with brood patches (</w:t>
       </w:r>
       <w:hyperlink w:anchor="fig-pred1">
         <w:r>
@@ -1321,7 +1316,7 @@
         </w:r>
       </w:hyperlink>
       <w:r>
-        <w:t xml:space="preserve">). In the first study year (1995), 17% (31 of 186) of sampled females were of confirmed breeding age. Given that year’s brood patch composition (9% with brood patch), the model predicted a probability of 0.13 (95% CI: 0.12–0.15). In comparison, in the last year of the study period (2008), 78% (47 of 60) of sampled females were of confirmed breeding age, an increase of 78%. Given that year’s brood patch composition (32% with brood patch), the model predicted a probability of 0.58 (95% CI: 0.52–0.63;</w:t>
+        <w:t xml:space="preserve">). In the first study year (1995), 17% (31 of 186) of sampled females were of confirmed breeding age. Given that year’s brood patch composition (9% with brood patches), the model predicted a probability of 0.13 (95% CI: 0.12–0.15). In comparison, in the last year of the study period (2008), 78% (47 of 60) of sampled females were of confirmed breeding age, an increase of 62 percentage points. Given that year’s brood patch composition (32% with brood patches), the model predicted a probability of 0.58 (95% CI: 0.52–0.63;</w:t>
       </w:r>
       <w:r>
         <w:t xml:space="preserve"> </w:t>
@@ -1335,7 +1330,7 @@
         </w:r>
       </w:hyperlink>
       <w:r>
-        <w:t xml:space="preserve">), an increase of 0.44. Standardised to the average brood patch composition across all years (10%), the predicted probability increased from 0.14 (95% CI: 0.12–0.16) in 1995 to 0.47 (95% CI: 0.41–0.53) in 2008, an increase of 0.33 (95% CI: 0.26–0.40) over the study period. Confirmed breeding odds increased by a factor of 5.56 (95% CI: 3.88-7.99; posterior probability of an increase = 100.0%) per decade in females without a brood patch (the baseline for the model) and 2.54 (95% CI: 0.98-7.08; posterior probability of an increase = 97.3%) for females with a brood patch (</w:t>
+        <w:t xml:space="preserve">), an increase of 0.44. Standardised to the average brood patch composition across all years (10%), the predicted probability increased from 0.14 (95% CI: 0.12–0.16) in 1995 to 0.47 (95% CI: 0.41–0.53) in 2008, an increase of 0.33 (95% CI: 0.26–0.40) over the study period. Confirmed breeding odds increased by a factor of 5.56 (95% CI: 3.88–7.99; posterior probability of an increase = 100.0%) per decade in females without brood patches (the baseline for the model) and 2.54 (95% CI: 0.98–7.08; posterior probability of an increase = 97.3%) for females with brood patches (</w:t>
       </w:r>
       <w:hyperlink w:anchor="tbl-odds1">
         <w:r>
@@ -1368,7 +1363,7 @@
         <w:pStyle w:val="BodyText"/>
       </w:pPr>
       <w:r>
-        <w:t xml:space="preserve">We found no credible trend in brood patch presence within females of confirmed breeding age (odds ratio 0.90/decade; 95% CI [0.56-1.44]; posterior probability of a decrease = 67.7%;</w:t>
+        <w:t xml:space="preserve">We found no credible trend in brood patch presence within females of confirmed breeding age (odds ratio 0.90/decade; 95% CI [0.56–1.44]; posterior probability of a decrease = 67.7%;</w:t>
       </w:r>
       <w:r>
         <w:t xml:space="preserve"> </w:t>
@@ -1390,7 +1385,7 @@
         <w:pStyle w:val="BodyText"/>
       </w:pPr>
       <w:r>
-        <w:t xml:space="preserve">Removing only 2007 did not change the model predictions (Δ odds ratio, 2007-excluded refit minus full model: intercept 0.00, year -0.01, brood patch presence -0.04, interaction 0.00). Removing Mykines (i.e., 2007 and 2008) did not change the model conclusions, but reduced the effect (Δ odds ratio, Mykines-excluded refit minus full model: intercept 0.00, year -1.71, brood patch presence -0.14, interaction 0.04). Without Mykines, confirmed breeding odds increased by a factor of 3.85 (95% CI: 2.57-5.75; posterior probability of an increase = 100.0%) per decade in females without a brood patch and 1.95 (95% CI: 0.62-5.94; posterior probability of an increase = 88.0%) for females with a brood patch.</w:t>
+        <w:t xml:space="preserve">Removing only 2007 did not change the model predictions (Δ odds ratio, 2007-excluded refit minus full model: intercept 0.00, year −0.01, brood patch presence −0.04, interaction 0.00). Removing Mykines (i.e., 2007 and 2008) did not change the model conclusions, but reduced the effect (Δ odds ratio, Mykines-excluded refit minus full model: intercept 0.00, year −1.71, brood patch presence −0.14, interaction 0.04). Without Mykines, confirmed breeding odds increased by a factor of 3.85 (95% CI: 2.57–5.75; posterior probability of an increase = 100.0%) per decade in females without brood patches and 1.95 (95% CI: 0.62–5.94; posterior probability of an increase = 88.0%) for females with brood patches.</w:t>
       </w:r>
     </w:p>
     <w:bookmarkEnd w:id="13"/>
@@ -1408,7 +1403,7 @@
         <w:pStyle w:val="FirstParagraph"/>
       </w:pPr>
       <w:r>
-        <w:t xml:space="preserve">Our results show that the self-imposed rules were reasonably effective early in the study period when approximately 15-30% of the female harvest were birds of confirmed breeding age (</w:t>
+        <w:t xml:space="preserve">Our results show that the self-imposed rules were reasonably effective early in the study period when between 7% and 35% of the female harvest before 2005 were birds of confirmed breeding age (</w:t>
       </w:r>
       <w:hyperlink w:anchor="tbl-harvest">
         <w:r>
@@ -1441,7 +1436,7 @@
         </w:r>
       </w:hyperlink>
       <w:r>
-        <w:t xml:space="preserve">), and it increased in females without a brood patch and, less certainly, in females with a brood patch (</w:t>
+        <w:t xml:space="preserve">), and it increased in females without brood patches and, less certainly, in females with brood patches (</w:t>
       </w:r>
       <w:hyperlink w:anchor="fig-pred1">
         <w:r>
@@ -1463,7 +1458,7 @@
         </w:r>
       </w:hyperlink>
       <w:r>
-        <w:t xml:space="preserve">), indicating that 1) birds of breeding age were not more or less likely to attempt breeding in a given year, and 2) within the group of birds without a brood patch, birds of breeding age became more prevalent (</w:t>
+        <w:t xml:space="preserve">), indicating that 1) birds of breeding age were not more or less likely to attempt breeding in a given year, and 2) within the group of birds without brood patches, birds of breeding age became more prevalent (</w:t>
       </w:r>
       <w:hyperlink w:anchor="fig-pred1">
         <w:r>
@@ -1627,7 +1622,10 @@
         <w:t xml:space="preserve">(Ausems et al., 2026)</w:t>
       </w:r>
       <w:r>
-        <w:t xml:space="preserve">, suggests that the colony has substantially grown between 2008 and 2021. However, this status change was not based on counts but rather the impression of the hunters and may thus be subject to shifting baselines</w:t>
+        <w:t xml:space="preserve"> </w:t>
+      </w:r>
+      <w:r>
+        <w:t xml:space="preserve">suggests that the colony has substantially grown between 2008 and 2021. However, this status change was not based on counts but rather the impression of the hunters and may thus be subject to shifting baselines</w:t>
       </w:r>
       <w:r>
         <w:t xml:space="preserve"> </w:t>
@@ -1636,6 +1634,27 @@
         <w:t xml:space="preserve">(Papworth et al., 2009; Pauly, 1995; Sáenz-Arroyo et al., 2005)</w:t>
       </w:r>
       <w:r>
+        <w:t xml:space="preserve">. In fact, the decision was largely based on the absence of a</w:t>
+      </w:r>
+      <w:r>
+        <w:t xml:space="preserve"> </w:t>
+      </w:r>
+      <w:r>
+        <w:t xml:space="preserve">‘disaster year’</w:t>
+      </w:r>
+      <w:r>
+        <w:t xml:space="preserve"> </w:t>
+      </w:r>
+      <w:r>
+        <w:t xml:space="preserve">(i.e., years with no or exceptionally low breeding success, as observed from the absence of fledglings in the colony) since 2013, and it is likely an objective observer would not consider colony health to have improved between 2008 and 2021</w:t>
+      </w:r>
+      <w:r>
+        <w:t xml:space="preserve"> </w:t>
+      </w:r>
+      <w:r>
+        <w:t xml:space="preserve">(see the yearly breeding season descriptions in J.-K. Jensen, 2021, with links to earlier years)</w:t>
+      </w:r>
+      <w:r>
         <w:t xml:space="preserve">. Furthermore,</w:t>
       </w:r>
       <w:r>
@@ -1657,16 +1676,7 @@
         <w:t xml:space="preserve">“10,000 individuals were taken annually at the Nólsoy colony”</w:t>
       </w:r>
       <w:r>
-        <w:t xml:space="preserve">, which was probably only delayed by the immigration of immature puffins from elsewhere</w:t>
-      </w:r>
-      <w:r>
-        <w:t xml:space="preserve"> </w:t>
-      </w:r>
-      <w:r>
-        <w:t xml:space="preserve">(Stempniewicz &amp; Jensen, 2007)</w:t>
-      </w:r>
-      <w:r>
-        <w:t xml:space="preserve">. Considering the reported global decline of Atlantic Puffins</w:t>
+        <w:t xml:space="preserve">, which likely exceeded the recruitment rate and population decline was probably only delayed by the immigration of immature puffins from elsewhere. Considering the reported global decline of Atlantic Puffins</w:t>
       </w:r>
       <w:r>
         <w:t xml:space="preserve"> </w:t>
@@ -1788,7 +1798,7 @@
         <w:pStyle w:val="FirstParagraph"/>
       </w:pPr>
       <w:r>
-        <w:t xml:space="preserve">We would like to thank René Hansen for collecting and sharing the harvest numbers and Trevor MacLaurin for double checking our statistical methods. We would also like to thank Kristina Petersen and Marita Gulklett for their help translating the abstract to Faroese. Most importantly, we would like to thank the hunters who shared puffins for use in this study. Puffins were obtained using private funds and a small contribution from Havstovan - Faroe Marine Research Institute. We thank Heather L. Major and an anonymous reviewer for providing comments that helped us improve our paper.</w:t>
+        <w:t xml:space="preserve">We would like to thank René Hansen for collecting and sharing the harvest numbers and Trevor MacLaurin for double checking our statistical methods. We would also like to thank Kristina Petersen and Marita Gulklett for their help translating the abstract to Faroese. Most importantly, we would like to thank the hunters who shared puffins for use in this study. Puffins were obtained using private funds and a small contribution from Havstovan – Faroe Marine Research Institute. We thank Heather L. Major and an anonymous reviewer for providing comments that helped us improve our paper.</w:t>
       </w:r>
     </w:p>
     <w:bookmarkEnd w:id="15"/>
@@ -1862,7 +1872,7 @@
       </w:r>
     </w:p>
     <w:bookmarkEnd w:id="19"/>
-    <w:bookmarkStart w:id="114" w:name="references"/>
+    <w:bookmarkStart w:id="118" w:name="references"/>
     <w:p>
       <w:pPr>
         <w:pStyle w:val="Heading1"/>
@@ -1871,38 +1881,14 @@
         <w:t xml:space="preserve">REFERENCES</w:t>
       </w:r>
     </w:p>
-    <w:bookmarkStart w:id="91" w:name="refs"/>
+    <w:bookmarkStart w:id="95" w:name="refs"/>
     <w:bookmarkStart w:id="21" w:name="ref-ashcroftSurvivalRatesBreeding1979"/>
     <w:p>
       <w:pPr>
         <w:pStyle w:val="Bibliography"/>
       </w:pPr>
       <w:r>
-        <w:t xml:space="preserve">Ashcroft, R. E. (1979). Survival</w:t>
-      </w:r>
-      <w:r>
-        <w:t xml:space="preserve"> </w:t>
-      </w:r>
-      <w:r>
-        <w:t xml:space="preserve">Rates</w:t>
-      </w:r>
-      <w:r>
-        <w:t xml:space="preserve"> </w:t>
-      </w:r>
-      <w:r>
-        <w:t xml:space="preserve">and</w:t>
-      </w:r>
-      <w:r>
-        <w:t xml:space="preserve"> </w:t>
-      </w:r>
-      <w:r>
-        <w:t xml:space="preserve">Breeding Biology</w:t>
-      </w:r>
-      <w:r>
-        <w:t xml:space="preserve"> </w:t>
-      </w:r>
-      <w:r>
-        <w:t xml:space="preserve">of</w:t>
+        <w:t xml:space="preserve">Ashcroft, R. E. (1979). Survival rates and breeding biology of</w:t>
       </w:r>
       <w:r>
         <w:t xml:space="preserve"> </w:t>
@@ -1979,7 +1965,7 @@
         <w:pStyle w:val="Bibliography"/>
       </w:pPr>
       <w:r>
-        <w:t xml:space="preserve">Ausems, A. N. M. A., Jakubas, D., Jensen, J., &amp; Wojczulanis–Jakubas, K. (2026). Variation in food availability affects the population age structure of</w:t>
+        <w:t xml:space="preserve">Ausems, A. N. M. A., Jakubas, D., Jensen, J.-K., &amp; Wojczulanis–Jakubas, K. (2026). Variation in food availability affects the population age structure of</w:t>
       </w:r>
       <w:r>
         <w:t xml:space="preserve"> </w:t>
@@ -2001,21 +1987,7 @@
           <w:i/>
           <w:iCs/>
         </w:rPr>
-        <w:t xml:space="preserve">Fratercula</w:t>
-      </w:r>
-      <w:r>
-        <w:rPr>
-          <w:i/>
-          <w:iCs/>
-        </w:rPr>
-        <w:t xml:space="preserve"> </w:t>
-      </w:r>
-      <w:r>
-        <w:rPr>
-          <w:i/>
-          <w:iCs/>
-        </w:rPr>
-        <w:t xml:space="preserve">Arctica</w:t>
+        <w:t xml:space="preserve">Fratercula arctica</w:t>
       </w:r>
       <w:r>
         <w:t xml:space="preserve"> </w:t>
@@ -2192,28 +2164,7 @@
         <w:pStyle w:val="Bibliography"/>
       </w:pPr>
       <w:r>
-        <w:t xml:space="preserve">Bailey, R. E. (1952). The</w:t>
-      </w:r>
-      <w:r>
-        <w:t xml:space="preserve"> </w:t>
-      </w:r>
-      <w:r>
-        <w:t xml:space="preserve">Incubation Patch</w:t>
-      </w:r>
-      <w:r>
-        <w:t xml:space="preserve"> </w:t>
-      </w:r>
-      <w:r>
-        <w:t xml:space="preserve">of</w:t>
-      </w:r>
-      <w:r>
-        <w:t xml:space="preserve"> </w:t>
-      </w:r>
-      <w:r>
-        <w:t xml:space="preserve">Passerine Birds</w:t>
-      </w:r>
-      <w:r>
-        <w:t xml:space="preserve">.</w:t>
+        <w:t xml:space="preserve">Bailey, R. E. (1952). The incubation patch of passerine birds.</w:t>
       </w:r>
       <w:r>
         <w:t xml:space="preserve"> </w:t>
@@ -2272,7 +2223,7 @@
           <w:iCs/>
           <w:iCs/>
         </w:rPr>
-        <w:t xml:space="preserve">Fratercula Arctica</w:t>
+        <w:t xml:space="preserve">Fratercula arctica</w:t>
       </w:r>
       <w:r>
         <w:rPr>
@@ -2307,14 +2258,21 @@
           <w:i/>
           <w:iCs/>
         </w:rPr>
-        <w:t xml:space="preserve">of threatened species. E.</w:t>
-      </w:r>
-      <w:r>
-        <w:rPr>
-          <w:i/>
-          <w:iCs/>
-        </w:rPr>
-        <w:t xml:space="preserve">T22694927A132581443</w:t>
+        <w:t xml:space="preserve">of threatened species.</w:t>
+      </w:r>
+      <w:r>
+        <w:rPr>
+          <w:i/>
+          <w:iCs/>
+        </w:rPr>
+        <w:t xml:space="preserve"> </w:t>
+      </w:r>
+      <w:r>
+        <w:rPr>
+          <w:i/>
+          <w:iCs/>
+        </w:rPr>
+        <w:t xml:space="preserve">e.T22694927A132581443</w:t>
       </w:r>
       <w:r>
         <w:t xml:space="preserve">.</w:t>
@@ -2364,25 +2322,7 @@
           <w:iCs/>
           <w:iCs/>
         </w:rPr>
-        <w:t xml:space="preserve">Fratercula</w:t>
-      </w:r>
-      <w:r>
-        <w:rPr>
-          <w:i/>
-          <w:i/>
-          <w:iCs/>
-          <w:iCs/>
-        </w:rPr>
-        <w:t xml:space="preserve"> </w:t>
-      </w:r>
-      <w:r>
-        <w:rPr>
-          <w:i/>
-          <w:i/>
-          <w:iCs/>
-          <w:iCs/>
-        </w:rPr>
-        <w:t xml:space="preserve">Arctica</w:t>
+        <w:t xml:space="preserve">Fratercula arctica</w:t>
       </w:r>
       <w:r>
         <w:t xml:space="preserve">.</w:t>
@@ -2760,7 +2700,7 @@
       </w:hyperlink>
     </w:p>
     <w:bookmarkEnd w:id="43"/>
-    <w:bookmarkStart w:id="44" w:name="ref-fayetLocalPreyShortages2021"/>
+    <w:bookmarkStart w:id="45" w:name="ref-fayetLocalPreyShortages2021"/>
     <w:p>
       <w:pPr>
         <w:pStyle w:val="Bibliography"/>
@@ -2804,11 +2744,22 @@
         <w:t xml:space="preserve">90</w:t>
       </w:r>
       <w:r>
-        <w:t xml:space="preserve">, 1152–1164.</w:t>
-      </w:r>
-    </w:p>
-    <w:bookmarkEnd w:id="44"/>
-    <w:bookmarkStart w:id="46" w:name="X402cb5e1a4e69ff49497d0188bad825f79b15d6"/>
+        <w:t xml:space="preserve">(5), 1152–1164.</w:t>
+      </w:r>
+      <w:r>
+        <w:t xml:space="preserve"> </w:t>
+      </w:r>
+      <w:hyperlink r:id="rId44">
+        <w:r>
+          <w:rPr>
+            <w:rStyle w:val="Hyperlink"/>
+          </w:rPr>
+          <w:t xml:space="preserve">https://doi.org/10.1111/1365-2656.13442</w:t>
+        </w:r>
+      </w:hyperlink>
+    </w:p>
+    <w:bookmarkEnd w:id="45"/>
+    <w:bookmarkStart w:id="47" w:name="X402cb5e1a4e69ff49497d0188bad825f79b15d6"/>
     <w:p>
       <w:pPr>
         <w:pStyle w:val="Bibliography"/>
@@ -2820,10 +2771,13 @@
         <w:t xml:space="preserve"> </w:t>
       </w:r>
       <w:r>
-        <w:t xml:space="preserve">Bayesian Workflow</w:t>
-      </w:r>
-      <w:r>
-        <w:t xml:space="preserve">.</w:t>
+        <w:t xml:space="preserve">Bayesian</w:t>
+      </w:r>
+      <w:r>
+        <w:t xml:space="preserve"> </w:t>
+      </w:r>
+      <w:r>
+        <w:t xml:space="preserve">workflow.</w:t>
       </w:r>
       <w:r>
         <w:t xml:space="preserve"> </w:t>
@@ -2854,7 +2808,7 @@
       <w:r>
         <w:t xml:space="preserve"> </w:t>
       </w:r>
-      <w:hyperlink r:id="rId45">
+      <w:hyperlink r:id="rId46">
         <w:r>
           <w:rPr>
             <w:rStyle w:val="Hyperlink"/>
@@ -2863,8 +2817,8 @@
         </w:r>
       </w:hyperlink>
     </w:p>
-    <w:bookmarkEnd w:id="46"/>
-    <w:bookmarkStart w:id="48" w:name="X33c5e51ec6e1feb638e31c81b30fec3bad61a46"/>
+    <w:bookmarkEnd w:id="47"/>
+    <w:bookmarkStart w:id="49" w:name="X33c5e51ec6e1feb638e31c81b30fec3bad61a46"/>
     <w:p>
       <w:pPr>
         <w:pStyle w:val="Bibliography"/>
@@ -2901,7 +2855,7 @@
       <w:r>
         <w:t xml:space="preserve"> </w:t>
       </w:r>
-      <w:hyperlink r:id="rId47">
+      <w:hyperlink r:id="rId48">
         <w:r>
           <w:rPr>
             <w:rStyle w:val="Hyperlink"/>
@@ -2910,8 +2864,8 @@
         </w:r>
       </w:hyperlink>
     </w:p>
-    <w:bookmarkEnd w:id="48"/>
-    <w:bookmarkStart w:id="49" w:name="Xd2c1001e50c6a03f5980b48bf021065e127b4b3"/>
+    <w:bookmarkEnd w:id="49"/>
+    <w:bookmarkStart w:id="50" w:name="Xd2c1001e50c6a03f5980b48bf021065e127b4b3"/>
     <w:p>
       <w:pPr>
         <w:pStyle w:val="Bibliography"/>
@@ -2992,8 +2946,8 @@
         <w:t xml:space="preserve">(p. 177). Fróðskapur, Faroe University Press.</w:t>
       </w:r>
     </w:p>
-    <w:bookmarkEnd w:id="49"/>
-    <w:bookmarkStart w:id="51" w:name="X686eab3f81361263a84b2098b98864d463c743b"/>
+    <w:bookmarkEnd w:id="50"/>
+    <w:bookmarkStart w:id="52" w:name="X686eab3f81361263a84b2098b98864d463c743b"/>
     <w:p>
       <w:pPr>
         <w:pStyle w:val="Bibliography"/>
@@ -3030,7 +2984,7 @@
       <w:r>
         <w:t xml:space="preserve"> </w:t>
       </w:r>
-      <w:hyperlink r:id="rId50">
+      <w:hyperlink r:id="rId51">
         <w:r>
           <w:rPr>
             <w:rStyle w:val="Hyperlink"/>
@@ -3039,13 +2993,103 @@
         </w:r>
       </w:hyperlink>
     </w:p>
-    <w:bookmarkEnd w:id="51"/>
-    <w:bookmarkStart w:id="52" w:name="ref-jensenPuffinFowlingaFowling2010"/>
+    <w:bookmarkEnd w:id="52"/>
+    <w:bookmarkStart w:id="54" w:name="ref-jensenBreedingSeason2021"/>
     <w:p>
       <w:pPr>
         <w:pStyle w:val="Bibliography"/>
       </w:pPr>
       <w:r>
+        <w:t xml:space="preserve">Jensen, J.-K. (2021).</w:t>
+      </w:r>
+      <w:r>
+        <w:t xml:space="preserve"> </w:t>
+      </w:r>
+      <w:r>
+        <w:rPr>
+          <w:i/>
+          <w:iCs/>
+        </w:rPr>
+        <w:t xml:space="preserve">Støðan hjá búfuglinum 2021 –</w:t>
+      </w:r>
+      <w:r>
+        <w:rPr>
+          <w:i/>
+          <w:iCs/>
+        </w:rPr>
+        <w:t xml:space="preserve"> </w:t>
+      </w:r>
+      <w:r>
+        <w:rPr>
+          <w:i/>
+          <w:iCs/>
+        </w:rPr>
+        <w:t xml:space="preserve">Ynglesæsonen</w:t>
+      </w:r>
+      <w:r>
+        <w:rPr>
+          <w:i/>
+          <w:iCs/>
+        </w:rPr>
+        <w:t xml:space="preserve"> </w:t>
+      </w:r>
+      <w:r>
+        <w:rPr>
+          <w:i/>
+          <w:iCs/>
+        </w:rPr>
+        <w:t xml:space="preserve">2021 –</w:t>
+      </w:r>
+      <w:r>
+        <w:rPr>
+          <w:i/>
+          <w:iCs/>
+        </w:rPr>
+        <w:t xml:space="preserve"> </w:t>
+      </w:r>
+      <w:r>
+        <w:rPr>
+          <w:i/>
+          <w:iCs/>
+        </w:rPr>
+        <w:t xml:space="preserve">Breeding</w:t>
+      </w:r>
+      <w:r>
+        <w:rPr>
+          <w:i/>
+          <w:iCs/>
+        </w:rPr>
+        <w:t xml:space="preserve"> </w:t>
+      </w:r>
+      <w:r>
+        <w:rPr>
+          <w:i/>
+          <w:iCs/>
+        </w:rPr>
+        <w:t xml:space="preserve">season 2021</w:t>
+      </w:r>
+      <w:r>
+        <w:t xml:space="preserve">. Retrieved October 14, 2026, from</w:t>
+      </w:r>
+      <w:r>
+        <w:t xml:space="preserve"> </w:t>
+      </w:r>
+      <w:hyperlink r:id="rId53">
+        <w:r>
+          <w:rPr>
+            <w:rStyle w:val="Hyperlink"/>
+          </w:rPr>
+          <w:t xml:space="preserve">https://www.jenskjeld.info/artikler/season21.html</w:t>
+        </w:r>
+      </w:hyperlink>
+    </w:p>
+    <w:bookmarkEnd w:id="54"/>
+    <w:bookmarkStart w:id="55" w:name="ref-jensenPuffinFowlingaFowling2010"/>
+    <w:p>
+      <w:pPr>
+        <w:pStyle w:val="Bibliography"/>
+      </w:pPr>
+      <w:r>
         <w:t xml:space="preserve">Jensen, J.-K. (2010).</w:t>
       </w:r>
       <w:r>
@@ -3097,8 +3141,8 @@
         <w:t xml:space="preserve">. Føroya Skúlabókagrunnur.</w:t>
       </w:r>
     </w:p>
-    <w:bookmarkEnd w:id="52"/>
-    <w:bookmarkStart w:id="53" w:name="ref-jensenListBirdsSeen2005"/>
+    <w:bookmarkEnd w:id="55"/>
+    <w:bookmarkStart w:id="56" w:name="ref-jensenListBirdsSeen2005"/>
     <w:p>
       <w:pPr>
         <w:pStyle w:val="Bibliography"/>
@@ -3123,7 +3167,7 @@
           <w:i/>
           <w:iCs/>
         </w:rPr>
-        <w:t xml:space="preserve">Føroya fuglafrøḥifelag and</w:t>
+        <w:t xml:space="preserve">Føroya fuglafrøðifelag and</w:t>
       </w:r>
       <w:r>
         <w:rPr>
@@ -3157,8 +3201,8 @@
         <w:t xml:space="preserve">. Føroya Náttúrugripasavn, Tórshavn, Faroe Islands.</w:t>
       </w:r>
     </w:p>
-    <w:bookmarkEnd w:id="53"/>
-    <w:bookmarkStart w:id="54" w:name="ref-jensenTraditionsPuffinFowling2020"/>
+    <w:bookmarkEnd w:id="56"/>
+    <w:bookmarkStart w:id="57" w:name="ref-jensenTraditionsPuffinFowling2020"/>
     <w:p>
       <w:pPr>
         <w:pStyle w:val="Bibliography"/>
@@ -3205,8 +3249,8 @@
         <w:t xml:space="preserve">, 3–17.</w:t>
       </w:r>
     </w:p>
-    <w:bookmarkEnd w:id="54"/>
-    <w:bookmarkStart w:id="56" w:name="X289cc0e6e2d6f2de639c6553ec3bb635a7ae663"/>
+    <w:bookmarkEnd w:id="57"/>
+    <w:bookmarkStart w:id="59" w:name="X289cc0e6e2d6f2de639c6553ec3bb635a7ae663"/>
     <w:p>
       <w:pPr>
         <w:pStyle w:val="Bibliography"/>
@@ -3255,7 +3299,7 @@
       <w:r>
         <w:t xml:space="preserve"> </w:t>
       </w:r>
-      <w:hyperlink r:id="rId55">
+      <w:hyperlink r:id="rId58">
         <w:r>
           <w:rPr>
             <w:rStyle w:val="Hyperlink"/>
@@ -3264,8 +3308,8 @@
         </w:r>
       </w:hyperlink>
     </w:p>
-    <w:bookmarkEnd w:id="56"/>
-    <w:bookmarkStart w:id="58" w:name="ref-johnson2024icelandic"/>
+    <w:bookmarkEnd w:id="59"/>
+    <w:bookmarkStart w:id="61" w:name="ref-johnson2024icelandic"/>
     <w:p>
       <w:pPr>
         <w:pStyle w:val="Bibliography"/>
@@ -3289,7 +3333,7 @@
       <w:r>
         <w:t xml:space="preserve"> </w:t>
       </w:r>
-      <w:hyperlink r:id="rId57">
+      <w:hyperlink r:id="rId60">
         <w:r>
           <w:rPr>
             <w:rStyle w:val="Hyperlink"/>
@@ -3298,35 +3342,14 @@
         </w:r>
       </w:hyperlink>
     </w:p>
-    <w:bookmarkEnd w:id="58"/>
-    <w:bookmarkStart w:id="60" w:name="ref-jonesIncubationPatchBirds1971"/>
+    <w:bookmarkEnd w:id="61"/>
+    <w:bookmarkStart w:id="63" w:name="ref-jonesIncubationPatchBirds1971"/>
     <w:p>
       <w:pPr>
         <w:pStyle w:val="Bibliography"/>
       </w:pPr>
       <w:r>
-        <w:t xml:space="preserve">Jones, R. E. (1971). The</w:t>
-      </w:r>
-      <w:r>
-        <w:t xml:space="preserve"> </w:t>
-      </w:r>
-      <w:r>
-        <w:t xml:space="preserve">Incubation Patch</w:t>
-      </w:r>
-      <w:r>
-        <w:t xml:space="preserve"> </w:t>
-      </w:r>
-      <w:r>
-        <w:t xml:space="preserve">of</w:t>
-      </w:r>
-      <w:r>
-        <w:t xml:space="preserve"> </w:t>
-      </w:r>
-      <w:r>
-        <w:t xml:space="preserve">Birds</w:t>
-      </w:r>
-      <w:r>
-        <w:t xml:space="preserve">.</w:t>
+        <w:t xml:space="preserve">Jones, R. E. (1971). The incubation patch of birds.</w:t>
       </w:r>
       <w:r>
         <w:t xml:space="preserve"> </w:t>
@@ -3357,7 +3380,7 @@
       <w:r>
         <w:t xml:space="preserve"> </w:t>
       </w:r>
-      <w:hyperlink r:id="rId59">
+      <w:hyperlink r:id="rId62">
         <w:r>
           <w:rPr>
             <w:rStyle w:val="Hyperlink"/>
@@ -3366,18 +3389,18 @@
         </w:r>
       </w:hyperlink>
     </w:p>
-    <w:bookmarkEnd w:id="60"/>
-    <w:bookmarkStart w:id="61" w:name="Xe19625febeb906ccdb6e58cd53cb47af33dcf28"/>
+    <w:bookmarkEnd w:id="63"/>
+    <w:bookmarkStart w:id="64" w:name="Xe19625febeb906ccdb6e58cd53cb47af33dcf28"/>
     <w:p>
       <w:pPr>
         <w:pStyle w:val="Bibliography"/>
       </w:pPr>
       <w:r>
-        <w:t xml:space="preserve">Løgtingslóg Um Fuglaveiðu, Sum Seinast Broytt Við Løgtingslóg Nr. 70 Frá 22. Mai 2023 (1984).</w:t>
-      </w:r>
-    </w:p>
-    <w:bookmarkEnd w:id="61"/>
-    <w:bookmarkStart w:id="63" w:name="ref-lowtherAtlanticPuffinFratercula2020"/>
+        <w:t xml:space="preserve">Løgtingslóg um fuglaveiðu, sum seinast broytt við løgtingslóg nr. 70 frá 22. mai 2023 (1984).</w:t>
+      </w:r>
+    </w:p>
+    <w:bookmarkEnd w:id="64"/>
+    <w:bookmarkStart w:id="66" w:name="ref-lowtherAtlanticPuffinFratercula2020"/>
     <w:p>
       <w:pPr>
         <w:pStyle w:val="Bibliography"/>
@@ -3386,13 +3409,14 @@
         <w:t xml:space="preserve">Lowther, P. E., Diamond, A. W., Kress, S. W., Robertson, G. J., Russell, K., Nettleship, D. N., Kirwan, G. M., Christie, D. A., Sharpe, C. J., Garcia, E. F. J., &amp; Boesman, P. F. D. (2020). Atlantic puffin (</w:t>
       </w:r>
       <w:r>
-        <w:t xml:space="preserve">Fratercula</w:t>
-      </w:r>
-      <w:r>
-        <w:t xml:space="preserve"> </w:t>
-      </w:r>
-      <w:r>
-        <w:t xml:space="preserve">arctica), ver. 1.0. In S. M. Billerman (Ed.),</w:t>
+        <w:rPr>
+          <w:i/>
+          <w:iCs/>
+        </w:rPr>
+        <w:t xml:space="preserve">Fratercula arctica</w:t>
+      </w:r>
+      <w:r>
+        <w:t xml:space="preserve">), ver. 1.0. In S. M. Billerman (Ed.),</w:t>
       </w:r>
       <w:r>
         <w:t xml:space="preserve"> </w:t>
@@ -3410,7 +3434,7 @@
       <w:r>
         <w:t xml:space="preserve"> </w:t>
       </w:r>
-      <w:hyperlink r:id="rId62">
+      <w:hyperlink r:id="rId65">
         <w:r>
           <w:rPr>
             <w:rStyle w:val="Hyperlink"/>
@@ -3419,8 +3443,8 @@
         </w:r>
       </w:hyperlink>
     </w:p>
-    <w:bookmarkEnd w:id="63"/>
-    <w:bookmarkStart w:id="65" w:name="X207bec76f29f8d8311150c8279e9cc679159524"/>
+    <w:bookmarkEnd w:id="66"/>
+    <w:bookmarkStart w:id="68" w:name="X207bec76f29f8d8311150c8279e9cc679159524"/>
     <w:p>
       <w:pPr>
         <w:pStyle w:val="Bibliography"/>
@@ -3441,13 +3465,14 @@
         <w:t xml:space="preserve">(</w:t>
       </w:r>
       <w:r>
-        <w:t xml:space="preserve">Fratercula</w:t>
-      </w:r>
-      <w:r>
-        <w:t xml:space="preserve"> </w:t>
-      </w:r>
-      <w:r>
-        <w:t xml:space="preserve">arctica) and</w:t>
+        <w:rPr>
+          <w:i/>
+          <w:iCs/>
+        </w:rPr>
+        <w:t xml:space="preserve">Fratercula arctica</w:t>
+      </w:r>
+      <w:r>
+        <w:t xml:space="preserve">) and</w:t>
       </w:r>
       <w:r>
         <w:t xml:space="preserve"> </w:t>
@@ -3462,13 +3487,14 @@
         <w:t xml:space="preserve">(</w:t>
       </w:r>
       <w:r>
-        <w:t xml:space="preserve">Alca</w:t>
-      </w:r>
-      <w:r>
-        <w:t xml:space="preserve"> </w:t>
-      </w:r>
-      <w:r>
-        <w:t xml:space="preserve">torda) to climate change in the</w:t>
+        <w:rPr>
+          <w:i/>
+          <w:iCs/>
+        </w:rPr>
+        <w:t xml:space="preserve">Alca torda</w:t>
+      </w:r>
+      <w:r>
+        <w:t xml:space="preserve">) to climate change in the</w:t>
       </w:r>
       <w:r>
         <w:t xml:space="preserve"> </w:t>
@@ -3520,7 +3546,7 @@
       <w:r>
         <w:t xml:space="preserve"> </w:t>
       </w:r>
-      <w:hyperlink r:id="rId64">
+      <w:hyperlink r:id="rId67">
         <w:r>
           <w:rPr>
             <w:rStyle w:val="Hyperlink"/>
@@ -3529,50 +3555,14 @@
         </w:r>
       </w:hyperlink>
     </w:p>
-    <w:bookmarkEnd w:id="65"/>
-    <w:bookmarkStart w:id="67" w:name="X958f21470482a6a06ce614515743210bd9f3c46"/>
+    <w:bookmarkEnd w:id="68"/>
+    <w:bookmarkStart w:id="70" w:name="X958f21470482a6a06ce614515743210bd9f3c46"/>
     <w:p>
       <w:pPr>
         <w:pStyle w:val="Bibliography"/>
       </w:pPr>
       <w:r>
-        <w:t xml:space="preserve">McFarlane Tranquilla, L. A., Bradley, R. W., Lank, D. B., Williams, T. D., Lougheed, L. W., &amp; Cooke, F. (2003). The</w:t>
-      </w:r>
-      <w:r>
-        <w:t xml:space="preserve"> </w:t>
-      </w:r>
-      <w:r>
-        <w:t xml:space="preserve">Reliability</w:t>
-      </w:r>
-      <w:r>
-        <w:t xml:space="preserve"> </w:t>
-      </w:r>
-      <w:r>
-        <w:t xml:space="preserve">of</w:t>
-      </w:r>
-      <w:r>
-        <w:t xml:space="preserve"> </w:t>
-      </w:r>
-      <w:r>
-        <w:t xml:space="preserve">Brood Patches</w:t>
-      </w:r>
-      <w:r>
-        <w:t xml:space="preserve"> </w:t>
-      </w:r>
-      <w:r>
-        <w:t xml:space="preserve">in</w:t>
-      </w:r>
-      <w:r>
-        <w:t xml:space="preserve"> </w:t>
-      </w:r>
-      <w:r>
-        <w:t xml:space="preserve">Assessing Reproductive Status</w:t>
-      </w:r>
-      <w:r>
-        <w:t xml:space="preserve"> </w:t>
-      </w:r>
-      <w:r>
-        <w:t xml:space="preserve">in the</w:t>
+        <w:t xml:space="preserve">McFarlane Tranquilla, L. A., Bradley, R. W., Lank, D. B., Williams, T. D., Lougheed, L. W., &amp; Cooke, F. (2003). The reliability of brood patches in assessing reproductive status in the</w:t>
       </w:r>
       <w:r>
         <w:t xml:space="preserve"> </w:t>
@@ -3593,16 +3583,7 @@
         <w:t xml:space="preserve"> </w:t>
       </w:r>
       <w:r>
-        <w:t xml:space="preserve">of</w:t>
-      </w:r>
-      <w:r>
-        <w:t xml:space="preserve"> </w:t>
-      </w:r>
-      <w:r>
-        <w:t xml:space="preserve">Caution</w:t>
-      </w:r>
-      <w:r>
-        <w:t xml:space="preserve">.</w:t>
+        <w:t xml:space="preserve">of caution.</w:t>
       </w:r>
       <w:r>
         <w:t xml:space="preserve"> </w:t>
@@ -3633,7 +3614,7 @@
       <w:r>
         <w:t xml:space="preserve"> </w:t>
       </w:r>
-      <w:hyperlink r:id="rId66">
+      <w:hyperlink r:id="rId69">
         <w:r>
           <w:rPr>
             <w:rStyle w:val="Hyperlink"/>
@@ -3642,8 +3623,8 @@
         </w:r>
       </w:hyperlink>
     </w:p>
-    <w:bookmarkEnd w:id="67"/>
-    <w:bookmarkStart w:id="69" w:name="ref-milesDeclineAtlanticPuffin2015"/>
+    <w:bookmarkEnd w:id="70"/>
+    <w:bookmarkStart w:id="72" w:name="ref-milesDeclineAtlanticPuffin2015"/>
     <w:p>
       <w:pPr>
         <w:pStyle w:val="Bibliography"/>
@@ -3655,10 +3636,13 @@
         <w:t xml:space="preserve"> </w:t>
       </w:r>
       <w:r>
-        <w:t xml:space="preserve">Atlantic Puffin Population</w:t>
-      </w:r>
-      <w:r>
-        <w:t xml:space="preserve">:</w:t>
+        <w:t xml:space="preserve">Atlantic Puffin</w:t>
+      </w:r>
+      <w:r>
+        <w:t xml:space="preserve"> </w:t>
+      </w:r>
+      <w:r>
+        <w:t xml:space="preserve">population:</w:t>
       </w:r>
       <w:r>
         <w:t xml:space="preserve"> </w:t>
@@ -3670,28 +3654,7 @@
         <w:t xml:space="preserve"> </w:t>
       </w:r>
       <w:r>
-        <w:t xml:space="preserve">of</w:t>
-      </w:r>
-      <w:r>
-        <w:t xml:space="preserve"> </w:t>
-      </w:r>
-      <w:r>
-        <w:t xml:space="preserve">Magnitude</w:t>
-      </w:r>
-      <w:r>
-        <w:t xml:space="preserve"> </w:t>
-      </w:r>
-      <w:r>
-        <w:t xml:space="preserve">and</w:t>
-      </w:r>
-      <w:r>
-        <w:t xml:space="preserve"> </w:t>
-      </w:r>
-      <w:r>
-        <w:t xml:space="preserve">Mechanisms</w:t>
-      </w:r>
-      <w:r>
-        <w:t xml:space="preserve">.</w:t>
+        <w:t xml:space="preserve">of magnitude and mechanisms.</w:t>
       </w:r>
       <w:r>
         <w:t xml:space="preserve"> </w:t>
@@ -3722,7 +3685,7 @@
       <w:r>
         <w:t xml:space="preserve"> </w:t>
       </w:r>
-      <w:hyperlink r:id="rId68">
+      <w:hyperlink r:id="rId71">
         <w:r>
           <w:rPr>
             <w:rStyle w:val="Hyperlink"/>
@@ -3731,8 +3694,8 @@
         </w:r>
       </w:hyperlink>
     </w:p>
-    <w:bookmarkEnd w:id="69"/>
-    <w:bookmarkStart w:id="71" w:name="ref-naturescot2026guga"/>
+    <w:bookmarkEnd w:id="72"/>
+    <w:bookmarkStart w:id="74" w:name="ref-naturescot2026guga"/>
     <w:p>
       <w:pPr>
         <w:pStyle w:val="Bibliography"/>
@@ -3756,7 +3719,7 @@
       <w:r>
         <w:t xml:space="preserve"> </w:t>
       </w:r>
-      <w:hyperlink r:id="rId70">
+      <w:hyperlink r:id="rId73">
         <w:r>
           <w:rPr>
             <w:rStyle w:val="Hyperlink"/>
@@ -3765,8 +3728,8 @@
         </w:r>
       </w:hyperlink>
     </w:p>
-    <w:bookmarkEnd w:id="71"/>
-    <w:bookmarkStart w:id="73" w:name="ref-papworthEvidenceShiftingBaseline2009"/>
+    <w:bookmarkEnd w:id="74"/>
+    <w:bookmarkStart w:id="76" w:name="ref-papworthEvidenceShiftingBaseline2009"/>
     <w:p>
       <w:pPr>
         <w:pStyle w:val="Bibliography"/>
@@ -3803,7 +3766,7 @@
       <w:r>
         <w:t xml:space="preserve"> </w:t>
       </w:r>
-      <w:hyperlink r:id="rId72">
+      <w:hyperlink r:id="rId75">
         <w:r>
           <w:rPr>
             <w:rStyle w:val="Hyperlink"/>
@@ -3812,8 +3775,8 @@
         </w:r>
       </w:hyperlink>
     </w:p>
-    <w:bookmarkEnd w:id="73"/>
-    <w:bookmarkStart w:id="75" w:name="ref-paulyAnecdotesShiftingBaseline1995"/>
+    <w:bookmarkEnd w:id="76"/>
+    <w:bookmarkStart w:id="78" w:name="ref-paulyAnecdotesShiftingBaseline1995"/>
     <w:p>
       <w:pPr>
         <w:pStyle w:val="Bibliography"/>
@@ -3850,7 +3813,7 @@
       <w:r>
         <w:t xml:space="preserve"> </w:t>
       </w:r>
-      <w:hyperlink r:id="rId74">
+      <w:hyperlink r:id="rId77">
         <w:r>
           <w:rPr>
             <w:rStyle w:val="Hyperlink"/>
@@ -3859,8 +3822,8 @@
         </w:r>
       </w:hyperlink>
     </w:p>
-    <w:bookmarkEnd w:id="75"/>
-    <w:bookmarkStart w:id="77" w:name="X03b217116af5a405b2e157107e6b8a2cfe31837"/>
+    <w:bookmarkEnd w:id="78"/>
+    <w:bookmarkStart w:id="80" w:name="X03b217116af5a405b2e157107e6b8a2cfe31837"/>
     <w:p>
       <w:pPr>
         <w:pStyle w:val="Bibliography"/>
@@ -3887,7 +3850,7 @@
       <w:r>
         <w:t xml:space="preserve"> </w:t>
       </w:r>
-      <w:hyperlink r:id="rId76">
+      <w:hyperlink r:id="rId79">
         <w:r>
           <w:rPr>
             <w:rStyle w:val="Hyperlink"/>
@@ -3896,8 +3859,8 @@
         </w:r>
       </w:hyperlink>
     </w:p>
-    <w:bookmarkEnd w:id="77"/>
-    <w:bookmarkStart w:id="79" w:name="X15453a87abea435588d2bae03c6c13b76a862f1"/>
+    <w:bookmarkEnd w:id="80"/>
+    <w:bookmarkStart w:id="82" w:name="X15453a87abea435588d2bae03c6c13b76a862f1"/>
     <w:p>
       <w:pPr>
         <w:pStyle w:val="Bibliography"/>
@@ -3955,7 +3918,7 @@
       <w:r>
         <w:t xml:space="preserve"> </w:t>
       </w:r>
-      <w:hyperlink r:id="rId78">
+      <w:hyperlink r:id="rId81">
         <w:r>
           <w:rPr>
             <w:rStyle w:val="Hyperlink"/>
@@ -3964,14 +3927,26 @@
         </w:r>
       </w:hyperlink>
     </w:p>
-    <w:bookmarkEnd w:id="79"/>
-    <w:bookmarkStart w:id="80" w:name="ref-sandvikHighSurvivalImmatures2008"/>
+    <w:bookmarkEnd w:id="82"/>
+    <w:bookmarkStart w:id="84" w:name="ref-sandvikHighSurvivalImmatures2008"/>
     <w:p>
       <w:pPr>
         <w:pStyle w:val="Bibliography"/>
       </w:pPr>
       <w:r>
-        <w:t xml:space="preserve">Sandvik, H., Erikstad, K. E., Fauchald, P., &amp; Tveraa, T. (2008). High survival of immatures in a long-lived seabird: Insights from a long-term study of the</w:t>
+        <w:t xml:space="preserve">Sandvik, H., Erikstad, K. E., Fauchald, P., &amp; Tveraa, T. (2008). High survival of immatures in a long-lived seabird:</w:t>
+      </w:r>
+      <w:r>
+        <w:t xml:space="preserve"> </w:t>
+      </w:r>
+      <w:r>
+        <w:t xml:space="preserve">Insights</w:t>
+      </w:r>
+      <w:r>
+        <w:t xml:space="preserve"> </w:t>
+      </w:r>
+      <w:r>
+        <w:t xml:space="preserve">from a long-term study of the</w:t>
       </w:r>
       <w:r>
         <w:t xml:space="preserve"> </w:t>
@@ -3986,23 +3961,24 @@
         <w:t xml:space="preserve">puffin (</w:t>
       </w:r>
       <w:r>
-        <w:t xml:space="preserve">Fratercula</w:t>
-      </w:r>
-      <w:r>
-        <w:t xml:space="preserve"> </w:t>
-      </w:r>
-      <w:r>
-        <w:t xml:space="preserve">arctica).</w:t>
-      </w:r>
-      <w:r>
-        <w:t xml:space="preserve"> </w:t>
-      </w:r>
-      <w:r>
-        <w:rPr>
-          <w:i/>
-          <w:iCs/>
-        </w:rPr>
-        <w:t xml:space="preserve">Auk</w:t>
+        <w:rPr>
+          <w:i/>
+          <w:iCs/>
+        </w:rPr>
+        <w:t xml:space="preserve">Fratercula arctica</w:t>
+      </w:r>
+      <w:r>
+        <w:t xml:space="preserve">).</w:t>
+      </w:r>
+      <w:r>
+        <w:t xml:space="preserve"> </w:t>
+      </w:r>
+      <w:r>
+        <w:rPr>
+          <w:i/>
+          <w:iCs/>
+        </w:rPr>
+        <w:t xml:space="preserve">The Auk</w:t>
       </w:r>
       <w:r>
         <w:t xml:space="preserve">,</w:t>
@@ -4018,11 +3994,22 @@
         <w:t xml:space="preserve">125</w:t>
       </w:r>
       <w:r>
-        <w:t xml:space="preserve">, 723–730.</w:t>
-      </w:r>
-    </w:p>
-    <w:bookmarkEnd w:id="80"/>
-    <w:bookmarkStart w:id="81" w:name="X55573da4300cacfc7ebb0f912cf4312ab59c11a"/>
+        <w:t xml:space="preserve">(3), 723–730.</w:t>
+      </w:r>
+      <w:r>
+        <w:t xml:space="preserve"> </w:t>
+      </w:r>
+      <w:hyperlink r:id="rId83">
+        <w:r>
+          <w:rPr>
+            <w:rStyle w:val="Hyperlink"/>
+          </w:rPr>
+          <w:t xml:space="preserve">https://doi.org/10.1525/auk.2008.07059</w:t>
+        </w:r>
+      </w:hyperlink>
+    </w:p>
+    <w:bookmarkEnd w:id="84"/>
+    <w:bookmarkStart w:id="85" w:name="X55573da4300cacfc7ebb0f912cf4312ab59c11a"/>
     <w:p>
       <w:pPr>
         <w:pStyle w:val="Bibliography"/>
@@ -4072,11 +4059,11 @@
         <w:t xml:space="preserve">17</w:t>
       </w:r>
       <w:r>
-        <w:t xml:space="preserve">(672), 95–99.</w:t>
-      </w:r>
-    </w:p>
-    <w:bookmarkEnd w:id="81"/>
-    <w:bookmarkStart w:id="83" w:name="X3ede5c96a343fbec70bed9a420846eae3dca84b"/>
+        <w:t xml:space="preserve">, 95–99.</w:t>
+      </w:r>
+    </w:p>
+    <w:bookmarkEnd w:id="85"/>
+    <w:bookmarkStart w:id="87" w:name="X3ede5c96a343fbec70bed9a420846eae3dca84b"/>
     <w:p>
       <w:pPr>
         <w:pStyle w:val="Bibliography"/>
@@ -4113,7 +4100,7 @@
       <w:r>
         <w:t xml:space="preserve"> </w:t>
       </w:r>
-      <w:hyperlink r:id="rId82">
+      <w:hyperlink r:id="rId86">
         <w:r>
           <w:rPr>
             <w:rStyle w:val="Hyperlink"/>
@@ -4122,8 +4109,8 @@
         </w:r>
       </w:hyperlink>
     </w:p>
-    <w:bookmarkEnd w:id="83"/>
-    <w:bookmarkStart w:id="85" w:name="ref-vanfraneker2004"/>
+    <w:bookmarkEnd w:id="87"/>
+    <w:bookmarkStart w:id="89" w:name="ref-vanfraneker2004"/>
     <w:p>
       <w:pPr>
         <w:pStyle w:val="Bibliography"/>
@@ -4139,7 +4126,35 @@
           <w:i/>
           <w:iCs/>
         </w:rPr>
-        <w:t xml:space="preserve">Save the north sea fulmar study manual 1:</w:t>
+        <w:t xml:space="preserve">Save the</w:t>
+      </w:r>
+      <w:r>
+        <w:rPr>
+          <w:i/>
+          <w:iCs/>
+        </w:rPr>
+        <w:t xml:space="preserve"> </w:t>
+      </w:r>
+      <w:r>
+        <w:rPr>
+          <w:i/>
+          <w:iCs/>
+        </w:rPr>
+        <w:t xml:space="preserve">North Sea Fulmar-Litter-EcoQO</w:t>
+      </w:r>
+      <w:r>
+        <w:rPr>
+          <w:i/>
+          <w:iCs/>
+        </w:rPr>
+        <w:t xml:space="preserve"> </w:t>
+      </w:r>
+      <w:r>
+        <w:rPr>
+          <w:i/>
+          <w:iCs/>
+        </w:rPr>
+        <w:t xml:space="preserve">manual 1:</w:t>
       </w:r>
       <w:r>
         <w:rPr>
@@ -4178,7 +4193,7 @@
       <w:r>
         <w:t xml:space="preserve"> </w:t>
       </w:r>
-      <w:hyperlink r:id="rId84">
+      <w:hyperlink r:id="rId88">
         <w:r>
           <w:rPr>
             <w:rStyle w:val="Hyperlink"/>
@@ -4187,8 +4202,8 @@
         </w:r>
       </w:hyperlink>
     </w:p>
-    <w:bookmarkEnd w:id="85"/>
-    <w:bookmarkStart w:id="87" w:name="ref-vehtariPracticalBayesianModel2017"/>
+    <w:bookmarkEnd w:id="89"/>
+    <w:bookmarkStart w:id="91" w:name="ref-vehtariPracticalBayesianModel2017"/>
     <w:p>
       <w:pPr>
         <w:pStyle w:val="Bibliography"/>
@@ -4246,7 +4261,7 @@
       <w:r>
         <w:t xml:space="preserve"> </w:t>
       </w:r>
-      <w:hyperlink r:id="rId86">
+      <w:hyperlink r:id="rId90">
         <w:r>
           <w:rPr>
             <w:rStyle w:val="Hyperlink"/>
@@ -4255,17 +4270,48 @@
         </w:r>
       </w:hyperlink>
     </w:p>
-    <w:bookmarkEnd w:id="87"/>
-    <w:bookmarkStart w:id="89" w:name="Xb381b5d8d6d3401bbb0133a1c086c6f6782b533"/>
+    <w:bookmarkEnd w:id="91"/>
+    <w:bookmarkStart w:id="93" w:name="Xb381b5d8d6d3401bbb0133a1c086c6f6782b533"/>
     <w:p>
       <w:pPr>
         <w:pStyle w:val="Bibliography"/>
       </w:pPr>
       <w:r>
-        <w:t xml:space="preserve">Vehtari, A., Gelman, A., Simpson, D., Carpenter, B., &amp; Bürkner, P.-C. (2021). Rank-</w:t>
-      </w:r>
-      <w:r>
-        <w:t xml:space="preserve">Normalization</w:t>
+        <w:t xml:space="preserve">Vehtari, A., Gelman, A., Simpson, D., Carpenter, B., &amp; Bürkner, P.-C. (2021). Rank-normalization, folding, and localization: An improved</w:t>
+      </w:r>
+      <w:r>
+        <w:t xml:space="preserve"> </w:t>
+      </w:r>
+      <w:r>
+        <w:t xml:space="preserve">R̂</w:t>
+      </w:r>
+      <w:r>
+        <w:t xml:space="preserve"> </w:t>
+      </w:r>
+      <w:r>
+        <w:t xml:space="preserve">for assessing convergence of</w:t>
+      </w:r>
+      <w:r>
+        <w:t xml:space="preserve"> </w:t>
+      </w:r>
+      <w:r>
+        <w:t xml:space="preserve">MCMC</w:t>
+      </w:r>
+      <w:r>
+        <w:t xml:space="preserve"> </w:t>
+      </w:r>
+      <w:r>
+        <w:t xml:space="preserve">(with discussion).</w:t>
+      </w:r>
+      <w:r>
+        <w:t xml:space="preserve"> </w:t>
+      </w:r>
+      <w:r>
+        <w:rPr>
+          <w:i/>
+          <w:iCs/>
+        </w:rPr>
+        <w:t xml:space="preserve">Bayesian Analysis</w:t>
       </w:r>
       <w:r>
         <w:t xml:space="preserve">,</w:t>
@@ -4274,82 +4320,6 @@
         <w:t xml:space="preserve"> </w:t>
       </w:r>
       <w:r>
-        <w:t xml:space="preserve">Folding</w:t>
-      </w:r>
-      <w:r>
-        <w:t xml:space="preserve">, and</w:t>
-      </w:r>
-      <w:r>
-        <w:t xml:space="preserve"> </w:t>
-      </w:r>
-      <w:r>
-        <w:t xml:space="preserve">Localization</w:t>
-      </w:r>
-      <w:r>
-        <w:t xml:space="preserve">:</w:t>
-      </w:r>
-      <w:r>
-        <w:t xml:space="preserve"> </w:t>
-      </w:r>
-      <w:r>
-        <w:t xml:space="preserve">An Improved Rˆ</w:t>
-      </w:r>
-      <w:r>
-        <w:t xml:space="preserve"> </w:t>
-      </w:r>
-      <w:r>
-        <w:t xml:space="preserve">for</w:t>
-      </w:r>
-      <w:r>
-        <w:t xml:space="preserve"> </w:t>
-      </w:r>
-      <w:r>
-        <w:t xml:space="preserve">Assessing Convergence</w:t>
-      </w:r>
-      <w:r>
-        <w:t xml:space="preserve"> </w:t>
-      </w:r>
-      <w:r>
-        <w:t xml:space="preserve">of</w:t>
-      </w:r>
-      <w:r>
-        <w:t xml:space="preserve"> </w:t>
-      </w:r>
-      <w:r>
-        <w:t xml:space="preserve">MCMC</w:t>
-      </w:r>
-      <w:r>
-        <w:t xml:space="preserve"> </w:t>
-      </w:r>
-      <w:r>
-        <w:t xml:space="preserve">(with</w:t>
-      </w:r>
-      <w:r>
-        <w:t xml:space="preserve"> </w:t>
-      </w:r>
-      <w:r>
-        <w:t xml:space="preserve">Discussion</w:t>
-      </w:r>
-      <w:r>
-        <w:t xml:space="preserve">).</w:t>
-      </w:r>
-      <w:r>
-        <w:t xml:space="preserve"> </w:t>
-      </w:r>
-      <w:r>
-        <w:rPr>
-          <w:i/>
-          <w:iCs/>
-        </w:rPr>
-        <w:t xml:space="preserve">Bayesian Analysis</w:t>
-      </w:r>
-      <w:r>
-        <w:t xml:space="preserve">,</w:t>
-      </w:r>
-      <w:r>
-        <w:t xml:space="preserve"> </w:t>
-      </w:r>
-      <w:r>
         <w:rPr>
           <w:i/>
           <w:iCs/>
@@ -4362,7 +4332,7 @@
       <w:r>
         <w:t xml:space="preserve"> </w:t>
       </w:r>
-      <w:hyperlink r:id="rId88">
+      <w:hyperlink r:id="rId92">
         <w:r>
           <w:rPr>
             <w:rStyle w:val="Hyperlink"/>
@@ -4371,8 +4341,8 @@
         </w:r>
       </w:hyperlink>
     </w:p>
-    <w:bookmarkEnd w:id="89"/>
-    <w:bookmarkStart w:id="90" w:name="ref-vehtariParetoSmoothedImportance2024"/>
+    <w:bookmarkEnd w:id="93"/>
+    <w:bookmarkStart w:id="94" w:name="ref-vehtariParetoSmoothedImportance2024"/>
     <w:p>
       <w:pPr>
         <w:pStyle w:val="Bibliography"/>
@@ -4407,8 +4377,8 @@
         <w:t xml:space="preserve">(72), 1–58.</w:t>
       </w:r>
     </w:p>
-    <w:bookmarkEnd w:id="90"/>
-    <w:bookmarkEnd w:id="91"/>
+    <w:bookmarkEnd w:id="94"/>
+    <w:bookmarkEnd w:id="95"/>
     <w:p>
       <w:r>
         <w:br w:type="page"/>
@@ -4501,7 +4471,7 @@
         <w:t xml:space="preserve"> </w:t>
       </w:r>
       <w:r>
-        <w:t xml:space="preserve">of confirmed breeding age harvested in Føroyar. Points show the observed proportion of females of confirmed breeding age with a brood patch per year, with point size scaled to the number of females of confirmed breeding age sampled that year (</w:t>
+        <w:t xml:space="preserve">of confirmed breeding age harvested in Føroyar. Points show the observed proportion of females of confirmed breeding age with brood patches per year, with point size scaled to the number of females of confirmed breeding age sampled that year (</w:t>
       </w:r>
       <w:r>
         <w:rPr>
@@ -4532,30 +4502,30 @@
       <w:tr>
         <w:tc>
           <w:tcPr/>
-          <w:bookmarkStart w:id="96" w:name="fig-map"/>
+          <w:bookmarkStart w:id="100" w:name="fig-map"/>
           <w:p>
             <w:pPr>
               <w:pStyle w:val="Compact"/>
               <w:jc w:val="center"/>
             </w:pPr>
-            <w:bookmarkStart w:id="95" w:name="fig-map"/>
+            <w:bookmarkStart w:id="99" w:name="fig-map"/>
             <w:r>
               <w:drawing>
                 <wp:inline>
                   <wp:extent cx="5943600" cy="6028508"/>
                   <wp:effectExtent b="0" l="0" r="0" t="0"/>
-                  <wp:docPr descr="" title="" id="93" name="Picture"/>
+                  <wp:docPr descr="" title="" id="97" name="Picture"/>
                   <a:graphic>
                     <a:graphicData uri="http://schemas.openxmlformats.org/drawingml/2006/picture">
                       <pic:pic>
                         <pic:nvPicPr>
-                          <pic:cNvPr descr="manuscript_files/figure-docx/fig-map-1.png" id="94" name="Picture"/>
+                          <pic:cNvPr descr="manuscript_files/figure-docx/fig-map-1.png" id="98" name="Picture"/>
                           <pic:cNvPicPr>
                             <a:picLocks noChangeArrowheads="1" noChangeAspect="1"/>
                           </pic:cNvPicPr>
                         </pic:nvPicPr>
                         <pic:blipFill>
-                          <a:blip r:embed="rId92"/>
+                          <a:blip r:embed="rId96"/>
                           <a:stretch>
                             <a:fillRect/>
                           </a:stretch>
@@ -4581,7 +4551,7 @@
                 </wp:inline>
               </w:drawing>
             </w:r>
-            <w:bookmarkEnd w:id="95"/>
+            <w:bookmarkEnd w:id="99"/>
           </w:p>
           <w:p>
             <w:pPr>
@@ -4600,7 +4570,7 @@
               <w:t xml:space="preserve"> 1</w:t>
             </w:r>
           </w:p>
-          <w:bookmarkEnd w:id="96"/>
+          <w:bookmarkEnd w:id="100"/>
         </w:tc>
       </w:tr>
     </w:tbl>
@@ -4622,30 +4592,30 @@
       <w:tr>
         <w:tc>
           <w:tcPr/>
-          <w:bookmarkStart w:id="101" w:name="fig-marg-bar"/>
+          <w:bookmarkStart w:id="105" w:name="fig-marg-bar"/>
           <w:p>
             <w:pPr>
               <w:pStyle w:val="Compact"/>
               <w:jc w:val="center"/>
             </w:pPr>
-            <w:bookmarkStart w:id="100" w:name="fig-marg-bar"/>
+            <w:bookmarkStart w:id="104" w:name="fig-marg-bar"/>
             <w:r>
               <w:drawing>
                 <wp:inline>
                   <wp:extent cx="5943600" cy="4245428"/>
                   <wp:effectExtent b="0" l="0" r="0" t="0"/>
-                  <wp:docPr descr="" title="" id="98" name="Picture"/>
+                  <wp:docPr descr="" title="" id="102" name="Picture"/>
                   <a:graphic>
                     <a:graphicData uri="http://schemas.openxmlformats.org/drawingml/2006/picture">
                       <pic:pic>
                         <pic:nvPicPr>
-                          <pic:cNvPr descr="manuscript_files/figure-docx/fig-marg-bar-1.png" id="99" name="Picture"/>
+                          <pic:cNvPr descr="manuscript_files/figure-docx/fig-marg-bar-1.png" id="103" name="Picture"/>
                           <pic:cNvPicPr>
                             <a:picLocks noChangeArrowheads="1" noChangeAspect="1"/>
                           </pic:cNvPicPr>
                         </pic:nvPicPr>
                         <pic:blipFill>
-                          <a:blip r:embed="rId97"/>
+                          <a:blip r:embed="rId101"/>
                           <a:stretch>
                             <a:fillRect/>
                           </a:stretch>
@@ -4671,7 +4641,7 @@
                 </wp:inline>
               </w:drawing>
             </w:r>
-            <w:bookmarkEnd w:id="100"/>
+            <w:bookmarkEnd w:id="104"/>
           </w:p>
           <w:p>
             <w:pPr>
@@ -4690,7 +4660,7 @@
               <w:t xml:space="preserve"> 2</w:t>
             </w:r>
           </w:p>
-          <w:bookmarkEnd w:id="101"/>
+          <w:bookmarkEnd w:id="105"/>
         </w:tc>
       </w:tr>
     </w:tbl>
@@ -4712,30 +4682,30 @@
       <w:tr>
         <w:tc>
           <w:tcPr/>
-          <w:bookmarkStart w:id="106" w:name="fig-pred1"/>
+          <w:bookmarkStart w:id="110" w:name="fig-pred1"/>
           <w:p>
             <w:pPr>
               <w:pStyle w:val="Compact"/>
               <w:jc w:val="center"/>
             </w:pPr>
-            <w:bookmarkStart w:id="105" w:name="fig-pred1"/>
+            <w:bookmarkStart w:id="109" w:name="fig-pred1"/>
             <w:r>
               <w:drawing>
                 <wp:inline>
                   <wp:extent cx="5943600" cy="4245428"/>
                   <wp:effectExtent b="0" l="0" r="0" t="0"/>
-                  <wp:docPr descr="" title="" id="103" name="Picture"/>
+                  <wp:docPr descr="" title="" id="107" name="Picture"/>
                   <a:graphic>
                     <a:graphicData uri="http://schemas.openxmlformats.org/drawingml/2006/picture">
                       <pic:pic>
                         <pic:nvPicPr>
-                          <pic:cNvPr descr="manuscript_files/figure-docx/fig-pred1-1.png" id="104" name="Picture"/>
+                          <pic:cNvPr descr="manuscript_files/figure-docx/fig-pred1-1.png" id="108" name="Picture"/>
                           <pic:cNvPicPr>
                             <a:picLocks noChangeArrowheads="1" noChangeAspect="1"/>
                           </pic:cNvPicPr>
                         </pic:nvPicPr>
                         <pic:blipFill>
-                          <a:blip r:embed="rId102"/>
+                          <a:blip r:embed="rId106"/>
                           <a:stretch>
                             <a:fillRect/>
                           </a:stretch>
@@ -4761,7 +4731,7 @@
                 </wp:inline>
               </w:drawing>
             </w:r>
-            <w:bookmarkEnd w:id="105"/>
+            <w:bookmarkEnd w:id="109"/>
           </w:p>
           <w:p>
             <w:pPr>
@@ -4780,7 +4750,7 @@
               <w:t xml:space="preserve"> 3</w:t>
             </w:r>
           </w:p>
-          <w:bookmarkEnd w:id="106"/>
+          <w:bookmarkEnd w:id="110"/>
         </w:tc>
       </w:tr>
     </w:tbl>
@@ -4802,30 +4772,30 @@
       <w:tr>
         <w:tc>
           <w:tcPr/>
-          <w:bookmarkStart w:id="111" w:name="fig-pred2"/>
+          <w:bookmarkStart w:id="115" w:name="fig-pred2"/>
           <w:p>
             <w:pPr>
               <w:pStyle w:val="Compact"/>
               <w:jc w:val="center"/>
             </w:pPr>
-            <w:bookmarkStart w:id="110" w:name="fig-pred2"/>
+            <w:bookmarkStart w:id="114" w:name="fig-pred2"/>
             <w:r>
               <w:drawing>
                 <wp:inline>
                   <wp:extent cx="5943600" cy="4245428"/>
                   <wp:effectExtent b="0" l="0" r="0" t="0"/>
-                  <wp:docPr descr="" title="" id="108" name="Picture"/>
+                  <wp:docPr descr="" title="" id="112" name="Picture"/>
                   <a:graphic>
                     <a:graphicData uri="http://schemas.openxmlformats.org/drawingml/2006/picture">
                       <pic:pic>
                         <pic:nvPicPr>
-                          <pic:cNvPr descr="manuscript_files/figure-docx/fig-pred2-1.png" id="109" name="Picture"/>
+                          <pic:cNvPr descr="manuscript_files/figure-docx/fig-pred2-1.png" id="113" name="Picture"/>
                           <pic:cNvPicPr>
                             <a:picLocks noChangeArrowheads="1" noChangeAspect="1"/>
                           </pic:cNvPicPr>
                         </pic:nvPicPr>
                         <pic:blipFill>
-                          <a:blip r:embed="rId107"/>
+                          <a:blip r:embed="rId111"/>
                           <a:stretch>
                             <a:fillRect/>
                           </a:stretch>
@@ -4851,7 +4821,7 @@
                 </wp:inline>
               </w:drawing>
             </w:r>
-            <w:bookmarkEnd w:id="110"/>
+            <w:bookmarkEnd w:id="114"/>
           </w:p>
           <w:p>
             <w:pPr>
@@ -4870,7 +4840,7 @@
               <w:t xml:space="preserve"> 4</w:t>
             </w:r>
           </w:p>
-          <w:bookmarkEnd w:id="111"/>
+          <w:bookmarkEnd w:id="115"/>
         </w:tc>
       </w:tr>
     </w:tbl>
@@ -4892,7 +4862,7 @@
       <w:tr>
         <w:tc>
           <w:tcPr/>
-          <w:bookmarkStart w:id="112" w:name="tbl-harvest"/>
+          <w:bookmarkStart w:id="116" w:name="tbl-harvest"/>
           <w:p>
             <w:pPr xmlns:w="http://schemas.openxmlformats.org/wordprocessingml/2006/main">
               <w:pStyle xmlns:w="http://schemas.openxmlformats.org/wordprocessingml/2006/main" w:val="ImageCaption"/>
@@ -6427,14 +6397,7 @@
                     <w:jc w:val="center"/>
                   </w:pPr>
                   <w:r>
-                    <w:rPr>
-                      <w:b/>
-                      <w:color w:val="FF0000"/>
-                    </w:rPr>
-                    <w:t xml:space="preserve">08 June</w:t>
-                  </w:r>
-                  <w:r>
-                    <w:t xml:space="preserve">–09 August</w:t>
+                    <w:t xml:space="preserve">03 July–09 August</w:t>
                   </w:r>
                 </w:p>
               </w:tc>
@@ -6676,7 +6639,7 @@
               </w:tc>
             </w:tr>
           </w:tbl>
-          <w:bookmarkEnd w:id="112"/>
+          <w:bookmarkEnd w:id="116"/>
           <w:p/>
         </w:tc>
       </w:tr>
@@ -6710,7 +6673,7 @@
         <w:t xml:space="preserve"> </w:t>
       </w:r>
       <w:r>
-        <w:t xml:space="preserve">The percentage of femalesof confirmed breeding age is shown as % (</w:t>
+        <w:t xml:space="preserve">The percentage of females of confirmed breeding age is shown as % (</w:t>
       </w:r>
       <w:r>
         <w:rPr>
@@ -6741,7 +6704,7 @@
       <w:tr>
         <w:tc>
           <w:tcPr/>
-          <w:bookmarkStart w:id="113" w:name="tbl-odds1"/>
+          <w:bookmarkStart w:id="117" w:name="tbl-odds1"/>
           <w:p>
             <w:pPr xmlns:w="http://schemas.openxmlformats.org/wordprocessingml/2006/main">
               <w:pStyle xmlns:w="http://schemas.openxmlformats.org/wordprocessingml/2006/main" w:val="ImageCaption"/>
@@ -6780,7 +6743,7 @@
               <w:t xml:space="preserve"> </w:t>
             </w:r>
             <w:r>
-              <w:t xml:space="preserve">harvest in Føroyar (1995-2008)</w:t>
+              <w:t xml:space="preserve">harvest in Føroyar (1995–2008)</w:t>
             </w:r>
             <w:r>
               <w:rPr>
@@ -6971,7 +6934,7 @@
                     <w:jc w:val="center"/>
                   </w:pPr>
                   <w:r>
-                    <w:t xml:space="preserve">Brood patch (BP)</w:t>
+                    <w:t xml:space="preserve">Brood patches (BP)</w:t>
                   </w:r>
                 </w:p>
               </w:tc>
@@ -7086,7 +7049,7 @@
               </w:tc>
             </w:tr>
           </w:tbl>
-          <w:bookmarkEnd w:id="113"/>
+          <w:bookmarkEnd w:id="117"/>
           <w:p/>
         </w:tc>
       </w:tr>
@@ -7105,10 +7068,10 @@
         <w:t xml:space="preserve"> </w:t>
       </w:r>
       <w:r>
-        <w:t xml:space="preserve">The model included breeding status (0 = never bred, 1 = has bred) as response variable, and year, brood patch (0 = absent, 1 = present), and their interaction as covariates.</w:t>
-      </w:r>
-    </w:p>
-    <w:bookmarkEnd w:id="114"/>
+        <w:t xml:space="preserve">The model included breeding status (0 = never bred, 1 = has bred) as response variable, and year, brood patches (0 = absent, 1 = present), and their interaction as covariates.</w:t>
+      </w:r>
+    </w:p>
+    <w:bookmarkEnd w:id="118"/>
     <w:sectPr>
       <w:type w:val="continuous"/>
       <w:pgSz w:h="15840" w:w="12240"/>

--- a/manuscript/manuscript.docx
+++ b/manuscript/manuscript.docx
@@ -1858,7 +1858,7 @@
           <w:rPr>
             <w:rStyle w:val="Hyperlink"/>
           </w:rPr>
-          <w:t xml:space="preserve">https://doi.org/10.5281/zenodo.21780561</w:t>
+          <w:t xml:space="preserve">https://doi.org/10.5281/zenodo.23393736</w:t>
         </w:r>
       </w:hyperlink>
       <w:r>
@@ -1872,7 +1872,7 @@
       </w:r>
     </w:p>
     <w:bookmarkEnd w:id="19"/>
-    <w:bookmarkStart w:id="118" w:name="references"/>
+    <w:bookmarkStart w:id="117" w:name="references"/>
     <w:p>
       <w:pPr>
         <w:pStyle w:val="Heading1"/>
@@ -1881,7 +1881,7 @@
         <w:t xml:space="preserve">REFERENCES</w:t>
       </w:r>
     </w:p>
-    <w:bookmarkStart w:id="95" w:name="refs"/>
+    <w:bookmarkStart w:id="94" w:name="refs"/>
     <w:bookmarkStart w:id="21" w:name="ref-ashcroftSurvivalRatesBreeding1979"/>
     <w:p>
       <w:pPr>
@@ -2030,7 +2030,7 @@
       </w:hyperlink>
     </w:p>
     <w:bookmarkEnd w:id="23"/>
-    <w:bookmarkStart w:id="25" w:name="X5001aa68545cec2af7068c5799e4bc0a6cad2bc"/>
+    <w:bookmarkStart w:id="24" w:name="X5001aa68545cec2af7068c5799e4bc0a6cad2bc"/>
     <w:p>
       <w:pPr>
         <w:pStyle w:val="Bibliography"/>
@@ -2046,7 +2046,28 @@
           <w:i/>
           <w:iCs/>
         </w:rPr>
-        <w:t xml:space="preserve">Puffin_female_harvest: Code and data for ’</w:t>
+        <w:t xml:space="preserve">puffin_female_harvest</w:t>
+      </w:r>
+      <w:r>
+        <w:rPr>
+          <w:i/>
+          <w:iCs/>
+        </w:rPr>
+        <w:t xml:space="preserve">: Code and data for</w:t>
+      </w:r>
+      <w:r>
+        <w:rPr>
+          <w:i/>
+          <w:iCs/>
+        </w:rPr>
+        <w:t xml:space="preserve"> </w:t>
+      </w:r>
+      <w:r>
+        <w:rPr>
+          <w:i/>
+          <w:iCs/>
+        </w:rPr>
+        <w:t xml:space="preserve">“</w:t>
       </w:r>
       <w:r>
         <w:rPr>
@@ -2074,42 +2095,37 @@
           <w:i/>
           <w:iCs/>
         </w:rPr>
-        <w:t xml:space="preserve">Atlantic</w:t>
-      </w:r>
-      <w:r>
-        <w:rPr>
-          <w:i/>
-          <w:iCs/>
-        </w:rPr>
-        <w:t xml:space="preserve"> </w:t>
-      </w:r>
-      <w:r>
-        <w:rPr>
-          <w:i/>
-          <w:iCs/>
-        </w:rPr>
-        <w:t xml:space="preserve">puffins (</w:t>
-      </w:r>
-      <w:r>
-        <w:rPr>
-          <w:i/>
-          <w:iCs/>
-        </w:rPr>
-        <w:t xml:space="preserve">Fratercula</w:t>
-      </w:r>
-      <w:r>
-        <w:rPr>
-          <w:i/>
-          <w:iCs/>
-        </w:rPr>
-        <w:t xml:space="preserve"> </w:t>
-      </w:r>
-      <w:r>
-        <w:rPr>
-          <w:i/>
-          <w:iCs/>
-        </w:rPr>
-        <w:t xml:space="preserve">arctica) are disappearing from</w:t>
+        <w:t xml:space="preserve">Atlantic Puffins</w:t>
+      </w:r>
+      <w:r>
+        <w:rPr>
+          <w:i/>
+          <w:iCs/>
+        </w:rPr>
+        <w:t xml:space="preserve"> </w:t>
+      </w:r>
+      <w:r>
+        <w:rPr>
+          <w:i/>
+          <w:i/>
+          <w:iCs/>
+          <w:iCs/>
+        </w:rPr>
+        <w:t xml:space="preserve">Fratercula arctica</w:t>
+      </w:r>
+      <w:r>
+        <w:rPr>
+          <w:i/>
+          <w:iCs/>
+        </w:rPr>
+        <w:t xml:space="preserve"> </w:t>
+      </w:r>
+      <w:r>
+        <w:rPr>
+          <w:i/>
+          <w:iCs/>
+        </w:rPr>
+        <w:t xml:space="preserve">are disappearing from</w:t>
       </w:r>
       <w:r>
         <w:rPr>
@@ -2137,28 +2153,28 @@
           <w:i/>
           <w:iCs/>
         </w:rPr>
-        <w:t xml:space="preserve">colonies’</w:t>
-      </w:r>
-      <w:r>
-        <w:t xml:space="preserve"> </w:t>
-      </w:r>
-      <w:r>
-        <w:t xml:space="preserve">(Version v1.0.0) [Dataset]. Zenodo.</w:t>
-      </w:r>
-      <w:r>
-        <w:t xml:space="preserve"> </w:t>
-      </w:r>
-      <w:hyperlink r:id="rId24">
+        <w:t xml:space="preserve">colonies”</w:t>
+      </w:r>
+      <w:r>
+        <w:t xml:space="preserve"> </w:t>
+      </w:r>
+      <w:r>
+        <w:t xml:space="preserve">(Version v1.1.0) [Dataset]. Zenodo.</w:t>
+      </w:r>
+      <w:r>
+        <w:t xml:space="preserve"> </w:t>
+      </w:r>
+      <w:hyperlink r:id="rId18">
         <w:r>
           <w:rPr>
             <w:rStyle w:val="Hyperlink"/>
           </w:rPr>
-          <w:t xml:space="preserve">https://doi.org/10.5281/ZENODO.21780561</w:t>
+          <w:t xml:space="preserve">https://doi.org/10.5281/zenodo.23393736</w:t>
         </w:r>
       </w:hyperlink>
     </w:p>
-    <w:bookmarkEnd w:id="25"/>
-    <w:bookmarkStart w:id="27" w:name="ref-baileyIncubationPatchPasserine1952"/>
+    <w:bookmarkEnd w:id="24"/>
+    <w:bookmarkStart w:id="26" w:name="ref-baileyIncubationPatchPasserine1952"/>
     <w:p>
       <w:pPr>
         <w:pStyle w:val="Bibliography"/>
@@ -2195,7 +2211,7 @@
       <w:r>
         <w:t xml:space="preserve"> </w:t>
       </w:r>
-      <w:hyperlink r:id="rId26">
+      <w:hyperlink r:id="rId25">
         <w:r>
           <w:rPr>
             <w:rStyle w:val="Hyperlink"/>
@@ -2204,8 +2220,8 @@
         </w:r>
       </w:hyperlink>
     </w:p>
-    <w:bookmarkEnd w:id="27"/>
-    <w:bookmarkStart w:id="29" w:name="X6fe9fda70bed21ba65d61585bcf1d825af477bf"/>
+    <w:bookmarkEnd w:id="26"/>
+    <w:bookmarkStart w:id="28" w:name="X6fe9fda70bed21ba65d61585bcf1d825af477bf"/>
     <w:p>
       <w:pPr>
         <w:pStyle w:val="Bibliography"/>
@@ -2280,7 +2296,7 @@
       <w:r>
         <w:t xml:space="preserve"> </w:t>
       </w:r>
-      <w:hyperlink r:id="rId28">
+      <w:hyperlink r:id="rId27">
         <w:r>
           <w:rPr>
             <w:rStyle w:val="Hyperlink"/>
@@ -2289,8 +2305,8 @@
         </w:r>
       </w:hyperlink>
     </w:p>
-    <w:bookmarkEnd w:id="29"/>
-    <w:bookmarkStart w:id="31" w:name="X2251d75557b56d22c3e2c47990efce73593f512"/>
+    <w:bookmarkEnd w:id="28"/>
+    <w:bookmarkStart w:id="30" w:name="X2251d75557b56d22c3e2c47990efce73593f512"/>
     <w:p>
       <w:pPr>
         <w:pStyle w:val="Bibliography"/>
@@ -2330,7 +2346,7 @@
       <w:r>
         <w:t xml:space="preserve"> </w:t>
       </w:r>
-      <w:hyperlink r:id="rId30">
+      <w:hyperlink r:id="rId29">
         <w:r>
           <w:rPr>
             <w:rStyle w:val="Hyperlink"/>
@@ -2339,8 +2355,8 @@
         </w:r>
       </w:hyperlink>
     </w:p>
-    <w:bookmarkEnd w:id="31"/>
-    <w:bookmarkStart w:id="33" w:name="ref-burknerBrmsPackageBayesian2017"/>
+    <w:bookmarkEnd w:id="30"/>
+    <w:bookmarkStart w:id="32" w:name="ref-burknerBrmsPackageBayesian2017"/>
     <w:p>
       <w:pPr>
         <w:pStyle w:val="Bibliography"/>
@@ -2419,7 +2435,7 @@
       <w:r>
         <w:t xml:space="preserve"> </w:t>
       </w:r>
-      <w:hyperlink r:id="rId32">
+      <w:hyperlink r:id="rId31">
         <w:r>
           <w:rPr>
             <w:rStyle w:val="Hyperlink"/>
@@ -2428,8 +2444,8 @@
         </w:r>
       </w:hyperlink>
     </w:p>
-    <w:bookmarkEnd w:id="33"/>
-    <w:bookmarkStart w:id="35" w:name="ref-burrLaterHigherLatitudes2016"/>
+    <w:bookmarkEnd w:id="32"/>
+    <w:bookmarkStart w:id="34" w:name="ref-burrLaterHigherLatitudes2016"/>
     <w:p>
       <w:pPr>
         <w:pStyle w:val="Bibliography"/>
@@ -2466,7 +2482,7 @@
       <w:r>
         <w:t xml:space="preserve"> </w:t>
       </w:r>
-      <w:hyperlink r:id="rId34">
+      <w:hyperlink r:id="rId33">
         <w:r>
           <w:rPr>
             <w:rStyle w:val="Hyperlink"/>
@@ -2475,8 +2491,8 @@
         </w:r>
       </w:hyperlink>
     </w:p>
-    <w:bookmarkEnd w:id="35"/>
-    <w:bookmarkStart w:id="37" w:name="ref-clairbauxNorthAtlanticWinter2021"/>
+    <w:bookmarkEnd w:id="34"/>
+    <w:bookmarkStart w:id="36" w:name="ref-clairbauxNorthAtlanticWinter2021"/>
     <w:p>
       <w:pPr>
         <w:pStyle w:val="Bibliography"/>
@@ -2525,7 +2541,7 @@
       <w:r>
         <w:t xml:space="preserve"> </w:t>
       </w:r>
-      <w:hyperlink r:id="rId36">
+      <w:hyperlink r:id="rId35">
         <w:r>
           <w:rPr>
             <w:rStyle w:val="Hyperlink"/>
@@ -2534,8 +2550,8 @@
         </w:r>
       </w:hyperlink>
     </w:p>
-    <w:bookmarkEnd w:id="37"/>
-    <w:bookmarkStart w:id="39" w:name="ref-diasThreatsSeabirdsGlobal2019"/>
+    <w:bookmarkEnd w:id="36"/>
+    <w:bookmarkStart w:id="38" w:name="ref-diasThreatsSeabirdsGlobal2019"/>
     <w:p>
       <w:pPr>
         <w:pStyle w:val="Bibliography"/>
@@ -2584,7 +2600,7 @@
       <w:r>
         <w:t xml:space="preserve"> </w:t>
       </w:r>
-      <w:hyperlink r:id="rId38">
+      <w:hyperlink r:id="rId37">
         <w:r>
           <w:rPr>
             <w:rStyle w:val="Hyperlink"/>
@@ -2593,8 +2609,8 @@
         </w:r>
       </w:hyperlink>
     </w:p>
-    <w:bookmarkEnd w:id="39"/>
-    <w:bookmarkStart w:id="41" w:name="ref-dohertyTestingLifeHistory2004"/>
+    <w:bookmarkEnd w:id="38"/>
+    <w:bookmarkStart w:id="40" w:name="ref-dohertyTestingLifeHistory2004"/>
     <w:p>
       <w:pPr>
         <w:pStyle w:val="Bibliography"/>
@@ -2631,7 +2647,7 @@
       <w:r>
         <w:t xml:space="preserve"> </w:t>
       </w:r>
-      <w:hyperlink r:id="rId40">
+      <w:hyperlink r:id="rId39">
         <w:r>
           <w:rPr>
             <w:rStyle w:val="Hyperlink"/>
@@ -2640,8 +2656,8 @@
         </w:r>
       </w:hyperlink>
     </w:p>
-    <w:bookmarkEnd w:id="41"/>
-    <w:bookmarkStart w:id="43" w:name="ref-durantRegimeShiftsBreeding2004"/>
+    <w:bookmarkEnd w:id="40"/>
+    <w:bookmarkStart w:id="42" w:name="ref-durantRegimeShiftsBreeding2004"/>
     <w:p>
       <w:pPr>
         <w:pStyle w:val="Bibliography"/>
@@ -2690,7 +2706,7 @@
       <w:r>
         <w:t xml:space="preserve"> </w:t>
       </w:r>
-      <w:hyperlink r:id="rId42">
+      <w:hyperlink r:id="rId41">
         <w:r>
           <w:rPr>
             <w:rStyle w:val="Hyperlink"/>
@@ -2699,8 +2715,8 @@
         </w:r>
       </w:hyperlink>
     </w:p>
-    <w:bookmarkEnd w:id="43"/>
-    <w:bookmarkStart w:id="45" w:name="ref-fayetLocalPreyShortages2021"/>
+    <w:bookmarkEnd w:id="42"/>
+    <w:bookmarkStart w:id="44" w:name="ref-fayetLocalPreyShortages2021"/>
     <w:p>
       <w:pPr>
         <w:pStyle w:val="Bibliography"/>
@@ -2749,7 +2765,7 @@
       <w:r>
         <w:t xml:space="preserve"> </w:t>
       </w:r>
-      <w:hyperlink r:id="rId44">
+      <w:hyperlink r:id="rId43">
         <w:r>
           <w:rPr>
             <w:rStyle w:val="Hyperlink"/>
@@ -2758,8 +2774,8 @@
         </w:r>
       </w:hyperlink>
     </w:p>
-    <w:bookmarkEnd w:id="45"/>
-    <w:bookmarkStart w:id="47" w:name="X402cb5e1a4e69ff49497d0188bad825f79b15d6"/>
+    <w:bookmarkEnd w:id="44"/>
+    <w:bookmarkStart w:id="46" w:name="X402cb5e1a4e69ff49497d0188bad825f79b15d6"/>
     <w:p>
       <w:pPr>
         <w:pStyle w:val="Bibliography"/>
@@ -2808,7 +2824,7 @@
       <w:r>
         <w:t xml:space="preserve"> </w:t>
       </w:r>
-      <w:hyperlink r:id="rId46">
+      <w:hyperlink r:id="rId45">
         <w:r>
           <w:rPr>
             <w:rStyle w:val="Hyperlink"/>
@@ -2817,8 +2833,8 @@
         </w:r>
       </w:hyperlink>
     </w:p>
-    <w:bookmarkEnd w:id="47"/>
-    <w:bookmarkStart w:id="49" w:name="X33c5e51ec6e1feb638e31c81b30fec3bad61a46"/>
+    <w:bookmarkEnd w:id="46"/>
+    <w:bookmarkStart w:id="48" w:name="X33c5e51ec6e1feb638e31c81b30fec3bad61a46"/>
     <w:p>
       <w:pPr>
         <w:pStyle w:val="Bibliography"/>
@@ -2855,7 +2871,7 @@
       <w:r>
         <w:t xml:space="preserve"> </w:t>
       </w:r>
-      <w:hyperlink r:id="rId48">
+      <w:hyperlink r:id="rId47">
         <w:r>
           <w:rPr>
             <w:rStyle w:val="Hyperlink"/>
@@ -2864,95 +2880,95 @@
         </w:r>
       </w:hyperlink>
     </w:p>
+    <w:bookmarkEnd w:id="48"/>
+    <w:bookmarkStart w:id="49" w:name="Xd2c1001e50c6a03f5980b48bf021065e127b4b3"/>
+    <w:p>
+      <w:pPr>
+        <w:pStyle w:val="Bibliography"/>
+      </w:pPr>
+      <w:r>
+        <w:t xml:space="preserve">Hammer, S., Madsen, J., Jensen, J.-K., Pedersen, K., &amp; Bloch, D. (2014).</w:t>
+      </w:r>
+      <w:r>
+        <w:t xml:space="preserve"> </w:t>
+      </w:r>
+      <w:r>
+        <w:rPr>
+          <w:i/>
+          <w:iCs/>
+        </w:rPr>
+        <w:t xml:space="preserve">Færøsk</w:t>
+      </w:r>
+      <w:r>
+        <w:rPr>
+          <w:i/>
+          <w:iCs/>
+        </w:rPr>
+        <w:t xml:space="preserve"> </w:t>
+      </w:r>
+      <w:r>
+        <w:rPr>
+          <w:i/>
+          <w:iCs/>
+        </w:rPr>
+        <w:t xml:space="preserve">Trækfugleatlas</w:t>
+      </w:r>
+      <w:r>
+        <w:rPr>
+          <w:i/>
+          <w:iCs/>
+        </w:rPr>
+        <w:t xml:space="preserve"> </w:t>
+      </w:r>
+      <w:r>
+        <w:rPr>
+          <w:i/>
+          <w:iCs/>
+        </w:rPr>
+        <w:t xml:space="preserve">– the</w:t>
+      </w:r>
+      <w:r>
+        <w:rPr>
+          <w:i/>
+          <w:iCs/>
+        </w:rPr>
+        <w:t xml:space="preserve"> </w:t>
+      </w:r>
+      <w:r>
+        <w:rPr>
+          <w:i/>
+          <w:iCs/>
+        </w:rPr>
+        <w:t xml:space="preserve">Faroese</w:t>
+      </w:r>
+      <w:r>
+        <w:rPr>
+          <w:i/>
+          <w:iCs/>
+        </w:rPr>
+        <w:t xml:space="preserve"> </w:t>
+      </w:r>
+      <w:r>
+        <w:rPr>
+          <w:i/>
+          <w:iCs/>
+        </w:rPr>
+        <w:t xml:space="preserve">bird migration atlas</w:t>
+      </w:r>
+      <w:r>
+        <w:t xml:space="preserve"> </w:t>
+      </w:r>
+      <w:r>
+        <w:t xml:space="preserve">(p. 177). Fróðskapur, Faroe University Press.</w:t>
+      </w:r>
+    </w:p>
     <w:bookmarkEnd w:id="49"/>
-    <w:bookmarkStart w:id="50" w:name="Xd2c1001e50c6a03f5980b48bf021065e127b4b3"/>
+    <w:bookmarkStart w:id="51" w:name="X686eab3f81361263a84b2098b98864d463c743b"/>
     <w:p>
       <w:pPr>
         <w:pStyle w:val="Bibliography"/>
       </w:pPr>
       <w:r>
-        <w:t xml:space="preserve">Hammer, S., Madsen, J., Jensen, J.-K., Pedersen, K., &amp; Bloch, D. (2014).</w:t>
-      </w:r>
-      <w:r>
-        <w:t xml:space="preserve"> </w:t>
-      </w:r>
-      <w:r>
-        <w:rPr>
-          <w:i/>
-          <w:iCs/>
-        </w:rPr>
-        <w:t xml:space="preserve">Færøsk</w:t>
-      </w:r>
-      <w:r>
-        <w:rPr>
-          <w:i/>
-          <w:iCs/>
-        </w:rPr>
-        <w:t xml:space="preserve"> </w:t>
-      </w:r>
-      <w:r>
-        <w:rPr>
-          <w:i/>
-          <w:iCs/>
-        </w:rPr>
-        <w:t xml:space="preserve">Trækfugleatlas</w:t>
-      </w:r>
-      <w:r>
-        <w:rPr>
-          <w:i/>
-          <w:iCs/>
-        </w:rPr>
-        <w:t xml:space="preserve"> </w:t>
-      </w:r>
-      <w:r>
-        <w:rPr>
-          <w:i/>
-          <w:iCs/>
-        </w:rPr>
-        <w:t xml:space="preserve">– the</w:t>
-      </w:r>
-      <w:r>
-        <w:rPr>
-          <w:i/>
-          <w:iCs/>
-        </w:rPr>
-        <w:t xml:space="preserve"> </w:t>
-      </w:r>
-      <w:r>
-        <w:rPr>
-          <w:i/>
-          <w:iCs/>
-        </w:rPr>
-        <w:t xml:space="preserve">Faroese</w:t>
-      </w:r>
-      <w:r>
-        <w:rPr>
-          <w:i/>
-          <w:iCs/>
-        </w:rPr>
-        <w:t xml:space="preserve"> </w:t>
-      </w:r>
-      <w:r>
-        <w:rPr>
-          <w:i/>
-          <w:iCs/>
-        </w:rPr>
-        <w:t xml:space="preserve">bird migration atlas</w:t>
-      </w:r>
-      <w:r>
-        <w:t xml:space="preserve"> </w:t>
-      </w:r>
-      <w:r>
-        <w:t xml:space="preserve">(p. 177). Fróðskapur, Faroe University Press.</w:t>
-      </w:r>
-    </w:p>
-    <w:bookmarkEnd w:id="50"/>
-    <w:bookmarkStart w:id="52" w:name="X686eab3f81361263a84b2098b98864d463c743b"/>
-    <w:p>
-      <w:pPr>
-        <w:pStyle w:val="Bibliography"/>
-      </w:pPr>
-      <w:r>
         <w:t xml:space="preserve">Jenouvrier, S., Barbraud, C., Cazelles, B., &amp; Weimerskirch, H. (2005). Modelling population dynamics of seabirds: Importance of the effects of climate fluctuations on breeding proportions.</w:t>
       </w:r>
       <w:r>
@@ -2984,7 +3000,7 @@
       <w:r>
         <w:t xml:space="preserve"> </w:t>
       </w:r>
-      <w:hyperlink r:id="rId51">
+      <w:hyperlink r:id="rId50">
         <w:r>
           <w:rPr>
             <w:rStyle w:val="Hyperlink"/>
@@ -2993,8 +3009,8 @@
         </w:r>
       </w:hyperlink>
     </w:p>
-    <w:bookmarkEnd w:id="52"/>
-    <w:bookmarkStart w:id="54" w:name="ref-jensenBreedingSeason2021"/>
+    <w:bookmarkEnd w:id="51"/>
+    <w:bookmarkStart w:id="53" w:name="ref-jensenBreedingSeason2021"/>
     <w:p>
       <w:pPr>
         <w:pStyle w:val="Bibliography"/>
@@ -3074,7 +3090,7 @@
       <w:r>
         <w:t xml:space="preserve"> </w:t>
       </w:r>
-      <w:hyperlink r:id="rId53">
+      <w:hyperlink r:id="rId52">
         <w:r>
           <w:rPr>
             <w:rStyle w:val="Hyperlink"/>
@@ -3083,154 +3099,202 @@
         </w:r>
       </w:hyperlink>
     </w:p>
+    <w:bookmarkEnd w:id="53"/>
+    <w:bookmarkStart w:id="54" w:name="ref-jensenPuffinFowlingaFowling2010"/>
+    <w:p>
+      <w:pPr>
+        <w:pStyle w:val="Bibliography"/>
+      </w:pPr>
+      <w:r>
+        <w:t xml:space="preserve">Jensen, J.-K. (2010).</w:t>
+      </w:r>
+      <w:r>
+        <w:t xml:space="preserve"> </w:t>
+      </w:r>
+      <w:r>
+        <w:rPr>
+          <w:i/>
+          <w:iCs/>
+        </w:rPr>
+        <w:t xml:space="preserve">Puffin fowling-a fowling day on</w:t>
+      </w:r>
+      <w:r>
+        <w:rPr>
+          <w:i/>
+          <w:iCs/>
+        </w:rPr>
+        <w:t xml:space="preserve"> </w:t>
+      </w:r>
+      <w:r>
+        <w:rPr>
+          <w:i/>
+          <w:iCs/>
+        </w:rPr>
+        <w:t xml:space="preserve">Nólsoy</w:t>
+      </w:r>
+      <w:r>
+        <w:rPr>
+          <w:i/>
+          <w:iCs/>
+        </w:rPr>
+        <w:t xml:space="preserve">,</w:t>
+      </w:r>
+      <w:r>
+        <w:rPr>
+          <w:i/>
+          <w:iCs/>
+        </w:rPr>
+        <w:t xml:space="preserve"> </w:t>
+      </w:r>
+      <w:r>
+        <w:rPr>
+          <w:i/>
+          <w:iCs/>
+        </w:rPr>
+        <w:t xml:space="preserve">Faroe Islands</w:t>
+      </w:r>
+      <w:r>
+        <w:t xml:space="preserve">. Føroya Skúlabókagrunnur.</w:t>
+      </w:r>
+    </w:p>
     <w:bookmarkEnd w:id="54"/>
-    <w:bookmarkStart w:id="55" w:name="ref-jensenPuffinFowlingaFowling2010"/>
+    <w:bookmarkStart w:id="55" w:name="ref-jensenListBirdsSeen2005"/>
     <w:p>
       <w:pPr>
         <w:pStyle w:val="Bibliography"/>
       </w:pPr>
       <w:r>
-        <w:t xml:space="preserve">Jensen, J.-K. (2010).</w:t>
-      </w:r>
-      <w:r>
-        <w:t xml:space="preserve"> </w:t>
-      </w:r>
-      <w:r>
-        <w:rPr>
-          <w:i/>
-          <w:iCs/>
-        </w:rPr>
-        <w:t xml:space="preserve">Puffin fowling-a fowling day on</w:t>
-      </w:r>
-      <w:r>
-        <w:rPr>
-          <w:i/>
-          <w:iCs/>
-        </w:rPr>
-        <w:t xml:space="preserve"> </w:t>
-      </w:r>
-      <w:r>
-        <w:rPr>
-          <w:i/>
-          <w:iCs/>
-        </w:rPr>
-        <w:t xml:space="preserve">Nólsoy</w:t>
-      </w:r>
-      <w:r>
-        <w:rPr>
-          <w:i/>
-          <w:iCs/>
-        </w:rPr>
+        <w:t xml:space="preserve">Jensen, J.-K., Bloch, D., &amp; Olsen, B. (2005). List of birds seen in the</w:t>
+      </w:r>
+      <w:r>
+        <w:t xml:space="preserve"> </w:t>
+      </w:r>
+      <w:r>
+        <w:t xml:space="preserve">Faroe Islands</w:t>
+      </w:r>
+      <w:r>
+        <w:t xml:space="preserve">. In</w:t>
+      </w:r>
+      <w:r>
+        <w:t xml:space="preserve"> </w:t>
+      </w:r>
+      <w:r>
+        <w:rPr>
+          <w:i/>
+          <w:iCs/>
+        </w:rPr>
+        <w:t xml:space="preserve">Føroya fuglafrøðifelag and</w:t>
+      </w:r>
+      <w:r>
+        <w:rPr>
+          <w:i/>
+          <w:iCs/>
+        </w:rPr>
+        <w:t xml:space="preserve"> </w:t>
+      </w:r>
+      <w:r>
+        <w:rPr>
+          <w:i/>
+          <w:iCs/>
+        </w:rPr>
+        <w:t xml:space="preserve">Føroya</w:t>
+      </w:r>
+      <w:r>
+        <w:rPr>
+          <w:i/>
+          <w:iCs/>
+        </w:rPr>
+        <w:t xml:space="preserve"> </w:t>
+      </w:r>
+      <w:r>
+        <w:rPr>
+          <w:i/>
+          <w:iCs/>
+        </w:rPr>
+        <w:t xml:space="preserve">skúlabókagrunnur</w:t>
+      </w:r>
+      <w:r>
+        <w:t xml:space="preserve">. Føroya Náttúrugripasavn, Tórshavn, Faroe Islands.</w:t>
+      </w:r>
+    </w:p>
+    <w:bookmarkEnd w:id="55"/>
+    <w:bookmarkStart w:id="56" w:name="ref-jensenTraditionsPuffinFowling2020"/>
+    <w:p>
+      <w:pPr>
+        <w:pStyle w:val="Bibliography"/>
+      </w:pPr>
+      <w:r>
+        <w:t xml:space="preserve">Jensen, J.-K., &amp; Olsen, B. (2020). Traditions for puffin fowling in the</w:t>
+      </w:r>
+      <w:r>
+        <w:t xml:space="preserve"> </w:t>
+      </w:r>
+      <w:r>
+        <w:t xml:space="preserve">Faroe Islands</w:t>
+      </w:r>
+      <w:r>
+        <w:t xml:space="preserve"> </w:t>
+      </w:r>
+      <w:r>
+        <w:t xml:space="preserve">the last decades.</w:t>
+      </w:r>
+      <w:r>
+        <w:t xml:space="preserve"> </w:t>
+      </w:r>
+      <w:r>
+        <w:rPr>
+          <w:i/>
+          <w:iCs/>
+        </w:rPr>
+        <w:t xml:space="preserve">Journal of Nature Faroe Islands</w:t>
+      </w:r>
+      <w:r>
         <w:t xml:space="preserve">,</w:t>
       </w:r>
       <w:r>
-        <w:rPr>
-          <w:i/>
-          <w:iCs/>
-        </w:rPr>
-        <w:t xml:space="preserve"> </w:t>
-      </w:r>
-      <w:r>
-        <w:rPr>
-          <w:i/>
-          <w:iCs/>
-        </w:rPr>
-        <w:t xml:space="preserve">Faroe Islands</w:t>
-      </w:r>
-      <w:r>
-        <w:t xml:space="preserve">. Føroya Skúlabókagrunnur.</w:t>
-      </w:r>
-    </w:p>
-    <w:bookmarkEnd w:id="55"/>
-    <w:bookmarkStart w:id="56" w:name="ref-jensenListBirdsSeen2005"/>
+        <w:t xml:space="preserve"> </w:t>
+      </w:r>
+      <w:r>
+        <w:rPr>
+          <w:i/>
+          <w:iCs/>
+        </w:rPr>
+        <w:t xml:space="preserve">1</w:t>
+      </w:r>
+      <w:r>
+        <w:t xml:space="preserve">, 3–17.</w:t>
+      </w:r>
+    </w:p>
+    <w:bookmarkEnd w:id="56"/>
+    <w:bookmarkStart w:id="58" w:name="X289cc0e6e2d6f2de639c6553ec3bb635a7ae663"/>
     <w:p>
       <w:pPr>
         <w:pStyle w:val="Bibliography"/>
       </w:pPr>
       <w:r>
-        <w:t xml:space="preserve">Jensen, J.-K., Bloch, D., &amp; Olsen, B. (2005). List of birds seen in the</w:t>
-      </w:r>
-      <w:r>
-        <w:t xml:space="preserve"> </w:t>
-      </w:r>
-      <w:r>
-        <w:t xml:space="preserve">Faroe Islands</w:t>
-      </w:r>
-      <w:r>
-        <w:t xml:space="preserve">. In</w:t>
-      </w:r>
-      <w:r>
-        <w:t xml:space="preserve"> </w:t>
-      </w:r>
-      <w:r>
-        <w:rPr>
-          <w:i/>
-          <w:iCs/>
-        </w:rPr>
-        <w:t xml:space="preserve">Føroya fuglafrøðifelag and</w:t>
-      </w:r>
-      <w:r>
-        <w:rPr>
-          <w:i/>
-          <w:iCs/>
-        </w:rPr>
-        <w:t xml:space="preserve"> </w:t>
-      </w:r>
-      <w:r>
-        <w:rPr>
-          <w:i/>
-          <w:iCs/>
-        </w:rPr>
-        <w:t xml:space="preserve">Føroya</w:t>
-      </w:r>
-      <w:r>
-        <w:rPr>
-          <w:i/>
-          <w:iCs/>
-        </w:rPr>
-        <w:t xml:space="preserve"> </w:t>
-      </w:r>
-      <w:r>
-        <w:rPr>
-          <w:i/>
-          <w:iCs/>
-        </w:rPr>
-        <w:t xml:space="preserve">skúlabókagrunnur</w:t>
-      </w:r>
-      <w:r>
-        <w:t xml:space="preserve">. Føroya Náttúrugripasavn, Tórshavn, Faroe Islands.</w:t>
-      </w:r>
-    </w:p>
-    <w:bookmarkEnd w:id="56"/>
-    <w:bookmarkStart w:id="57" w:name="ref-jensenTraditionsPuffinFowling2020"/>
-    <w:p>
-      <w:pPr>
-        <w:pStyle w:val="Bibliography"/>
-      </w:pPr>
-      <w:r>
-        <w:t xml:space="preserve">Jensen, J.-K., &amp; Olsen, B. (2020). Traditions for puffin fowling in the</w:t>
-      </w:r>
-      <w:r>
-        <w:t xml:space="preserve"> </w:t>
-      </w:r>
-      <w:r>
-        <w:t xml:space="preserve">Faroe Islands</w:t>
-      </w:r>
-      <w:r>
-        <w:t xml:space="preserve"> </w:t>
-      </w:r>
-      <w:r>
-        <w:t xml:space="preserve">the last decades.</w:t>
-      </w:r>
-      <w:r>
-        <w:t xml:space="preserve"> </w:t>
-      </w:r>
-      <w:r>
-        <w:rPr>
-          <w:i/>
-          <w:iCs/>
-        </w:rPr>
-        <w:t xml:space="preserve">Journal of Nature Faroe Islands</w:t>
+        <w:t xml:space="preserve">Johnson, F. A., &amp; Nielsen, Ó. K. (2024). Regional demography of</w:t>
+      </w:r>
+      <w:r>
+        <w:t xml:space="preserve"> </w:t>
+      </w:r>
+      <w:r>
+        <w:t xml:space="preserve">Icelandic</w:t>
+      </w:r>
+      <w:r>
+        <w:t xml:space="preserve"> </w:t>
+      </w:r>
+      <w:r>
+        <w:t xml:space="preserve">rock ptarmigan and its implications for harvest management.</w:t>
+      </w:r>
+      <w:r>
+        <w:t xml:space="preserve"> </w:t>
+      </w:r>
+      <w:r>
+        <w:rPr>
+          <w:i/>
+          <w:iCs/>
+        </w:rPr>
+        <w:t xml:space="preserve">Ecological Solutions and Evidence</w:t>
       </w:r>
       <w:r>
         <w:t xml:space="preserve">,</w:t>
@@ -3243,54 +3307,6 @@
           <w:i/>
           <w:iCs/>
         </w:rPr>
-        <w:t xml:space="preserve">1</w:t>
-      </w:r>
-      <w:r>
-        <w:t xml:space="preserve">, 3–17.</w:t>
-      </w:r>
-    </w:p>
-    <w:bookmarkEnd w:id="57"/>
-    <w:bookmarkStart w:id="59" w:name="X289cc0e6e2d6f2de639c6553ec3bb635a7ae663"/>
-    <w:p>
-      <w:pPr>
-        <w:pStyle w:val="Bibliography"/>
-      </w:pPr>
-      <w:r>
-        <w:t xml:space="preserve">Johnson, F. A., &amp; Nielsen, Ó. K. (2024). Regional demography of</w:t>
-      </w:r>
-      <w:r>
-        <w:t xml:space="preserve"> </w:t>
-      </w:r>
-      <w:r>
-        <w:t xml:space="preserve">Icelandic</w:t>
-      </w:r>
-      <w:r>
-        <w:t xml:space="preserve"> </w:t>
-      </w:r>
-      <w:r>
-        <w:t xml:space="preserve">rock ptarmigan and its implications for harvest management.</w:t>
-      </w:r>
-      <w:r>
-        <w:t xml:space="preserve"> </w:t>
-      </w:r>
-      <w:r>
-        <w:rPr>
-          <w:i/>
-          <w:iCs/>
-        </w:rPr>
-        <w:t xml:space="preserve">Ecological Solutions and Evidence</w:t>
-      </w:r>
-      <w:r>
-        <w:t xml:space="preserve">,</w:t>
-      </w:r>
-      <w:r>
-        <w:t xml:space="preserve"> </w:t>
-      </w:r>
-      <w:r>
-        <w:rPr>
-          <w:i/>
-          <w:iCs/>
-        </w:rPr>
         <w:t xml:space="preserve">5</w:t>
       </w:r>
       <w:r>
@@ -3299,7 +3315,7 @@
       <w:r>
         <w:t xml:space="preserve"> </w:t>
       </w:r>
-      <w:hyperlink r:id="rId58">
+      <w:hyperlink r:id="rId57">
         <w:r>
           <w:rPr>
             <w:rStyle w:val="Hyperlink"/>
@@ -3308,8 +3324,8 @@
         </w:r>
       </w:hyperlink>
     </w:p>
-    <w:bookmarkEnd w:id="59"/>
-    <w:bookmarkStart w:id="61" w:name="ref-johnson2024icelandic"/>
+    <w:bookmarkEnd w:id="58"/>
+    <w:bookmarkStart w:id="60" w:name="ref-johnson2024icelandic"/>
     <w:p>
       <w:pPr>
         <w:pStyle w:val="Bibliography"/>
@@ -3333,7 +3349,7 @@
       <w:r>
         <w:t xml:space="preserve"> </w:t>
       </w:r>
-      <w:hyperlink r:id="rId60">
+      <w:hyperlink r:id="rId59">
         <w:r>
           <w:rPr>
             <w:rStyle w:val="Hyperlink"/>
@@ -3342,8 +3358,8 @@
         </w:r>
       </w:hyperlink>
     </w:p>
-    <w:bookmarkEnd w:id="61"/>
-    <w:bookmarkStart w:id="63" w:name="ref-jonesIncubationPatchBirds1971"/>
+    <w:bookmarkEnd w:id="60"/>
+    <w:bookmarkStart w:id="62" w:name="ref-jonesIncubationPatchBirds1971"/>
     <w:p>
       <w:pPr>
         <w:pStyle w:val="Bibliography"/>
@@ -3380,7 +3396,7 @@
       <w:r>
         <w:t xml:space="preserve"> </w:t>
       </w:r>
-      <w:hyperlink r:id="rId62">
+      <w:hyperlink r:id="rId61">
         <w:r>
           <w:rPr>
             <w:rStyle w:val="Hyperlink"/>
@@ -3389,23 +3405,23 @@
         </w:r>
       </w:hyperlink>
     </w:p>
+    <w:bookmarkEnd w:id="62"/>
+    <w:bookmarkStart w:id="63" w:name="Xe19625febeb906ccdb6e58cd53cb47af33dcf28"/>
+    <w:p>
+      <w:pPr>
+        <w:pStyle w:val="Bibliography"/>
+      </w:pPr>
+      <w:r>
+        <w:t xml:space="preserve">Løgtingslóg um fuglaveiðu, sum seinast broytt við løgtingslóg nr. 70 frá 22. mai 2023 (1984).</w:t>
+      </w:r>
+    </w:p>
     <w:bookmarkEnd w:id="63"/>
-    <w:bookmarkStart w:id="64" w:name="Xe19625febeb906ccdb6e58cd53cb47af33dcf28"/>
+    <w:bookmarkStart w:id="65" w:name="ref-lowtherAtlanticPuffinFratercula2020"/>
     <w:p>
       <w:pPr>
         <w:pStyle w:val="Bibliography"/>
       </w:pPr>
       <w:r>
-        <w:t xml:space="preserve">Løgtingslóg um fuglaveiðu, sum seinast broytt við løgtingslóg nr. 70 frá 22. mai 2023 (1984).</w:t>
-      </w:r>
-    </w:p>
-    <w:bookmarkEnd w:id="64"/>
-    <w:bookmarkStart w:id="66" w:name="ref-lowtherAtlanticPuffinFratercula2020"/>
-    <w:p>
-      <w:pPr>
-        <w:pStyle w:val="Bibliography"/>
-      </w:pPr>
-      <w:r>
         <w:t xml:space="preserve">Lowther, P. E., Diamond, A. W., Kress, S. W., Robertson, G. J., Russell, K., Nettleship, D. N., Kirwan, G. M., Christie, D. A., Sharpe, C. J., Garcia, E. F. J., &amp; Boesman, P. F. D. (2020). Atlantic puffin (</w:t>
       </w:r>
       <w:r>
@@ -3434,7 +3450,7 @@
       <w:r>
         <w:t xml:space="preserve"> </w:t>
       </w:r>
-      <w:hyperlink r:id="rId65">
+      <w:hyperlink r:id="rId64">
         <w:r>
           <w:rPr>
             <w:rStyle w:val="Hyperlink"/>
@@ -3443,8 +3459,8 @@
         </w:r>
       </w:hyperlink>
     </w:p>
-    <w:bookmarkEnd w:id="66"/>
-    <w:bookmarkStart w:id="68" w:name="X207bec76f29f8d8311150c8279e9cc679159524"/>
+    <w:bookmarkEnd w:id="65"/>
+    <w:bookmarkStart w:id="67" w:name="X207bec76f29f8d8311150c8279e9cc679159524"/>
     <w:p>
       <w:pPr>
         <w:pStyle w:val="Bibliography"/>
@@ -3546,7 +3562,7 @@
       <w:r>
         <w:t xml:space="preserve"> </w:t>
       </w:r>
-      <w:hyperlink r:id="rId67">
+      <w:hyperlink r:id="rId66">
         <w:r>
           <w:rPr>
             <w:rStyle w:val="Hyperlink"/>
@@ -3555,8 +3571,8 @@
         </w:r>
       </w:hyperlink>
     </w:p>
-    <w:bookmarkEnd w:id="68"/>
-    <w:bookmarkStart w:id="70" w:name="X958f21470482a6a06ce614515743210bd9f3c46"/>
+    <w:bookmarkEnd w:id="67"/>
+    <w:bookmarkStart w:id="69" w:name="X958f21470482a6a06ce614515743210bd9f3c46"/>
     <w:p>
       <w:pPr>
         <w:pStyle w:val="Bibliography"/>
@@ -3614,7 +3630,7 @@
       <w:r>
         <w:t xml:space="preserve"> </w:t>
       </w:r>
-      <w:hyperlink r:id="rId69">
+      <w:hyperlink r:id="rId68">
         <w:r>
           <w:rPr>
             <w:rStyle w:val="Hyperlink"/>
@@ -3623,8 +3639,8 @@
         </w:r>
       </w:hyperlink>
     </w:p>
-    <w:bookmarkEnd w:id="70"/>
-    <w:bookmarkStart w:id="72" w:name="ref-milesDeclineAtlanticPuffin2015"/>
+    <w:bookmarkEnd w:id="69"/>
+    <w:bookmarkStart w:id="71" w:name="ref-milesDeclineAtlanticPuffin2015"/>
     <w:p>
       <w:pPr>
         <w:pStyle w:val="Bibliography"/>
@@ -3685,7 +3701,7 @@
       <w:r>
         <w:t xml:space="preserve"> </w:t>
       </w:r>
-      <w:hyperlink r:id="rId71">
+      <w:hyperlink r:id="rId70">
         <w:r>
           <w:rPr>
             <w:rStyle w:val="Hyperlink"/>
@@ -3694,8 +3710,8 @@
         </w:r>
       </w:hyperlink>
     </w:p>
-    <w:bookmarkEnd w:id="72"/>
-    <w:bookmarkStart w:id="74" w:name="ref-naturescot2026guga"/>
+    <w:bookmarkEnd w:id="71"/>
+    <w:bookmarkStart w:id="73" w:name="ref-naturescot2026guga"/>
     <w:p>
       <w:pPr>
         <w:pStyle w:val="Bibliography"/>
@@ -3719,7 +3735,7 @@
       <w:r>
         <w:t xml:space="preserve"> </w:t>
       </w:r>
-      <w:hyperlink r:id="rId73">
+      <w:hyperlink r:id="rId72">
         <w:r>
           <w:rPr>
             <w:rStyle w:val="Hyperlink"/>
@@ -3728,8 +3744,8 @@
         </w:r>
       </w:hyperlink>
     </w:p>
-    <w:bookmarkEnd w:id="74"/>
-    <w:bookmarkStart w:id="76" w:name="ref-papworthEvidenceShiftingBaseline2009"/>
+    <w:bookmarkEnd w:id="73"/>
+    <w:bookmarkStart w:id="75" w:name="ref-papworthEvidenceShiftingBaseline2009"/>
     <w:p>
       <w:pPr>
         <w:pStyle w:val="Bibliography"/>
@@ -3766,7 +3782,7 @@
       <w:r>
         <w:t xml:space="preserve"> </w:t>
       </w:r>
-      <w:hyperlink r:id="rId75">
+      <w:hyperlink r:id="rId74">
         <w:r>
           <w:rPr>
             <w:rStyle w:val="Hyperlink"/>
@@ -3775,8 +3791,8 @@
         </w:r>
       </w:hyperlink>
     </w:p>
-    <w:bookmarkEnd w:id="76"/>
-    <w:bookmarkStart w:id="78" w:name="ref-paulyAnecdotesShiftingBaseline1995"/>
+    <w:bookmarkEnd w:id="75"/>
+    <w:bookmarkStart w:id="77" w:name="ref-paulyAnecdotesShiftingBaseline1995"/>
     <w:p>
       <w:pPr>
         <w:pStyle w:val="Bibliography"/>
@@ -3813,7 +3829,7 @@
       <w:r>
         <w:t xml:space="preserve"> </w:t>
       </w:r>
-      <w:hyperlink r:id="rId77">
+      <w:hyperlink r:id="rId76">
         <w:r>
           <w:rPr>
             <w:rStyle w:val="Hyperlink"/>
@@ -3822,8 +3838,8 @@
         </w:r>
       </w:hyperlink>
     </w:p>
-    <w:bookmarkEnd w:id="78"/>
-    <w:bookmarkStart w:id="80" w:name="X03b217116af5a405b2e157107e6b8a2cfe31837"/>
+    <w:bookmarkEnd w:id="77"/>
+    <w:bookmarkStart w:id="79" w:name="X03b217116af5a405b2e157107e6b8a2cfe31837"/>
     <w:p>
       <w:pPr>
         <w:pStyle w:val="Bibliography"/>
@@ -3850,7 +3866,7 @@
       <w:r>
         <w:t xml:space="preserve"> </w:t>
       </w:r>
-      <w:hyperlink r:id="rId79">
+      <w:hyperlink r:id="rId78">
         <w:r>
           <w:rPr>
             <w:rStyle w:val="Hyperlink"/>
@@ -3859,8 +3875,8 @@
         </w:r>
       </w:hyperlink>
     </w:p>
-    <w:bookmarkEnd w:id="80"/>
-    <w:bookmarkStart w:id="82" w:name="X15453a87abea435588d2bae03c6c13b76a862f1"/>
+    <w:bookmarkEnd w:id="79"/>
+    <w:bookmarkStart w:id="81" w:name="X15453a87abea435588d2bae03c6c13b76a862f1"/>
     <w:p>
       <w:pPr>
         <w:pStyle w:val="Bibliography"/>
@@ -3918,7 +3934,7 @@
       <w:r>
         <w:t xml:space="preserve"> </w:t>
       </w:r>
-      <w:hyperlink r:id="rId81">
+      <w:hyperlink r:id="rId80">
         <w:r>
           <w:rPr>
             <w:rStyle w:val="Hyperlink"/>
@@ -3927,8 +3943,8 @@
         </w:r>
       </w:hyperlink>
     </w:p>
-    <w:bookmarkEnd w:id="82"/>
-    <w:bookmarkStart w:id="84" w:name="ref-sandvikHighSurvivalImmatures2008"/>
+    <w:bookmarkEnd w:id="81"/>
+    <w:bookmarkStart w:id="83" w:name="ref-sandvikHighSurvivalImmatures2008"/>
     <w:p>
       <w:pPr>
         <w:pStyle w:val="Bibliography"/>
@@ -3999,7 +4015,7 @@
       <w:r>
         <w:t xml:space="preserve"> </w:t>
       </w:r>
-      <w:hyperlink r:id="rId83">
+      <w:hyperlink r:id="rId82">
         <w:r>
           <w:rPr>
             <w:rStyle w:val="Hyperlink"/>
@@ -4008,42 +4024,78 @@
         </w:r>
       </w:hyperlink>
     </w:p>
+    <w:bookmarkEnd w:id="83"/>
+    <w:bookmarkStart w:id="84" w:name="X55573da4300cacfc7ebb0f912cf4312ab59c11a"/>
+    <w:p>
+      <w:pPr>
+        <w:pStyle w:val="Bibliography"/>
+      </w:pPr>
+      <w:r>
+        <w:t xml:space="preserve">Stempniewicz, L., &amp; Jensen, J. K. (2007). Puffin harvesting and survival at</w:t>
+      </w:r>
+      <w:r>
+        <w:t xml:space="preserve"> </w:t>
+      </w:r>
+      <w:r>
+        <w:t xml:space="preserve">Nólsoy</w:t>
+      </w:r>
+      <w:r>
+        <w:t xml:space="preserve">, the</w:t>
+      </w:r>
+      <w:r>
+        <w:t xml:space="preserve"> </w:t>
+      </w:r>
+      <w:r>
+        <w:t xml:space="preserve">Faeroes</w:t>
+      </w:r>
+      <w:r>
+        <w:t xml:space="preserve">.</w:t>
+      </w:r>
+      <w:r>
+        <w:t xml:space="preserve"> </w:t>
+      </w:r>
+      <w:r>
+        <w:rPr>
+          <w:i/>
+          <w:iCs/>
+        </w:rPr>
+        <w:t xml:space="preserve">Ornis Svecica</w:t>
+      </w:r>
+      <w:r>
+        <w:t xml:space="preserve">,</w:t>
+      </w:r>
+      <w:r>
+        <w:t xml:space="preserve"> </w:t>
+      </w:r>
+      <w:r>
+        <w:rPr>
+          <w:i/>
+          <w:iCs/>
+        </w:rPr>
+        <w:t xml:space="preserve">17</w:t>
+      </w:r>
+      <w:r>
+        <w:t xml:space="preserve">, 95–99.</w:t>
+      </w:r>
+    </w:p>
     <w:bookmarkEnd w:id="84"/>
-    <w:bookmarkStart w:id="85" w:name="X55573da4300cacfc7ebb0f912cf4312ab59c11a"/>
+    <w:bookmarkStart w:id="86" w:name="X3ede5c96a343fbec70bed9a420846eae3dca84b"/>
     <w:p>
       <w:pPr>
         <w:pStyle w:val="Bibliography"/>
       </w:pPr>
       <w:r>
-        <w:t xml:space="preserve">Stempniewicz, L., &amp; Jensen, J. K. (2007). Puffin harvesting and survival at</w:t>
-      </w:r>
-      <w:r>
-        <w:t xml:space="preserve"> </w:t>
-      </w:r>
-      <w:r>
-        <w:t xml:space="preserve">Nólsoy</w:t>
-      </w:r>
-      <w:r>
-        <w:t xml:space="preserve">, the</w:t>
-      </w:r>
-      <w:r>
-        <w:t xml:space="preserve"> </w:t>
-      </w:r>
-      <w:r>
-        <w:t xml:space="preserve">Faeroes</w:t>
-      </w:r>
-      <w:r>
-        <w:t xml:space="preserve">.</w:t>
-      </w:r>
-      <w:r>
-        <w:t xml:space="preserve"> </w:t>
-      </w:r>
-      <w:r>
-        <w:rPr>
-          <w:i/>
-          <w:iCs/>
-        </w:rPr>
-        <w:t xml:space="preserve">Ornis Svecica</w:t>
+        <w:t xml:space="preserve">Taylor, L. U., &amp; Gnam, E. (2026). Prebreeding populations and the importance of life history for conserving imperiled seabirds.</w:t>
+      </w:r>
+      <w:r>
+        <w:t xml:space="preserve"> </w:t>
+      </w:r>
+      <w:r>
+        <w:rPr>
+          <w:i/>
+          <w:iCs/>
+        </w:rPr>
+        <w:t xml:space="preserve">Frontiers in Ecology and the Environment</w:t>
       </w:r>
       <w:r>
         <w:t xml:space="preserve">,</w:t>
@@ -4056,42 +4108,6 @@
           <w:i/>
           <w:iCs/>
         </w:rPr>
-        <w:t xml:space="preserve">17</w:t>
-      </w:r>
-      <w:r>
-        <w:t xml:space="preserve">, 95–99.</w:t>
-      </w:r>
-    </w:p>
-    <w:bookmarkEnd w:id="85"/>
-    <w:bookmarkStart w:id="87" w:name="X3ede5c96a343fbec70bed9a420846eae3dca84b"/>
-    <w:p>
-      <w:pPr>
-        <w:pStyle w:val="Bibliography"/>
-      </w:pPr>
-      <w:r>
-        <w:t xml:space="preserve">Taylor, L. U., &amp; Gnam, E. (2026). Prebreeding populations and the importance of life history for conserving imperiled seabirds.</w:t>
-      </w:r>
-      <w:r>
-        <w:t xml:space="preserve"> </w:t>
-      </w:r>
-      <w:r>
-        <w:rPr>
-          <w:i/>
-          <w:iCs/>
-        </w:rPr>
-        <w:t xml:space="preserve">Frontiers in Ecology and the Environment</w:t>
-      </w:r>
-      <w:r>
-        <w:t xml:space="preserve">,</w:t>
-      </w:r>
-      <w:r>
-        <w:t xml:space="preserve"> </w:t>
-      </w:r>
-      <w:r>
-        <w:rPr>
-          <w:i/>
-          <w:iCs/>
-        </w:rPr>
         <w:t xml:space="preserve">24</w:t>
       </w:r>
       <w:r>
@@ -4100,7 +4116,7 @@
       <w:r>
         <w:t xml:space="preserve"> </w:t>
       </w:r>
-      <w:hyperlink r:id="rId86">
+      <w:hyperlink r:id="rId85">
         <w:r>
           <w:rPr>
             <w:rStyle w:val="Hyperlink"/>
@@ -4109,8 +4125,8 @@
         </w:r>
       </w:hyperlink>
     </w:p>
-    <w:bookmarkEnd w:id="87"/>
-    <w:bookmarkStart w:id="89" w:name="ref-vanfraneker2004"/>
+    <w:bookmarkEnd w:id="86"/>
+    <w:bookmarkStart w:id="88" w:name="ref-vanfraneker2004"/>
     <w:p>
       <w:pPr>
         <w:pStyle w:val="Bibliography"/>
@@ -4193,7 +4209,7 @@
       <w:r>
         <w:t xml:space="preserve"> </w:t>
       </w:r>
-      <w:hyperlink r:id="rId88">
+      <w:hyperlink r:id="rId87">
         <w:r>
           <w:rPr>
             <w:rStyle w:val="Hyperlink"/>
@@ -4202,8 +4218,8 @@
         </w:r>
       </w:hyperlink>
     </w:p>
-    <w:bookmarkEnd w:id="89"/>
-    <w:bookmarkStart w:id="91" w:name="ref-vehtariPracticalBayesianModel2017"/>
+    <w:bookmarkEnd w:id="88"/>
+    <w:bookmarkStart w:id="90" w:name="ref-vehtariPracticalBayesianModel2017"/>
     <w:p>
       <w:pPr>
         <w:pStyle w:val="Bibliography"/>
@@ -4261,7 +4277,7 @@
       <w:r>
         <w:t xml:space="preserve"> </w:t>
       </w:r>
-      <w:hyperlink r:id="rId90">
+      <w:hyperlink r:id="rId89">
         <w:r>
           <w:rPr>
             <w:rStyle w:val="Hyperlink"/>
@@ -4270,8 +4286,8 @@
         </w:r>
       </w:hyperlink>
     </w:p>
-    <w:bookmarkEnd w:id="91"/>
-    <w:bookmarkStart w:id="93" w:name="Xb381b5d8d6d3401bbb0133a1c086c6f6782b533"/>
+    <w:bookmarkEnd w:id="90"/>
+    <w:bookmarkStart w:id="92" w:name="Xb381b5d8d6d3401bbb0133a1c086c6f6782b533"/>
     <w:p>
       <w:pPr>
         <w:pStyle w:val="Bibliography"/>
@@ -4332,7 +4348,7 @@
       <w:r>
         <w:t xml:space="preserve"> </w:t>
       </w:r>
-      <w:hyperlink r:id="rId92">
+      <w:hyperlink r:id="rId91">
         <w:r>
           <w:rPr>
             <w:rStyle w:val="Hyperlink"/>
@@ -4341,44 +4357,44 @@
         </w:r>
       </w:hyperlink>
     </w:p>
+    <w:bookmarkEnd w:id="92"/>
+    <w:bookmarkStart w:id="93" w:name="ref-vehtariParetoSmoothedImportance2024"/>
+    <w:p>
+      <w:pPr>
+        <w:pStyle w:val="Bibliography"/>
+      </w:pPr>
+      <w:r>
+        <w:t xml:space="preserve">Vehtari, A., Simpson, D., Gelman, A., Yao, Y., &amp; Gabry, J. (2024). Pareto smoothed importance sampling.</w:t>
+      </w:r>
+      <w:r>
+        <w:t xml:space="preserve"> </w:t>
+      </w:r>
+      <w:r>
+        <w:rPr>
+          <w:i/>
+          <w:iCs/>
+        </w:rPr>
+        <w:t xml:space="preserve">Journal of Machine Learning Research</w:t>
+      </w:r>
+      <w:r>
+        <w:t xml:space="preserve">,</w:t>
+      </w:r>
+      <w:r>
+        <w:t xml:space="preserve"> </w:t>
+      </w:r>
+      <w:r>
+        <w:rPr>
+          <w:i/>
+          <w:iCs/>
+        </w:rPr>
+        <w:t xml:space="preserve">25</w:t>
+      </w:r>
+      <w:r>
+        <w:t xml:space="preserve">(72), 1–58.</w:t>
+      </w:r>
+    </w:p>
     <w:bookmarkEnd w:id="93"/>
-    <w:bookmarkStart w:id="94" w:name="ref-vehtariParetoSmoothedImportance2024"/>
-    <w:p>
-      <w:pPr>
-        <w:pStyle w:val="Bibliography"/>
-      </w:pPr>
-      <w:r>
-        <w:t xml:space="preserve">Vehtari, A., Simpson, D., Gelman, A., Yao, Y., &amp; Gabry, J. (2024). Pareto smoothed importance sampling.</w:t>
-      </w:r>
-      <w:r>
-        <w:t xml:space="preserve"> </w:t>
-      </w:r>
-      <w:r>
-        <w:rPr>
-          <w:i/>
-          <w:iCs/>
-        </w:rPr>
-        <w:t xml:space="preserve">Journal of Machine Learning Research</w:t>
-      </w:r>
-      <w:r>
-        <w:t xml:space="preserve">,</w:t>
-      </w:r>
-      <w:r>
-        <w:t xml:space="preserve"> </w:t>
-      </w:r>
-      <w:r>
-        <w:rPr>
-          <w:i/>
-          <w:iCs/>
-        </w:rPr>
-        <w:t xml:space="preserve">25</w:t>
-      </w:r>
-      <w:r>
-        <w:t xml:space="preserve">(72), 1–58.</w:t>
-      </w:r>
-    </w:p>
     <w:bookmarkEnd w:id="94"/>
-    <w:bookmarkEnd w:id="95"/>
     <w:p>
       <w:r>
         <w:br w:type="page"/>
@@ -4502,30 +4518,30 @@
       <w:tr>
         <w:tc>
           <w:tcPr/>
-          <w:bookmarkStart w:id="100" w:name="fig-map"/>
+          <w:bookmarkStart w:id="99" w:name="fig-map"/>
           <w:p>
             <w:pPr>
               <w:pStyle w:val="Compact"/>
               <w:jc w:val="center"/>
             </w:pPr>
-            <w:bookmarkStart w:id="99" w:name="fig-map"/>
+            <w:bookmarkStart w:id="98" w:name="fig-map"/>
             <w:r>
               <w:drawing>
                 <wp:inline>
                   <wp:extent cx="5943600" cy="6028508"/>
                   <wp:effectExtent b="0" l="0" r="0" t="0"/>
-                  <wp:docPr descr="" title="" id="97" name="Picture"/>
+                  <wp:docPr descr="" title="" id="96" name="Picture"/>
                   <a:graphic>
                     <a:graphicData uri="http://schemas.openxmlformats.org/drawingml/2006/picture">
                       <pic:pic>
                         <pic:nvPicPr>
-                          <pic:cNvPr descr="manuscript_files/figure-docx/fig-map-1.png" id="98" name="Picture"/>
+                          <pic:cNvPr descr="manuscript_files/figure-docx/fig-map-1.png" id="97" name="Picture"/>
                           <pic:cNvPicPr>
                             <a:picLocks noChangeArrowheads="1" noChangeAspect="1"/>
                           </pic:cNvPicPr>
                         </pic:nvPicPr>
                         <pic:blipFill>
-                          <a:blip r:embed="rId96"/>
+                          <a:blip r:embed="rId95"/>
                           <a:stretch>
                             <a:fillRect/>
                           </a:stretch>
@@ -4551,7 +4567,7 @@
                 </wp:inline>
               </w:drawing>
             </w:r>
-            <w:bookmarkEnd w:id="99"/>
+            <w:bookmarkEnd w:id="98"/>
           </w:p>
           <w:p>
             <w:pPr>
@@ -4570,7 +4586,7 @@
               <w:t xml:space="preserve"> 1</w:t>
             </w:r>
           </w:p>
-          <w:bookmarkEnd w:id="100"/>
+          <w:bookmarkEnd w:id="99"/>
         </w:tc>
       </w:tr>
     </w:tbl>
@@ -4592,30 +4608,30 @@
       <w:tr>
         <w:tc>
           <w:tcPr/>
-          <w:bookmarkStart w:id="105" w:name="fig-marg-bar"/>
+          <w:bookmarkStart w:id="104" w:name="fig-marg-bar"/>
           <w:p>
             <w:pPr>
               <w:pStyle w:val="Compact"/>
               <w:jc w:val="center"/>
             </w:pPr>
-            <w:bookmarkStart w:id="104" w:name="fig-marg-bar"/>
+            <w:bookmarkStart w:id="103" w:name="fig-marg-bar"/>
             <w:r>
               <w:drawing>
                 <wp:inline>
                   <wp:extent cx="5943600" cy="4245428"/>
                   <wp:effectExtent b="0" l="0" r="0" t="0"/>
-                  <wp:docPr descr="" title="" id="102" name="Picture"/>
+                  <wp:docPr descr="" title="" id="101" name="Picture"/>
                   <a:graphic>
                     <a:graphicData uri="http://schemas.openxmlformats.org/drawingml/2006/picture">
                       <pic:pic>
                         <pic:nvPicPr>
-                          <pic:cNvPr descr="manuscript_files/figure-docx/fig-marg-bar-1.png" id="103" name="Picture"/>
+                          <pic:cNvPr descr="manuscript_files/figure-docx/fig-marg-bar-1.png" id="102" name="Picture"/>
                           <pic:cNvPicPr>
                             <a:picLocks noChangeArrowheads="1" noChangeAspect="1"/>
                           </pic:cNvPicPr>
                         </pic:nvPicPr>
                         <pic:blipFill>
-                          <a:blip r:embed="rId101"/>
+                          <a:blip r:embed="rId100"/>
                           <a:stretch>
                             <a:fillRect/>
                           </a:stretch>
@@ -4641,7 +4657,7 @@
                 </wp:inline>
               </w:drawing>
             </w:r>
-            <w:bookmarkEnd w:id="104"/>
+            <w:bookmarkEnd w:id="103"/>
           </w:p>
           <w:p>
             <w:pPr>
@@ -4660,7 +4676,7 @@
               <w:t xml:space="preserve"> 2</w:t>
             </w:r>
           </w:p>
-          <w:bookmarkEnd w:id="105"/>
+          <w:bookmarkEnd w:id="104"/>
         </w:tc>
       </w:tr>
     </w:tbl>
@@ -4682,30 +4698,30 @@
       <w:tr>
         <w:tc>
           <w:tcPr/>
-          <w:bookmarkStart w:id="110" w:name="fig-pred1"/>
+          <w:bookmarkStart w:id="109" w:name="fig-pred1"/>
           <w:p>
             <w:pPr>
               <w:pStyle w:val="Compact"/>
               <w:jc w:val="center"/>
             </w:pPr>
-            <w:bookmarkStart w:id="109" w:name="fig-pred1"/>
+            <w:bookmarkStart w:id="108" w:name="fig-pred1"/>
             <w:r>
               <w:drawing>
                 <wp:inline>
                   <wp:extent cx="5943600" cy="4245428"/>
                   <wp:effectExtent b="0" l="0" r="0" t="0"/>
-                  <wp:docPr descr="" title="" id="107" name="Picture"/>
+                  <wp:docPr descr="" title="" id="106" name="Picture"/>
                   <a:graphic>
                     <a:graphicData uri="http://schemas.openxmlformats.org/drawingml/2006/picture">
                       <pic:pic>
                         <pic:nvPicPr>
-                          <pic:cNvPr descr="manuscript_files/figure-docx/fig-pred1-1.png" id="108" name="Picture"/>
+                          <pic:cNvPr descr="manuscript_files/figure-docx/fig-pred1-1.png" id="107" name="Picture"/>
                           <pic:cNvPicPr>
                             <a:picLocks noChangeArrowheads="1" noChangeAspect="1"/>
                           </pic:cNvPicPr>
                         </pic:nvPicPr>
                         <pic:blipFill>
-                          <a:blip r:embed="rId106"/>
+                          <a:blip r:embed="rId105"/>
                           <a:stretch>
                             <a:fillRect/>
                           </a:stretch>
@@ -4731,7 +4747,7 @@
                 </wp:inline>
               </w:drawing>
             </w:r>
-            <w:bookmarkEnd w:id="109"/>
+            <w:bookmarkEnd w:id="108"/>
           </w:p>
           <w:p>
             <w:pPr>
@@ -4750,7 +4766,7 @@
               <w:t xml:space="preserve"> 3</w:t>
             </w:r>
           </w:p>
-          <w:bookmarkEnd w:id="110"/>
+          <w:bookmarkEnd w:id="109"/>
         </w:tc>
       </w:tr>
     </w:tbl>
@@ -4772,30 +4788,30 @@
       <w:tr>
         <w:tc>
           <w:tcPr/>
-          <w:bookmarkStart w:id="115" w:name="fig-pred2"/>
+          <w:bookmarkStart w:id="114" w:name="fig-pred2"/>
           <w:p>
             <w:pPr>
               <w:pStyle w:val="Compact"/>
               <w:jc w:val="center"/>
             </w:pPr>
-            <w:bookmarkStart w:id="114" w:name="fig-pred2"/>
+            <w:bookmarkStart w:id="113" w:name="fig-pred2"/>
             <w:r>
               <w:drawing>
                 <wp:inline>
                   <wp:extent cx="5943600" cy="4245428"/>
                   <wp:effectExtent b="0" l="0" r="0" t="0"/>
-                  <wp:docPr descr="" title="" id="112" name="Picture"/>
+                  <wp:docPr descr="" title="" id="111" name="Picture"/>
                   <a:graphic>
                     <a:graphicData uri="http://schemas.openxmlformats.org/drawingml/2006/picture">
                       <pic:pic>
                         <pic:nvPicPr>
-                          <pic:cNvPr descr="manuscript_files/figure-docx/fig-pred2-1.png" id="113" name="Picture"/>
+                          <pic:cNvPr descr="manuscript_files/figure-docx/fig-pred2-1.png" id="112" name="Picture"/>
                           <pic:cNvPicPr>
                             <a:picLocks noChangeArrowheads="1" noChangeAspect="1"/>
                           </pic:cNvPicPr>
                         </pic:nvPicPr>
                         <pic:blipFill>
-                          <a:blip r:embed="rId111"/>
+                          <a:blip r:embed="rId110"/>
                           <a:stretch>
                             <a:fillRect/>
                           </a:stretch>
@@ -4821,7 +4837,7 @@
                 </wp:inline>
               </w:drawing>
             </w:r>
-            <w:bookmarkEnd w:id="114"/>
+            <w:bookmarkEnd w:id="113"/>
           </w:p>
           <w:p>
             <w:pPr>
@@ -4840,7 +4856,7 @@
               <w:t xml:space="preserve"> 4</w:t>
             </w:r>
           </w:p>
-          <w:bookmarkEnd w:id="115"/>
+          <w:bookmarkEnd w:id="114"/>
         </w:tc>
       </w:tr>
     </w:tbl>
@@ -4862,7 +4878,7 @@
       <w:tr>
         <w:tc>
           <w:tcPr/>
-          <w:bookmarkStart w:id="116" w:name="tbl-harvest"/>
+          <w:bookmarkStart w:id="115" w:name="tbl-harvest"/>
           <w:p>
             <w:pPr xmlns:w="http://schemas.openxmlformats.org/wordprocessingml/2006/main">
               <w:pStyle xmlns:w="http://schemas.openxmlformats.org/wordprocessingml/2006/main" w:val="ImageCaption"/>
@@ -6639,7 +6655,7 @@
               </w:tc>
             </w:tr>
           </w:tbl>
-          <w:bookmarkEnd w:id="116"/>
+          <w:bookmarkEnd w:id="115"/>
           <w:p/>
         </w:tc>
       </w:tr>
@@ -6704,7 +6720,7 @@
       <w:tr>
         <w:tc>
           <w:tcPr/>
-          <w:bookmarkStart w:id="117" w:name="tbl-odds1"/>
+          <w:bookmarkStart w:id="116" w:name="tbl-odds1"/>
           <w:p>
             <w:pPr xmlns:w="http://schemas.openxmlformats.org/wordprocessingml/2006/main">
               <w:pStyle xmlns:w="http://schemas.openxmlformats.org/wordprocessingml/2006/main" w:val="ImageCaption"/>
@@ -7049,7 +7065,7 @@
               </w:tc>
             </w:tr>
           </w:tbl>
-          <w:bookmarkEnd w:id="117"/>
+          <w:bookmarkEnd w:id="116"/>
           <w:p/>
         </w:tc>
       </w:tr>
@@ -7071,7 +7087,7 @@
         <w:t xml:space="preserve">The model included breeding status (0 = never bred, 1 = has bred) as response variable, and year, brood patches (0 = absent, 1 = present), and their interaction as covariates.</w:t>
       </w:r>
     </w:p>
-    <w:bookmarkEnd w:id="118"/>
+    <w:bookmarkEnd w:id="117"/>
     <w:sectPr>
       <w:type w:val="continuous"/>
       <w:pgSz w:h="15840" w:w="12240"/>

--- a/manuscript/manuscript.docx
+++ b/manuscript/manuscript.docx
@@ -78,15 +78,23 @@
     <w:p>
       <w:pPr>
         <w:pStyle w:val="Received"/>
+        <w:spacing w:after="0"/>
       </w:pPr>
       <w:r>
         <w:t xml:space="preserve">Received 05 August 2026, accepted xxxx</w:t>
       </w:r>
     </w:p>
-    <w:bookmarkStart w:id="9" w:name="abstract"/>
-    <w:p>
-      <w:pPr>
-        <w:pStyle w:val="Heading1"/>
+    <w:p>
+      <w:pPr>
+        <w:pStyle w:val="BodyText"/>
+        <w:keepNext/>
+        <w:spacing w:after="0"/>
+      </w:pPr>
+    </w:p>
+    <w:p>
+      <w:pPr>
+        <w:pStyle w:val="AbstractHeading"/>
+        <w:spacing w:before="0" w:after="0"/>
       </w:pPr>
       <w:r>
         <w:t xml:space="preserve">ABSTRACT</w:t>
@@ -94,7 +102,14 @@
     </w:p>
     <w:p>
       <w:pPr>
-        <w:pStyle w:val="FirstParagraph"/>
+        <w:pStyle w:val="BodyText"/>
+        <w:keepNext/>
+        <w:spacing w:after="0"/>
+      </w:pPr>
+    </w:p>
+    <w:p>
+      <w:pPr>
+        <w:pStyle w:val="BodyText"/>
       </w:pPr>
       <w:r>
         <w:t xml:space="preserve">Ausems, A. N. M. A., &amp; Jensen, J.-K. (2026). Pre-breeding Atlantic Puffins</w:t>
@@ -132,9 +147,10 @@
     <w:p>
       <w:pPr>
         <w:pStyle w:val="BodyText"/>
-      </w:pPr>
-      <w:r>
-        <w:t xml:space="preserve">Ongoing climate change and increasing human-induced environmental change are causing substantial declines in seabirds. The Atlantic Puffin</w:t>
+        <w:spacing w:after="0"/>
+      </w:pPr>
+      <w:r>
+        <w:t xml:space="preserve">Ongoing climate change and increasing human-induced environmental change are causing substantial population decreases in seabirds. The Atlantic Puffin</w:t>
       </w:r>
       <w:r>
         <w:t xml:space="preserve"> </w:t>
@@ -150,7 +166,7 @@
         <w:t xml:space="preserve"> </w:t>
       </w:r>
       <w:r>
-        <w:t xml:space="preserve">(hereafter puffin) is one such species, experiencing declines across its North Atlantic range. While much of the declines in puffins are indirect, for example due to reduced food availability causing large-scale breeding failure, direct threats such as hunting may push already struggling populations over the edge. At the same time, samples from harvested puffins provide a unique opportunity to dissect and analyse a healthy segment of the population. Here, we analysed 13 yr (1995–2008) of data on female puffins harvested in</w:t>
+        <w:t xml:space="preserve">(hereafter puffin) is one such species, becoming fewer across its North Atlantic range. While much of the decreases are caused by indirect factors, for example, due to reduced food availability leading to breeding failure, direct threats such as hunting may push already struggling populations over the edge. At the same time, samples from harvested puffins provide a unique opportunity to dissect and analyse a healthy segment of the population. Here, we analysed 13 yr (1995–2008) of data on female puffins harvested in</w:t>
       </w:r>
       <w:r>
         <w:t xml:space="preserve"> </w:t>
@@ -178,7 +194,7 @@
         <w:t xml:space="preserve"> </w:t>
       </w:r>
       <w:r>
-        <w:t xml:space="preserve">oviducts, indicating that they had laid an egg at least once in their lifetime) in the harvested sample increased over time. We also scored brood patch presence as a proxy for ongoing breeding in the sample year, as the harvest was carried out well into the chick rearing period and hormonal brood patches (without active breeding attempt) should have disappeared. We found that the observed proportion of confirmed breeders increased from approximately 15% in the earlier study years to 78% in 2008, and that within birds without brood patches, the proportion of confirmed breeders increased as well. Together, we showed that the representation of young, pre-breeding female birds declined in the sample, suggesting a substantial decline in recruitment. While the hunt is unlikely to be the main driver of the population decline in</w:t>
+        <w:t xml:space="preserve">oviducts, indicating that they had laid an egg at least once in their lifetime) in the harvested sample has increased over time. We also scored brood patch presence as a proxy for ongoing breeding in the sample year, as the harvest was carried out well into the chick rearing period and hormonal brood patches (without active breeding attempt) should have disappeared. We found that the observed proportion of confirmed breeders increased from approximately 15% in the earlier study years to 78% in 2008, and that among birds without brood patches, the proportion of confirmed breeders increased as well. Together, we showed that the representation of young, pre-breeding female birds decreased in the sample, suggesting a substantial reduction in recruitment. While the hunt is unlikely to be the main driver of the population decrease in</w:t>
       </w:r>
       <w:r>
         <w:t xml:space="preserve"> </w:t>
@@ -194,11 +210,17 @@
         <w:t xml:space="preserve">, even reduced harvesting is likely unsustainable under current global conditions.</w:t>
       </w:r>
     </w:p>
-    <w:bookmarkEnd w:id="9"/>
-    <w:bookmarkStart w:id="10" w:name="samandráttur"/>
-    <w:p>
-      <w:pPr>
-        <w:pStyle w:val="Heading1"/>
+    <w:p>
+      <w:pPr>
+        <w:pStyle w:val="BodyText"/>
+        <w:keepNext/>
+        <w:spacing w:after="0"/>
+      </w:pPr>
+    </w:p>
+    <w:p>
+      <w:pPr>
+        <w:pStyle w:val="AbstractHeading"/>
+        <w:spacing w:before="0" w:after="0"/>
       </w:pPr>
       <w:r>
         <w:t xml:space="preserve">SAMANDRÁTTUR</w:t>
@@ -206,7 +228,14 @@
     </w:p>
     <w:p>
       <w:pPr>
-        <w:pStyle w:val="FirstParagraph"/>
+        <w:pStyle w:val="BodyText"/>
+        <w:keepNext/>
+        <w:spacing w:after="0"/>
+      </w:pPr>
+    </w:p>
+    <w:p>
+      <w:pPr>
+        <w:pStyle w:val="BodyText"/>
       </w:pPr>
       <w:r>
         <w:t xml:space="preserve">Áhaldandi veðurlagsbroytingar og øktar umhvørvisbroytingar av menniskjaávum hava við sær týðiligar broytingar í talinum á sjófugli. Eitt av ávirkaðu fuglasløgunum er lundin</w:t>
@@ -228,6 +257,7 @@
     <w:p>
       <w:pPr>
         <w:pStyle w:val="BodyText"/>
+        <w:spacing w:after="0"/>
       </w:pPr>
       <w:r>
         <w:rPr>
@@ -240,14 +270,21 @@
         <w:t xml:space="preserve"> </w:t>
       </w:r>
       <w:r>
-        <w:t xml:space="preserve">demographics, seabirds, traditional harvest, recruitment, brood patch, seabird conservation</w:t>
-      </w:r>
-    </w:p>
-    <w:bookmarkEnd w:id="10"/>
-    <w:bookmarkStart w:id="11" w:name="introduction"/>
+        <w:t xml:space="preserve">brood patch, demographics, population change, recruitment, seabirds, traditional harvest, seabird conservation</w:t>
+      </w:r>
+    </w:p>
+    <w:bookmarkStart w:id="9" w:name="introduction"/>
+    <w:p>
+      <w:pPr>
+        <w:pStyle w:val="BodyText"/>
+        <w:keepNext/>
+        <w:spacing w:after="0"/>
+      </w:pPr>
+    </w:p>
     <w:p>
       <w:pPr>
         <w:pStyle w:val="Heading1"/>
+        <w:spacing w:before="0" w:after="0"/>
       </w:pPr>
       <w:r>
         <w:t xml:space="preserve">INTRODUCTION</w:t>
@@ -255,10 +292,17 @@
     </w:p>
     <w:p>
       <w:pPr>
+        <w:pStyle w:val="BodyText"/>
+        <w:keepNext/>
+        <w:spacing w:after="0"/>
+      </w:pPr>
+    </w:p>
+    <w:p>
+      <w:pPr>
         <w:pStyle w:val="FirstParagraph"/>
       </w:pPr>
       <w:r>
-        <w:t xml:space="preserve">Global climate change and increasing human-induced environmental change are causing large-scale declines in many seabird species</w:t>
+        <w:t xml:space="preserve">Global climate change and increasing human-induced environmental change are causing large-scale decreases in many seabird species</w:t>
       </w:r>
       <w:r>
         <w:t xml:space="preserve"> </w:t>
@@ -267,7 +311,7 @@
         <w:t xml:space="preserve">(Dias et al., 2019)</w:t>
       </w:r>
       <w:r>
-        <w:t xml:space="preserve">. Some threats have indirect effects, for example, climate change may cause a decline in food availability leading to lower breeding success, and eventually observable population declines</w:t>
+        <w:t xml:space="preserve">. Some threats have indirect effects, for example, climate change may cause a decrease in food availability leading to lower breeding success, and eventually decreasing populations</w:t>
       </w:r>
       <w:r>
         <w:t xml:space="preserve"> </w:t>
@@ -294,7 +338,7 @@
         <w:t xml:space="preserve">(Doherty et al., 2004; Jenouvrier et al., 2005)</w:t>
       </w:r>
       <w:r>
-        <w:t xml:space="preserve">. Even minor threats directly affecting survival can have large impacts, which may have especially detrimental effects in already vulnerable species where small or declining populations can absorb less additional mortality. In contrast, the elasticity of population growth rate to breeding success and recruitment rate is relatively low, but because they can react strongly to changes in environmental conditions</w:t>
+        <w:t xml:space="preserve">. Even minor threats directly affecting survival can have large impacts, which may have especially detrimental effects in already vulnerable species where small or decreasing populations can absorb less additional mortality. In contrast, the elasticity of population growth rate to breeding success and recruitment rate is relatively low, but because they can react strongly to changes in environmental conditions</w:t>
       </w:r>
       <w:r>
         <w:t xml:space="preserve"> </w:t>
@@ -312,7 +356,7 @@
         <w:t xml:space="preserve">(Miles et al., 2015)</w:t>
       </w:r>
       <w:r>
-        <w:t xml:space="preserve">. In fact, birds of pre-breeding age can make up more than half the population size, and their disappearance can have strong impacts on population health</w:t>
+        <w:t xml:space="preserve">. In fact, birds of pre-breeding age can make up more than half the population size, and their disappearance can have strong impacts on population status</w:t>
       </w:r>
       <w:r>
         <w:t xml:space="preserve"> </w:t>
@@ -354,7 +398,7 @@
         <w:t xml:space="preserve">‘puffin’</w:t>
       </w:r>
       <w:r>
-        <w:t xml:space="preserve">) are rapidly declining across most of their European range</w:t>
+        <w:t xml:space="preserve">) are rapidly decreasing across most of their European range</w:t>
       </w:r>
       <w:r>
         <w:t xml:space="preserve"> </w:t>
@@ -372,7 +416,7 @@
         <w:t xml:space="preserve">(BirdLife International, 2018)</w:t>
       </w:r>
       <w:r>
-        <w:t xml:space="preserve">. Puffin population declines are largely linked to changes in food availability causing declines in breeding success</w:t>
+        <w:t xml:space="preserve">. Puffin population decreases are largely linked to changes in food availability causing decreases in breeding success</w:t>
       </w:r>
       <w:r>
         <w:t xml:space="preserve"> </w:t>
@@ -393,7 +437,7 @@
         <w:t xml:space="preserve">(Ausems et al., 2026)</w:t>
       </w:r>
       <w:r>
-        <w:t xml:space="preserve">. On average, puffins start breeding when they are between 4 and 5 yr old, occasionally they can start as early as 3 yr old, and often the first breeding attempt is after 5 yr old</w:t>
+        <w:t xml:space="preserve">. On average, puffins start breeding when they are between 4 and 5 yr old, occasionally they can start as early as 3 yr old, but often the first breeding attempt is after 5 yr old</w:t>
       </w:r>
       <w:r>
         <w:t xml:space="preserve"> </w:t>
@@ -473,10 +517,10 @@
         <w:t xml:space="preserve"> </w:t>
       </w:r>
       <w:r>
-        <w:t xml:space="preserve">(Hammer et al., 2014; J.-K. Jensen et al., 2005)</w:t>
-      </w:r>
-      <w:r>
-        <w:t xml:space="preserve">. However, as in other areas, their population shows observed, but unquantified, declines in</w:t>
+        <w:t xml:space="preserve">(Hammer et al., 2014; Jensen et al., 2005)</w:t>
+      </w:r>
+      <w:r>
+        <w:t xml:space="preserve">. However, as in other areas, their population shows observed, but unquantified, decreases in</w:t>
       </w:r>
       <w:r>
         <w:t xml:space="preserve"> </w:t>
@@ -495,7 +539,7 @@
         <w:t xml:space="preserve"> </w:t>
       </w:r>
       <w:r>
-        <w:t xml:space="preserve">(J.-K. Jensen &amp; Olsen, 2020)</w:t>
+        <w:t xml:space="preserve">(Jensen &amp; Olsen, 2020)</w:t>
       </w:r>
       <w:r>
         <w:t xml:space="preserve">, and, on Nólsoy (</w:t>
@@ -518,7 +562,7 @@
         <w:t xml:space="preserve">(Ausems et al., 2026)</w:t>
       </w:r>
       <w:r>
-        <w:t xml:space="preserve">. As with the assessment of the decline, this status change was not based on rigorous counts, but rather a general impression of the colony, and may thus be subject to shifting baselines</w:t>
+        <w:t xml:space="preserve">. As with the assessment of the decrease, this status change was not based on rigorous counts, but rather a general impression of the colony, and may thus be subject to shifting baselines</w:t>
       </w:r>
       <w:r>
         <w:t xml:space="preserve"> </w:t>
@@ -541,7 +585,7 @@
         <w:t xml:space="preserve"> </w:t>
       </w:r>
       <w:r>
-        <w:t xml:space="preserve">(J.-K. Jensen, 2010)</w:t>
+        <w:t xml:space="preserve">(Jensen, 2010)</w:t>
       </w:r>
       <w:r>
         <w:t xml:space="preserve">. Puffin harvesting is restricted to the chick-rearing period as this makes it easier to distinguish breeding adults and prospecting juveniles</w:t>
@@ -550,7 +594,7 @@
         <w:t xml:space="preserve"> </w:t>
       </w:r>
       <w:r>
-        <w:t xml:space="preserve">(J.-K. Jensen, 2010)</w:t>
+        <w:t xml:space="preserve">(Jensen, 2010)</w:t>
       </w:r>
       <w:r>
         <w:t xml:space="preserve">. During the breeding season, puffins take part in</w:t>
@@ -571,13 +615,13 @@
         <w:t xml:space="preserve">(Lowther et al., 2020)</w:t>
       </w:r>
       <w:r>
-        <w:t xml:space="preserve">. It is assumed that only prospecting birds take part in this behaviour, while breeding adults will either be identifiable by them carrying fish to their nest or directly heading back to sea to collect more food for the chick</w:t>
-      </w:r>
-      <w:r>
-        <w:t xml:space="preserve"> </w:t>
-      </w:r>
-      <w:r>
-        <w:t xml:space="preserve">(J.-K. Jensen, 2010)</w:t>
+        <w:t xml:space="preserve">. The hunters assume that only prospecting birds take part in this behaviour, while breeding adults will either be identifiable by them carrying fish to their nest or directly heading back to sea to collect more food for the chick</w:t>
+      </w:r>
+      <w:r>
+        <w:t xml:space="preserve"> </w:t>
+      </w:r>
+      <w:r>
+        <w:t xml:space="preserve">(Jensen, 2010)</w:t>
       </w:r>
       <w:r>
         <w:t xml:space="preserve">. Puffins do not necessarily display this behaviour every day; rather they come to the colony on specific</w:t>
@@ -605,7 +649,7 @@
         <w:t xml:space="preserve">“land-coming days”</w:t>
       </w:r>
       <w:r>
-        <w:t xml:space="preserve">, i.e., days when a large number of birds attend the colony; historically mostly young puffins, but in struggling colonies often adults that skipped breeding or failed breeders, J-KJ, pers. obs.) when weather conditions are favourable, which are the preferred hunting days. Hunters only trap birds taking part in the wheeling-flight behaviour. In addition, if a bird with wet bill and cheeks is caught, it is released again, as that is a sign of a bird having just delivered fish to its young.</w:t>
+        <w:t xml:space="preserve">, i.e., days when a large number of birds attend the colony; historically mostly young puffins, but in struggling colonies often adults that skipped breeding or failed breeders, J-KJ, pers. obs.) when weather conditions are favourable, which are the preferred hunting days. Hunters only trap birds taking part in the wheeling-flight behaviour. In addition, if a bird with a wet bill and cheeks is caught, it is released again, as that is a sign of a bird having just delivered fish to its young.</w:t>
       </w:r>
     </w:p>
     <w:p>
@@ -634,7 +678,7 @@
         <w:t xml:space="preserve">(Durant et al., 2004; Major et al., 2021)</w:t>
       </w:r>
       <w:r>
-        <w:t xml:space="preserve">. Furthermore, birds are forced to forage further offshore to find sufficient food, leading to increases in breeding failures</w:t>
+        <w:t xml:space="preserve">. Furthermore, regardless of colony size, birds are forced to forage further offshore to find sufficient food, leading to increases in breeding failures</w:t>
       </w:r>
       <w:r>
         <w:t xml:space="preserve"> </w:t>
@@ -661,6 +705,7 @@
     <w:p>
       <w:pPr>
         <w:pStyle w:val="BodyText"/>
+        <w:spacing w:after="0"/>
       </w:pPr>
       <w:r>
         <w:t xml:space="preserve">Using a 20-yr dataset on legally harvested puffins</w:t>
@@ -672,7 +717,7 @@
         <w:t xml:space="preserve">(Løgtingslóg um fuglaveiðu, sum seinast broytt við løgtingslóg nr. 70 frá 22. mai 2023, 1984)</w:t>
       </w:r>
       <w:r>
-        <w:t xml:space="preserve">, we tested whether females of breeding age were harvested. We hypothesise that, as the overall age of the population is increasing and the proportion of young (i.e., &lt;4 calendar yr) is declining</w:t>
+        <w:t xml:space="preserve">, we tested whether females of breeding age were harvested. We hypothesised that, as the overall age of the population is increasing and the proportion of young (i.e., &lt;4 calendar yr) is decreasing</w:t>
       </w:r>
       <w:r>
         <w:t xml:space="preserve"> </w:t>
@@ -702,7 +747,7 @@
         <w:t xml:space="preserve">(Bailey, 1952)</w:t>
       </w:r>
       <w:r>
-        <w:t xml:space="preserve">. While brood patch presence might be a misleading sign of breeding status</w:t>
+        <w:t xml:space="preserve">. While brood patch presence might be a misleading sign of breeding status in auks</w:t>
       </w:r>
       <w:r>
         <w:t xml:space="preserve"> </w:t>
@@ -711,18 +756,33 @@
         <w:t xml:space="preserve">(McFarlane Tranquilla et al., 2003)</w:t>
       </w:r>
       <w:r>
-        <w:t xml:space="preserve">, we assumed that, at the time of the puffin hunt, prospecting and failed breeders would have refeathered their brood patches as their hormone levels went back down, while actively incubating and brooding birds still retained theirs. We predicted that females of breeding age would be less likely to have brood patches later in the study period, indicating increased breeding failures or an increase in birds foregoing breeding.</w:t>
-      </w:r>
-    </w:p>
-    <w:bookmarkEnd w:id="11"/>
-    <w:bookmarkStart w:id="12" w:name="methods"/>
+        <w:t xml:space="preserve">, we assumed that, at the time of the puffin hunt, prospecting and failed breeders would have refeathered their brood patches as their hormone levels went back down. Actively incubating and brooding birds, however, should still have retained theirs. We predicted that females of breeding age would be less likely to have brood patches later in the study period, indicating increased breeding failures or an increase in birds foregoing breeding.</w:t>
+      </w:r>
+    </w:p>
+    <w:bookmarkEnd w:id="9"/>
+    <w:bookmarkStart w:id="10" w:name="methods"/>
+    <w:p>
+      <w:pPr>
+        <w:pStyle w:val="BodyText"/>
+        <w:keepNext/>
+        <w:spacing w:after="0"/>
+      </w:pPr>
+    </w:p>
     <w:p>
       <w:pPr>
         <w:pStyle w:val="Heading1"/>
+        <w:spacing w:before="0" w:after="0"/>
       </w:pPr>
       <w:r>
         <w:t xml:space="preserve">Methods</w:t>
       </w:r>
+    </w:p>
+    <w:p>
+      <w:pPr>
+        <w:pStyle w:val="BodyText"/>
+        <w:keepNext/>
+        <w:spacing w:after="0"/>
+      </w:pPr>
     </w:p>
     <w:p>
       <w:pPr>
@@ -1203,6 +1263,7 @@
     <w:p>
       <w:pPr>
         <w:pStyle w:val="BodyText"/>
+        <w:spacing w:after="0"/>
       </w:pPr>
       <w:r>
         <w:t xml:space="preserve">As a robustness check, we tested whether brood patch detectability drifted over time within females of confirmed breeding age with a second GLM with brood patch presence as response variable and year as covariate, including only females of confirmed breeding age (</w:t>
@@ -1234,15 +1295,30 @@
         <w:t xml:space="preserve">= 5) in 2007 did not have an undue effect on the overall outcome, we refit the full model excluding 2007. We also tested whether the change in sampling location had an effect by refitting the model excluding individuals collected on Mykines.</w:t>
       </w:r>
     </w:p>
-    <w:bookmarkEnd w:id="12"/>
-    <w:bookmarkStart w:id="13" w:name="results"/>
+    <w:bookmarkEnd w:id="10"/>
+    <w:bookmarkStart w:id="11" w:name="results"/>
+    <w:p>
+      <w:pPr>
+        <w:pStyle w:val="BodyText"/>
+        <w:keepNext/>
+        <w:spacing w:after="0"/>
+      </w:pPr>
+    </w:p>
     <w:p>
       <w:pPr>
         <w:pStyle w:val="Heading1"/>
+        <w:spacing w:before="0" w:after="0"/>
       </w:pPr>
       <w:r>
         <w:t xml:space="preserve">Results</w:t>
       </w:r>
+    </w:p>
+    <w:p>
+      <w:pPr>
+        <w:pStyle w:val="BodyText"/>
+        <w:keepNext/>
+        <w:spacing w:after="0"/>
+      </w:pPr>
     </w:p>
     <w:p>
       <w:pPr>
@@ -1316,7 +1392,7 @@
         </w:r>
       </w:hyperlink>
       <w:r>
-        <w:t xml:space="preserve">). In the first study year (1995), 17% (31 of 186) of sampled females were of confirmed breeding age. Given that year’s brood patch composition (9% with brood patches), the model predicted a probability of 0.13 (95% CI: 0.12–0.15). In comparison, in the last year of the study period (2008), 78% (47 of 60) of sampled females were of confirmed breeding age, an increase of 62 percentage points. Given that year’s brood patch composition (32% with brood patches), the model predicted a probability of 0.58 (95% CI: 0.52–0.63;</w:t>
+        <w:t xml:space="preserve">). In the first study year (1995), 17% (31 of 186) of sampled females were of confirmed breeding age. Given that year’s brood patch composition (9% with brood patches), the model predicted a probability of 0.13 (95% CI: 0.12–0.15). In comparison, in the last year of the study (2008), 78% (47 of 60) of sampled females were of confirmed breeding age, an increase of 62 percentage points. Given that year’s brood patch composition (32% with brood patches), the model predicted a probability of 0.58 (95% CI: 0.52–0.63;</w:t>
       </w:r>
       <w:r>
         <w:t xml:space="preserve"> </w:t>
@@ -1383,16 +1459,25 @@
     <w:p>
       <w:pPr>
         <w:pStyle w:val="BodyText"/>
+        <w:spacing w:after="0"/>
       </w:pPr>
       <w:r>
         <w:t xml:space="preserve">Removing only 2007 did not change the model predictions (Δ odds ratio, 2007-excluded refit minus full model: intercept 0.00, year −0.01, brood patch presence −0.04, interaction 0.00). Removing Mykines (i.e., 2007 and 2008) did not change the model conclusions, but reduced the effect (Δ odds ratio, Mykines-excluded refit minus full model: intercept 0.00, year −1.71, brood patch presence −0.14, interaction 0.04). Without Mykines, confirmed breeding odds increased by a factor of 3.85 (95% CI: 2.57–5.75; posterior probability of an increase = 100.0%) per decade in females without brood patches and 1.95 (95% CI: 0.62–5.94; posterior probability of an increase = 88.0%) for females with brood patches.</w:t>
       </w:r>
     </w:p>
-    <w:bookmarkEnd w:id="13"/>
-    <w:bookmarkStart w:id="14" w:name="discussion"/>
+    <w:bookmarkEnd w:id="11"/>
+    <w:bookmarkStart w:id="12" w:name="discussion"/>
+    <w:p>
+      <w:pPr>
+        <w:pStyle w:val="BodyText"/>
+        <w:keepNext/>
+        <w:spacing w:after="0"/>
+      </w:pPr>
+    </w:p>
     <w:p>
       <w:pPr>
         <w:pStyle w:val="Heading1"/>
+        <w:spacing w:before="0" w:after="0"/>
       </w:pPr>
       <w:r>
         <w:t xml:space="preserve">Discussion</w:t>
@@ -1400,10 +1485,17 @@
     </w:p>
     <w:p>
       <w:pPr>
+        <w:pStyle w:val="BodyText"/>
+        <w:keepNext/>
+        <w:spacing w:after="0"/>
+      </w:pPr>
+    </w:p>
+    <w:p>
+      <w:pPr>
         <w:pStyle w:val="FirstParagraph"/>
       </w:pPr>
       <w:r>
-        <w:t xml:space="preserve">Our results show that the self-imposed rules were reasonably effective early in the study period when between 7% and 35% of the female harvest before 2005 were birds of confirmed breeding age (</w:t>
+        <w:t xml:space="preserve">Our results show that the self-imposed rules were reasonably effective early in the study period, i.e., before 2005, when between 7% and 35% of the female harvest were birds of confirmed breeding age (</w:t>
       </w:r>
       <w:hyperlink w:anchor="tbl-harvest">
         <w:r>
@@ -1489,7 +1581,7 @@
         <w:t xml:space="preserve"> </w:t>
       </w:r>
       <w:r>
-        <w:t xml:space="preserve">showed a clear disappearance of the younger birds from the sample, we were not able to age individuals past 4 calendar yr. Our current study only includes female birds, as we cannot confirm breeding status in males</w:t>
+        <w:t xml:space="preserve">showed a clear disappearance of the younger birds from the sample, we were not able to age individuals past 4 calendar years. Our current study only includes female birds, as we cannot confirm breeding status in males</w:t>
       </w:r>
       <w:r>
         <w:t xml:space="preserve"> </w:t>
@@ -1513,7 +1605,7 @@
         <w:t xml:space="preserve"> </w:t>
       </w:r>
       <w:r>
-        <w:t xml:space="preserve">(this study and Ausems et al., 2026)</w:t>
+        <w:t xml:space="preserve">(Ausems et al., 2026; this study)</w:t>
       </w:r>
       <w:r>
         <w:t xml:space="preserve"> </w:t>
@@ -1652,7 +1744,7 @@
         <w:t xml:space="preserve"> </w:t>
       </w:r>
       <w:r>
-        <w:t xml:space="preserve">(see the yearly breeding season descriptions in J.-K. Jensen, 2021, with links to earlier years)</w:t>
+        <w:t xml:space="preserve">(see the yearly breeding season descriptions in Jensen, 2021, with links to earlier years)</w:t>
       </w:r>
       <w:r>
         <w:t xml:space="preserve">. Furthermore,</w:t>
@@ -1676,7 +1768,7 @@
         <w:t xml:space="preserve">“10,000 individuals were taken annually at the Nólsoy colony”</w:t>
       </w:r>
       <w:r>
-        <w:t xml:space="preserve">, which likely exceeded the recruitment rate and population decline was probably only delayed by the immigration of immature puffins from elsewhere. Considering the reported global decline of Atlantic Puffins</w:t>
+        <w:t xml:space="preserve">, which likely exceeded the recruitment rate and population decrease was probably only delayed by the immigration of immature puffins from elsewhere. Considering the reported global decrease of Atlantic Puffins</w:t>
       </w:r>
       <w:r>
         <w:t xml:space="preserve"> </w:t>
@@ -1691,6 +1783,7 @@
     <w:p>
       <w:pPr>
         <w:pStyle w:val="BodyText"/>
+        <w:spacing w:after="0"/>
       </w:pPr>
       <w:r>
         <w:t xml:space="preserve">Overall, we believe that the harvested sample, although intentionally biased towards younger birds, represents an ongoing trend in the whole Faroese, and potentially North Atlantic, population: insufficient recruitment that is causing the overall population to age</w:t>
@@ -1783,55 +1876,103 @@
         <w:t xml:space="preserve">.</w:t>
       </w:r>
     </w:p>
+    <w:bookmarkEnd w:id="12"/>
+    <w:bookmarkStart w:id="13" w:name="acknowledgements"/>
+    <w:p>
+      <w:pPr>
+        <w:pStyle w:val="BodyText"/>
+        <w:keepNext/>
+        <w:spacing w:after="0"/>
+      </w:pPr>
+    </w:p>
+    <w:p>
+      <w:pPr>
+        <w:pStyle w:val="Heading1"/>
+        <w:spacing w:before="0" w:after="0"/>
+      </w:pPr>
+      <w:r>
+        <w:t xml:space="preserve">Acknowledgements</w:t>
+      </w:r>
+    </w:p>
+    <w:p>
+      <w:pPr>
+        <w:pStyle w:val="BodyText"/>
+        <w:keepNext/>
+        <w:spacing w:after="0"/>
+      </w:pPr>
+    </w:p>
+    <w:p>
+      <w:pPr>
+        <w:pStyle w:val="FirstParagraph"/>
+        <w:spacing w:after="0"/>
+      </w:pPr>
+      <w:r>
+        <w:t xml:space="preserve">We would like to thank René Hansen for collecting and sharing the harvest numbers and Trevor MacLaurin for double checking our statistical methods. We would also like to thank Kristina Petersen and Marita Gulklett for their help translating the abstract to Faroese. Most importantly, we would like to thank the hunters who shared puffins for use in this study. Puffins were obtained using private funds and a small contribution from Havstovan – Faroe Marine Research Institute. We thank Heather L. Major and an anonymous reviewer for providing comments that helped us improve our paper.</w:t>
+      </w:r>
+    </w:p>
+    <w:bookmarkEnd w:id="13"/>
+    <w:bookmarkStart w:id="14" w:name="author-contributions"/>
+    <w:p>
+      <w:pPr>
+        <w:pStyle w:val="BodyText"/>
+        <w:keepNext/>
+        <w:spacing w:after="0"/>
+      </w:pPr>
+    </w:p>
+    <w:p>
+      <w:pPr>
+        <w:pStyle w:val="Heading1"/>
+        <w:spacing w:before="0" w:after="0"/>
+      </w:pPr>
+      <w:r>
+        <w:t xml:space="preserve">Author contributions</w:t>
+      </w:r>
+    </w:p>
+    <w:p>
+      <w:pPr>
+        <w:pStyle w:val="BodyText"/>
+        <w:keepNext/>
+        <w:spacing w:after="0"/>
+      </w:pPr>
+    </w:p>
+    <w:p>
+      <w:pPr>
+        <w:pStyle w:val="FirstParagraph"/>
+        <w:spacing w:after="0"/>
+      </w:pPr>
+      <w:r>
+        <w:t xml:space="preserve">Conceptualization: AA, JKJ. Data curation: AA, JKJ. Formal analysis: AA. Investigation: JKJ. Methodology: AA, JKJ. Resources: JKJ. Validation: AA. Visualization: AA. Writing—original draft: AA. Writing—review &amp; editing: all coauthors.</w:t>
+      </w:r>
+    </w:p>
     <w:bookmarkEnd w:id="14"/>
-    <w:bookmarkStart w:id="15" w:name="acknowledgements"/>
+    <w:bookmarkStart w:id="17" w:name="data-and-code-availability"/>
+    <w:p>
+      <w:pPr>
+        <w:pStyle w:val="BodyText"/>
+        <w:keepNext/>
+        <w:spacing w:after="0"/>
+      </w:pPr>
+    </w:p>
     <w:p>
       <w:pPr>
         <w:pStyle w:val="Heading1"/>
-      </w:pPr>
-      <w:r>
-        <w:t xml:space="preserve">Acknowledgements</w:t>
-      </w:r>
+        <w:spacing w:before="0" w:after="0"/>
+      </w:pPr>
+      <w:r>
+        <w:t xml:space="preserve">Data and code availability</w:t>
+      </w:r>
+    </w:p>
+    <w:p>
+      <w:pPr>
+        <w:pStyle w:val="BodyText"/>
+        <w:keepNext/>
+        <w:spacing w:after="0"/>
+      </w:pPr>
     </w:p>
     <w:p>
       <w:pPr>
         <w:pStyle w:val="FirstParagraph"/>
-      </w:pPr>
-      <w:r>
-        <w:t xml:space="preserve">We would like to thank René Hansen for collecting and sharing the harvest numbers and Trevor MacLaurin for double checking our statistical methods. We would also like to thank Kristina Petersen and Marita Gulklett for their help translating the abstract to Faroese. Most importantly, we would like to thank the hunters who shared puffins for use in this study. Puffins were obtained using private funds and a small contribution from Havstovan – Faroe Marine Research Institute. We thank Heather L. Major and an anonymous reviewer for providing comments that helped us improve our paper.</w:t>
-      </w:r>
-    </w:p>
-    <w:bookmarkEnd w:id="15"/>
-    <w:bookmarkStart w:id="16" w:name="author-contributions"/>
-    <w:p>
-      <w:pPr>
-        <w:pStyle w:val="Heading1"/>
-      </w:pPr>
-      <w:r>
-        <w:t xml:space="preserve">Author contributions</w:t>
-      </w:r>
-    </w:p>
-    <w:p>
-      <w:pPr>
-        <w:pStyle w:val="FirstParagraph"/>
-      </w:pPr>
-      <w:r>
-        <w:t xml:space="preserve">Conceptualization: AA, JKJ. Data curation: AA, JKJ. Formal analysis: AA. Investigation: JKJ. Methodology: AA, JKJ. Resources: JKJ. Validation: AA. Visualization: AA. Writing—original draft: AA. Writing—review &amp; editing: all coauthors.</w:t>
-      </w:r>
-    </w:p>
-    <w:bookmarkEnd w:id="16"/>
-    <w:bookmarkStart w:id="19" w:name="data-and-code-availability"/>
-    <w:p>
-      <w:pPr>
-        <w:pStyle w:val="Heading1"/>
-      </w:pPr>
-      <w:r>
-        <w:t xml:space="preserve">Data and code availability</w:t>
-      </w:r>
-    </w:p>
-    <w:p>
-      <w:pPr>
-        <w:pStyle w:val="FirstParagraph"/>
+        <w:spacing w:after="0"/>
       </w:pPr>
       <w:r>
         <w:t xml:space="preserve">Data and code for all analyses are available at</w:t>
@@ -1839,7 +1980,7 @@
       <w:r>
         <w:t xml:space="preserve"> </w:t>
       </w:r>
-      <w:hyperlink r:id="rId17">
+      <w:hyperlink r:id="rId15">
         <w:r>
           <w:rPr>
             <w:rStyle w:val="Hyperlink"/>
@@ -1853,7 +1994,7 @@
       <w:r>
         <w:t xml:space="preserve"> </w:t>
       </w:r>
-      <w:hyperlink r:id="rId18">
+      <w:hyperlink r:id="rId16">
         <w:r>
           <w:rPr>
             <w:rStyle w:val="Hyperlink"/>
@@ -1871,18 +2012,33 @@
         <w:t xml:space="preserve">.</w:t>
       </w:r>
     </w:p>
-    <w:bookmarkEnd w:id="19"/>
-    <w:bookmarkStart w:id="117" w:name="references"/>
+    <w:bookmarkEnd w:id="17"/>
+    <w:bookmarkStart w:id="115" w:name="references"/>
+    <w:p>
+      <w:pPr>
+        <w:pStyle w:val="BodyText"/>
+        <w:keepNext/>
+        <w:spacing w:after="0"/>
+      </w:pPr>
+    </w:p>
     <w:p>
       <w:pPr>
         <w:pStyle w:val="Heading1"/>
+        <w:spacing w:before="0" w:after="0"/>
       </w:pPr>
       <w:r>
         <w:t xml:space="preserve">REFERENCES</w:t>
       </w:r>
     </w:p>
-    <w:bookmarkStart w:id="94" w:name="refs"/>
-    <w:bookmarkStart w:id="21" w:name="ref-ashcroftSurvivalRatesBreeding1979"/>
+    <w:p>
+      <w:pPr>
+        <w:pStyle w:val="BodyText"/>
+        <w:keepNext/>
+        <w:spacing w:after="0"/>
+      </w:pPr>
+    </w:p>
+    <w:bookmarkStart w:id="92" w:name="refs"/>
+    <w:bookmarkStart w:id="19" w:name="ref-ashcroftSurvivalRatesBreeding1979"/>
     <w:p>
       <w:pPr>
         <w:pStyle w:val="Bibliography"/>
@@ -1949,7 +2105,7 @@
       <w:r>
         <w:t xml:space="preserve"> </w:t>
       </w:r>
-      <w:hyperlink r:id="rId20">
+      <w:hyperlink r:id="rId18">
         <w:r>
           <w:rPr>
             <w:rStyle w:val="Hyperlink"/>
@@ -1958,8 +2114,8 @@
         </w:r>
       </w:hyperlink>
     </w:p>
-    <w:bookmarkEnd w:id="21"/>
-    <w:bookmarkStart w:id="23" w:name="ref-ausemsVariationFoodAvailability2026"/>
+    <w:bookmarkEnd w:id="19"/>
+    <w:bookmarkStart w:id="21" w:name="ref-ausemsVariationFoodAvailability2026"/>
     <w:p>
       <w:pPr>
         <w:pStyle w:val="Bibliography"/>
@@ -2020,7 +2176,7 @@
       <w:r>
         <w:t xml:space="preserve"> </w:t>
       </w:r>
-      <w:hyperlink r:id="rId22">
+      <w:hyperlink r:id="rId20">
         <w:r>
           <w:rPr>
             <w:rStyle w:val="Hyperlink"/>
@@ -2029,8 +2185,8 @@
         </w:r>
       </w:hyperlink>
     </w:p>
-    <w:bookmarkEnd w:id="23"/>
-    <w:bookmarkStart w:id="24" w:name="X5001aa68545cec2af7068c5799e4bc0a6cad2bc"/>
+    <w:bookmarkEnd w:id="21"/>
+    <w:bookmarkStart w:id="22" w:name="X5001aa68545cec2af7068c5799e4bc0a6cad2bc"/>
     <w:p>
       <w:pPr>
         <w:pStyle w:val="Bibliography"/>
@@ -2164,7 +2320,7 @@
       <w:r>
         <w:t xml:space="preserve"> </w:t>
       </w:r>
-      <w:hyperlink r:id="rId18">
+      <w:hyperlink r:id="rId16">
         <w:r>
           <w:rPr>
             <w:rStyle w:val="Hyperlink"/>
@@ -2173,8 +2329,8 @@
         </w:r>
       </w:hyperlink>
     </w:p>
-    <w:bookmarkEnd w:id="24"/>
-    <w:bookmarkStart w:id="26" w:name="ref-baileyIncubationPatchPasserine1952"/>
+    <w:bookmarkEnd w:id="22"/>
+    <w:bookmarkStart w:id="24" w:name="ref-baileyIncubationPatchPasserine1952"/>
     <w:p>
       <w:pPr>
         <w:pStyle w:val="Bibliography"/>
@@ -2211,7 +2367,7 @@
       <w:r>
         <w:t xml:space="preserve"> </w:t>
       </w:r>
-      <w:hyperlink r:id="rId25">
+      <w:hyperlink r:id="rId23">
         <w:r>
           <w:rPr>
             <w:rStyle w:val="Hyperlink"/>
@@ -2220,8 +2376,8 @@
         </w:r>
       </w:hyperlink>
     </w:p>
-    <w:bookmarkEnd w:id="26"/>
-    <w:bookmarkStart w:id="28" w:name="X6fe9fda70bed21ba65d61585bcf1d825af477bf"/>
+    <w:bookmarkEnd w:id="24"/>
+    <w:bookmarkStart w:id="26" w:name="X6fe9fda70bed21ba65d61585bcf1d825af477bf"/>
     <w:p>
       <w:pPr>
         <w:pStyle w:val="Bibliography"/>
@@ -2296,7 +2452,7 @@
       <w:r>
         <w:t xml:space="preserve"> </w:t>
       </w:r>
-      <w:hyperlink r:id="rId27">
+      <w:hyperlink r:id="rId25">
         <w:r>
           <w:rPr>
             <w:rStyle w:val="Hyperlink"/>
@@ -2305,8 +2461,8 @@
         </w:r>
       </w:hyperlink>
     </w:p>
-    <w:bookmarkEnd w:id="28"/>
-    <w:bookmarkStart w:id="30" w:name="X2251d75557b56d22c3e2c47990efce73593f512"/>
+    <w:bookmarkEnd w:id="26"/>
+    <w:bookmarkStart w:id="28" w:name="X2251d75557b56d22c3e2c47990efce73593f512"/>
     <w:p>
       <w:pPr>
         <w:pStyle w:val="Bibliography"/>
@@ -2346,7 +2502,7 @@
       <w:r>
         <w:t xml:space="preserve"> </w:t>
       </w:r>
-      <w:hyperlink r:id="rId29">
+      <w:hyperlink r:id="rId27">
         <w:r>
           <w:rPr>
             <w:rStyle w:val="Hyperlink"/>
@@ -2355,8 +2511,8 @@
         </w:r>
       </w:hyperlink>
     </w:p>
-    <w:bookmarkEnd w:id="30"/>
-    <w:bookmarkStart w:id="32" w:name="ref-burknerBrmsPackageBayesian2017"/>
+    <w:bookmarkEnd w:id="28"/>
+    <w:bookmarkStart w:id="30" w:name="ref-burknerBrmsPackageBayesian2017"/>
     <w:p>
       <w:pPr>
         <w:pStyle w:val="Bibliography"/>
@@ -2435,7 +2591,7 @@
       <w:r>
         <w:t xml:space="preserve"> </w:t>
       </w:r>
-      <w:hyperlink r:id="rId31">
+      <w:hyperlink r:id="rId29">
         <w:r>
           <w:rPr>
             <w:rStyle w:val="Hyperlink"/>
@@ -2444,8 +2600,8 @@
         </w:r>
       </w:hyperlink>
     </w:p>
-    <w:bookmarkEnd w:id="32"/>
-    <w:bookmarkStart w:id="34" w:name="ref-burrLaterHigherLatitudes2016"/>
+    <w:bookmarkEnd w:id="30"/>
+    <w:bookmarkStart w:id="32" w:name="ref-burrLaterHigherLatitudes2016"/>
     <w:p>
       <w:pPr>
         <w:pStyle w:val="Bibliography"/>
@@ -2482,7 +2638,7 @@
       <w:r>
         <w:t xml:space="preserve"> </w:t>
       </w:r>
-      <w:hyperlink r:id="rId33">
+      <w:hyperlink r:id="rId31">
         <w:r>
           <w:rPr>
             <w:rStyle w:val="Hyperlink"/>
@@ -2491,8 +2647,8 @@
         </w:r>
       </w:hyperlink>
     </w:p>
-    <w:bookmarkEnd w:id="34"/>
-    <w:bookmarkStart w:id="36" w:name="ref-clairbauxNorthAtlanticWinter2021"/>
+    <w:bookmarkEnd w:id="32"/>
+    <w:bookmarkStart w:id="34" w:name="ref-clairbauxNorthAtlanticWinter2021"/>
     <w:p>
       <w:pPr>
         <w:pStyle w:val="Bibliography"/>
@@ -2541,7 +2697,7 @@
       <w:r>
         <w:t xml:space="preserve"> </w:t>
       </w:r>
-      <w:hyperlink r:id="rId35">
+      <w:hyperlink r:id="rId33">
         <w:r>
           <w:rPr>
             <w:rStyle w:val="Hyperlink"/>
@@ -2550,8 +2706,8 @@
         </w:r>
       </w:hyperlink>
     </w:p>
-    <w:bookmarkEnd w:id="36"/>
-    <w:bookmarkStart w:id="38" w:name="ref-diasThreatsSeabirdsGlobal2019"/>
+    <w:bookmarkEnd w:id="34"/>
+    <w:bookmarkStart w:id="36" w:name="ref-diasThreatsSeabirdsGlobal2019"/>
     <w:p>
       <w:pPr>
         <w:pStyle w:val="Bibliography"/>
@@ -2600,7 +2756,7 @@
       <w:r>
         <w:t xml:space="preserve"> </w:t>
       </w:r>
-      <w:hyperlink r:id="rId37">
+      <w:hyperlink r:id="rId35">
         <w:r>
           <w:rPr>
             <w:rStyle w:val="Hyperlink"/>
@@ -2609,8 +2765,8 @@
         </w:r>
       </w:hyperlink>
     </w:p>
-    <w:bookmarkEnd w:id="38"/>
-    <w:bookmarkStart w:id="40" w:name="ref-dohertyTestingLifeHistory2004"/>
+    <w:bookmarkEnd w:id="36"/>
+    <w:bookmarkStart w:id="38" w:name="ref-dohertyTestingLifeHistory2004"/>
     <w:p>
       <w:pPr>
         <w:pStyle w:val="Bibliography"/>
@@ -2647,7 +2803,7 @@
       <w:r>
         <w:t xml:space="preserve"> </w:t>
       </w:r>
-      <w:hyperlink r:id="rId39">
+      <w:hyperlink r:id="rId37">
         <w:r>
           <w:rPr>
             <w:rStyle w:val="Hyperlink"/>
@@ -2656,8 +2812,8 @@
         </w:r>
       </w:hyperlink>
     </w:p>
-    <w:bookmarkEnd w:id="40"/>
-    <w:bookmarkStart w:id="42" w:name="ref-durantRegimeShiftsBreeding2004"/>
+    <w:bookmarkEnd w:id="38"/>
+    <w:bookmarkStart w:id="40" w:name="ref-durantRegimeShiftsBreeding2004"/>
     <w:p>
       <w:pPr>
         <w:pStyle w:val="Bibliography"/>
@@ -2706,7 +2862,7 @@
       <w:r>
         <w:t xml:space="preserve"> </w:t>
       </w:r>
-      <w:hyperlink r:id="rId41">
+      <w:hyperlink r:id="rId39">
         <w:r>
           <w:rPr>
             <w:rStyle w:val="Hyperlink"/>
@@ -2715,8 +2871,8 @@
         </w:r>
       </w:hyperlink>
     </w:p>
-    <w:bookmarkEnd w:id="42"/>
-    <w:bookmarkStart w:id="44" w:name="ref-fayetLocalPreyShortages2021"/>
+    <w:bookmarkEnd w:id="40"/>
+    <w:bookmarkStart w:id="42" w:name="ref-fayetLocalPreyShortages2021"/>
     <w:p>
       <w:pPr>
         <w:pStyle w:val="Bibliography"/>
@@ -2765,7 +2921,7 @@
       <w:r>
         <w:t xml:space="preserve"> </w:t>
       </w:r>
-      <w:hyperlink r:id="rId43">
+      <w:hyperlink r:id="rId41">
         <w:r>
           <w:rPr>
             <w:rStyle w:val="Hyperlink"/>
@@ -2774,8 +2930,8 @@
         </w:r>
       </w:hyperlink>
     </w:p>
-    <w:bookmarkEnd w:id="44"/>
-    <w:bookmarkStart w:id="46" w:name="X402cb5e1a4e69ff49497d0188bad825f79b15d6"/>
+    <w:bookmarkEnd w:id="42"/>
+    <w:bookmarkStart w:id="44" w:name="X402cb5e1a4e69ff49497d0188bad825f79b15d6"/>
     <w:p>
       <w:pPr>
         <w:pStyle w:val="Bibliography"/>
@@ -2824,7 +2980,7 @@
       <w:r>
         <w:t xml:space="preserve"> </w:t>
       </w:r>
-      <w:hyperlink r:id="rId45">
+      <w:hyperlink r:id="rId43">
         <w:r>
           <w:rPr>
             <w:rStyle w:val="Hyperlink"/>
@@ -2833,8 +2989,8 @@
         </w:r>
       </w:hyperlink>
     </w:p>
-    <w:bookmarkEnd w:id="46"/>
-    <w:bookmarkStart w:id="48" w:name="X33c5e51ec6e1feb638e31c81b30fec3bad61a46"/>
+    <w:bookmarkEnd w:id="44"/>
+    <w:bookmarkStart w:id="46" w:name="X33c5e51ec6e1feb638e31c81b30fec3bad61a46"/>
     <w:p>
       <w:pPr>
         <w:pStyle w:val="Bibliography"/>
@@ -2871,7 +3027,7 @@
       <w:r>
         <w:t xml:space="preserve"> </w:t>
       </w:r>
-      <w:hyperlink r:id="rId47">
+      <w:hyperlink r:id="rId45">
         <w:r>
           <w:rPr>
             <w:rStyle w:val="Hyperlink"/>
@@ -2880,8 +3036,8 @@
         </w:r>
       </w:hyperlink>
     </w:p>
-    <w:bookmarkEnd w:id="48"/>
-    <w:bookmarkStart w:id="49" w:name="Xd2c1001e50c6a03f5980b48bf021065e127b4b3"/>
+    <w:bookmarkEnd w:id="46"/>
+    <w:bookmarkStart w:id="47" w:name="Xd2c1001e50c6a03f5980b48bf021065e127b4b3"/>
     <w:p>
       <w:pPr>
         <w:pStyle w:val="Bibliography"/>
@@ -2962,8 +3118,8 @@
         <w:t xml:space="preserve">(p. 177). Fróðskapur, Faroe University Press.</w:t>
       </w:r>
     </w:p>
-    <w:bookmarkEnd w:id="49"/>
-    <w:bookmarkStart w:id="51" w:name="X686eab3f81361263a84b2098b98864d463c743b"/>
+    <w:bookmarkEnd w:id="47"/>
+    <w:bookmarkStart w:id="49" w:name="X686eab3f81361263a84b2098b98864d463c743b"/>
     <w:p>
       <w:pPr>
         <w:pStyle w:val="Bibliography"/>
@@ -3000,7 +3156,7 @@
       <w:r>
         <w:t xml:space="preserve"> </w:t>
       </w:r>
-      <w:hyperlink r:id="rId50">
+      <w:hyperlink r:id="rId48">
         <w:r>
           <w:rPr>
             <w:rStyle w:val="Hyperlink"/>
@@ -3009,13 +3165,71 @@
         </w:r>
       </w:hyperlink>
     </w:p>
-    <w:bookmarkEnd w:id="51"/>
-    <w:bookmarkStart w:id="53" w:name="ref-jensenBreedingSeason2021"/>
+    <w:bookmarkEnd w:id="49"/>
+    <w:bookmarkStart w:id="50" w:name="ref-jensenPuffinFowlingaFowling2010"/>
     <w:p>
       <w:pPr>
         <w:pStyle w:val="Bibliography"/>
       </w:pPr>
       <w:r>
+        <w:t xml:space="preserve">Jensen, J.-K. (2010).</w:t>
+      </w:r>
+      <w:r>
+        <w:t xml:space="preserve"> </w:t>
+      </w:r>
+      <w:r>
+        <w:rPr>
+          <w:i/>
+          <w:iCs/>
+        </w:rPr>
+        <w:t xml:space="preserve">Puffin fowling-a fowling day on</w:t>
+      </w:r>
+      <w:r>
+        <w:rPr>
+          <w:i/>
+          <w:iCs/>
+        </w:rPr>
+        <w:t xml:space="preserve"> </w:t>
+      </w:r>
+      <w:r>
+        <w:rPr>
+          <w:i/>
+          <w:iCs/>
+        </w:rPr>
+        <w:t xml:space="preserve">Nólsoy</w:t>
+      </w:r>
+      <w:r>
+        <w:rPr>
+          <w:i/>
+          <w:iCs/>
+        </w:rPr>
+        <w:t xml:space="preserve">,</w:t>
+      </w:r>
+      <w:r>
+        <w:rPr>
+          <w:i/>
+          <w:iCs/>
+        </w:rPr>
+        <w:t xml:space="preserve"> </w:t>
+      </w:r>
+      <w:r>
+        <w:rPr>
+          <w:i/>
+          <w:iCs/>
+        </w:rPr>
+        <w:t xml:space="preserve">Faroe Islands</w:t>
+      </w:r>
+      <w:r>
+        <w:t xml:space="preserve">. Føroya Skúlabókagrunnur.</w:t>
+      </w:r>
+    </w:p>
+    <w:bookmarkEnd w:id="50"/>
+    <w:bookmarkStart w:id="52" w:name="ref-jensenBreedingSeason2021"/>
+    <w:p>
+      <w:pPr>
+        <w:pStyle w:val="Bibliography"/>
+      </w:pPr>
+      <w:r>
         <w:t xml:space="preserve">Jensen, J.-K. (2021).</w:t>
       </w:r>
       <w:r>
@@ -3090,7 +3304,7 @@
       <w:r>
         <w:t xml:space="preserve"> </w:t>
       </w:r>
-      <w:hyperlink r:id="rId52">
+      <w:hyperlink r:id="rId51">
         <w:r>
           <w:rPr>
             <w:rStyle w:val="Hyperlink"/>
@@ -3099,154 +3313,144 @@
         </w:r>
       </w:hyperlink>
     </w:p>
+    <w:bookmarkEnd w:id="52"/>
+    <w:bookmarkStart w:id="53" w:name="ref-jensenListBirdsSeen2005"/>
+    <w:p>
+      <w:pPr>
+        <w:pStyle w:val="Bibliography"/>
+      </w:pPr>
+      <w:r>
+        <w:t xml:space="preserve">Jensen, J.-K., Bloch, D., &amp; Olsen, B. (2005). List of birds seen in the</w:t>
+      </w:r>
+      <w:r>
+        <w:t xml:space="preserve"> </w:t>
+      </w:r>
+      <w:r>
+        <w:t xml:space="preserve">Faroe Islands</w:t>
+      </w:r>
+      <w:r>
+        <w:t xml:space="preserve">. In</w:t>
+      </w:r>
+      <w:r>
+        <w:t xml:space="preserve"> </w:t>
+      </w:r>
+      <w:r>
+        <w:rPr>
+          <w:i/>
+          <w:iCs/>
+        </w:rPr>
+        <w:t xml:space="preserve">Føroya fuglafrøðifelag and</w:t>
+      </w:r>
+      <w:r>
+        <w:rPr>
+          <w:i/>
+          <w:iCs/>
+        </w:rPr>
+        <w:t xml:space="preserve"> </w:t>
+      </w:r>
+      <w:r>
+        <w:rPr>
+          <w:i/>
+          <w:iCs/>
+        </w:rPr>
+        <w:t xml:space="preserve">Føroya</w:t>
+      </w:r>
+      <w:r>
+        <w:rPr>
+          <w:i/>
+          <w:iCs/>
+        </w:rPr>
+        <w:t xml:space="preserve"> </w:t>
+      </w:r>
+      <w:r>
+        <w:rPr>
+          <w:i/>
+          <w:iCs/>
+        </w:rPr>
+        <w:t xml:space="preserve">skúlabókagrunnur</w:t>
+      </w:r>
+      <w:r>
+        <w:t xml:space="preserve">. Føroya Náttúrugripasavn, Tórshavn, Faroe Islands.</w:t>
+      </w:r>
+    </w:p>
     <w:bookmarkEnd w:id="53"/>
-    <w:bookmarkStart w:id="54" w:name="ref-jensenPuffinFowlingaFowling2010"/>
+    <w:bookmarkStart w:id="54" w:name="ref-jensenTraditionsPuffinFowling2020"/>
     <w:p>
       <w:pPr>
         <w:pStyle w:val="Bibliography"/>
       </w:pPr>
       <w:r>
-        <w:t xml:space="preserve">Jensen, J.-K. (2010).</w:t>
-      </w:r>
-      <w:r>
-        <w:t xml:space="preserve"> </w:t>
-      </w:r>
-      <w:r>
-        <w:rPr>
-          <w:i/>
-          <w:iCs/>
-        </w:rPr>
-        <w:t xml:space="preserve">Puffin fowling-a fowling day on</w:t>
-      </w:r>
-      <w:r>
-        <w:rPr>
-          <w:i/>
-          <w:iCs/>
-        </w:rPr>
-        <w:t xml:space="preserve"> </w:t>
-      </w:r>
-      <w:r>
-        <w:rPr>
-          <w:i/>
-          <w:iCs/>
-        </w:rPr>
-        <w:t xml:space="preserve">Nólsoy</w:t>
-      </w:r>
-      <w:r>
-        <w:rPr>
-          <w:i/>
-          <w:iCs/>
-        </w:rPr>
+        <w:t xml:space="preserve">Jensen, J.-K., &amp; Olsen, B. (2020). Traditions for puffin fowling in the</w:t>
+      </w:r>
+      <w:r>
+        <w:t xml:space="preserve"> </w:t>
+      </w:r>
+      <w:r>
+        <w:t xml:space="preserve">Faroe Islands</w:t>
+      </w:r>
+      <w:r>
+        <w:t xml:space="preserve"> </w:t>
+      </w:r>
+      <w:r>
+        <w:t xml:space="preserve">the last decades.</w:t>
+      </w:r>
+      <w:r>
+        <w:t xml:space="preserve"> </w:t>
+      </w:r>
+      <w:r>
+        <w:rPr>
+          <w:i/>
+          <w:iCs/>
+        </w:rPr>
+        <w:t xml:space="preserve">Journal of Nature Faroe Islands</w:t>
+      </w:r>
+      <w:r>
         <w:t xml:space="preserve">,</w:t>
       </w:r>
       <w:r>
-        <w:rPr>
-          <w:i/>
-          <w:iCs/>
-        </w:rPr>
-        <w:t xml:space="preserve"> </w:t>
-      </w:r>
-      <w:r>
-        <w:rPr>
-          <w:i/>
-          <w:iCs/>
-        </w:rPr>
-        <w:t xml:space="preserve">Faroe Islands</w:t>
-      </w:r>
-      <w:r>
-        <w:t xml:space="preserve">. Føroya Skúlabókagrunnur.</w:t>
+        <w:t xml:space="preserve"> </w:t>
+      </w:r>
+      <w:r>
+        <w:rPr>
+          <w:i/>
+          <w:iCs/>
+        </w:rPr>
+        <w:t xml:space="preserve">1</w:t>
+      </w:r>
+      <w:r>
+        <w:t xml:space="preserve">, 3–17.</w:t>
       </w:r>
     </w:p>
     <w:bookmarkEnd w:id="54"/>
-    <w:bookmarkStart w:id="55" w:name="ref-jensenListBirdsSeen2005"/>
+    <w:bookmarkStart w:id="56" w:name="X289cc0e6e2d6f2de639c6553ec3bb635a7ae663"/>
     <w:p>
       <w:pPr>
         <w:pStyle w:val="Bibliography"/>
       </w:pPr>
       <w:r>
-        <w:t xml:space="preserve">Jensen, J.-K., Bloch, D., &amp; Olsen, B. (2005). List of birds seen in the</w:t>
-      </w:r>
-      <w:r>
-        <w:t xml:space="preserve"> </w:t>
-      </w:r>
-      <w:r>
-        <w:t xml:space="preserve">Faroe Islands</w:t>
-      </w:r>
-      <w:r>
-        <w:t xml:space="preserve">. In</w:t>
-      </w:r>
-      <w:r>
-        <w:t xml:space="preserve"> </w:t>
-      </w:r>
-      <w:r>
-        <w:rPr>
-          <w:i/>
-          <w:iCs/>
-        </w:rPr>
-        <w:t xml:space="preserve">Føroya fuglafrøðifelag and</w:t>
-      </w:r>
-      <w:r>
-        <w:rPr>
-          <w:i/>
-          <w:iCs/>
-        </w:rPr>
-        <w:t xml:space="preserve"> </w:t>
-      </w:r>
-      <w:r>
-        <w:rPr>
-          <w:i/>
-          <w:iCs/>
-        </w:rPr>
-        <w:t xml:space="preserve">Føroya</w:t>
-      </w:r>
-      <w:r>
-        <w:rPr>
-          <w:i/>
-          <w:iCs/>
-        </w:rPr>
-        <w:t xml:space="preserve"> </w:t>
-      </w:r>
-      <w:r>
-        <w:rPr>
-          <w:i/>
-          <w:iCs/>
-        </w:rPr>
-        <w:t xml:space="preserve">skúlabókagrunnur</w:t>
-      </w:r>
-      <w:r>
-        <w:t xml:space="preserve">. Føroya Náttúrugripasavn, Tórshavn, Faroe Islands.</w:t>
-      </w:r>
-    </w:p>
-    <w:bookmarkEnd w:id="55"/>
-    <w:bookmarkStart w:id="56" w:name="ref-jensenTraditionsPuffinFowling2020"/>
-    <w:p>
-      <w:pPr>
-        <w:pStyle w:val="Bibliography"/>
-      </w:pPr>
-      <w:r>
-        <w:t xml:space="preserve">Jensen, J.-K., &amp; Olsen, B. (2020). Traditions for puffin fowling in the</w:t>
-      </w:r>
-      <w:r>
-        <w:t xml:space="preserve"> </w:t>
-      </w:r>
-      <w:r>
-        <w:t xml:space="preserve">Faroe Islands</w:t>
-      </w:r>
-      <w:r>
-        <w:t xml:space="preserve"> </w:t>
-      </w:r>
-      <w:r>
-        <w:t xml:space="preserve">the last decades.</w:t>
-      </w:r>
-      <w:r>
-        <w:t xml:space="preserve"> </w:t>
-      </w:r>
-      <w:r>
-        <w:rPr>
-          <w:i/>
-          <w:iCs/>
-        </w:rPr>
-        <w:t xml:space="preserve">Journal of Nature Faroe Islands</w:t>
+        <w:t xml:space="preserve">Johnson, F. A., &amp; Nielsen, Ó. K. (2024). Regional demography of</w:t>
+      </w:r>
+      <w:r>
+        <w:t xml:space="preserve"> </w:t>
+      </w:r>
+      <w:r>
+        <w:t xml:space="preserve">Icelandic</w:t>
+      </w:r>
+      <w:r>
+        <w:t xml:space="preserve"> </w:t>
+      </w:r>
+      <w:r>
+        <w:t xml:space="preserve">rock ptarmigan and its implications for harvest management.</w:t>
+      </w:r>
+      <w:r>
+        <w:t xml:space="preserve"> </w:t>
+      </w:r>
+      <w:r>
+        <w:rPr>
+          <w:i/>
+          <w:iCs/>
+        </w:rPr>
+        <w:t xml:space="preserve">Ecological Solutions and Evidence</w:t>
       </w:r>
       <w:r>
         <w:t xml:space="preserve">,</w:t>
@@ -3259,54 +3463,6 @@
           <w:i/>
           <w:iCs/>
         </w:rPr>
-        <w:t xml:space="preserve">1</w:t>
-      </w:r>
-      <w:r>
-        <w:t xml:space="preserve">, 3–17.</w:t>
-      </w:r>
-    </w:p>
-    <w:bookmarkEnd w:id="56"/>
-    <w:bookmarkStart w:id="58" w:name="X289cc0e6e2d6f2de639c6553ec3bb635a7ae663"/>
-    <w:p>
-      <w:pPr>
-        <w:pStyle w:val="Bibliography"/>
-      </w:pPr>
-      <w:r>
-        <w:t xml:space="preserve">Johnson, F. A., &amp; Nielsen, Ó. K. (2024). Regional demography of</w:t>
-      </w:r>
-      <w:r>
-        <w:t xml:space="preserve"> </w:t>
-      </w:r>
-      <w:r>
-        <w:t xml:space="preserve">Icelandic</w:t>
-      </w:r>
-      <w:r>
-        <w:t xml:space="preserve"> </w:t>
-      </w:r>
-      <w:r>
-        <w:t xml:space="preserve">rock ptarmigan and its implications for harvest management.</w:t>
-      </w:r>
-      <w:r>
-        <w:t xml:space="preserve"> </w:t>
-      </w:r>
-      <w:r>
-        <w:rPr>
-          <w:i/>
-          <w:iCs/>
-        </w:rPr>
-        <w:t xml:space="preserve">Ecological Solutions and Evidence</w:t>
-      </w:r>
-      <w:r>
-        <w:t xml:space="preserve">,</w:t>
-      </w:r>
-      <w:r>
-        <w:t xml:space="preserve"> </w:t>
-      </w:r>
-      <w:r>
-        <w:rPr>
-          <w:i/>
-          <w:iCs/>
-        </w:rPr>
         <w:t xml:space="preserve">5</w:t>
       </w:r>
       <w:r>
@@ -3315,7 +3471,7 @@
       <w:r>
         <w:t xml:space="preserve"> </w:t>
       </w:r>
-      <w:hyperlink r:id="rId57">
+      <w:hyperlink r:id="rId55">
         <w:r>
           <w:rPr>
             <w:rStyle w:val="Hyperlink"/>
@@ -3324,8 +3480,8 @@
         </w:r>
       </w:hyperlink>
     </w:p>
-    <w:bookmarkEnd w:id="58"/>
-    <w:bookmarkStart w:id="60" w:name="ref-johnson2024icelandic"/>
+    <w:bookmarkEnd w:id="56"/>
+    <w:bookmarkStart w:id="58" w:name="ref-johnson2024icelandic"/>
     <w:p>
       <w:pPr>
         <w:pStyle w:val="Bibliography"/>
@@ -3349,7 +3505,7 @@
       <w:r>
         <w:t xml:space="preserve"> </w:t>
       </w:r>
-      <w:hyperlink r:id="rId59">
+      <w:hyperlink r:id="rId57">
         <w:r>
           <w:rPr>
             <w:rStyle w:val="Hyperlink"/>
@@ -3358,8 +3514,8 @@
         </w:r>
       </w:hyperlink>
     </w:p>
-    <w:bookmarkEnd w:id="60"/>
-    <w:bookmarkStart w:id="62" w:name="ref-jonesIncubationPatchBirds1971"/>
+    <w:bookmarkEnd w:id="58"/>
+    <w:bookmarkStart w:id="60" w:name="ref-jonesIncubationPatchBirds1971"/>
     <w:p>
       <w:pPr>
         <w:pStyle w:val="Bibliography"/>
@@ -3396,7 +3552,7 @@
       <w:r>
         <w:t xml:space="preserve"> </w:t>
       </w:r>
-      <w:hyperlink r:id="rId61">
+      <w:hyperlink r:id="rId59">
         <w:r>
           <w:rPr>
             <w:rStyle w:val="Hyperlink"/>
@@ -3405,8 +3561,8 @@
         </w:r>
       </w:hyperlink>
     </w:p>
-    <w:bookmarkEnd w:id="62"/>
-    <w:bookmarkStart w:id="63" w:name="Xe19625febeb906ccdb6e58cd53cb47af33dcf28"/>
+    <w:bookmarkEnd w:id="60"/>
+    <w:bookmarkStart w:id="61" w:name="Xe19625febeb906ccdb6e58cd53cb47af33dcf28"/>
     <w:p>
       <w:pPr>
         <w:pStyle w:val="Bibliography"/>
@@ -3415,8 +3571,8 @@
         <w:t xml:space="preserve">Løgtingslóg um fuglaveiðu, sum seinast broytt við løgtingslóg nr. 70 frá 22. mai 2023 (1984).</w:t>
       </w:r>
     </w:p>
-    <w:bookmarkEnd w:id="63"/>
-    <w:bookmarkStart w:id="65" w:name="ref-lowtherAtlanticPuffinFratercula2020"/>
+    <w:bookmarkEnd w:id="61"/>
+    <w:bookmarkStart w:id="63" w:name="ref-lowtherAtlanticPuffinFratercula2020"/>
     <w:p>
       <w:pPr>
         <w:pStyle w:val="Bibliography"/>
@@ -3450,7 +3606,7 @@
       <w:r>
         <w:t xml:space="preserve"> </w:t>
       </w:r>
-      <w:hyperlink r:id="rId64">
+      <w:hyperlink r:id="rId62">
         <w:r>
           <w:rPr>
             <w:rStyle w:val="Hyperlink"/>
@@ -3459,8 +3615,8 @@
         </w:r>
       </w:hyperlink>
     </w:p>
-    <w:bookmarkEnd w:id="65"/>
-    <w:bookmarkStart w:id="67" w:name="X207bec76f29f8d8311150c8279e9cc679159524"/>
+    <w:bookmarkEnd w:id="63"/>
+    <w:bookmarkStart w:id="65" w:name="X207bec76f29f8d8311150c8279e9cc679159524"/>
     <w:p>
       <w:pPr>
         <w:pStyle w:val="Bibliography"/>
@@ -3562,7 +3718,7 @@
       <w:r>
         <w:t xml:space="preserve"> </w:t>
       </w:r>
-      <w:hyperlink r:id="rId66">
+      <w:hyperlink r:id="rId64">
         <w:r>
           <w:rPr>
             <w:rStyle w:val="Hyperlink"/>
@@ -3571,8 +3727,8 @@
         </w:r>
       </w:hyperlink>
     </w:p>
-    <w:bookmarkEnd w:id="67"/>
-    <w:bookmarkStart w:id="69" w:name="X958f21470482a6a06ce614515743210bd9f3c46"/>
+    <w:bookmarkEnd w:id="65"/>
+    <w:bookmarkStart w:id="67" w:name="X958f21470482a6a06ce614515743210bd9f3c46"/>
     <w:p>
       <w:pPr>
         <w:pStyle w:val="Bibliography"/>
@@ -3630,7 +3786,7 @@
       <w:r>
         <w:t xml:space="preserve"> </w:t>
       </w:r>
-      <w:hyperlink r:id="rId68">
+      <w:hyperlink r:id="rId66">
         <w:r>
           <w:rPr>
             <w:rStyle w:val="Hyperlink"/>
@@ -3639,8 +3795,8 @@
         </w:r>
       </w:hyperlink>
     </w:p>
-    <w:bookmarkEnd w:id="69"/>
-    <w:bookmarkStart w:id="71" w:name="ref-milesDeclineAtlanticPuffin2015"/>
+    <w:bookmarkEnd w:id="67"/>
+    <w:bookmarkStart w:id="69" w:name="ref-milesDeclineAtlanticPuffin2015"/>
     <w:p>
       <w:pPr>
         <w:pStyle w:val="Bibliography"/>
@@ -3701,7 +3857,7 @@
       <w:r>
         <w:t xml:space="preserve"> </w:t>
       </w:r>
-      <w:hyperlink r:id="rId70">
+      <w:hyperlink r:id="rId68">
         <w:r>
           <w:rPr>
             <w:rStyle w:val="Hyperlink"/>
@@ -3710,8 +3866,8 @@
         </w:r>
       </w:hyperlink>
     </w:p>
-    <w:bookmarkEnd w:id="71"/>
-    <w:bookmarkStart w:id="73" w:name="ref-naturescot2026guga"/>
+    <w:bookmarkEnd w:id="69"/>
+    <w:bookmarkStart w:id="71" w:name="ref-naturescot2026guga"/>
     <w:p>
       <w:pPr>
         <w:pStyle w:val="Bibliography"/>
@@ -3735,7 +3891,7 @@
       <w:r>
         <w:t xml:space="preserve"> </w:t>
       </w:r>
-      <w:hyperlink r:id="rId72">
+      <w:hyperlink r:id="rId70">
         <w:r>
           <w:rPr>
             <w:rStyle w:val="Hyperlink"/>
@@ -3744,8 +3900,8 @@
         </w:r>
       </w:hyperlink>
     </w:p>
-    <w:bookmarkEnd w:id="73"/>
-    <w:bookmarkStart w:id="75" w:name="ref-papworthEvidenceShiftingBaseline2009"/>
+    <w:bookmarkEnd w:id="71"/>
+    <w:bookmarkStart w:id="73" w:name="ref-papworthEvidenceShiftingBaseline2009"/>
     <w:p>
       <w:pPr>
         <w:pStyle w:val="Bibliography"/>
@@ -3782,7 +3938,7 @@
       <w:r>
         <w:t xml:space="preserve"> </w:t>
       </w:r>
-      <w:hyperlink r:id="rId74">
+      <w:hyperlink r:id="rId72">
         <w:r>
           <w:rPr>
             <w:rStyle w:val="Hyperlink"/>
@@ -3791,8 +3947,8 @@
         </w:r>
       </w:hyperlink>
     </w:p>
-    <w:bookmarkEnd w:id="75"/>
-    <w:bookmarkStart w:id="77" w:name="ref-paulyAnecdotesShiftingBaseline1995"/>
+    <w:bookmarkEnd w:id="73"/>
+    <w:bookmarkStart w:id="75" w:name="ref-paulyAnecdotesShiftingBaseline1995"/>
     <w:p>
       <w:pPr>
         <w:pStyle w:val="Bibliography"/>
@@ -3829,7 +3985,7 @@
       <w:r>
         <w:t xml:space="preserve"> </w:t>
       </w:r>
-      <w:hyperlink r:id="rId76">
+      <w:hyperlink r:id="rId74">
         <w:r>
           <w:rPr>
             <w:rStyle w:val="Hyperlink"/>
@@ -3838,8 +3994,8 @@
         </w:r>
       </w:hyperlink>
     </w:p>
-    <w:bookmarkEnd w:id="77"/>
-    <w:bookmarkStart w:id="79" w:name="X03b217116af5a405b2e157107e6b8a2cfe31837"/>
+    <w:bookmarkEnd w:id="75"/>
+    <w:bookmarkStart w:id="77" w:name="X03b217116af5a405b2e157107e6b8a2cfe31837"/>
     <w:p>
       <w:pPr>
         <w:pStyle w:val="Bibliography"/>
@@ -3866,7 +4022,7 @@
       <w:r>
         <w:t xml:space="preserve"> </w:t>
       </w:r>
-      <w:hyperlink r:id="rId78">
+      <w:hyperlink r:id="rId76">
         <w:r>
           <w:rPr>
             <w:rStyle w:val="Hyperlink"/>
@@ -3875,8 +4031,8 @@
         </w:r>
       </w:hyperlink>
     </w:p>
-    <w:bookmarkEnd w:id="79"/>
-    <w:bookmarkStart w:id="81" w:name="X15453a87abea435588d2bae03c6c13b76a862f1"/>
+    <w:bookmarkEnd w:id="77"/>
+    <w:bookmarkStart w:id="79" w:name="X15453a87abea435588d2bae03c6c13b76a862f1"/>
     <w:p>
       <w:pPr>
         <w:pStyle w:val="Bibliography"/>
@@ -3934,7 +4090,7 @@
       <w:r>
         <w:t xml:space="preserve"> </w:t>
       </w:r>
-      <w:hyperlink r:id="rId80">
+      <w:hyperlink r:id="rId78">
         <w:r>
           <w:rPr>
             <w:rStyle w:val="Hyperlink"/>
@@ -3943,8 +4099,8 @@
         </w:r>
       </w:hyperlink>
     </w:p>
-    <w:bookmarkEnd w:id="81"/>
-    <w:bookmarkStart w:id="83" w:name="ref-sandvikHighSurvivalImmatures2008"/>
+    <w:bookmarkEnd w:id="79"/>
+    <w:bookmarkStart w:id="81" w:name="ref-sandvikHighSurvivalImmatures2008"/>
     <w:p>
       <w:pPr>
         <w:pStyle w:val="Bibliography"/>
@@ -4015,7 +4171,7 @@
       <w:r>
         <w:t xml:space="preserve"> </w:t>
       </w:r>
-      <w:hyperlink r:id="rId82">
+      <w:hyperlink r:id="rId80">
         <w:r>
           <w:rPr>
             <w:rStyle w:val="Hyperlink"/>
@@ -4024,8 +4180,8 @@
         </w:r>
       </w:hyperlink>
     </w:p>
-    <w:bookmarkEnd w:id="83"/>
-    <w:bookmarkStart w:id="84" w:name="X55573da4300cacfc7ebb0f912cf4312ab59c11a"/>
+    <w:bookmarkEnd w:id="81"/>
+    <w:bookmarkStart w:id="82" w:name="X55573da4300cacfc7ebb0f912cf4312ab59c11a"/>
     <w:p>
       <w:pPr>
         <w:pStyle w:val="Bibliography"/>
@@ -4078,8 +4234,8 @@
         <w:t xml:space="preserve">, 95–99.</w:t>
       </w:r>
     </w:p>
-    <w:bookmarkEnd w:id="84"/>
-    <w:bookmarkStart w:id="86" w:name="X3ede5c96a343fbec70bed9a420846eae3dca84b"/>
+    <w:bookmarkEnd w:id="82"/>
+    <w:bookmarkStart w:id="84" w:name="X3ede5c96a343fbec70bed9a420846eae3dca84b"/>
     <w:p>
       <w:pPr>
         <w:pStyle w:val="Bibliography"/>
@@ -4116,7 +4272,7 @@
       <w:r>
         <w:t xml:space="preserve"> </w:t>
       </w:r>
-      <w:hyperlink r:id="rId85">
+      <w:hyperlink r:id="rId83">
         <w:r>
           <w:rPr>
             <w:rStyle w:val="Hyperlink"/>
@@ -4125,8 +4281,8 @@
         </w:r>
       </w:hyperlink>
     </w:p>
-    <w:bookmarkEnd w:id="86"/>
-    <w:bookmarkStart w:id="88" w:name="ref-vanfraneker2004"/>
+    <w:bookmarkEnd w:id="84"/>
+    <w:bookmarkStart w:id="86" w:name="ref-vanfraneker2004"/>
     <w:p>
       <w:pPr>
         <w:pStyle w:val="Bibliography"/>
@@ -4209,7 +4365,7 @@
       <w:r>
         <w:t xml:space="preserve"> </w:t>
       </w:r>
-      <w:hyperlink r:id="rId87">
+      <w:hyperlink r:id="rId85">
         <w:r>
           <w:rPr>
             <w:rStyle w:val="Hyperlink"/>
@@ -4218,8 +4374,8 @@
         </w:r>
       </w:hyperlink>
     </w:p>
-    <w:bookmarkEnd w:id="88"/>
-    <w:bookmarkStart w:id="90" w:name="ref-vehtariPracticalBayesianModel2017"/>
+    <w:bookmarkEnd w:id="86"/>
+    <w:bookmarkStart w:id="88" w:name="ref-vehtariPracticalBayesianModel2017"/>
     <w:p>
       <w:pPr>
         <w:pStyle w:val="Bibliography"/>
@@ -4277,7 +4433,7 @@
       <w:r>
         <w:t xml:space="preserve"> </w:t>
       </w:r>
-      <w:hyperlink r:id="rId89">
+      <w:hyperlink r:id="rId87">
         <w:r>
           <w:rPr>
             <w:rStyle w:val="Hyperlink"/>
@@ -4286,8 +4442,8 @@
         </w:r>
       </w:hyperlink>
     </w:p>
-    <w:bookmarkEnd w:id="90"/>
-    <w:bookmarkStart w:id="92" w:name="Xb381b5d8d6d3401bbb0133a1c086c6f6782b533"/>
+    <w:bookmarkEnd w:id="88"/>
+    <w:bookmarkStart w:id="90" w:name="Xb381b5d8d6d3401bbb0133a1c086c6f6782b533"/>
     <w:p>
       <w:pPr>
         <w:pStyle w:val="Bibliography"/>
@@ -4348,7 +4504,7 @@
       <w:r>
         <w:t xml:space="preserve"> </w:t>
       </w:r>
-      <w:hyperlink r:id="rId91">
+      <w:hyperlink r:id="rId89">
         <w:r>
           <w:rPr>
             <w:rStyle w:val="Hyperlink"/>
@@ -4357,44 +4513,44 @@
         </w:r>
       </w:hyperlink>
     </w:p>
+    <w:bookmarkEnd w:id="90"/>
+    <w:bookmarkStart w:id="91" w:name="ref-vehtariParetoSmoothedImportance2024"/>
+    <w:p>
+      <w:pPr>
+        <w:pStyle w:val="Bibliography"/>
+      </w:pPr>
+      <w:r>
+        <w:t xml:space="preserve">Vehtari, A., Simpson, D., Gelman, A., Yao, Y., &amp; Gabry, J. (2024). Pareto smoothed importance sampling.</w:t>
+      </w:r>
+      <w:r>
+        <w:t xml:space="preserve"> </w:t>
+      </w:r>
+      <w:r>
+        <w:rPr>
+          <w:i/>
+          <w:iCs/>
+        </w:rPr>
+        <w:t xml:space="preserve">Journal of Machine Learning Research</w:t>
+      </w:r>
+      <w:r>
+        <w:t xml:space="preserve">,</w:t>
+      </w:r>
+      <w:r>
+        <w:t xml:space="preserve"> </w:t>
+      </w:r>
+      <w:r>
+        <w:rPr>
+          <w:i/>
+          <w:iCs/>
+        </w:rPr>
+        <w:t xml:space="preserve">25</w:t>
+      </w:r>
+      <w:r>
+        <w:t xml:space="preserve">(72), 1–58.</w:t>
+      </w:r>
+    </w:p>
+    <w:bookmarkEnd w:id="91"/>
     <w:bookmarkEnd w:id="92"/>
-    <w:bookmarkStart w:id="93" w:name="ref-vehtariParetoSmoothedImportance2024"/>
-    <w:p>
-      <w:pPr>
-        <w:pStyle w:val="Bibliography"/>
-      </w:pPr>
-      <w:r>
-        <w:t xml:space="preserve">Vehtari, A., Simpson, D., Gelman, A., Yao, Y., &amp; Gabry, J. (2024). Pareto smoothed importance sampling.</w:t>
-      </w:r>
-      <w:r>
-        <w:t xml:space="preserve"> </w:t>
-      </w:r>
-      <w:r>
-        <w:rPr>
-          <w:i/>
-          <w:iCs/>
-        </w:rPr>
-        <w:t xml:space="preserve">Journal of Machine Learning Research</w:t>
-      </w:r>
-      <w:r>
-        <w:t xml:space="preserve">,</w:t>
-      </w:r>
-      <w:r>
-        <w:t xml:space="preserve"> </w:t>
-      </w:r>
-      <w:r>
-        <w:rPr>
-          <w:i/>
-          <w:iCs/>
-        </w:rPr>
-        <w:t xml:space="preserve">25</w:t>
-      </w:r>
-      <w:r>
-        <w:t xml:space="preserve">(72), 1–58.</w:t>
-      </w:r>
-    </w:p>
-    <w:bookmarkEnd w:id="93"/>
-    <w:bookmarkEnd w:id="94"/>
     <w:p>
       <w:r>
         <w:br w:type="page"/>
@@ -4518,30 +4674,30 @@
       <w:tr>
         <w:tc>
           <w:tcPr/>
-          <w:bookmarkStart w:id="99" w:name="fig-map"/>
+          <w:bookmarkStart w:id="97" w:name="fig-map"/>
           <w:p>
             <w:pPr>
               <w:pStyle w:val="Compact"/>
               <w:jc w:val="center"/>
             </w:pPr>
-            <w:bookmarkStart w:id="98" w:name="fig-map"/>
+            <w:bookmarkStart w:id="96" w:name="fig-map"/>
             <w:r>
               <w:drawing>
                 <wp:inline>
                   <wp:extent cx="5943600" cy="6028508"/>
                   <wp:effectExtent b="0" l="0" r="0" t="0"/>
-                  <wp:docPr descr="" title="" id="96" name="Picture"/>
+                  <wp:docPr descr="" title="" id="94" name="Picture"/>
                   <a:graphic>
                     <a:graphicData uri="http://schemas.openxmlformats.org/drawingml/2006/picture">
                       <pic:pic>
                         <pic:nvPicPr>
-                          <pic:cNvPr descr="manuscript_files/figure-docx/fig-map-1.png" id="97" name="Picture"/>
+                          <pic:cNvPr descr="manuscript_files/figure-docx/fig-map-1.png" id="95" name="Picture"/>
                           <pic:cNvPicPr>
                             <a:picLocks noChangeArrowheads="1" noChangeAspect="1"/>
                           </pic:cNvPicPr>
                         </pic:nvPicPr>
                         <pic:blipFill>
-                          <a:blip r:embed="rId95"/>
+                          <a:blip r:embed="rId93"/>
                           <a:stretch>
                             <a:fillRect/>
                           </a:stretch>
@@ -4567,7 +4723,7 @@
                 </wp:inline>
               </w:drawing>
             </w:r>
-            <w:bookmarkEnd w:id="98"/>
+            <w:bookmarkEnd w:id="96"/>
           </w:p>
           <w:p>
             <w:pPr>
@@ -4586,7 +4742,7 @@
               <w:t xml:space="preserve"> 1</w:t>
             </w:r>
           </w:p>
-          <w:bookmarkEnd w:id="99"/>
+          <w:bookmarkEnd w:id="97"/>
         </w:tc>
       </w:tr>
     </w:tbl>
@@ -4608,30 +4764,30 @@
       <w:tr>
         <w:tc>
           <w:tcPr/>
-          <w:bookmarkStart w:id="104" w:name="fig-marg-bar"/>
+          <w:bookmarkStart w:id="102" w:name="fig-marg-bar"/>
           <w:p>
             <w:pPr>
               <w:pStyle w:val="Compact"/>
               <w:jc w:val="center"/>
             </w:pPr>
-            <w:bookmarkStart w:id="103" w:name="fig-marg-bar"/>
+            <w:bookmarkStart w:id="101" w:name="fig-marg-bar"/>
             <w:r>
               <w:drawing>
                 <wp:inline>
                   <wp:extent cx="5943600" cy="4245428"/>
                   <wp:effectExtent b="0" l="0" r="0" t="0"/>
-                  <wp:docPr descr="" title="" id="101" name="Picture"/>
+                  <wp:docPr descr="" title="" id="99" name="Picture"/>
                   <a:graphic>
                     <a:graphicData uri="http://schemas.openxmlformats.org/drawingml/2006/picture">
                       <pic:pic>
                         <pic:nvPicPr>
-                          <pic:cNvPr descr="manuscript_files/figure-docx/fig-marg-bar-1.png" id="102" name="Picture"/>
+                          <pic:cNvPr descr="manuscript_files/figure-docx/fig-marg-bar-1.png" id="100" name="Picture"/>
                           <pic:cNvPicPr>
                             <a:picLocks noChangeArrowheads="1" noChangeAspect="1"/>
                           </pic:cNvPicPr>
                         </pic:nvPicPr>
                         <pic:blipFill>
-                          <a:blip r:embed="rId100"/>
+                          <a:blip r:embed="rId98"/>
                           <a:stretch>
                             <a:fillRect/>
                           </a:stretch>
@@ -4657,7 +4813,7 @@
                 </wp:inline>
               </w:drawing>
             </w:r>
-            <w:bookmarkEnd w:id="103"/>
+            <w:bookmarkEnd w:id="101"/>
           </w:p>
           <w:p>
             <w:pPr>
@@ -4676,7 +4832,7 @@
               <w:t xml:space="preserve"> 2</w:t>
             </w:r>
           </w:p>
-          <w:bookmarkEnd w:id="104"/>
+          <w:bookmarkEnd w:id="102"/>
         </w:tc>
       </w:tr>
     </w:tbl>
@@ -4698,30 +4854,30 @@
       <w:tr>
         <w:tc>
           <w:tcPr/>
-          <w:bookmarkStart w:id="109" w:name="fig-pred1"/>
+          <w:bookmarkStart w:id="107" w:name="fig-pred1"/>
           <w:p>
             <w:pPr>
               <w:pStyle w:val="Compact"/>
               <w:jc w:val="center"/>
             </w:pPr>
-            <w:bookmarkStart w:id="108" w:name="fig-pred1"/>
+            <w:bookmarkStart w:id="106" w:name="fig-pred1"/>
             <w:r>
               <w:drawing>
                 <wp:inline>
                   <wp:extent cx="5943600" cy="4245428"/>
                   <wp:effectExtent b="0" l="0" r="0" t="0"/>
-                  <wp:docPr descr="" title="" id="106" name="Picture"/>
+                  <wp:docPr descr="" title="" id="104" name="Picture"/>
                   <a:graphic>
                     <a:graphicData uri="http://schemas.openxmlformats.org/drawingml/2006/picture">
                       <pic:pic>
                         <pic:nvPicPr>
-                          <pic:cNvPr descr="manuscript_files/figure-docx/fig-pred1-1.png" id="107" name="Picture"/>
+                          <pic:cNvPr descr="manuscript_files/figure-docx/fig-pred1-1.png" id="105" name="Picture"/>
                           <pic:cNvPicPr>
                             <a:picLocks noChangeArrowheads="1" noChangeAspect="1"/>
                           </pic:cNvPicPr>
                         </pic:nvPicPr>
                         <pic:blipFill>
-                          <a:blip r:embed="rId105"/>
+                          <a:blip r:embed="rId103"/>
                           <a:stretch>
                             <a:fillRect/>
                           </a:stretch>
@@ -4747,7 +4903,7 @@
                 </wp:inline>
               </w:drawing>
             </w:r>
-            <w:bookmarkEnd w:id="108"/>
+            <w:bookmarkEnd w:id="106"/>
           </w:p>
           <w:p>
             <w:pPr>
@@ -4766,7 +4922,7 @@
               <w:t xml:space="preserve"> 3</w:t>
             </w:r>
           </w:p>
-          <w:bookmarkEnd w:id="109"/>
+          <w:bookmarkEnd w:id="107"/>
         </w:tc>
       </w:tr>
     </w:tbl>
@@ -4788,30 +4944,30 @@
       <w:tr>
         <w:tc>
           <w:tcPr/>
-          <w:bookmarkStart w:id="114" w:name="fig-pred2"/>
+          <w:bookmarkStart w:id="112" w:name="fig-pred2"/>
           <w:p>
             <w:pPr>
               <w:pStyle w:val="Compact"/>
               <w:jc w:val="center"/>
             </w:pPr>
-            <w:bookmarkStart w:id="113" w:name="fig-pred2"/>
+            <w:bookmarkStart w:id="111" w:name="fig-pred2"/>
             <w:r>
               <w:drawing>
                 <wp:inline>
                   <wp:extent cx="5943600" cy="4245428"/>
                   <wp:effectExtent b="0" l="0" r="0" t="0"/>
-                  <wp:docPr descr="" title="" id="111" name="Picture"/>
+                  <wp:docPr descr="" title="" id="109" name="Picture"/>
                   <a:graphic>
                     <a:graphicData uri="http://schemas.openxmlformats.org/drawingml/2006/picture">
                       <pic:pic>
                         <pic:nvPicPr>
-                          <pic:cNvPr descr="manuscript_files/figure-docx/fig-pred2-1.png" id="112" name="Picture"/>
+                          <pic:cNvPr descr="manuscript_files/figure-docx/fig-pred2-1.png" id="110" name="Picture"/>
                           <pic:cNvPicPr>
                             <a:picLocks noChangeArrowheads="1" noChangeAspect="1"/>
                           </pic:cNvPicPr>
                         </pic:nvPicPr>
                         <pic:blipFill>
-                          <a:blip r:embed="rId110"/>
+                          <a:blip r:embed="rId108"/>
                           <a:stretch>
                             <a:fillRect/>
                           </a:stretch>
@@ -4837,7 +4993,7 @@
                 </wp:inline>
               </w:drawing>
             </w:r>
-            <w:bookmarkEnd w:id="113"/>
+            <w:bookmarkEnd w:id="111"/>
           </w:p>
           <w:p>
             <w:pPr>
@@ -4856,7 +5012,7 @@
               <w:t xml:space="preserve"> 4</w:t>
             </w:r>
           </w:p>
-          <w:bookmarkEnd w:id="114"/>
+          <w:bookmarkEnd w:id="112"/>
         </w:tc>
       </w:tr>
     </w:tbl>
@@ -4878,7 +5034,7 @@
       <w:tr>
         <w:tc>
           <w:tcPr/>
-          <w:bookmarkStart w:id="115" w:name="tbl-harvest"/>
+          <w:bookmarkStart w:id="113" w:name="tbl-harvest"/>
           <w:p>
             <w:pPr xmlns:w="http://schemas.openxmlformats.org/wordprocessingml/2006/main">
               <w:pStyle xmlns:w="http://schemas.openxmlformats.org/wordprocessingml/2006/main" w:val="ImageCaption"/>
@@ -6655,7 +6811,7 @@
               </w:tc>
             </w:tr>
           </w:tbl>
-          <w:bookmarkEnd w:id="115"/>
+          <w:bookmarkEnd w:id="113"/>
           <w:p/>
         </w:tc>
       </w:tr>
@@ -6720,7 +6876,7 @@
       <w:tr>
         <w:tc>
           <w:tcPr/>
-          <w:bookmarkStart w:id="116" w:name="tbl-odds1"/>
+          <w:bookmarkStart w:id="114" w:name="tbl-odds1"/>
           <w:p>
             <w:pPr xmlns:w="http://schemas.openxmlformats.org/wordprocessingml/2006/main">
               <w:pStyle xmlns:w="http://schemas.openxmlformats.org/wordprocessingml/2006/main" w:val="ImageCaption"/>
@@ -7065,7 +7221,7 @@
               </w:tc>
             </w:tr>
           </w:tbl>
-          <w:bookmarkEnd w:id="116"/>
+          <w:bookmarkEnd w:id="114"/>
           <w:p/>
         </w:tc>
       </w:tr>
@@ -7087,7 +7243,7 @@
         <w:t xml:space="preserve">The model included breeding status (0 = never bred, 1 = has bred) as response variable, and year, brood patches (0 = absent, 1 = present), and their interaction as covariates.</w:t>
       </w:r>
     </w:p>
-    <w:bookmarkEnd w:id="117"/>
+    <w:bookmarkEnd w:id="115"/>
     <w:sectPr>
       <w:type w:val="continuous"/>
       <w:pgSz w:h="15840" w:w="12240"/>
@@ -7885,7 +8041,7 @@
     <w:pPr>
       <w:keepNext/>
       <w:keepLines/>
-      <w:spacing w:after="120" w:before="360" w:line="240" w:lineRule="auto"/>
+      <w:spacing w:after="480" w:before="360" w:line="240" w:lineRule="auto"/>
       <w:ind w:firstLine="0"/>
       <w:jc w:val="center"/>
     </w:pPr>

--- a/manuscript/manuscript.docx
+++ b/manuscript/manuscript.docx
@@ -1999,7 +1999,7 @@
           <w:rPr>
             <w:rStyle w:val="Hyperlink"/>
           </w:rPr>
-          <w:t xml:space="preserve">https://doi.org/10.5281/zenodo.23393736</w:t>
+          <w:t xml:space="preserve">https://doi.org/10.5281/zenodo.23587495</w:t>
         </w:r>
       </w:hyperlink>
       <w:r>
@@ -2315,7 +2315,7 @@
         <w:t xml:space="preserve"> </w:t>
       </w:r>
       <w:r>
-        <w:t xml:space="preserve">(Version v1.1.0) [Dataset]. Zenodo.</w:t>
+        <w:t xml:space="preserve">(Version v2.0.0) [Dataset]. Zenodo.</w:t>
       </w:r>
       <w:r>
         <w:t xml:space="preserve"> </w:t>
@@ -2325,7 +2325,7 @@
           <w:rPr>
             <w:rStyle w:val="Hyperlink"/>
           </w:rPr>
-          <w:t xml:space="preserve">https://doi.org/10.5281/zenodo.23393736</w:t>
+          <w:t xml:space="preserve">https://doi.org/10.5281/zenodo.23587495</w:t>
         </w:r>
       </w:hyperlink>
     </w:p>

--- a/manuscript/manuscript.docx
+++ b/manuscript/manuscript.docx
@@ -81,7 +81,7 @@
         <w:spacing w:after="0"/>
       </w:pPr>
       <w:r>
-        <w:t xml:space="preserve">Received 05 August 2026, accepted xxxx</w:t>
+        <w:t xml:space="preserve">Received 05 August 2026, accepted 22 October 2026</w:t>
       </w:r>
     </w:p>
     <w:p>
